--- a/Fases_Dokumentasie/Fase5_Databasis+Finale-Webblad.docx
+++ b/Fases_Dokumentasie/Fase5_Databasis+Finale-Webblad.docx
@@ -644,46 +644,87 @@
     <w:p>
       <w:pPr>
         <w:pStyle w:val="Heading1"/>
+        <w:rPr>
+          <w:b/>
+          <w:bCs/>
+        </w:rPr>
       </w:pPr>
       <w:bookmarkStart w:id="2" w:name="_Toc222423580"/>
       <w:r>
+        <w:rPr>
+          <w:b/>
+          <w:bCs/>
+        </w:rPr>
         <w:lastRenderedPageBreak/>
         <w:t xml:space="preserve">Fase </w:t>
       </w:r>
       <w:r>
+        <w:rPr>
+          <w:b/>
+          <w:bCs/>
+        </w:rPr>
         <w:t>5</w:t>
       </w:r>
       <w:r>
+        <w:rPr>
+          <w:b/>
+          <w:bCs/>
+        </w:rPr>
         <w:t xml:space="preserve">: </w:t>
       </w:r>
       <w:bookmarkEnd w:id="1"/>
       <w:r>
+        <w:rPr>
+          <w:b/>
+          <w:bCs/>
+        </w:rPr>
         <w:t>Databasis en Finale Webtuiste</w:t>
       </w:r>
       <w:bookmarkEnd w:id="2"/>
     </w:p>
     <w:p>
+      <w:pPr>
+        <w:pStyle w:val="Heading2"/>
+        <w:shd w:val="clear" w:color="auto" w:fill="BDD6EE" w:themeFill="accent5" w:themeFillTint="66"/>
+        <w:jc w:val="center"/>
+        <w:rPr>
+          <w:b/>
+          <w:bCs/>
+        </w:rPr>
+      </w:pPr>
       <w:r>
         <w:rPr>
           <w:b/>
           <w:bCs/>
         </w:rPr>
-        <w:t>Inhandig:</w:t>
-      </w:r>
-      <w:r>
-        <w:t xml:space="preserve"> </w:t>
-      </w:r>
-      <w:r>
-        <w:t>Volledige projek, Databasis struktuur, Finale demo (screenshot / vid), README-leer</w:t>
+        <w:t>Inleiding en doel</w:t>
       </w:r>
     </w:p>
     <w:p>
       <w:pPr>
+        <w:pStyle w:val="Heading3"/>
+        <w:shd w:val="clear" w:color="auto" w:fill="DEEAF6" w:themeFill="accent5" w:themeFillTint="33"/>
+        <w:spacing w:after="240"/>
+      </w:pPr>
+    </w:p>
+    <w:p/>
+    <w:p>
+      <w:pPr>
         <w:pStyle w:val="Heading2"/>
+        <w:shd w:val="clear" w:color="auto" w:fill="BDD6EE" w:themeFill="accent5" w:themeFillTint="66"/>
+        <w:jc w:val="center"/>
+        <w:rPr>
+          <w:b/>
+          <w:bCs/>
+        </w:rPr>
       </w:pPr>
       <w:bookmarkStart w:id="3" w:name="_Toc221612749"/>
       <w:bookmarkStart w:id="4" w:name="_Toc222423581"/>
       <w:r>
+        <w:rPr>
+          <w:b/>
+          <w:bCs/>
+        </w:rPr>
         <w:t>Databasis struktuur</w:t>
       </w:r>
       <w:bookmarkEnd w:id="3"/>
@@ -703,16 +744,64 @@
           <w:iCs/>
           <w:color w:val="A6A6A6" w:themeColor="background1" w:themeShade="A6"/>
         </w:rPr>
-        <w:t>(Verduidelik kortliks wat jou databasis struktuur alles bevat)</w:t>
+        <w:t>(Verduidelik kortliks wat jou databasis struktuur alles bevat</w:t>
+      </w:r>
+      <w:r>
+        <w:rPr>
+          <w:i/>
+          <w:iCs/>
+          <w:color w:val="A6A6A6" w:themeColor="background1" w:themeShade="A6"/>
+        </w:rPr>
+        <w:t>, watter tabelle gebruik is</w:t>
+      </w:r>
+      <w:r>
+        <w:rPr>
+          <w:i/>
+          <w:iCs/>
+          <w:color w:val="A6A6A6" w:themeColor="background1" w:themeShade="A6"/>
+        </w:rPr>
+        <w:t>)</w:t>
       </w:r>
     </w:p>
     <w:p>
       <w:pPr>
+        <w:pStyle w:val="Heading3"/>
+        <w:shd w:val="clear" w:color="auto" w:fill="DEEAF6" w:themeFill="accent5" w:themeFillTint="33"/>
+        <w:spacing w:after="240"/>
+      </w:pPr>
+      <w:r>
+        <w:t>Tabelle gebruik</w:t>
+      </w:r>
+    </w:p>
+    <w:p/>
+    <w:p>
+      <w:pPr>
+        <w:pStyle w:val="Heading3"/>
+        <w:shd w:val="clear" w:color="auto" w:fill="DEEAF6" w:themeFill="accent5" w:themeFillTint="33"/>
+        <w:spacing w:after="240"/>
+      </w:pPr>
+      <w:r>
+        <w:t>CRUD implimentasie</w:t>
+      </w:r>
+    </w:p>
+    <w:p/>
+    <w:p>
+      <w:pPr>
         <w:pStyle w:val="Heading2"/>
+        <w:shd w:val="clear" w:color="auto" w:fill="BDD6EE" w:themeFill="accent5" w:themeFillTint="66"/>
+        <w:jc w:val="center"/>
+        <w:rPr>
+          <w:b/>
+          <w:bCs/>
+        </w:rPr>
       </w:pPr>
       <w:bookmarkStart w:id="5" w:name="_Toc221612750"/>
       <w:bookmarkStart w:id="6" w:name="_Toc222423582"/>
       <w:r>
+        <w:rPr>
+          <w:b/>
+          <w:bCs/>
+        </w:rPr>
         <w:t>Fotos / Video</w:t>
       </w:r>
       <w:bookmarkEnd w:id="5"/>
@@ -732,7 +821,94 @@
           <w:iCs/>
           <w:color w:val="A6A6A6" w:themeColor="background1" w:themeShade="A6"/>
         </w:rPr>
-        <w:t>(Enige ander fotos en of videos wat nie reeds in die dokument is nie)</w:t>
+        <w:t>(Enige ander fotos en of videos wat nie reeds in die dokument is nie</w:t>
+      </w:r>
+    </w:p>
+    <w:p>
+      <w:pPr>
+        <w:rPr>
+          <w:i/>
+          <w:iCs/>
+          <w:color w:val="A6A6A6" w:themeColor="background1" w:themeShade="A6"/>
+        </w:rPr>
+      </w:pPr>
+      <w:r>
+        <w:rPr>
+          <w:i/>
+          <w:iCs/>
+          <w:color w:val="A6A6A6" w:themeColor="background1" w:themeShade="A6"/>
+        </w:rPr>
+        <w:t>Skermskoot/video van:</w:t>
+      </w:r>
+    </w:p>
+    <w:p>
+      <w:pPr>
+        <w:ind w:firstLine="720"/>
+        <w:rPr>
+          <w:i/>
+          <w:iCs/>
+          <w:color w:val="A6A6A6" w:themeColor="background1" w:themeShade="A6"/>
+        </w:rPr>
+      </w:pPr>
+      <w:r>
+        <w:rPr>
+          <w:i/>
+          <w:iCs/>
+          <w:color w:val="A6A6A6" w:themeColor="background1" w:themeShade="A6"/>
+        </w:rPr>
+        <w:t>Voorraadbestuur blad</w:t>
+      </w:r>
+    </w:p>
+    <w:p>
+      <w:pPr>
+        <w:ind w:firstLine="720"/>
+        <w:rPr>
+          <w:i/>
+          <w:iCs/>
+          <w:color w:val="A6A6A6" w:themeColor="background1" w:themeShade="A6"/>
+        </w:rPr>
+      </w:pPr>
+      <w:r>
+        <w:rPr>
+          <w:i/>
+          <w:iCs/>
+          <w:color w:val="A6A6A6" w:themeColor="background1" w:themeShade="A6"/>
+        </w:rPr>
+        <w:t>Transaksies popup</w:t>
+      </w:r>
+    </w:p>
+    <w:p>
+      <w:pPr>
+        <w:ind w:firstLine="720"/>
+        <w:rPr>
+          <w:i/>
+          <w:iCs/>
+          <w:color w:val="A6A6A6" w:themeColor="background1" w:themeShade="A6"/>
+        </w:rPr>
+      </w:pPr>
+      <w:r>
+        <w:rPr>
+          <w:i/>
+          <w:iCs/>
+          <w:color w:val="A6A6A6" w:themeColor="background1" w:themeShade="A6"/>
+        </w:rPr>
+        <w:t xml:space="preserve">Demo video v. website - </w:t>
+      </w:r>
+      <w:r>
+        <w:rPr>
+          <w:i/>
+          <w:iCs/>
+          <w:color w:val="A6A6A6" w:themeColor="background1" w:themeShade="A6"/>
+        </w:rPr>
+        <w:t>wys navigasie, galerye, bestelvorm met berekening, voorraad-CRUD (add/edit/delete + low stock), en hoe dit op selfoon lyk.</w:t>
+      </w:r>
+      <w:r>
+        <w:rPr>
+          <w:i/>
+          <w:iCs/>
+          <w:color w:val="A6A6A6" w:themeColor="background1" w:themeShade="A6"/>
+        </w:rPr>
+        <w:t>)</w:t>
       </w:r>
     </w:p>
     <w:sectPr>
@@ -5050,6 +5226,37 @@
       </w:tcPr>
     </w:tblStylePr>
   </w:style>
+  <w:style w:type="character" w:customStyle="1" w:styleId="CSSKlasreelsChar">
+    <w:name w:val="CSS Klas reels Char"/>
+    <w:basedOn w:val="DefaultParagraphFont"/>
+    <w:link w:val="CSSKlasreels"/>
+    <w:rsid w:val="003C4470"/>
+    <w:rPr>
+      <w:rFonts w:ascii="Sagona Book" w:hAnsi="Sagona Book"/>
+      <w:color w:val="27467D"/>
+      <w:sz w:val="20"/>
+      <w:szCs w:val="20"/>
+      <w:shd w:val="clear" w:color="auto" w:fill="EFFBFF"/>
+      <w:lang w:val="af-ZA"/>
+    </w:rPr>
+  </w:style>
+  <w:style w:type="paragraph" w:customStyle="1" w:styleId="CSSKlasreels">
+    <w:name w:val="CSS Klas reels"/>
+    <w:basedOn w:val="Normal"/>
+    <w:link w:val="CSSKlasreelsChar"/>
+    <w:qFormat/>
+    <w:rsid w:val="003C4470"/>
+    <w:pPr>
+      <w:shd w:val="clear" w:color="auto" w:fill="EFFBFF"/>
+    </w:pPr>
+    <w:rPr>
+      <w:rFonts w:ascii="Sagona Book" w:hAnsi="Sagona Book"/>
+      <w:color w:val="27467D"/>
+      <w:sz w:val="20"/>
+      <w:szCs w:val="20"/>
+      <w:shd w:val="clear" w:color="auto" w:fill="F3F6FB"/>
+    </w:rPr>
+  </w:style>
 </w:styles>
 </file>
 

--- a/Fases_Dokumentasie/Fase5_Databasis+Finale-Webblad.docx
+++ b/Fases_Dokumentasie/Fase5_Databasis+Finale-Webblad.docx
@@ -317,10 +317,9 @@
             </w:tabs>
             <w:rPr>
               <w:rFonts w:eastAsiaTheme="minorEastAsia"/>
-              <w:noProof/>
               <w:sz w:val="24"/>
               <w:szCs w:val="24"/>
-              <w:lang w:val="en-ZA" w:eastAsia="en-ZA"/>
+              <w:lang w:eastAsia="en-ZA"/>
             </w:rPr>
           </w:pPr>
           <w:r>
@@ -336,54 +335,46 @@
             <w:r>
               <w:rPr>
                 <w:rStyle w:val="Hyperlink"/>
-                <w:noProof/>
               </w:rPr>
               <w:t>Inhoudsopgawe</w:t>
             </w:r>
             <w:r>
               <w:rPr>
-                <w:noProof/>
                 <w:webHidden/>
               </w:rPr>
               <w:tab/>
             </w:r>
             <w:r>
               <w:rPr>
-                <w:noProof/>
                 <w:webHidden/>
               </w:rPr>
               <w:fldChar w:fldCharType="begin"/>
             </w:r>
             <w:r>
               <w:rPr>
-                <w:noProof/>
                 <w:webHidden/>
               </w:rPr>
               <w:instrText xml:space="preserve"> PAGEREF _Toc222423579 \h </w:instrText>
             </w:r>
             <w:r>
               <w:rPr>
-                <w:noProof/>
                 <w:webHidden/>
               </w:rPr>
             </w:r>
             <w:r>
               <w:rPr>
-                <w:noProof/>
                 <w:webHidden/>
               </w:rPr>
               <w:fldChar w:fldCharType="separate"/>
             </w:r>
             <w:r>
               <w:rPr>
-                <w:noProof/>
                 <w:webHidden/>
               </w:rPr>
               <w:t>1</w:t>
             </w:r>
             <w:r>
               <w:rPr>
-                <w:noProof/>
                 <w:webHidden/>
               </w:rPr>
               <w:fldChar w:fldCharType="end"/>
@@ -398,64 +389,55 @@
             </w:tabs>
             <w:rPr>
               <w:rFonts w:eastAsiaTheme="minorEastAsia"/>
-              <w:noProof/>
               <w:sz w:val="24"/>
               <w:szCs w:val="24"/>
-              <w:lang w:val="en-ZA" w:eastAsia="en-ZA"/>
+              <w:lang w:eastAsia="en-ZA"/>
             </w:rPr>
           </w:pPr>
           <w:hyperlink w:anchor="_Toc222423580" w:history="1">
             <w:r>
               <w:rPr>
                 <w:rStyle w:val="Hyperlink"/>
-                <w:noProof/>
               </w:rPr>
               <w:t>Fase 5: Databasis en Finale Webtuiste</w:t>
             </w:r>
             <w:r>
               <w:rPr>
-                <w:noProof/>
                 <w:webHidden/>
               </w:rPr>
               <w:tab/>
             </w:r>
             <w:r>
               <w:rPr>
-                <w:noProof/>
                 <w:webHidden/>
               </w:rPr>
               <w:fldChar w:fldCharType="begin"/>
             </w:r>
             <w:r>
               <w:rPr>
-                <w:noProof/>
                 <w:webHidden/>
               </w:rPr>
               <w:instrText xml:space="preserve"> PAGEREF _Toc222423580 \h </w:instrText>
             </w:r>
             <w:r>
               <w:rPr>
-                <w:noProof/>
                 <w:webHidden/>
               </w:rPr>
             </w:r>
             <w:r>
               <w:rPr>
-                <w:noProof/>
                 <w:webHidden/>
               </w:rPr>
               <w:fldChar w:fldCharType="separate"/>
             </w:r>
             <w:r>
               <w:rPr>
-                <w:noProof/>
                 <w:webHidden/>
               </w:rPr>
               <w:t>2</w:t>
             </w:r>
             <w:r>
               <w:rPr>
-                <w:noProof/>
                 <w:webHidden/>
               </w:rPr>
               <w:fldChar w:fldCharType="end"/>
@@ -470,64 +452,55 @@
             </w:tabs>
             <w:rPr>
               <w:rFonts w:eastAsiaTheme="minorEastAsia"/>
-              <w:noProof/>
               <w:sz w:val="24"/>
               <w:szCs w:val="24"/>
-              <w:lang w:val="en-ZA" w:eastAsia="en-ZA"/>
+              <w:lang w:eastAsia="en-ZA"/>
             </w:rPr>
           </w:pPr>
           <w:hyperlink w:anchor="_Toc222423581" w:history="1">
             <w:r>
               <w:rPr>
                 <w:rStyle w:val="Hyperlink"/>
-                <w:noProof/>
               </w:rPr>
               <w:t>Databasis struktuur</w:t>
             </w:r>
             <w:r>
               <w:rPr>
-                <w:noProof/>
                 <w:webHidden/>
               </w:rPr>
               <w:tab/>
             </w:r>
             <w:r>
               <w:rPr>
-                <w:noProof/>
                 <w:webHidden/>
               </w:rPr>
               <w:fldChar w:fldCharType="begin"/>
             </w:r>
             <w:r>
               <w:rPr>
-                <w:noProof/>
                 <w:webHidden/>
               </w:rPr>
               <w:instrText xml:space="preserve"> PAGEREF _Toc222423581 \h </w:instrText>
             </w:r>
             <w:r>
               <w:rPr>
-                <w:noProof/>
                 <w:webHidden/>
               </w:rPr>
             </w:r>
             <w:r>
               <w:rPr>
-                <w:noProof/>
                 <w:webHidden/>
               </w:rPr>
               <w:fldChar w:fldCharType="separate"/>
             </w:r>
             <w:r>
               <w:rPr>
-                <w:noProof/>
                 <w:webHidden/>
               </w:rPr>
               <w:t>2</w:t>
             </w:r>
             <w:r>
               <w:rPr>
-                <w:noProof/>
                 <w:webHidden/>
               </w:rPr>
               <w:fldChar w:fldCharType="end"/>
@@ -542,64 +515,55 @@
             </w:tabs>
             <w:rPr>
               <w:rFonts w:eastAsiaTheme="minorEastAsia"/>
-              <w:noProof/>
               <w:sz w:val="24"/>
               <w:szCs w:val="24"/>
-              <w:lang w:val="en-ZA" w:eastAsia="en-ZA"/>
+              <w:lang w:eastAsia="en-ZA"/>
             </w:rPr>
           </w:pPr>
           <w:hyperlink w:anchor="_Toc222423582" w:history="1">
             <w:r>
               <w:rPr>
                 <w:rStyle w:val="Hyperlink"/>
-                <w:noProof/>
               </w:rPr>
               <w:t>Fotos / Video</w:t>
             </w:r>
             <w:r>
               <w:rPr>
-                <w:noProof/>
                 <w:webHidden/>
               </w:rPr>
               <w:tab/>
             </w:r>
             <w:r>
               <w:rPr>
-                <w:noProof/>
                 <w:webHidden/>
               </w:rPr>
               <w:fldChar w:fldCharType="begin"/>
             </w:r>
             <w:r>
               <w:rPr>
-                <w:noProof/>
                 <w:webHidden/>
               </w:rPr>
               <w:instrText xml:space="preserve"> PAGEREF _Toc222423582 \h </w:instrText>
             </w:r>
             <w:r>
               <w:rPr>
-                <w:noProof/>
                 <w:webHidden/>
               </w:rPr>
             </w:r>
             <w:r>
               <w:rPr>
-                <w:noProof/>
                 <w:webHidden/>
               </w:rPr>
               <w:fldChar w:fldCharType="separate"/>
             </w:r>
             <w:r>
               <w:rPr>
-                <w:noProof/>
                 <w:webHidden/>
               </w:rPr>
               <w:t>2</w:t>
             </w:r>
             <w:r>
               <w:rPr>
-                <w:noProof/>
                 <w:webHidden/>
               </w:rPr>
               <w:fldChar w:fldCharType="end"/>
@@ -702,12 +666,59 @@
     </w:p>
     <w:p>
       <w:pPr>
-        <w:pStyle w:val="Heading3"/>
-        <w:shd w:val="clear" w:color="auto" w:fill="DEEAF6" w:themeFill="accent5" w:themeFillTint="33"/>
-        <w:spacing w:after="240"/>
-      </w:pPr>
+        <w:pStyle w:val="ListParagraph"/>
+        <w:numPr>
+          <w:ilvl w:val="0"/>
+          <w:numId w:val="36"/>
+        </w:numPr>
+        <w:spacing w:after="0"/>
+        <w:ind w:left="284" w:hanging="142"/>
+      </w:pPr>
+      <w:r>
+        <w:t>Hierdie is my finale fase vir my projek vir hierdie fase moet my webblad volledig funksioneel en klaar wees met ‘n werkende databasis.</w:t>
+      </w:r>
     </w:p>
-    <w:p/>
+    <w:p>
+      <w:pPr>
+        <w:pStyle w:val="ListParagraph"/>
+        <w:numPr>
+          <w:ilvl w:val="0"/>
+          <w:numId w:val="36"/>
+        </w:numPr>
+        <w:spacing w:after="0"/>
+        <w:ind w:left="284" w:hanging="142"/>
+      </w:pPr>
+      <w:r>
+        <w:t>Die databasis moet volledige CRUD funksionaliteit he , data permanent stoor en baseer wees op 2 tabelle.</w:t>
+      </w:r>
+    </w:p>
+    <w:p>
+      <w:pPr>
+        <w:pStyle w:val="ListParagraph"/>
+        <w:numPr>
+          <w:ilvl w:val="0"/>
+          <w:numId w:val="36"/>
+        </w:numPr>
+        <w:spacing w:after="0"/>
+        <w:ind w:left="284" w:hanging="142"/>
+      </w:pPr>
+      <w:r>
+        <w:t>Ek moet ook seker maak dat data korrek vertoon op my webblaaie.</w:t>
+      </w:r>
+    </w:p>
+    <w:p>
+      <w:pPr>
+        <w:pStyle w:val="ListParagraph"/>
+        <w:numPr>
+          <w:ilvl w:val="0"/>
+          <w:numId w:val="36"/>
+        </w:numPr>
+        <w:ind w:left="284" w:hanging="142"/>
+      </w:pPr>
+      <w:r>
+        <w:t>Ek moet ook ‘n README leer he vir my projek.</w:t>
+      </w:r>
+    </w:p>
     <w:p>
       <w:pPr>
         <w:pStyle w:val="Heading2"/>
@@ -732,63 +743,236 @@
     </w:p>
     <w:p>
       <w:pPr>
-        <w:rPr>
-          <w:i/>
-          <w:iCs/>
-          <w:color w:val="A6A6A6" w:themeColor="background1" w:themeShade="A6"/>
-        </w:rPr>
+        <w:pStyle w:val="ListParagraph"/>
+        <w:numPr>
+          <w:ilvl w:val="0"/>
+          <w:numId w:val="41"/>
+        </w:numPr>
       </w:pPr>
       <w:r>
-        <w:rPr>
-          <w:i/>
-          <w:iCs/>
-          <w:color w:val="A6A6A6" w:themeColor="background1" w:themeShade="A6"/>
-        </w:rPr>
-        <w:t>(Verduidelik kortliks wat jou databasis struktuur alles bevat</w:t>
+        <w:t>Ek het ‘n voorraadbeheer databasis</w:t>
       </w:r>
       <w:r>
-        <w:rPr>
-          <w:i/>
-          <w:iCs/>
-          <w:color w:val="A6A6A6" w:themeColor="background1" w:themeShade="A6"/>
-        </w:rPr>
-        <w:t>, watter tabelle gebruik is</w:t>
-      </w:r>
-      <w:r>
-        <w:rPr>
-          <w:i/>
-          <w:iCs/>
-          <w:color w:val="A6A6A6" w:themeColor="background1" w:themeShade="A6"/>
-        </w:rPr>
-        <w:t>)</w:t>
+        <w:t xml:space="preserve"> waarop alle CRUD funksies op toegepas kan word omdat hierdie tabel alle data stoor.</w:t>
       </w:r>
     </w:p>
     <w:p>
       <w:pPr>
+        <w:pStyle w:val="ListParagraph"/>
+        <w:numPr>
+          <w:ilvl w:val="0"/>
+          <w:numId w:val="41"/>
+        </w:numPr>
+      </w:pPr>
+      <w:r>
+        <w:t xml:space="preserve">Ek het ‘n logboek wat alle veranderinge aan die databasis wys </w:t>
+      </w:r>
+      <w:r>
+        <w:t>,dit kan gesien word deur die wys transaksies knoppie te kliek.</w:t>
+      </w:r>
+    </w:p>
+    <w:p>
+      <w:pPr>
         <w:pStyle w:val="Heading3"/>
         <w:shd w:val="clear" w:color="auto" w:fill="DEEAF6" w:themeFill="accent5" w:themeFillTint="33"/>
-        <w:spacing w:after="240"/>
       </w:pPr>
       <w:r>
         <w:t>Tabelle gebruik</w:t>
       </w:r>
     </w:p>
-    <w:p/>
+    <w:p>
+      <w:pPr>
+        <w:spacing w:after="0"/>
+        <w:rPr>
+          <w:b/>
+          <w:bCs/>
+        </w:rPr>
+      </w:pPr>
+      <w:r>
+        <w:rPr>
+          <w:b/>
+          <w:bCs/>
+        </w:rPr>
+        <w:t>Tabel 1: VOORRAAD_ITEMS</w:t>
+      </w:r>
+    </w:p>
+    <w:p>
+      <w:r>
+        <w:t>Hierdie tabel is baeser op my produkte tabel op my products.html blad.</w:t>
+      </w:r>
+    </w:p>
+    <w:p>
+      <w:pPr>
+        <w:spacing w:after="0"/>
+        <w:rPr>
+          <w:b/>
+          <w:bCs/>
+        </w:rPr>
+      </w:pPr>
+      <w:r>
+        <w:rPr>
+          <w:b/>
+          <w:bCs/>
+        </w:rPr>
+        <w:t>Tabel 2: VERKOPE_REKORDS</w:t>
+      </w:r>
+    </w:p>
+    <w:p>
+      <w:r>
+        <w:t>Hierdie tabel is bas</w:t>
+      </w:r>
+      <w:r>
+        <w:t>e</w:t>
+      </w:r>
+      <w:r>
+        <w:t xml:space="preserve">er op my </w:t>
+      </w:r>
+      <w:r>
+        <w:t>verkope</w:t>
+      </w:r>
+      <w:r>
+        <w:t xml:space="preserve"> tabel op my </w:t>
+      </w:r>
+      <w:r>
+        <w:t>verkope_en_rekords</w:t>
+      </w:r>
+      <w:r>
+        <w:t>.html blad.</w:t>
+      </w:r>
+    </w:p>
     <w:p>
       <w:pPr>
         <w:pStyle w:val="Heading3"/>
         <w:shd w:val="clear" w:color="auto" w:fill="DEEAF6" w:themeFill="accent5" w:themeFillTint="33"/>
-        <w:spacing w:after="240"/>
       </w:pPr>
       <w:r>
         <w:t>CRUD implimentasie</w:t>
       </w:r>
     </w:p>
-    <w:p/>
+    <w:p>
+      <w:pPr>
+        <w:spacing w:after="0"/>
+      </w:pPr>
+      <w:r>
+        <w:t>Alle CRUD</w:t>
+      </w:r>
+      <w:r>
+        <w:t xml:space="preserve"> funksies</w:t>
+      </w:r>
+      <w:r>
+        <w:t xml:space="preserve"> is volledig in</w:t>
+      </w:r>
+      <w:r>
+        <w:t xml:space="preserve"> JS</w:t>
+      </w:r>
+      <w:r>
+        <w:t xml:space="preserve"> </w:t>
+      </w:r>
+      <w:r>
+        <w:t>i</w:t>
+      </w:r>
+      <w:r>
+        <w:t>mplementeer en werk op die voorraadbestuur.html</w:t>
+      </w:r>
+      <w:r>
+        <w:t xml:space="preserve"> blad se databasis</w:t>
+      </w:r>
+      <w:r>
+        <w:t>:</w:t>
+      </w:r>
+    </w:p>
+    <w:p>
+      <w:pPr>
+        <w:numPr>
+          <w:ilvl w:val="0"/>
+          <w:numId w:val="39"/>
+        </w:numPr>
+        <w:spacing w:after="0"/>
+      </w:pPr>
+      <w:r>
+        <w:rPr>
+          <w:b/>
+          <w:bCs/>
+        </w:rPr>
+        <w:t>Create</w:t>
+      </w:r>
+      <w:r>
+        <w:t xml:space="preserve"> → Knoppie “+ Nuwe item” (prompts vra vir al die velde).</w:t>
+      </w:r>
+    </w:p>
+    <w:p>
+      <w:pPr>
+        <w:numPr>
+          <w:ilvl w:val="0"/>
+          <w:numId w:val="39"/>
+        </w:numPr>
+        <w:spacing w:after="0"/>
+      </w:pPr>
+      <w:r>
+        <w:rPr>
+          <w:b/>
+          <w:bCs/>
+        </w:rPr>
+        <w:t>Read</w:t>
+      </w:r>
+      <w:r>
+        <w:t xml:space="preserve"> → Tabel wys alle items met soekfunksie (filterInventory()).</w:t>
+      </w:r>
+    </w:p>
+    <w:p>
+      <w:pPr>
+        <w:numPr>
+          <w:ilvl w:val="0"/>
+          <w:numId w:val="39"/>
+        </w:numPr>
+        <w:spacing w:after="0"/>
+      </w:pPr>
+      <w:r>
+        <w:rPr>
+          <w:b/>
+          <w:bCs/>
+        </w:rPr>
+        <w:t>Update</w:t>
+      </w:r>
+      <w:r>
+        <w:t xml:space="preserve"> → </w:t>
+      </w:r>
+      <w:r>
+        <w:t xml:space="preserve">Potlood </w:t>
+      </w:r>
+      <w:r>
+        <w:t>knoppie langs elke ry (verander hoeveelheid en log transaksie).</w:t>
+      </w:r>
+    </w:p>
+    <w:p>
+      <w:pPr>
+        <w:numPr>
+          <w:ilvl w:val="0"/>
+          <w:numId w:val="39"/>
+        </w:numPr>
+      </w:pPr>
+      <w:r>
+        <w:rPr>
+          <w:b/>
+          <w:bCs/>
+        </w:rPr>
+        <w:t>Delete</w:t>
+      </w:r>
+      <w:r>
+        <w:t xml:space="preserve"> → </w:t>
+      </w:r>
+      <w:r>
+        <w:t xml:space="preserve">Asblik </w:t>
+      </w:r>
+      <w:r>
+        <w:t>knoppie (verwyder item permanent en log transaksie).</w:t>
+      </w:r>
+    </w:p>
     <w:p>
       <w:pPr>
         <w:pStyle w:val="Heading2"/>
         <w:shd w:val="clear" w:color="auto" w:fill="BDD6EE" w:themeFill="accent5" w:themeFillTint="66"/>
+        <w:spacing w:after="240"/>
         <w:jc w:val="center"/>
         <w:rPr>
           <w:b/>
@@ -809,107 +993,67 @@
     </w:p>
     <w:p>
       <w:pPr>
-        <w:rPr>
-          <w:i/>
-          <w:iCs/>
-          <w:color w:val="A6A6A6" w:themeColor="background1" w:themeShade="A6"/>
-        </w:rPr>
+        <w:spacing w:after="0"/>
       </w:pPr>
       <w:r>
-        <w:rPr>
-          <w:i/>
-          <w:iCs/>
-          <w:color w:val="A6A6A6" w:themeColor="background1" w:themeShade="A6"/>
-        </w:rPr>
-        <w:t>(Enige ander fotos en of videos wat nie reeds in die dokument is nie</w:t>
+        <w:t>Ek het 2 demo videos gemaak:</w:t>
       </w:r>
     </w:p>
     <w:p>
       <w:pPr>
-        <w:rPr>
-          <w:i/>
-          <w:iCs/>
-          <w:color w:val="A6A6A6" w:themeColor="background1" w:themeShade="A6"/>
-        </w:rPr>
+        <w:pStyle w:val="ListParagraph"/>
+        <w:numPr>
+          <w:ilvl w:val="0"/>
+          <w:numId w:val="40"/>
+        </w:numPr>
       </w:pPr>
       <w:r>
-        <w:rPr>
-          <w:i/>
-          <w:iCs/>
-          <w:color w:val="A6A6A6" w:themeColor="background1" w:themeShade="A6"/>
-        </w:rPr>
-        <w:t>Skermskoot/video van:</w:t>
+        <w:t>Ek het ‘n demo video gemaak wat deur al my blaaie beweeg en alle funksionaliteite wys op ‘n rekenaar skerm.</w:t>
       </w:r>
+      <w:r>
+        <w:t xml:space="preserve"> </w:t>
+      </w:r>
+      <w:r>
+        <w:br/>
+        <w:t xml:space="preserve">Hier is die video skakel: </w:t>
+      </w:r>
+      <w:hyperlink r:id="rId10" w:tooltip="Skakel na rekenaar skerm demo video in Skermskote en video leer" w:history="1">
+        <w:r>
+          <w:rPr>
+            <w:rStyle w:val="Hyperlink"/>
+          </w:rPr>
+          <w:t>..\Skermskote en Video\Fase5 - FinaleDemo\Rekenaarskerm.mp4</w:t>
+        </w:r>
+      </w:hyperlink>
     </w:p>
     <w:p>
       <w:pPr>
-        <w:ind w:firstLine="720"/>
-        <w:rPr>
-          <w:i/>
-          <w:iCs/>
-          <w:color w:val="A6A6A6" w:themeColor="background1" w:themeShade="A6"/>
-        </w:rPr>
+        <w:pStyle w:val="ListParagraph"/>
+        <w:numPr>
+          <w:ilvl w:val="0"/>
+          <w:numId w:val="40"/>
+        </w:numPr>
       </w:pPr>
       <w:r>
-        <w:rPr>
-          <w:i/>
-          <w:iCs/>
-          <w:color w:val="A6A6A6" w:themeColor="background1" w:themeShade="A6"/>
-        </w:rPr>
-        <w:t>Voorraadbestuur blad</w:t>
-      </w:r>
-    </w:p>
-    <w:p>
-      <w:pPr>
-        <w:ind w:firstLine="720"/>
-        <w:rPr>
-          <w:i/>
-          <w:iCs/>
-          <w:color w:val="A6A6A6" w:themeColor="background1" w:themeShade="A6"/>
-        </w:rPr>
-      </w:pPr>
-      <w:r>
-        <w:rPr>
-          <w:i/>
-          <w:iCs/>
-          <w:color w:val="A6A6A6" w:themeColor="background1" w:themeShade="A6"/>
-        </w:rPr>
-        <w:t>Transaksies popup</w:t>
-      </w:r>
-    </w:p>
-    <w:p>
-      <w:pPr>
-        <w:ind w:firstLine="720"/>
-        <w:rPr>
-          <w:i/>
-          <w:iCs/>
-          <w:color w:val="A6A6A6" w:themeColor="background1" w:themeShade="A6"/>
-        </w:rPr>
-      </w:pPr>
-      <w:r>
-        <w:rPr>
-          <w:i/>
-          <w:iCs/>
-          <w:color w:val="A6A6A6" w:themeColor="background1" w:themeShade="A6"/>
-        </w:rPr>
-        <w:t xml:space="preserve">Demo video v. website - </w:t>
+        <w:t>Die video wys ook hoe die webblad lyk en werk op kleiner skerms soos ‘n slimfoon skerm.</w:t>
       </w:r>
       <w:r>
-        <w:rPr>
-          <w:i/>
-          <w:iCs/>
-          <w:color w:val="A6A6A6" w:themeColor="background1" w:themeShade="A6"/>
-        </w:rPr>
-        <w:t>wys navigasie, galerye, bestelvorm met berekening, voorraad-CRUD (add/edit/delete + low stock), en hoe dit op selfoon lyk.</w:t>
+        <w:br/>
       </w:r>
       <w:r>
-        <w:rPr>
-          <w:i/>
-          <w:iCs/>
-          <w:color w:val="A6A6A6" w:themeColor="background1" w:themeShade="A6"/>
-        </w:rPr>
-        <w:t>)</w:t>
+        <w:t>Hier is die video skakel</w:t>
       </w:r>
+      <w:r>
+        <w:t xml:space="preserve">: </w:t>
+      </w:r>
+      <w:hyperlink r:id="rId11" w:tooltip="Slimfoon skermgrootte demo video in skermskote en videos leer" w:history="1">
+        <w:r>
+          <w:rPr>
+            <w:rStyle w:val="Hyperlink"/>
+          </w:rPr>
+          <w:t>..\Skermskote en Video\Fase5 - FinaleDemo\Slimfoon.mp4</w:t>
+        </w:r>
+      </w:hyperlink>
     </w:p>
     <w:sectPr>
       <w:pgSz w:w="11906" w:h="16838" w:code="9"/>
@@ -976,6 +1120,119 @@
 <file path=word/numbering.xml><?xml version="1.0" encoding="utf-8"?>
 <w:numbering xmlns:wpc="http://schemas.microsoft.com/office/word/2010/wordprocessingCanvas" xmlns:cx="http://schemas.microsoft.com/office/drawing/2014/chartex" xmlns:cx1="http://schemas.microsoft.com/office/drawing/2015/9/8/chartex" xmlns:cx2="http://schemas.microsoft.com/office/drawing/2015/10/21/chartex" xmlns:cx3="http://schemas.microsoft.com/office/drawing/2016/5/9/chartex" xmlns:cx4="http://schemas.microsoft.com/office/drawing/2016/5/10/chartex" xmlns:cx5="http://schemas.microsoft.com/office/drawing/2016/5/11/chartex" xmlns:cx6="http://schemas.microsoft.com/office/drawing/2016/5/12/chartex" xmlns:cx7="http://schemas.microsoft.com/office/drawing/2016/5/13/chartex" xmlns:cx8="http://schemas.microsoft.com/office/drawing/2016/5/14/chartex" xmlns:mc="http://schemas.openxmlformats.org/markup-compatibility/2006" xmlns:aink="http://schemas.microsoft.com/office/drawing/2016/ink" xmlns:am3d="http://schemas.microsoft.com/office/drawing/2017/model3d" xmlns:o="urn:schemas-microsoft-com:office:office" xmlns:oel="http://schemas.microsoft.com/office/2019/extlst" xmlns:r="http://schemas.openxmlformats.org/officeDocument/2006/relationships" xmlns:m="http://schemas.openxmlformats.org/officeDocument/2006/math" xmlns:v="urn:schemas-microsoft-com:vml" xmlns:wp14="http://schemas.microsoft.com/office/word/2010/wordprocessingDrawing" xmlns:wp="http://schemas.openxmlformats.org/drawingml/2006/wordprocessingDrawing" xmlns:w10="urn:schemas-microsoft-com:office:word" xmlns:w="http://schemas.openxmlformats.org/wordprocessingml/2006/main" xmlns:w14="http://schemas.microsoft.com/office/word/2010/wordml" xmlns:w15="http://schemas.microsoft.com/office/word/2012/wordml" xmlns:w16cex="http://schemas.microsoft.com/office/word/2018/wordml/cex" xmlns:w16cid="http://schemas.microsoft.com/office/word/2016/wordml/cid" xmlns:w16="http://schemas.microsoft.com/office/word/2018/wordml" xmlns:w16du="http://schemas.microsoft.com/office/word/2023/wordml/word16du" xmlns:w16sdtdh="http://schemas.microsoft.com/office/word/2020/wordml/sdtdatahash" xmlns:w16sdtfl="http://schemas.microsoft.com/office/word/2024/wordml/sdtformatlock" xmlns:w16se="http://schemas.microsoft.com/office/word/2015/wordml/symex" xmlns:wpg="http://schemas.microsoft.com/office/word/2010/wordprocessingGroup" xmlns:wpi="http://schemas.microsoft.com/office/word/2010/wordprocessingInk" xmlns:wne="http://schemas.microsoft.com/office/word/2006/wordml" xmlns:wps="http://schemas.microsoft.com/office/word/2010/wordprocessingShape" mc:Ignorable="w14 w15 w16se w16cid w16 w16cex w16sdtdh w16sdtfl w16du wp14">
   <w:abstractNum w:abstractNumId="0" w15:restartNumberingAfterBreak="0">
+    <w:nsid w:val="038524A6"/>
+    <w:multiLevelType w:val="hybridMultilevel"/>
+    <w:tmpl w:val="5B728524"/>
+    <w:lvl w:ilvl="0" w:tplc="1C090001">
+      <w:start w:val="1"/>
+      <w:numFmt w:val="bullet"/>
+      <w:lvlText w:val=""/>
+      <w:lvlJc w:val="left"/>
+      <w:pPr>
+        <w:ind w:left="360" w:hanging="360"/>
+      </w:pPr>
+      <w:rPr>
+        <w:rFonts w:ascii="Symbol" w:hAnsi="Symbol" w:hint="default"/>
+      </w:rPr>
+    </w:lvl>
+    <w:lvl w:ilvl="1" w:tplc="1C090003" w:tentative="1">
+      <w:start w:val="1"/>
+      <w:numFmt w:val="bullet"/>
+      <w:lvlText w:val="o"/>
+      <w:lvlJc w:val="left"/>
+      <w:pPr>
+        <w:ind w:left="1080" w:hanging="360"/>
+      </w:pPr>
+      <w:rPr>
+        <w:rFonts w:ascii="Courier New" w:hAnsi="Courier New" w:cs="Courier New" w:hint="default"/>
+      </w:rPr>
+    </w:lvl>
+    <w:lvl w:ilvl="2" w:tplc="1C090005" w:tentative="1">
+      <w:start w:val="1"/>
+      <w:numFmt w:val="bullet"/>
+      <w:lvlText w:val=""/>
+      <w:lvlJc w:val="left"/>
+      <w:pPr>
+        <w:ind w:left="1800" w:hanging="360"/>
+      </w:pPr>
+      <w:rPr>
+        <w:rFonts w:ascii="Wingdings" w:hAnsi="Wingdings" w:hint="default"/>
+      </w:rPr>
+    </w:lvl>
+    <w:lvl w:ilvl="3" w:tplc="1C090001" w:tentative="1">
+      <w:start w:val="1"/>
+      <w:numFmt w:val="bullet"/>
+      <w:lvlText w:val=""/>
+      <w:lvlJc w:val="left"/>
+      <w:pPr>
+        <w:ind w:left="2520" w:hanging="360"/>
+      </w:pPr>
+      <w:rPr>
+        <w:rFonts w:ascii="Symbol" w:hAnsi="Symbol" w:hint="default"/>
+      </w:rPr>
+    </w:lvl>
+    <w:lvl w:ilvl="4" w:tplc="1C090003" w:tentative="1">
+      <w:start w:val="1"/>
+      <w:numFmt w:val="bullet"/>
+      <w:lvlText w:val="o"/>
+      <w:lvlJc w:val="left"/>
+      <w:pPr>
+        <w:ind w:left="3240" w:hanging="360"/>
+      </w:pPr>
+      <w:rPr>
+        <w:rFonts w:ascii="Courier New" w:hAnsi="Courier New" w:cs="Courier New" w:hint="default"/>
+      </w:rPr>
+    </w:lvl>
+    <w:lvl w:ilvl="5" w:tplc="1C090005" w:tentative="1">
+      <w:start w:val="1"/>
+      <w:numFmt w:val="bullet"/>
+      <w:lvlText w:val=""/>
+      <w:lvlJc w:val="left"/>
+      <w:pPr>
+        <w:ind w:left="3960" w:hanging="360"/>
+      </w:pPr>
+      <w:rPr>
+        <w:rFonts w:ascii="Wingdings" w:hAnsi="Wingdings" w:hint="default"/>
+      </w:rPr>
+    </w:lvl>
+    <w:lvl w:ilvl="6" w:tplc="1C090001" w:tentative="1">
+      <w:start w:val="1"/>
+      <w:numFmt w:val="bullet"/>
+      <w:lvlText w:val=""/>
+      <w:lvlJc w:val="left"/>
+      <w:pPr>
+        <w:ind w:left="4680" w:hanging="360"/>
+      </w:pPr>
+      <w:rPr>
+        <w:rFonts w:ascii="Symbol" w:hAnsi="Symbol" w:hint="default"/>
+      </w:rPr>
+    </w:lvl>
+    <w:lvl w:ilvl="7" w:tplc="1C090003" w:tentative="1">
+      <w:start w:val="1"/>
+      <w:numFmt w:val="bullet"/>
+      <w:lvlText w:val="o"/>
+      <w:lvlJc w:val="left"/>
+      <w:pPr>
+        <w:ind w:left="5400" w:hanging="360"/>
+      </w:pPr>
+      <w:rPr>
+        <w:rFonts w:ascii="Courier New" w:hAnsi="Courier New" w:cs="Courier New" w:hint="default"/>
+      </w:rPr>
+    </w:lvl>
+    <w:lvl w:ilvl="8" w:tplc="1C090005" w:tentative="1">
+      <w:start w:val="1"/>
+      <w:numFmt w:val="bullet"/>
+      <w:lvlText w:val=""/>
+      <w:lvlJc w:val="left"/>
+      <w:pPr>
+        <w:ind w:left="6120" w:hanging="360"/>
+      </w:pPr>
+      <w:rPr>
+        <w:rFonts w:ascii="Wingdings" w:hAnsi="Wingdings" w:hint="default"/>
+      </w:rPr>
+    </w:lvl>
+  </w:abstractNum>
+  <w:abstractNum w:abstractNumId="1" w15:restartNumberingAfterBreak="0">
     <w:nsid w:val="05745977"/>
     <w:multiLevelType w:val="hybridMultilevel"/>
     <w:tmpl w:val="DBF86CA2"/>
@@ -1061,7 +1318,7 @@
       </w:pPr>
     </w:lvl>
   </w:abstractNum>
-  <w:abstractNum w:abstractNumId="1" w15:restartNumberingAfterBreak="0">
+  <w:abstractNum w:abstractNumId="2" w15:restartNumberingAfterBreak="0">
     <w:nsid w:val="068F4424"/>
     <w:multiLevelType w:val="hybridMultilevel"/>
     <w:tmpl w:val="B358E402"/>
@@ -1174,7 +1431,7 @@
       </w:rPr>
     </w:lvl>
   </w:abstractNum>
-  <w:abstractNum w:abstractNumId="2" w15:restartNumberingAfterBreak="0">
+  <w:abstractNum w:abstractNumId="3" w15:restartNumberingAfterBreak="0">
     <w:nsid w:val="07324250"/>
     <w:multiLevelType w:val="hybridMultilevel"/>
     <w:tmpl w:val="DBF86CA2"/>
@@ -1260,7 +1517,7 @@
       </w:pPr>
     </w:lvl>
   </w:abstractNum>
-  <w:abstractNum w:abstractNumId="3" w15:restartNumberingAfterBreak="0">
+  <w:abstractNum w:abstractNumId="4" w15:restartNumberingAfterBreak="0">
     <w:nsid w:val="0A0B6FC0"/>
     <w:multiLevelType w:val="hybridMultilevel"/>
     <w:tmpl w:val="DBF86CA2"/>
@@ -1346,7 +1603,7 @@
       </w:pPr>
     </w:lvl>
   </w:abstractNum>
-  <w:abstractNum w:abstractNumId="4" w15:restartNumberingAfterBreak="0">
+  <w:abstractNum w:abstractNumId="5" w15:restartNumberingAfterBreak="0">
     <w:nsid w:val="1673695B"/>
     <w:multiLevelType w:val="hybridMultilevel"/>
     <w:tmpl w:val="E78A3430"/>
@@ -1432,7 +1689,7 @@
       </w:pPr>
     </w:lvl>
   </w:abstractNum>
-  <w:abstractNum w:abstractNumId="5" w15:restartNumberingAfterBreak="0">
+  <w:abstractNum w:abstractNumId="6" w15:restartNumberingAfterBreak="0">
     <w:nsid w:val="1B251680"/>
     <w:multiLevelType w:val="multilevel"/>
     <w:tmpl w:val="3DA67334"/>
@@ -1545,7 +1802,156 @@
       </w:rPr>
     </w:lvl>
   </w:abstractNum>
-  <w:abstractNum w:abstractNumId="6" w15:restartNumberingAfterBreak="0">
+  <w:abstractNum w:abstractNumId="7" w15:restartNumberingAfterBreak="0">
+    <w:nsid w:val="1BF66359"/>
+    <w:multiLevelType w:val="multilevel"/>
+    <w:tmpl w:val="3C947870"/>
+    <w:lvl w:ilvl="0">
+      <w:start w:val="1"/>
+      <w:numFmt w:val="bullet"/>
+      <w:lvlText w:val=""/>
+      <w:lvlJc w:val="left"/>
+      <w:pPr>
+        <w:tabs>
+          <w:tab w:val="num" w:pos="720"/>
+        </w:tabs>
+        <w:ind w:left="720" w:hanging="360"/>
+      </w:pPr>
+      <w:rPr>
+        <w:rFonts w:ascii="Symbol" w:hAnsi="Symbol" w:hint="default"/>
+        <w:sz w:val="20"/>
+      </w:rPr>
+    </w:lvl>
+    <w:lvl w:ilvl="1" w:tentative="1">
+      <w:start w:val="1"/>
+      <w:numFmt w:val="bullet"/>
+      <w:lvlText w:val="o"/>
+      <w:lvlJc w:val="left"/>
+      <w:pPr>
+        <w:tabs>
+          <w:tab w:val="num" w:pos="1440"/>
+        </w:tabs>
+        <w:ind w:left="1440" w:hanging="360"/>
+      </w:pPr>
+      <w:rPr>
+        <w:rFonts w:ascii="Courier New" w:hAnsi="Courier New" w:hint="default"/>
+        <w:sz w:val="20"/>
+      </w:rPr>
+    </w:lvl>
+    <w:lvl w:ilvl="2" w:tentative="1">
+      <w:start w:val="1"/>
+      <w:numFmt w:val="bullet"/>
+      <w:lvlText w:val=""/>
+      <w:lvlJc w:val="left"/>
+      <w:pPr>
+        <w:tabs>
+          <w:tab w:val="num" w:pos="2160"/>
+        </w:tabs>
+        <w:ind w:left="2160" w:hanging="360"/>
+      </w:pPr>
+      <w:rPr>
+        <w:rFonts w:ascii="Wingdings" w:hAnsi="Wingdings" w:hint="default"/>
+        <w:sz w:val="20"/>
+      </w:rPr>
+    </w:lvl>
+    <w:lvl w:ilvl="3" w:tentative="1">
+      <w:start w:val="1"/>
+      <w:numFmt w:val="bullet"/>
+      <w:lvlText w:val=""/>
+      <w:lvlJc w:val="left"/>
+      <w:pPr>
+        <w:tabs>
+          <w:tab w:val="num" w:pos="2880"/>
+        </w:tabs>
+        <w:ind w:left="2880" w:hanging="360"/>
+      </w:pPr>
+      <w:rPr>
+        <w:rFonts w:ascii="Wingdings" w:hAnsi="Wingdings" w:hint="default"/>
+        <w:sz w:val="20"/>
+      </w:rPr>
+    </w:lvl>
+    <w:lvl w:ilvl="4" w:tentative="1">
+      <w:start w:val="1"/>
+      <w:numFmt w:val="bullet"/>
+      <w:lvlText w:val=""/>
+      <w:lvlJc w:val="left"/>
+      <w:pPr>
+        <w:tabs>
+          <w:tab w:val="num" w:pos="3600"/>
+        </w:tabs>
+        <w:ind w:left="3600" w:hanging="360"/>
+      </w:pPr>
+      <w:rPr>
+        <w:rFonts w:ascii="Wingdings" w:hAnsi="Wingdings" w:hint="default"/>
+        <w:sz w:val="20"/>
+      </w:rPr>
+    </w:lvl>
+    <w:lvl w:ilvl="5" w:tentative="1">
+      <w:start w:val="1"/>
+      <w:numFmt w:val="bullet"/>
+      <w:lvlText w:val=""/>
+      <w:lvlJc w:val="left"/>
+      <w:pPr>
+        <w:tabs>
+          <w:tab w:val="num" w:pos="4320"/>
+        </w:tabs>
+        <w:ind w:left="4320" w:hanging="360"/>
+      </w:pPr>
+      <w:rPr>
+        <w:rFonts w:ascii="Wingdings" w:hAnsi="Wingdings" w:hint="default"/>
+        <w:sz w:val="20"/>
+      </w:rPr>
+    </w:lvl>
+    <w:lvl w:ilvl="6" w:tentative="1">
+      <w:start w:val="1"/>
+      <w:numFmt w:val="bullet"/>
+      <w:lvlText w:val=""/>
+      <w:lvlJc w:val="left"/>
+      <w:pPr>
+        <w:tabs>
+          <w:tab w:val="num" w:pos="5040"/>
+        </w:tabs>
+        <w:ind w:left="5040" w:hanging="360"/>
+      </w:pPr>
+      <w:rPr>
+        <w:rFonts w:ascii="Wingdings" w:hAnsi="Wingdings" w:hint="default"/>
+        <w:sz w:val="20"/>
+      </w:rPr>
+    </w:lvl>
+    <w:lvl w:ilvl="7" w:tentative="1">
+      <w:start w:val="1"/>
+      <w:numFmt w:val="bullet"/>
+      <w:lvlText w:val=""/>
+      <w:lvlJc w:val="left"/>
+      <w:pPr>
+        <w:tabs>
+          <w:tab w:val="num" w:pos="5760"/>
+        </w:tabs>
+        <w:ind w:left="5760" w:hanging="360"/>
+      </w:pPr>
+      <w:rPr>
+        <w:rFonts w:ascii="Wingdings" w:hAnsi="Wingdings" w:hint="default"/>
+        <w:sz w:val="20"/>
+      </w:rPr>
+    </w:lvl>
+    <w:lvl w:ilvl="8" w:tentative="1">
+      <w:start w:val="1"/>
+      <w:numFmt w:val="bullet"/>
+      <w:lvlText w:val=""/>
+      <w:lvlJc w:val="left"/>
+      <w:pPr>
+        <w:tabs>
+          <w:tab w:val="num" w:pos="6480"/>
+        </w:tabs>
+        <w:ind w:left="6480" w:hanging="360"/>
+      </w:pPr>
+      <w:rPr>
+        <w:rFonts w:ascii="Wingdings" w:hAnsi="Wingdings" w:hint="default"/>
+        <w:sz w:val="20"/>
+      </w:rPr>
+    </w:lvl>
+  </w:abstractNum>
+  <w:abstractNum w:abstractNumId="8" w15:restartNumberingAfterBreak="0">
     <w:nsid w:val="1C19292C"/>
     <w:multiLevelType w:val="hybridMultilevel"/>
     <w:tmpl w:val="7B8888A8"/>
@@ -1631,7 +2037,7 @@
       </w:pPr>
     </w:lvl>
   </w:abstractNum>
-  <w:abstractNum w:abstractNumId="7" w15:restartNumberingAfterBreak="0">
+  <w:abstractNum w:abstractNumId="9" w15:restartNumberingAfterBreak="0">
     <w:nsid w:val="1C3011F9"/>
     <w:multiLevelType w:val="hybridMultilevel"/>
     <w:tmpl w:val="67F0E3C2"/>
@@ -1717,7 +2123,7 @@
       </w:pPr>
     </w:lvl>
   </w:abstractNum>
-  <w:abstractNum w:abstractNumId="8" w15:restartNumberingAfterBreak="0">
+  <w:abstractNum w:abstractNumId="10" w15:restartNumberingAfterBreak="0">
     <w:nsid w:val="22A43600"/>
     <w:multiLevelType w:val="hybridMultilevel"/>
     <w:tmpl w:val="A7C81A8E"/>
@@ -1803,7 +2209,7 @@
       </w:pPr>
     </w:lvl>
   </w:abstractNum>
-  <w:abstractNum w:abstractNumId="9" w15:restartNumberingAfterBreak="0">
+  <w:abstractNum w:abstractNumId="11" w15:restartNumberingAfterBreak="0">
     <w:nsid w:val="236E6936"/>
     <w:multiLevelType w:val="hybridMultilevel"/>
     <w:tmpl w:val="2544E968"/>
@@ -1889,7 +2295,7 @@
       </w:pPr>
     </w:lvl>
   </w:abstractNum>
-  <w:abstractNum w:abstractNumId="10" w15:restartNumberingAfterBreak="0">
+  <w:abstractNum w:abstractNumId="12" w15:restartNumberingAfterBreak="0">
     <w:nsid w:val="23A7638E"/>
     <w:multiLevelType w:val="hybridMultilevel"/>
     <w:tmpl w:val="DBF86CA2"/>
@@ -1975,7 +2381,7 @@
       </w:pPr>
     </w:lvl>
   </w:abstractNum>
-  <w:abstractNum w:abstractNumId="11" w15:restartNumberingAfterBreak="0">
+  <w:abstractNum w:abstractNumId="13" w15:restartNumberingAfterBreak="0">
     <w:nsid w:val="250D2637"/>
     <w:multiLevelType w:val="multilevel"/>
     <w:tmpl w:val="3DA67334"/>
@@ -2088,7 +2494,7 @@
       </w:rPr>
     </w:lvl>
   </w:abstractNum>
-  <w:abstractNum w:abstractNumId="12" w15:restartNumberingAfterBreak="0">
+  <w:abstractNum w:abstractNumId="14" w15:restartNumberingAfterBreak="0">
     <w:nsid w:val="27BE5357"/>
     <w:multiLevelType w:val="hybridMultilevel"/>
     <w:tmpl w:val="D742B84E"/>
@@ -2174,7 +2580,7 @@
       </w:pPr>
     </w:lvl>
   </w:abstractNum>
-  <w:abstractNum w:abstractNumId="13" w15:restartNumberingAfterBreak="0">
+  <w:abstractNum w:abstractNumId="15" w15:restartNumberingAfterBreak="0">
     <w:nsid w:val="2AAC448A"/>
     <w:multiLevelType w:val="hybridMultilevel"/>
     <w:tmpl w:val="498E2126"/>
@@ -2260,7 +2666,7 @@
       </w:pPr>
     </w:lvl>
   </w:abstractNum>
-  <w:abstractNum w:abstractNumId="14" w15:restartNumberingAfterBreak="0">
+  <w:abstractNum w:abstractNumId="16" w15:restartNumberingAfterBreak="0">
     <w:nsid w:val="2BD554B9"/>
     <w:multiLevelType w:val="hybridMultilevel"/>
     <w:tmpl w:val="EF9E086E"/>
@@ -2346,7 +2752,156 @@
       </w:pPr>
     </w:lvl>
   </w:abstractNum>
-  <w:abstractNum w:abstractNumId="15" w15:restartNumberingAfterBreak="0">
+  <w:abstractNum w:abstractNumId="17" w15:restartNumberingAfterBreak="0">
+    <w:nsid w:val="2F8072E6"/>
+    <w:multiLevelType w:val="multilevel"/>
+    <w:tmpl w:val="54965BF4"/>
+    <w:lvl w:ilvl="0">
+      <w:start w:val="1"/>
+      <w:numFmt w:val="bullet"/>
+      <w:lvlText w:val=""/>
+      <w:lvlJc w:val="left"/>
+      <w:pPr>
+        <w:tabs>
+          <w:tab w:val="num" w:pos="720"/>
+        </w:tabs>
+        <w:ind w:left="720" w:hanging="360"/>
+      </w:pPr>
+      <w:rPr>
+        <w:rFonts w:ascii="Symbol" w:hAnsi="Symbol" w:hint="default"/>
+        <w:sz w:val="20"/>
+      </w:rPr>
+    </w:lvl>
+    <w:lvl w:ilvl="1" w:tentative="1">
+      <w:start w:val="1"/>
+      <w:numFmt w:val="bullet"/>
+      <w:lvlText w:val="o"/>
+      <w:lvlJc w:val="left"/>
+      <w:pPr>
+        <w:tabs>
+          <w:tab w:val="num" w:pos="1440"/>
+        </w:tabs>
+        <w:ind w:left="1440" w:hanging="360"/>
+      </w:pPr>
+      <w:rPr>
+        <w:rFonts w:ascii="Courier New" w:hAnsi="Courier New" w:hint="default"/>
+        <w:sz w:val="20"/>
+      </w:rPr>
+    </w:lvl>
+    <w:lvl w:ilvl="2" w:tentative="1">
+      <w:start w:val="1"/>
+      <w:numFmt w:val="bullet"/>
+      <w:lvlText w:val=""/>
+      <w:lvlJc w:val="left"/>
+      <w:pPr>
+        <w:tabs>
+          <w:tab w:val="num" w:pos="2160"/>
+        </w:tabs>
+        <w:ind w:left="2160" w:hanging="360"/>
+      </w:pPr>
+      <w:rPr>
+        <w:rFonts w:ascii="Wingdings" w:hAnsi="Wingdings" w:hint="default"/>
+        <w:sz w:val="20"/>
+      </w:rPr>
+    </w:lvl>
+    <w:lvl w:ilvl="3" w:tentative="1">
+      <w:start w:val="1"/>
+      <w:numFmt w:val="bullet"/>
+      <w:lvlText w:val=""/>
+      <w:lvlJc w:val="left"/>
+      <w:pPr>
+        <w:tabs>
+          <w:tab w:val="num" w:pos="2880"/>
+        </w:tabs>
+        <w:ind w:left="2880" w:hanging="360"/>
+      </w:pPr>
+      <w:rPr>
+        <w:rFonts w:ascii="Wingdings" w:hAnsi="Wingdings" w:hint="default"/>
+        <w:sz w:val="20"/>
+      </w:rPr>
+    </w:lvl>
+    <w:lvl w:ilvl="4" w:tentative="1">
+      <w:start w:val="1"/>
+      <w:numFmt w:val="bullet"/>
+      <w:lvlText w:val=""/>
+      <w:lvlJc w:val="left"/>
+      <w:pPr>
+        <w:tabs>
+          <w:tab w:val="num" w:pos="3600"/>
+        </w:tabs>
+        <w:ind w:left="3600" w:hanging="360"/>
+      </w:pPr>
+      <w:rPr>
+        <w:rFonts w:ascii="Wingdings" w:hAnsi="Wingdings" w:hint="default"/>
+        <w:sz w:val="20"/>
+      </w:rPr>
+    </w:lvl>
+    <w:lvl w:ilvl="5" w:tentative="1">
+      <w:start w:val="1"/>
+      <w:numFmt w:val="bullet"/>
+      <w:lvlText w:val=""/>
+      <w:lvlJc w:val="left"/>
+      <w:pPr>
+        <w:tabs>
+          <w:tab w:val="num" w:pos="4320"/>
+        </w:tabs>
+        <w:ind w:left="4320" w:hanging="360"/>
+      </w:pPr>
+      <w:rPr>
+        <w:rFonts w:ascii="Wingdings" w:hAnsi="Wingdings" w:hint="default"/>
+        <w:sz w:val="20"/>
+      </w:rPr>
+    </w:lvl>
+    <w:lvl w:ilvl="6" w:tentative="1">
+      <w:start w:val="1"/>
+      <w:numFmt w:val="bullet"/>
+      <w:lvlText w:val=""/>
+      <w:lvlJc w:val="left"/>
+      <w:pPr>
+        <w:tabs>
+          <w:tab w:val="num" w:pos="5040"/>
+        </w:tabs>
+        <w:ind w:left="5040" w:hanging="360"/>
+      </w:pPr>
+      <w:rPr>
+        <w:rFonts w:ascii="Wingdings" w:hAnsi="Wingdings" w:hint="default"/>
+        <w:sz w:val="20"/>
+      </w:rPr>
+    </w:lvl>
+    <w:lvl w:ilvl="7" w:tentative="1">
+      <w:start w:val="1"/>
+      <w:numFmt w:val="bullet"/>
+      <w:lvlText w:val=""/>
+      <w:lvlJc w:val="left"/>
+      <w:pPr>
+        <w:tabs>
+          <w:tab w:val="num" w:pos="5760"/>
+        </w:tabs>
+        <w:ind w:left="5760" w:hanging="360"/>
+      </w:pPr>
+      <w:rPr>
+        <w:rFonts w:ascii="Wingdings" w:hAnsi="Wingdings" w:hint="default"/>
+        <w:sz w:val="20"/>
+      </w:rPr>
+    </w:lvl>
+    <w:lvl w:ilvl="8" w:tentative="1">
+      <w:start w:val="1"/>
+      <w:numFmt w:val="bullet"/>
+      <w:lvlText w:val=""/>
+      <w:lvlJc w:val="left"/>
+      <w:pPr>
+        <w:tabs>
+          <w:tab w:val="num" w:pos="6480"/>
+        </w:tabs>
+        <w:ind w:left="6480" w:hanging="360"/>
+      </w:pPr>
+      <w:rPr>
+        <w:rFonts w:ascii="Wingdings" w:hAnsi="Wingdings" w:hint="default"/>
+        <w:sz w:val="20"/>
+      </w:rPr>
+    </w:lvl>
+  </w:abstractNum>
+  <w:abstractNum w:abstractNumId="18" w15:restartNumberingAfterBreak="0">
     <w:nsid w:val="344C150D"/>
     <w:multiLevelType w:val="hybridMultilevel"/>
     <w:tmpl w:val="89B2E39A"/>
@@ -2459,7 +3014,7 @@
       </w:rPr>
     </w:lvl>
   </w:abstractNum>
-  <w:abstractNum w:abstractNumId="16" w15:restartNumberingAfterBreak="0">
+  <w:abstractNum w:abstractNumId="19" w15:restartNumberingAfterBreak="0">
     <w:nsid w:val="38C05D67"/>
     <w:multiLevelType w:val="hybridMultilevel"/>
     <w:tmpl w:val="E64453B4"/>
@@ -2545,7 +3100,7 @@
       </w:pPr>
     </w:lvl>
   </w:abstractNum>
-  <w:abstractNum w:abstractNumId="17" w15:restartNumberingAfterBreak="0">
+  <w:abstractNum w:abstractNumId="20" w15:restartNumberingAfterBreak="0">
     <w:nsid w:val="3B15529C"/>
     <w:multiLevelType w:val="hybridMultilevel"/>
     <w:tmpl w:val="E78A3430"/>
@@ -2631,7 +3186,7 @@
       </w:pPr>
     </w:lvl>
   </w:abstractNum>
-  <w:abstractNum w:abstractNumId="18" w15:restartNumberingAfterBreak="0">
+  <w:abstractNum w:abstractNumId="21" w15:restartNumberingAfterBreak="0">
     <w:nsid w:val="3C332BD1"/>
     <w:multiLevelType w:val="multilevel"/>
     <w:tmpl w:val="1C09001F"/>
@@ -2717,7 +3272,7 @@
       </w:pPr>
     </w:lvl>
   </w:abstractNum>
-  <w:abstractNum w:abstractNumId="19" w15:restartNumberingAfterBreak="0">
+  <w:abstractNum w:abstractNumId="22" w15:restartNumberingAfterBreak="0">
     <w:nsid w:val="3D5A69CC"/>
     <w:multiLevelType w:val="hybridMultilevel"/>
     <w:tmpl w:val="29A29BCE"/>
@@ -2803,7 +3358,7 @@
       </w:pPr>
     </w:lvl>
   </w:abstractNum>
-  <w:abstractNum w:abstractNumId="20" w15:restartNumberingAfterBreak="0">
+  <w:abstractNum w:abstractNumId="23" w15:restartNumberingAfterBreak="0">
     <w:nsid w:val="3D691AE2"/>
     <w:multiLevelType w:val="multilevel"/>
     <w:tmpl w:val="3DA67334"/>
@@ -2916,7 +3471,7 @@
       </w:rPr>
     </w:lvl>
   </w:abstractNum>
-  <w:abstractNum w:abstractNumId="21" w15:restartNumberingAfterBreak="0">
+  <w:abstractNum w:abstractNumId="24" w15:restartNumberingAfterBreak="0">
     <w:nsid w:val="3E550233"/>
     <w:multiLevelType w:val="hybridMultilevel"/>
     <w:tmpl w:val="0F022560"/>
@@ -3002,7 +3557,7 @@
       </w:pPr>
     </w:lvl>
   </w:abstractNum>
-  <w:abstractNum w:abstractNumId="22" w15:restartNumberingAfterBreak="0">
+  <w:abstractNum w:abstractNumId="25" w15:restartNumberingAfterBreak="0">
     <w:nsid w:val="3FF60F04"/>
     <w:multiLevelType w:val="hybridMultilevel"/>
     <w:tmpl w:val="6D909AFA"/>
@@ -3115,7 +3670,7 @@
       </w:rPr>
     </w:lvl>
   </w:abstractNum>
-  <w:abstractNum w:abstractNumId="23" w15:restartNumberingAfterBreak="0">
+  <w:abstractNum w:abstractNumId="26" w15:restartNumberingAfterBreak="0">
     <w:nsid w:val="561F2B92"/>
     <w:multiLevelType w:val="hybridMultilevel"/>
     <w:tmpl w:val="DBF86CA2"/>
@@ -3201,7 +3756,7 @@
       </w:pPr>
     </w:lvl>
   </w:abstractNum>
-  <w:abstractNum w:abstractNumId="24" w15:restartNumberingAfterBreak="0">
+  <w:abstractNum w:abstractNumId="27" w15:restartNumberingAfterBreak="0">
     <w:nsid w:val="563F756E"/>
     <w:multiLevelType w:val="multilevel"/>
     <w:tmpl w:val="3DA67334"/>
@@ -3314,7 +3869,7 @@
       </w:rPr>
     </w:lvl>
   </w:abstractNum>
-  <w:abstractNum w:abstractNumId="25" w15:restartNumberingAfterBreak="0">
+  <w:abstractNum w:abstractNumId="28" w15:restartNumberingAfterBreak="0">
     <w:nsid w:val="5708066F"/>
     <w:multiLevelType w:val="hybridMultilevel"/>
     <w:tmpl w:val="9072D53A"/>
@@ -3403,7 +3958,7 @@
       </w:pPr>
     </w:lvl>
   </w:abstractNum>
-  <w:abstractNum w:abstractNumId="26" w15:restartNumberingAfterBreak="0">
+  <w:abstractNum w:abstractNumId="29" w15:restartNumberingAfterBreak="0">
     <w:nsid w:val="57080D91"/>
     <w:multiLevelType w:val="hybridMultilevel"/>
     <w:tmpl w:val="31EE03CC"/>
@@ -3489,7 +4044,7 @@
       </w:pPr>
     </w:lvl>
   </w:abstractNum>
-  <w:abstractNum w:abstractNumId="27" w15:restartNumberingAfterBreak="0">
+  <w:abstractNum w:abstractNumId="30" w15:restartNumberingAfterBreak="0">
     <w:nsid w:val="5D0F47EA"/>
     <w:multiLevelType w:val="hybridMultilevel"/>
     <w:tmpl w:val="27122EBE"/>
@@ -3575,7 +4130,242 @@
       </w:pPr>
     </w:lvl>
   </w:abstractNum>
-  <w:abstractNum w:abstractNumId="28" w15:restartNumberingAfterBreak="0">
+  <w:abstractNum w:abstractNumId="31" w15:restartNumberingAfterBreak="0">
+    <w:nsid w:val="60931FEE"/>
+    <w:multiLevelType w:val="hybridMultilevel"/>
+    <w:tmpl w:val="3CA4BDA4"/>
+    <w:lvl w:ilvl="0" w:tplc="1C09000F">
+      <w:start w:val="1"/>
+      <w:numFmt w:val="decimal"/>
+      <w:lvlText w:val="%1."/>
+      <w:lvlJc w:val="left"/>
+      <w:pPr>
+        <w:ind w:left="360" w:hanging="360"/>
+      </w:pPr>
+    </w:lvl>
+    <w:lvl w:ilvl="1" w:tplc="1C090019" w:tentative="1">
+      <w:start w:val="1"/>
+      <w:numFmt w:val="lowerLetter"/>
+      <w:lvlText w:val="%2."/>
+      <w:lvlJc w:val="left"/>
+      <w:pPr>
+        <w:ind w:left="1080" w:hanging="360"/>
+      </w:pPr>
+    </w:lvl>
+    <w:lvl w:ilvl="2" w:tplc="1C09001B" w:tentative="1">
+      <w:start w:val="1"/>
+      <w:numFmt w:val="lowerRoman"/>
+      <w:lvlText w:val="%3."/>
+      <w:lvlJc w:val="right"/>
+      <w:pPr>
+        <w:ind w:left="1800" w:hanging="180"/>
+      </w:pPr>
+    </w:lvl>
+    <w:lvl w:ilvl="3" w:tplc="1C09000F" w:tentative="1">
+      <w:start w:val="1"/>
+      <w:numFmt w:val="decimal"/>
+      <w:lvlText w:val="%4."/>
+      <w:lvlJc w:val="left"/>
+      <w:pPr>
+        <w:ind w:left="2520" w:hanging="360"/>
+      </w:pPr>
+    </w:lvl>
+    <w:lvl w:ilvl="4" w:tplc="1C090019" w:tentative="1">
+      <w:start w:val="1"/>
+      <w:numFmt w:val="lowerLetter"/>
+      <w:lvlText w:val="%5."/>
+      <w:lvlJc w:val="left"/>
+      <w:pPr>
+        <w:ind w:left="3240" w:hanging="360"/>
+      </w:pPr>
+    </w:lvl>
+    <w:lvl w:ilvl="5" w:tplc="1C09001B" w:tentative="1">
+      <w:start w:val="1"/>
+      <w:numFmt w:val="lowerRoman"/>
+      <w:lvlText w:val="%6."/>
+      <w:lvlJc w:val="right"/>
+      <w:pPr>
+        <w:ind w:left="3960" w:hanging="180"/>
+      </w:pPr>
+    </w:lvl>
+    <w:lvl w:ilvl="6" w:tplc="1C09000F" w:tentative="1">
+      <w:start w:val="1"/>
+      <w:numFmt w:val="decimal"/>
+      <w:lvlText w:val="%7."/>
+      <w:lvlJc w:val="left"/>
+      <w:pPr>
+        <w:ind w:left="4680" w:hanging="360"/>
+      </w:pPr>
+    </w:lvl>
+    <w:lvl w:ilvl="7" w:tplc="1C090019" w:tentative="1">
+      <w:start w:val="1"/>
+      <w:numFmt w:val="lowerLetter"/>
+      <w:lvlText w:val="%8."/>
+      <w:lvlJc w:val="left"/>
+      <w:pPr>
+        <w:ind w:left="5400" w:hanging="360"/>
+      </w:pPr>
+    </w:lvl>
+    <w:lvl w:ilvl="8" w:tplc="1C09001B" w:tentative="1">
+      <w:start w:val="1"/>
+      <w:numFmt w:val="lowerRoman"/>
+      <w:lvlText w:val="%9."/>
+      <w:lvlJc w:val="right"/>
+      <w:pPr>
+        <w:ind w:left="6120" w:hanging="180"/>
+      </w:pPr>
+    </w:lvl>
+  </w:abstractNum>
+  <w:abstractNum w:abstractNumId="32" w15:restartNumberingAfterBreak="0">
+    <w:nsid w:val="62675C09"/>
+    <w:multiLevelType w:val="multilevel"/>
+    <w:tmpl w:val="1CA8D2FC"/>
+    <w:lvl w:ilvl="0">
+      <w:start w:val="1"/>
+      <w:numFmt w:val="bullet"/>
+      <w:lvlText w:val=""/>
+      <w:lvlJc w:val="left"/>
+      <w:pPr>
+        <w:tabs>
+          <w:tab w:val="num" w:pos="720"/>
+        </w:tabs>
+        <w:ind w:left="720" w:hanging="360"/>
+      </w:pPr>
+      <w:rPr>
+        <w:rFonts w:ascii="Symbol" w:hAnsi="Symbol" w:hint="default"/>
+        <w:sz w:val="20"/>
+      </w:rPr>
+    </w:lvl>
+    <w:lvl w:ilvl="1" w:tentative="1">
+      <w:start w:val="1"/>
+      <w:numFmt w:val="bullet"/>
+      <w:lvlText w:val="o"/>
+      <w:lvlJc w:val="left"/>
+      <w:pPr>
+        <w:tabs>
+          <w:tab w:val="num" w:pos="1440"/>
+        </w:tabs>
+        <w:ind w:left="1440" w:hanging="360"/>
+      </w:pPr>
+      <w:rPr>
+        <w:rFonts w:ascii="Courier New" w:hAnsi="Courier New" w:hint="default"/>
+        <w:sz w:val="20"/>
+      </w:rPr>
+    </w:lvl>
+    <w:lvl w:ilvl="2" w:tentative="1">
+      <w:start w:val="1"/>
+      <w:numFmt w:val="bullet"/>
+      <w:lvlText w:val=""/>
+      <w:lvlJc w:val="left"/>
+      <w:pPr>
+        <w:tabs>
+          <w:tab w:val="num" w:pos="2160"/>
+        </w:tabs>
+        <w:ind w:left="2160" w:hanging="360"/>
+      </w:pPr>
+      <w:rPr>
+        <w:rFonts w:ascii="Wingdings" w:hAnsi="Wingdings" w:hint="default"/>
+        <w:sz w:val="20"/>
+      </w:rPr>
+    </w:lvl>
+    <w:lvl w:ilvl="3" w:tentative="1">
+      <w:start w:val="1"/>
+      <w:numFmt w:val="bullet"/>
+      <w:lvlText w:val=""/>
+      <w:lvlJc w:val="left"/>
+      <w:pPr>
+        <w:tabs>
+          <w:tab w:val="num" w:pos="2880"/>
+        </w:tabs>
+        <w:ind w:left="2880" w:hanging="360"/>
+      </w:pPr>
+      <w:rPr>
+        <w:rFonts w:ascii="Wingdings" w:hAnsi="Wingdings" w:hint="default"/>
+        <w:sz w:val="20"/>
+      </w:rPr>
+    </w:lvl>
+    <w:lvl w:ilvl="4" w:tentative="1">
+      <w:start w:val="1"/>
+      <w:numFmt w:val="bullet"/>
+      <w:lvlText w:val=""/>
+      <w:lvlJc w:val="left"/>
+      <w:pPr>
+        <w:tabs>
+          <w:tab w:val="num" w:pos="3600"/>
+        </w:tabs>
+        <w:ind w:left="3600" w:hanging="360"/>
+      </w:pPr>
+      <w:rPr>
+        <w:rFonts w:ascii="Wingdings" w:hAnsi="Wingdings" w:hint="default"/>
+        <w:sz w:val="20"/>
+      </w:rPr>
+    </w:lvl>
+    <w:lvl w:ilvl="5" w:tentative="1">
+      <w:start w:val="1"/>
+      <w:numFmt w:val="bullet"/>
+      <w:lvlText w:val=""/>
+      <w:lvlJc w:val="left"/>
+      <w:pPr>
+        <w:tabs>
+          <w:tab w:val="num" w:pos="4320"/>
+        </w:tabs>
+        <w:ind w:left="4320" w:hanging="360"/>
+      </w:pPr>
+      <w:rPr>
+        <w:rFonts w:ascii="Wingdings" w:hAnsi="Wingdings" w:hint="default"/>
+        <w:sz w:val="20"/>
+      </w:rPr>
+    </w:lvl>
+    <w:lvl w:ilvl="6" w:tentative="1">
+      <w:start w:val="1"/>
+      <w:numFmt w:val="bullet"/>
+      <w:lvlText w:val=""/>
+      <w:lvlJc w:val="left"/>
+      <w:pPr>
+        <w:tabs>
+          <w:tab w:val="num" w:pos="5040"/>
+        </w:tabs>
+        <w:ind w:left="5040" w:hanging="360"/>
+      </w:pPr>
+      <w:rPr>
+        <w:rFonts w:ascii="Wingdings" w:hAnsi="Wingdings" w:hint="default"/>
+        <w:sz w:val="20"/>
+      </w:rPr>
+    </w:lvl>
+    <w:lvl w:ilvl="7" w:tentative="1">
+      <w:start w:val="1"/>
+      <w:numFmt w:val="bullet"/>
+      <w:lvlText w:val=""/>
+      <w:lvlJc w:val="left"/>
+      <w:pPr>
+        <w:tabs>
+          <w:tab w:val="num" w:pos="5760"/>
+        </w:tabs>
+        <w:ind w:left="5760" w:hanging="360"/>
+      </w:pPr>
+      <w:rPr>
+        <w:rFonts w:ascii="Wingdings" w:hAnsi="Wingdings" w:hint="default"/>
+        <w:sz w:val="20"/>
+      </w:rPr>
+    </w:lvl>
+    <w:lvl w:ilvl="8" w:tentative="1">
+      <w:start w:val="1"/>
+      <w:numFmt w:val="bullet"/>
+      <w:lvlText w:val=""/>
+      <w:lvlJc w:val="left"/>
+      <w:pPr>
+        <w:tabs>
+          <w:tab w:val="num" w:pos="6480"/>
+        </w:tabs>
+        <w:ind w:left="6480" w:hanging="360"/>
+      </w:pPr>
+      <w:rPr>
+        <w:rFonts w:ascii="Wingdings" w:hAnsi="Wingdings" w:hint="default"/>
+        <w:sz w:val="20"/>
+      </w:rPr>
+    </w:lvl>
+  </w:abstractNum>
+  <w:abstractNum w:abstractNumId="33" w15:restartNumberingAfterBreak="0">
     <w:nsid w:val="6BED243A"/>
     <w:multiLevelType w:val="hybridMultilevel"/>
     <w:tmpl w:val="229645E8"/>
@@ -3661,7 +4451,7 @@
       </w:pPr>
     </w:lvl>
   </w:abstractNum>
-  <w:abstractNum w:abstractNumId="29" w15:restartNumberingAfterBreak="0">
+  <w:abstractNum w:abstractNumId="34" w15:restartNumberingAfterBreak="0">
     <w:nsid w:val="6CCB796B"/>
     <w:multiLevelType w:val="hybridMultilevel"/>
     <w:tmpl w:val="C3A06670"/>
@@ -3747,7 +4537,7 @@
       </w:pPr>
     </w:lvl>
   </w:abstractNum>
-  <w:abstractNum w:abstractNumId="30" w15:restartNumberingAfterBreak="0">
+  <w:abstractNum w:abstractNumId="35" w15:restartNumberingAfterBreak="0">
     <w:nsid w:val="71C90D56"/>
     <w:multiLevelType w:val="hybridMultilevel"/>
     <w:tmpl w:val="9EC80408"/>
@@ -3860,7 +4650,7 @@
       </w:rPr>
     </w:lvl>
   </w:abstractNum>
-  <w:abstractNum w:abstractNumId="31" w15:restartNumberingAfterBreak="0">
+  <w:abstractNum w:abstractNumId="36" w15:restartNumberingAfterBreak="0">
     <w:nsid w:val="71E11441"/>
     <w:multiLevelType w:val="hybridMultilevel"/>
     <w:tmpl w:val="55F64AD8"/>
@@ -3946,7 +4736,7 @@
       </w:pPr>
     </w:lvl>
   </w:abstractNum>
-  <w:abstractNum w:abstractNumId="32" w15:restartNumberingAfterBreak="0">
+  <w:abstractNum w:abstractNumId="37" w15:restartNumberingAfterBreak="0">
     <w:nsid w:val="74B05C1E"/>
     <w:multiLevelType w:val="hybridMultilevel"/>
     <w:tmpl w:val="70AC0C22"/>
@@ -4059,7 +4849,120 @@
       </w:rPr>
     </w:lvl>
   </w:abstractNum>
-  <w:abstractNum w:abstractNumId="33" w15:restartNumberingAfterBreak="0">
+  <w:abstractNum w:abstractNumId="38" w15:restartNumberingAfterBreak="0">
+    <w:nsid w:val="76D76473"/>
+    <w:multiLevelType w:val="hybridMultilevel"/>
+    <w:tmpl w:val="A8EE3AA6"/>
+    <w:lvl w:ilvl="0" w:tplc="1C090001">
+      <w:start w:val="1"/>
+      <w:numFmt w:val="bullet"/>
+      <w:lvlText w:val=""/>
+      <w:lvlJc w:val="left"/>
+      <w:pPr>
+        <w:ind w:left="360" w:hanging="360"/>
+      </w:pPr>
+      <w:rPr>
+        <w:rFonts w:ascii="Symbol" w:hAnsi="Symbol" w:hint="default"/>
+      </w:rPr>
+    </w:lvl>
+    <w:lvl w:ilvl="1" w:tplc="1C090003" w:tentative="1">
+      <w:start w:val="1"/>
+      <w:numFmt w:val="bullet"/>
+      <w:lvlText w:val="o"/>
+      <w:lvlJc w:val="left"/>
+      <w:pPr>
+        <w:ind w:left="1080" w:hanging="360"/>
+      </w:pPr>
+      <w:rPr>
+        <w:rFonts w:ascii="Courier New" w:hAnsi="Courier New" w:cs="Courier New" w:hint="default"/>
+      </w:rPr>
+    </w:lvl>
+    <w:lvl w:ilvl="2" w:tplc="1C090005" w:tentative="1">
+      <w:start w:val="1"/>
+      <w:numFmt w:val="bullet"/>
+      <w:lvlText w:val=""/>
+      <w:lvlJc w:val="left"/>
+      <w:pPr>
+        <w:ind w:left="1800" w:hanging="360"/>
+      </w:pPr>
+      <w:rPr>
+        <w:rFonts w:ascii="Wingdings" w:hAnsi="Wingdings" w:hint="default"/>
+      </w:rPr>
+    </w:lvl>
+    <w:lvl w:ilvl="3" w:tplc="1C090001" w:tentative="1">
+      <w:start w:val="1"/>
+      <w:numFmt w:val="bullet"/>
+      <w:lvlText w:val=""/>
+      <w:lvlJc w:val="left"/>
+      <w:pPr>
+        <w:ind w:left="2520" w:hanging="360"/>
+      </w:pPr>
+      <w:rPr>
+        <w:rFonts w:ascii="Symbol" w:hAnsi="Symbol" w:hint="default"/>
+      </w:rPr>
+    </w:lvl>
+    <w:lvl w:ilvl="4" w:tplc="1C090003" w:tentative="1">
+      <w:start w:val="1"/>
+      <w:numFmt w:val="bullet"/>
+      <w:lvlText w:val="o"/>
+      <w:lvlJc w:val="left"/>
+      <w:pPr>
+        <w:ind w:left="3240" w:hanging="360"/>
+      </w:pPr>
+      <w:rPr>
+        <w:rFonts w:ascii="Courier New" w:hAnsi="Courier New" w:cs="Courier New" w:hint="default"/>
+      </w:rPr>
+    </w:lvl>
+    <w:lvl w:ilvl="5" w:tplc="1C090005" w:tentative="1">
+      <w:start w:val="1"/>
+      <w:numFmt w:val="bullet"/>
+      <w:lvlText w:val=""/>
+      <w:lvlJc w:val="left"/>
+      <w:pPr>
+        <w:ind w:left="3960" w:hanging="360"/>
+      </w:pPr>
+      <w:rPr>
+        <w:rFonts w:ascii="Wingdings" w:hAnsi="Wingdings" w:hint="default"/>
+      </w:rPr>
+    </w:lvl>
+    <w:lvl w:ilvl="6" w:tplc="1C090001" w:tentative="1">
+      <w:start w:val="1"/>
+      <w:numFmt w:val="bullet"/>
+      <w:lvlText w:val=""/>
+      <w:lvlJc w:val="left"/>
+      <w:pPr>
+        <w:ind w:left="4680" w:hanging="360"/>
+      </w:pPr>
+      <w:rPr>
+        <w:rFonts w:ascii="Symbol" w:hAnsi="Symbol" w:hint="default"/>
+      </w:rPr>
+    </w:lvl>
+    <w:lvl w:ilvl="7" w:tplc="1C090003" w:tentative="1">
+      <w:start w:val="1"/>
+      <w:numFmt w:val="bullet"/>
+      <w:lvlText w:val="o"/>
+      <w:lvlJc w:val="left"/>
+      <w:pPr>
+        <w:ind w:left="5400" w:hanging="360"/>
+      </w:pPr>
+      <w:rPr>
+        <w:rFonts w:ascii="Courier New" w:hAnsi="Courier New" w:cs="Courier New" w:hint="default"/>
+      </w:rPr>
+    </w:lvl>
+    <w:lvl w:ilvl="8" w:tplc="1C090005" w:tentative="1">
+      <w:start w:val="1"/>
+      <w:numFmt w:val="bullet"/>
+      <w:lvlText w:val=""/>
+      <w:lvlJc w:val="left"/>
+      <w:pPr>
+        <w:ind w:left="6120" w:hanging="360"/>
+      </w:pPr>
+      <w:rPr>
+        <w:rFonts w:ascii="Wingdings" w:hAnsi="Wingdings" w:hint="default"/>
+      </w:rPr>
+    </w:lvl>
+  </w:abstractNum>
+  <w:abstractNum w:abstractNumId="39" w15:restartNumberingAfterBreak="0">
     <w:nsid w:val="7C300F4C"/>
     <w:multiLevelType w:val="hybridMultilevel"/>
     <w:tmpl w:val="E78A3430"/>
@@ -4145,7 +5048,7 @@
       </w:pPr>
     </w:lvl>
   </w:abstractNum>
-  <w:abstractNum w:abstractNumId="34" w15:restartNumberingAfterBreak="0">
+  <w:abstractNum w:abstractNumId="40" w15:restartNumberingAfterBreak="0">
     <w:nsid w:val="7CD30BE9"/>
     <w:multiLevelType w:val="multilevel"/>
     <w:tmpl w:val="3DA67334"/>
@@ -4259,109 +5162,127 @@
     </w:lvl>
   </w:abstractNum>
   <w:num w:numId="1" w16cid:durableId="1572232845">
+    <w:abstractNumId w:val="11"/>
+  </w:num>
+  <w:num w:numId="2" w16cid:durableId="260840514">
+    <w:abstractNumId w:val="20"/>
+  </w:num>
+  <w:num w:numId="3" w16cid:durableId="278685771">
+    <w:abstractNumId w:val="30"/>
+  </w:num>
+  <w:num w:numId="4" w16cid:durableId="262304396">
+    <w:abstractNumId w:val="15"/>
+  </w:num>
+  <w:num w:numId="5" w16cid:durableId="456223448">
+    <w:abstractNumId w:val="14"/>
+  </w:num>
+  <w:num w:numId="6" w16cid:durableId="1695380969">
+    <w:abstractNumId w:val="16"/>
+  </w:num>
+  <w:num w:numId="7" w16cid:durableId="2041663244">
+    <w:abstractNumId w:val="22"/>
+  </w:num>
+  <w:num w:numId="8" w16cid:durableId="339282339">
+    <w:abstractNumId w:val="36"/>
+  </w:num>
+  <w:num w:numId="9" w16cid:durableId="1612122887">
+    <w:abstractNumId w:val="28"/>
+  </w:num>
+  <w:num w:numId="10" w16cid:durableId="1883788689">
+    <w:abstractNumId w:val="35"/>
+  </w:num>
+  <w:num w:numId="11" w16cid:durableId="1144927608">
+    <w:abstractNumId w:val="33"/>
+  </w:num>
+  <w:num w:numId="12" w16cid:durableId="641428764">
     <w:abstractNumId w:val="9"/>
   </w:num>
-  <w:num w:numId="2" w16cid:durableId="260840514">
+  <w:num w:numId="13" w16cid:durableId="1815678139">
+    <w:abstractNumId w:val="8"/>
+  </w:num>
+  <w:num w:numId="14" w16cid:durableId="1727607298">
+    <w:abstractNumId w:val="10"/>
+  </w:num>
+  <w:num w:numId="15" w16cid:durableId="1537934351">
+    <w:abstractNumId w:val="29"/>
+  </w:num>
+  <w:num w:numId="16" w16cid:durableId="2020303686">
+    <w:abstractNumId w:val="19"/>
+  </w:num>
+  <w:num w:numId="17" w16cid:durableId="1127045434">
+    <w:abstractNumId w:val="24"/>
+  </w:num>
+  <w:num w:numId="18" w16cid:durableId="1451129241">
+    <w:abstractNumId w:val="12"/>
+  </w:num>
+  <w:num w:numId="19" w16cid:durableId="757561609">
+    <w:abstractNumId w:val="26"/>
+  </w:num>
+  <w:num w:numId="20" w16cid:durableId="1934900811">
+    <w:abstractNumId w:val="4"/>
+  </w:num>
+  <w:num w:numId="21" w16cid:durableId="950553009">
+    <w:abstractNumId w:val="3"/>
+  </w:num>
+  <w:num w:numId="22" w16cid:durableId="553547826">
+    <w:abstractNumId w:val="34"/>
+  </w:num>
+  <w:num w:numId="23" w16cid:durableId="2111510421">
+    <w:abstractNumId w:val="1"/>
+  </w:num>
+  <w:num w:numId="24" w16cid:durableId="287056098">
+    <w:abstractNumId w:val="39"/>
+  </w:num>
+  <w:num w:numId="25" w16cid:durableId="449594776">
+    <w:abstractNumId w:val="5"/>
+  </w:num>
+  <w:num w:numId="26" w16cid:durableId="190388603">
+    <w:abstractNumId w:val="21"/>
+  </w:num>
+  <w:num w:numId="27" w16cid:durableId="224222431">
+    <w:abstractNumId w:val="6"/>
+  </w:num>
+  <w:num w:numId="28" w16cid:durableId="1158770985">
+    <w:abstractNumId w:val="13"/>
+  </w:num>
+  <w:num w:numId="29" w16cid:durableId="140467374">
+    <w:abstractNumId w:val="40"/>
+  </w:num>
+  <w:num w:numId="30" w16cid:durableId="191843358">
+    <w:abstractNumId w:val="23"/>
+  </w:num>
+  <w:num w:numId="31" w16cid:durableId="1480226956">
+    <w:abstractNumId w:val="27"/>
+  </w:num>
+  <w:num w:numId="32" w16cid:durableId="1719739054">
+    <w:abstractNumId w:val="18"/>
+  </w:num>
+  <w:num w:numId="33" w16cid:durableId="2016808161">
+    <w:abstractNumId w:val="25"/>
+  </w:num>
+  <w:num w:numId="34" w16cid:durableId="1412922212">
+    <w:abstractNumId w:val="37"/>
+  </w:num>
+  <w:num w:numId="35" w16cid:durableId="1433472894">
+    <w:abstractNumId w:val="2"/>
+  </w:num>
+  <w:num w:numId="36" w16cid:durableId="487750604">
+    <w:abstractNumId w:val="0"/>
+  </w:num>
+  <w:num w:numId="37" w16cid:durableId="1905142064">
+    <w:abstractNumId w:val="7"/>
+  </w:num>
+  <w:num w:numId="38" w16cid:durableId="1251963566">
+    <w:abstractNumId w:val="32"/>
+  </w:num>
+  <w:num w:numId="39" w16cid:durableId="280378992">
     <w:abstractNumId w:val="17"/>
   </w:num>
-  <w:num w:numId="3" w16cid:durableId="278685771">
-    <w:abstractNumId w:val="27"/>
-  </w:num>
-  <w:num w:numId="4" w16cid:durableId="262304396">
-    <w:abstractNumId w:val="13"/>
-  </w:num>
-  <w:num w:numId="5" w16cid:durableId="456223448">
-    <w:abstractNumId w:val="12"/>
-  </w:num>
-  <w:num w:numId="6" w16cid:durableId="1695380969">
-    <w:abstractNumId w:val="14"/>
-  </w:num>
-  <w:num w:numId="7" w16cid:durableId="2041663244">
-    <w:abstractNumId w:val="19"/>
-  </w:num>
-  <w:num w:numId="8" w16cid:durableId="339282339">
+  <w:num w:numId="40" w16cid:durableId="1562475580">
     <w:abstractNumId w:val="31"/>
   </w:num>
-  <w:num w:numId="9" w16cid:durableId="1612122887">
-    <w:abstractNumId w:val="25"/>
-  </w:num>
-  <w:num w:numId="10" w16cid:durableId="1883788689">
-    <w:abstractNumId w:val="30"/>
-  </w:num>
-  <w:num w:numId="11" w16cid:durableId="1144927608">
-    <w:abstractNumId w:val="28"/>
-  </w:num>
-  <w:num w:numId="12" w16cid:durableId="641428764">
-    <w:abstractNumId w:val="7"/>
-  </w:num>
-  <w:num w:numId="13" w16cid:durableId="1815678139">
-    <w:abstractNumId w:val="6"/>
-  </w:num>
-  <w:num w:numId="14" w16cid:durableId="1727607298">
-    <w:abstractNumId w:val="8"/>
-  </w:num>
-  <w:num w:numId="15" w16cid:durableId="1537934351">
-    <w:abstractNumId w:val="26"/>
-  </w:num>
-  <w:num w:numId="16" w16cid:durableId="2020303686">
-    <w:abstractNumId w:val="16"/>
-  </w:num>
-  <w:num w:numId="17" w16cid:durableId="1127045434">
-    <w:abstractNumId w:val="21"/>
-  </w:num>
-  <w:num w:numId="18" w16cid:durableId="1451129241">
-    <w:abstractNumId w:val="10"/>
-  </w:num>
-  <w:num w:numId="19" w16cid:durableId="757561609">
-    <w:abstractNumId w:val="23"/>
-  </w:num>
-  <w:num w:numId="20" w16cid:durableId="1934900811">
-    <w:abstractNumId w:val="3"/>
-  </w:num>
-  <w:num w:numId="21" w16cid:durableId="950553009">
-    <w:abstractNumId w:val="2"/>
-  </w:num>
-  <w:num w:numId="22" w16cid:durableId="553547826">
-    <w:abstractNumId w:val="29"/>
-  </w:num>
-  <w:num w:numId="23" w16cid:durableId="2111510421">
-    <w:abstractNumId w:val="0"/>
-  </w:num>
-  <w:num w:numId="24" w16cid:durableId="287056098">
-    <w:abstractNumId w:val="33"/>
-  </w:num>
-  <w:num w:numId="25" w16cid:durableId="449594776">
-    <w:abstractNumId w:val="4"/>
-  </w:num>
-  <w:num w:numId="26" w16cid:durableId="190388603">
-    <w:abstractNumId w:val="18"/>
-  </w:num>
-  <w:num w:numId="27" w16cid:durableId="224222431">
-    <w:abstractNumId w:val="5"/>
-  </w:num>
-  <w:num w:numId="28" w16cid:durableId="1158770985">
-    <w:abstractNumId w:val="11"/>
-  </w:num>
-  <w:num w:numId="29" w16cid:durableId="140467374">
-    <w:abstractNumId w:val="34"/>
-  </w:num>
-  <w:num w:numId="30" w16cid:durableId="191843358">
-    <w:abstractNumId w:val="20"/>
-  </w:num>
-  <w:num w:numId="31" w16cid:durableId="1480226956">
-    <w:abstractNumId w:val="24"/>
-  </w:num>
-  <w:num w:numId="32" w16cid:durableId="1719739054">
-    <w:abstractNumId w:val="15"/>
-  </w:num>
-  <w:num w:numId="33" w16cid:durableId="2016808161">
-    <w:abstractNumId w:val="22"/>
-  </w:num>
-  <w:num w:numId="34" w16cid:durableId="1412922212">
-    <w:abstractNumId w:val="32"/>
-  </w:num>
-  <w:num w:numId="35" w16cid:durableId="1433472894">
-    <w:abstractNumId w:val="1"/>
+  <w:num w:numId="41" w16cid:durableId="523396999">
+    <w:abstractNumId w:val="38"/>
   </w:num>
 </w:numbering>
 </file>
@@ -4766,7 +5687,7 @@
   <w:style w:type="paragraph" w:default="1" w:styleId="Normal">
     <w:name w:val="Normal"/>
     <w:qFormat/>
-    <w:rsid w:val="00CE4C11"/>
+    <w:rsid w:val="00326C79"/>
     <w:rPr>
       <w:lang w:val="af-ZA"/>
     </w:rPr>
@@ -4836,10 +5757,31 @@
       <w:szCs w:val="24"/>
     </w:rPr>
   </w:style>
+  <w:style w:type="paragraph" w:styleId="Heading4">
+    <w:name w:val="heading 4"/>
+    <w:basedOn w:val="Normal"/>
+    <w:next w:val="Normal"/>
+    <w:link w:val="Heading4Char"/>
+    <w:uiPriority w:val="9"/>
+    <w:unhideWhenUsed/>
+    <w:qFormat/>
+    <w:rsid w:val="00326C79"/>
+    <w:pPr>
+      <w:keepNext/>
+      <w:keepLines/>
+      <w:spacing w:before="40" w:after="0"/>
+      <w:outlineLvl w:val="3"/>
+    </w:pPr>
+    <w:rPr>
+      <w:rFonts w:asciiTheme="majorHAnsi" w:eastAsiaTheme="majorEastAsia" w:hAnsiTheme="majorHAnsi" w:cstheme="majorBidi"/>
+      <w:i/>
+      <w:iCs/>
+      <w:color w:val="2F5496" w:themeColor="accent1" w:themeShade="BF"/>
+    </w:rPr>
+  </w:style>
   <w:style w:type="character" w:default="1" w:styleId="DefaultParagraphFont">
     <w:name w:val="Default Paragraph Font"/>
     <w:uiPriority w:val="1"/>
-    <w:semiHidden/>
     <w:unhideWhenUsed/>
   </w:style>
   <w:style w:type="table" w:default="1" w:styleId="TableNormal">
@@ -5255,6 +6197,20 @@
       <w:sz w:val="20"/>
       <w:szCs w:val="20"/>
       <w:shd w:val="clear" w:color="auto" w:fill="F3F6FB"/>
+    </w:rPr>
+  </w:style>
+  <w:style w:type="character" w:customStyle="1" w:styleId="Heading4Char">
+    <w:name w:val="Heading 4 Char"/>
+    <w:basedOn w:val="DefaultParagraphFont"/>
+    <w:link w:val="Heading4"/>
+    <w:uiPriority w:val="9"/>
+    <w:rsid w:val="00326C79"/>
+    <w:rPr>
+      <w:rFonts w:asciiTheme="majorHAnsi" w:eastAsiaTheme="majorEastAsia" w:hAnsiTheme="majorHAnsi" w:cstheme="majorBidi"/>
+      <w:i/>
+      <w:iCs/>
+      <w:color w:val="2F5496" w:themeColor="accent1" w:themeShade="BF"/>
+      <w:lang w:val="af-ZA"/>
     </w:rPr>
   </w:style>
 </w:styles>

--- a/Fases_Dokumentasie/Fase5_Databasis+Finale-Webblad.docx
+++ b/Fases_Dokumentasie/Fase5_Databasis+Finale-Webblad.docx
@@ -765,10 +765,70 @@
         </w:numPr>
       </w:pPr>
       <w:r>
+        <w:t xml:space="preserve">Die databasis gebruik die webblaaier se localStorage om data </w:t>
+      </w:r>
+      <w:r>
+        <w:t>aanhoudend as sleutel-waarde-pare te stoor</w:t>
+      </w:r>
+    </w:p>
+    <w:p>
+      <w:pPr>
+        <w:pStyle w:val="ListParagraph"/>
+        <w:numPr>
+          <w:ilvl w:val="0"/>
+          <w:numId w:val="41"/>
+        </w:numPr>
+      </w:pPr>
+      <w:r>
         <w:t xml:space="preserve">Ek het ‘n logboek wat alle veranderinge aan die databasis wys </w:t>
       </w:r>
       <w:r>
-        <w:t>,dit kan gesien word deur die wys transaksies knoppie te kliek.</w:t>
+        <w:t>,dit kan gesien word deur die wys transaksies knoppie te kliek</w:t>
+      </w:r>
+      <w:r>
+        <w:t xml:space="preserve"> </w:t>
+      </w:r>
+      <w:r>
+        <w:rPr>
+          <w:rStyle w:val="CSSKlasreelsChar"/>
+        </w:rPr>
+        <w:t>(</w:t>
+      </w:r>
+      <w:r>
+        <w:rPr>
+          <w:rStyle w:val="CSSKlasreelsChar"/>
+        </w:rPr>
+        <w:t>showTransactions()</w:t>
+      </w:r>
+      <w:r>
+        <w:rPr>
+          <w:rStyle w:val="CSSKlasreelsChar"/>
+        </w:rPr>
+        <w:t>)</w:t>
+      </w:r>
+      <w:r>
+        <w:t>.</w:t>
+      </w:r>
+    </w:p>
+    <w:p>
+      <w:pPr>
+        <w:pStyle w:val="ListParagraph"/>
+        <w:numPr>
+          <w:ilvl w:val="0"/>
+          <w:numId w:val="41"/>
+        </w:numPr>
+      </w:pPr>
+      <w:r>
+        <w:t xml:space="preserve">Die funksie genaam </w:t>
+      </w:r>
+      <w:r>
+        <w:rPr>
+          <w:rStyle w:val="CSSKlasreelsChar"/>
+        </w:rPr>
+        <w:t>loadDB()</w:t>
+      </w:r>
+      <w:r>
+        <w:t xml:space="preserve"> in my JS bevat die oorspronklike data vir my voorraadbestuur databasis.</w:t>
       </w:r>
     </w:p>
     <w:p>
@@ -797,8 +857,177 @@
       </w:r>
     </w:p>
     <w:p>
-      <w:r>
-        <w:t>Hierdie tabel is baeser op my produkte tabel op my products.html blad.</w:t>
+      <w:pPr>
+        <w:spacing w:after="0"/>
+      </w:pPr>
+      <w:r>
+        <w:t xml:space="preserve">Hierdie tabel is baeser op my produkte tabel op my </w:t>
+      </w:r>
+      <w:r>
+        <w:rPr>
+          <w:rStyle w:val="Heading5Char"/>
+        </w:rPr>
+        <w:t>products</w:t>
+      </w:r>
+      <w:r>
+        <w:rPr>
+          <w:rStyle w:val="Heading5Char"/>
+          <w:b/>
+          <w:bCs/>
+          <w:sz w:val="24"/>
+          <w:szCs w:val="24"/>
+        </w:rPr>
+        <w:t>.</w:t>
+      </w:r>
+      <w:r>
+        <w:rPr>
+          <w:rStyle w:val="Heading5Char"/>
+        </w:rPr>
+        <w:t>html</w:t>
+      </w:r>
+      <w:r>
+        <w:t xml:space="preserve"> blad.</w:t>
+      </w:r>
+    </w:p>
+    <w:p>
+      <w:pPr>
+        <w:spacing w:after="0"/>
+      </w:pPr>
+      <w:r>
+        <w:t xml:space="preserve">Die </w:t>
+      </w:r>
+      <w:r>
+        <w:rPr>
+          <w:rStyle w:val="Heading5Char"/>
+        </w:rPr>
+        <w:t>database</w:t>
+      </w:r>
+      <w:r>
+        <w:rPr>
+          <w:rStyle w:val="Heading5Char"/>
+          <w:b/>
+          <w:bCs/>
+          <w:sz w:val="24"/>
+          <w:szCs w:val="24"/>
+        </w:rPr>
+        <w:t>.</w:t>
+      </w:r>
+      <w:r>
+        <w:rPr>
+          <w:rStyle w:val="Heading5Char"/>
+        </w:rPr>
+        <w:t>sql</w:t>
+      </w:r>
+      <w:r>
+        <w:t xml:space="preserve"> </w:t>
+      </w:r>
+      <w:r>
+        <w:t>kode vir hierdie tabel bevat die volgende</w:t>
+      </w:r>
+    </w:p>
+    <w:p>
+      <w:pPr>
+        <w:pStyle w:val="ListParagraph"/>
+        <w:numPr>
+          <w:ilvl w:val="0"/>
+          <w:numId w:val="42"/>
+        </w:numPr>
+      </w:pPr>
+      <w:r>
+        <w:t>ID wat die primerse sleutel is</w:t>
+      </w:r>
+      <w:r>
+        <w:t>.</w:t>
+      </w:r>
+    </w:p>
+    <w:p>
+      <w:pPr>
+        <w:pStyle w:val="ListParagraph"/>
+        <w:numPr>
+          <w:ilvl w:val="0"/>
+          <w:numId w:val="42"/>
+        </w:numPr>
+      </w:pPr>
+      <w:r>
+        <w:t>Item naam</w:t>
+      </w:r>
+    </w:p>
+    <w:p>
+      <w:pPr>
+        <w:pStyle w:val="ListParagraph"/>
+        <w:numPr>
+          <w:ilvl w:val="0"/>
+          <w:numId w:val="42"/>
+        </w:numPr>
+      </w:pPr>
+      <w:r>
+        <w:t>Kategorie</w:t>
+      </w:r>
+    </w:p>
+    <w:p>
+      <w:pPr>
+        <w:pStyle w:val="ListParagraph"/>
+        <w:numPr>
+          <w:ilvl w:val="0"/>
+          <w:numId w:val="42"/>
+        </w:numPr>
+      </w:pPr>
+      <w:r>
+        <w:t>Hoeveelheid met verstekwaarde van 0</w:t>
+      </w:r>
+      <w:r>
+        <w:t>.</w:t>
+      </w:r>
+    </w:p>
+    <w:p>
+      <w:pPr>
+        <w:pStyle w:val="ListParagraph"/>
+        <w:numPr>
+          <w:ilvl w:val="0"/>
+          <w:numId w:val="42"/>
+        </w:numPr>
+      </w:pPr>
+      <w:r>
+        <w:t>Eenheid</w:t>
+      </w:r>
+    </w:p>
+    <w:p>
+      <w:pPr>
+        <w:pStyle w:val="ListParagraph"/>
+        <w:numPr>
+          <w:ilvl w:val="0"/>
+          <w:numId w:val="42"/>
+        </w:numPr>
+      </w:pPr>
+      <w:r>
+        <w:t>Herbestel punt met verstekwaarde van 5</w:t>
+      </w:r>
+      <w:r>
+        <w:t>.</w:t>
+      </w:r>
+    </w:p>
+    <w:p>
+      <w:pPr>
+        <w:pStyle w:val="ListParagraph"/>
+        <w:numPr>
+          <w:ilvl w:val="0"/>
+          <w:numId w:val="42"/>
+        </w:numPr>
+        <w:spacing w:after="0"/>
+      </w:pPr>
+      <w:r>
+        <w:t>Vorige opdatering se tyd met die verstekwaarde van die huidige tydstempel</w:t>
+      </w:r>
+      <w:r>
+        <w:t>.</w:t>
+      </w:r>
+    </w:p>
+    <w:p>
+      <w:r>
+        <w:t>Die tabel word outomaties gevul met die huidige voorraad items in die sql kode</w:t>
+      </w:r>
+      <w:r>
+        <w:t xml:space="preserve"> geskryf.</w:t>
       </w:r>
     </w:p>
     <w:p>
@@ -818,30 +1047,184 @@
       </w:r>
     </w:p>
     <w:p>
-      <w:r>
-        <w:t>Hierdie tabel is bas</w:t>
-      </w:r>
-      <w:r>
-        <w:t>e</w:t>
-      </w:r>
-      <w:r>
-        <w:t xml:space="preserve">er op my </w:t>
-      </w:r>
-      <w:r>
-        <w:t>verkope</w:t>
-      </w:r>
-      <w:r>
-        <w:t xml:space="preserve"> tabel op my </w:t>
-      </w:r>
-      <w:r>
+      <w:pPr>
+        <w:spacing w:after="0"/>
+      </w:pPr>
+      <w:r>
+        <w:t xml:space="preserve">Hierdie tabel is baseer op my verkope tabel op my </w:t>
+      </w:r>
+      <w:r>
+        <w:rPr>
+          <w:rStyle w:val="Heading5Char"/>
+        </w:rPr>
         <w:t>verkope_en_rekords</w:t>
       </w:r>
       <w:r>
-        <w:t>.html blad.</w:t>
+        <w:rPr>
+          <w:rStyle w:val="Heading5Char"/>
+          <w:b/>
+          <w:bCs/>
+          <w:sz w:val="24"/>
+          <w:szCs w:val="24"/>
+        </w:rPr>
+        <w:t>.</w:t>
+      </w:r>
+      <w:r>
+        <w:rPr>
+          <w:rStyle w:val="Heading5Char"/>
+        </w:rPr>
+        <w:t>html</w:t>
+      </w:r>
+      <w:r>
+        <w:t xml:space="preserve"> blad.</w:t>
       </w:r>
     </w:p>
     <w:p>
       <w:pPr>
+        <w:spacing w:after="0"/>
+      </w:pPr>
+      <w:r>
+        <w:t xml:space="preserve">Die </w:t>
+      </w:r>
+      <w:r>
+        <w:rPr>
+          <w:rStyle w:val="Heading5Char"/>
+        </w:rPr>
+        <w:t>database</w:t>
+      </w:r>
+      <w:r>
+        <w:rPr>
+          <w:rStyle w:val="Heading5Char"/>
+          <w:b/>
+          <w:bCs/>
+          <w:sz w:val="24"/>
+          <w:szCs w:val="24"/>
+        </w:rPr>
+        <w:t>.</w:t>
+      </w:r>
+      <w:r>
+        <w:rPr>
+          <w:rStyle w:val="Heading5Char"/>
+        </w:rPr>
+        <w:t>sql</w:t>
+      </w:r>
+      <w:r>
+        <w:t xml:space="preserve"> kode vir hierdie tabel bevat die volgende</w:t>
+      </w:r>
+    </w:p>
+    <w:p>
+      <w:pPr>
+        <w:pStyle w:val="ListParagraph"/>
+        <w:numPr>
+          <w:ilvl w:val="0"/>
+          <w:numId w:val="42"/>
+        </w:numPr>
+      </w:pPr>
+      <w:r>
+        <w:t>ID wat die primerse sleutel is</w:t>
+      </w:r>
+      <w:r>
+        <w:t>.</w:t>
+      </w:r>
+    </w:p>
+    <w:p>
+      <w:pPr>
+        <w:pStyle w:val="ListParagraph"/>
+        <w:numPr>
+          <w:ilvl w:val="0"/>
+          <w:numId w:val="42"/>
+        </w:numPr>
+      </w:pPr>
+      <w:r>
+        <w:t>Verkoop datum</w:t>
+      </w:r>
+    </w:p>
+    <w:p>
+      <w:pPr>
+        <w:pStyle w:val="ListParagraph"/>
+        <w:numPr>
+          <w:ilvl w:val="0"/>
+          <w:numId w:val="42"/>
+        </w:numPr>
+      </w:pPr>
+      <w:r>
+        <w:t>Produk naam</w:t>
+      </w:r>
+    </w:p>
+    <w:p>
+      <w:pPr>
+        <w:pStyle w:val="ListParagraph"/>
+        <w:numPr>
+          <w:ilvl w:val="0"/>
+          <w:numId w:val="42"/>
+        </w:numPr>
+      </w:pPr>
+      <w:r>
+        <w:t xml:space="preserve">Hoeveelheid </w:t>
+      </w:r>
+      <w:r>
+        <w:t>verkoop</w:t>
+      </w:r>
+    </w:p>
+    <w:p>
+      <w:pPr>
+        <w:pStyle w:val="ListParagraph"/>
+        <w:numPr>
+          <w:ilvl w:val="0"/>
+          <w:numId w:val="42"/>
+        </w:numPr>
+      </w:pPr>
+      <w:r>
+        <w:t>Totale bedrag</w:t>
+      </w:r>
+    </w:p>
+    <w:p>
+      <w:pPr>
+        <w:pStyle w:val="ListParagraph"/>
+        <w:numPr>
+          <w:ilvl w:val="0"/>
+          <w:numId w:val="42"/>
+        </w:numPr>
+      </w:pPr>
+      <w:r>
+        <w:t>Notas</w:t>
+      </w:r>
+    </w:p>
+    <w:p>
+      <w:pPr>
+        <w:pStyle w:val="ListParagraph"/>
+        <w:numPr>
+          <w:ilvl w:val="0"/>
+          <w:numId w:val="42"/>
+        </w:numPr>
+        <w:spacing w:after="0"/>
+      </w:pPr>
+      <w:r>
+        <w:t>Skepping</w:t>
+      </w:r>
+      <w:r>
+        <w:t xml:space="preserve"> se tyd met die verstekwaarde van die huidige tydstempel</w:t>
+      </w:r>
+      <w:r>
+        <w:t>.</w:t>
+      </w:r>
+    </w:p>
+    <w:p>
+      <w:r>
+        <w:t xml:space="preserve">Die tabel word outomaties gevul met die huidige </w:t>
+      </w:r>
+      <w:r>
+        <w:t>verkope</w:t>
+      </w:r>
+      <w:r>
+        <w:t xml:space="preserve"> in die sql kode</w:t>
+      </w:r>
+      <w:r>
+        <w:t xml:space="preserve"> geskryf.</w:t>
+      </w:r>
+    </w:p>
+    <w:p>
+      <w:pPr>
         <w:pStyle w:val="Heading3"/>
         <w:shd w:val="clear" w:color="auto" w:fill="DEEAF6" w:themeFill="accent5" w:themeFillTint="33"/>
       </w:pPr>
@@ -872,7 +1255,29 @@
         <w:t>i</w:t>
       </w:r>
       <w:r>
-        <w:t>mplementeer en werk op die voorraadbestuur.html</w:t>
+        <w:t xml:space="preserve">mplementeer en werk op die </w:t>
+      </w:r>
+      <w:r>
+        <w:rPr>
+          <w:rStyle w:val="Heading5Char"/>
+        </w:rPr>
+        <w:t>voorraadbestuur</w:t>
+      </w:r>
+      <w:r>
+        <w:rPr>
+          <w:rStyle w:val="Heading5Char"/>
+          <w:b/>
+          <w:bCs/>
+          <w:sz w:val="24"/>
+          <w:szCs w:val="24"/>
+        </w:rPr>
+        <w:t>.</w:t>
+      </w:r>
+      <w:r>
+        <w:rPr>
+          <w:rStyle w:val="Heading5Char"/>
+        </w:rPr>
+        <w:t>html</w:t>
       </w:r>
       <w:r>
         <w:t xml:space="preserve"> blad se databasis</w:t>
@@ -894,10 +1299,41 @@
           <w:b/>
           <w:bCs/>
         </w:rPr>
+        <w:lastRenderedPageBreak/>
         <w:t>Create</w:t>
       </w:r>
       <w:r>
-        <w:t xml:space="preserve"> → Knoppie “+ Nuwe item” (prompts vra vir al die velde).</w:t>
+        <w:t xml:space="preserve"> → Knoppie “+ Nuwe item” (prompts vra vir </w:t>
+      </w:r>
+      <w:r>
+        <w:t>elke veld en log die transaksie</w:t>
+      </w:r>
+      <w:r>
+        <w:t>)</w:t>
+      </w:r>
+      <w:r>
+        <w:t xml:space="preserve"> </w:t>
+      </w:r>
+      <w:r>
+        <w:rPr>
+          <w:rStyle w:val="CSSKlasreelsChar"/>
+        </w:rPr>
+        <w:t>(</w:t>
+      </w:r>
+      <w:r>
+        <w:rPr>
+          <w:rStyle w:val="CSSKlasreelsChar"/>
+        </w:rPr>
+        <w:t>addInventory()</w:t>
+      </w:r>
+      <w:r>
+        <w:rPr>
+          <w:rStyle w:val="CSSKlasreelsChar"/>
+        </w:rPr>
+        <w:t>)</w:t>
+      </w:r>
+      <w:r>
+        <w:t>.</w:t>
       </w:r>
     </w:p>
     <w:p>
@@ -916,7 +1352,43 @@
         <w:t>Read</w:t>
       </w:r>
       <w:r>
-        <w:t xml:space="preserve"> → Tabel wys alle items met soekfunksie (filterInventory()).</w:t>
+        <w:t xml:space="preserve"> → Tabel wys alle items met soekfunksie</w:t>
+      </w:r>
+      <w:r>
+        <w:t xml:space="preserve"> asook lae voorraad</w:t>
+      </w:r>
+      <w:r>
+        <w:t xml:space="preserve"> </w:t>
+      </w:r>
+      <w:r>
+        <w:rPr>
+          <w:rStyle w:val="CSSKlasreelsChar"/>
+        </w:rPr>
+        <w:t>(</w:t>
+      </w:r>
+      <w:r>
+        <w:rPr>
+          <w:rStyle w:val="CSSKlasreelsChar"/>
+        </w:rPr>
+        <w:t>filterInventory()</w:t>
+      </w:r>
+      <w:r>
+        <w:t xml:space="preserve"> , </w:t>
+      </w:r>
+      <w:r>
+        <w:rPr>
+          <w:rStyle w:val="CSSKlasreelsChar"/>
+        </w:rPr>
+        <w:t>renderInventory()</w:t>
+      </w:r>
+      <w:r>
+        <w:rPr>
+          <w:rStyle w:val="CSSKlasreelsChar"/>
+        </w:rPr>
+        <w:t>)</w:t>
+      </w:r>
+      <w:r>
+        <w:t>.</w:t>
       </w:r>
     </w:p>
     <w:p>
@@ -941,7 +1413,43 @@
         <w:t xml:space="preserve">Potlood </w:t>
       </w:r>
       <w:r>
-        <w:t>knoppie langs elke ry (verander hoeveelheid en log transaksie).</w:t>
+        <w:t>knoppie langs elke ry (verander</w:t>
+      </w:r>
+      <w:r>
+        <w:t xml:space="preserve"> die</w:t>
+      </w:r>
+      <w:r>
+        <w:t xml:space="preserve"> hoeveelheid en log </w:t>
+      </w:r>
+      <w:r>
+        <w:t xml:space="preserve">die </w:t>
+      </w:r>
+      <w:r>
+        <w:t>transaksie)</w:t>
+      </w:r>
+      <w:r>
+        <w:t xml:space="preserve"> </w:t>
+      </w:r>
+      <w:r>
+        <w:rPr>
+          <w:rStyle w:val="CSSKlasreelsChar"/>
+        </w:rPr>
+        <w:t>(</w:t>
+      </w:r>
+      <w:r>
+        <w:rPr>
+          <w:rStyle w:val="CSSKlasreelsChar"/>
+        </w:rPr>
+        <w:t>editItem()</w:t>
+      </w:r>
+      <w:r>
+        <w:rPr>
+          <w:rStyle w:val="CSSKlasreelsChar"/>
+        </w:rPr>
+        <w:t>)</w:t>
+      </w:r>
+      <w:r>
+        <w:t>.</w:t>
       </w:r>
     </w:p>
     <w:p>
@@ -965,7 +1473,48 @@
         <w:t xml:space="preserve">Asblik </w:t>
       </w:r>
       <w:r>
-        <w:t>knoppie (verwyder item permanent en log transaksie).</w:t>
+        <w:t>knoppie (verwyder item permanent en log</w:t>
+      </w:r>
+      <w:r>
+        <w:t xml:space="preserve"> die</w:t>
+      </w:r>
+      <w:r>
+        <w:t xml:space="preserve"> transaksie)</w:t>
+      </w:r>
+      <w:r>
+        <w:t xml:space="preserve"> </w:t>
+      </w:r>
+      <w:r>
+        <w:rPr>
+          <w:rStyle w:val="CSSKlasreelsChar"/>
+        </w:rPr>
+        <w:t>(</w:t>
+      </w:r>
+      <w:r>
+        <w:rPr>
+          <w:rStyle w:val="CSSKlasreelsChar"/>
+        </w:rPr>
+        <w:t>deleteInventory()</w:t>
+      </w:r>
+      <w:r>
+        <w:rPr>
+          <w:rStyle w:val="CSSKlasreelsChar"/>
+        </w:rPr>
+        <w:t>)</w:t>
+      </w:r>
+      <w:r>
+        <w:t>.</w:t>
+      </w:r>
+    </w:p>
+    <w:p>
+      <w:pPr>
+        <w:ind w:left="360"/>
+      </w:pPr>
+      <w:r>
+        <w:t>Alle funksionaliteit wat die rye het word oorgedra na nuwe rye wat geskep word asook rye wat opdateer word</w:t>
+      </w:r>
+      <w:r>
+        <w:t>.</w:t>
       </w:r>
     </w:p>
     <w:p>
@@ -996,7 +1545,25 @@
         <w:spacing w:after="0"/>
       </w:pPr>
       <w:r>
-        <w:t>Ek het 2 demo videos gemaak:</w:t>
+        <w:t xml:space="preserve">Ek het </w:t>
+      </w:r>
+      <w:r>
+        <w:t>3</w:t>
+      </w:r>
+      <w:r>
+        <w:t xml:space="preserve"> demo videos gemaak</w:t>
+      </w:r>
+      <w:r>
+        <w:t xml:space="preserve"> </w:t>
+      </w:r>
+      <w:r>
+        <w:t>wat deur al my blaaie beweeg en alle funksionaliteite wys</w:t>
+      </w:r>
+      <w:r>
+        <w:t xml:space="preserve"> op verskillende skerm groottes</w:t>
+      </w:r>
+      <w:r>
+        <w:t>:</w:t>
       </w:r>
     </w:p>
     <w:p>
@@ -1008,7 +1575,34 @@
         </w:numPr>
       </w:pPr>
       <w:r>
-        <w:t>Ek het ‘n demo video gemaak wat deur al my blaaie beweeg en alle funksionaliteite wys op ‘n rekenaar skerm.</w:t>
+        <w:t xml:space="preserve">Die video </w:t>
+      </w:r>
+      <w:r>
+        <w:rPr>
+          <w:rStyle w:val="Heading5Char"/>
+        </w:rPr>
+        <w:t>Rekenaarskerm</w:t>
+      </w:r>
+      <w:r>
+        <w:rPr>
+          <w:rStyle w:val="Heading5Char"/>
+        </w:rPr>
+        <w:t>.mp4</w:t>
+      </w:r>
+      <w:r>
+        <w:t xml:space="preserve"> </w:t>
+      </w:r>
+      <w:r>
+        <w:t xml:space="preserve">wys hoe die webblad lyk en werk op </w:t>
+      </w:r>
+      <w:r>
+        <w:t>rekenaar skerm</w:t>
+      </w:r>
+      <w:r>
+        <w:t>s</w:t>
+      </w:r>
+      <w:r>
+        <w:t>.</w:t>
       </w:r>
       <w:r>
         <w:t xml:space="preserve"> </w:t>
@@ -1035,16 +1629,29 @@
         </w:numPr>
       </w:pPr>
       <w:r>
-        <w:t>Die video wys ook hoe die webblad lyk en werk op kleiner skerms soos ‘n slimfoon skerm.</w:t>
+        <w:t xml:space="preserve">Die video </w:t>
+      </w:r>
+      <w:r>
+        <w:rPr>
+          <w:rStyle w:val="Heading5Char"/>
+        </w:rPr>
+        <w:t>Slimfoon.mp4</w:t>
+      </w:r>
+      <w:r>
+        <w:t xml:space="preserve"> </w:t>
+      </w:r>
+      <w:r>
+        <w:t>wys hoe die webblad lyk en werk op slimfoon skerm</w:t>
+      </w:r>
+      <w:r>
+        <w:t>s</w:t>
+      </w:r>
+      <w:r>
+        <w:t>.</w:t>
       </w:r>
       <w:r>
         <w:br/>
-      </w:r>
-      <w:r>
-        <w:t>Hier is die video skakel</w:t>
-      </w:r>
-      <w:r>
-        <w:t xml:space="preserve">: </w:t>
+        <w:t xml:space="preserve">Hier is die video skakel: </w:t>
       </w:r>
       <w:hyperlink r:id="rId11" w:tooltip="Slimfoon skermgrootte demo video in skermskote en videos leer" w:history="1">
         <w:r>
@@ -1052,6 +1659,54 @@
             <w:rStyle w:val="Hyperlink"/>
           </w:rPr>
           <w:t>..\Skermskote en Video\Fase5 - FinaleDemo\Slimfoon.mp4</w:t>
+        </w:r>
+      </w:hyperlink>
+    </w:p>
+    <w:p>
+      <w:pPr>
+        <w:pStyle w:val="ListParagraph"/>
+        <w:numPr>
+          <w:ilvl w:val="0"/>
+          <w:numId w:val="40"/>
+        </w:numPr>
+      </w:pPr>
+      <w:r>
+        <w:t xml:space="preserve">Die video </w:t>
+      </w:r>
+      <w:r>
+        <w:rPr>
+          <w:rStyle w:val="Heading5Char"/>
+        </w:rPr>
+        <w:t>Tabletskerm.mp4</w:t>
+      </w:r>
+      <w:r>
+        <w:t xml:space="preserve"> </w:t>
+      </w:r>
+      <w:r>
+        <w:t xml:space="preserve">wys hoe die webblad lyk en werk op </w:t>
+      </w:r>
+      <w:r>
+        <w:t>tablet</w:t>
+      </w:r>
+      <w:r>
+        <w:t xml:space="preserve"> skerm</w:t>
+      </w:r>
+      <w:r>
+        <w:t>s</w:t>
+      </w:r>
+      <w:r>
+        <w:t>.</w:t>
+      </w:r>
+      <w:r>
+        <w:br/>
+        <w:t xml:space="preserve">Hier is die video skakel: </w:t>
+      </w:r>
+      <w:hyperlink r:id="rId12" w:tooltip="Slimfoon skermgrootte demo video in skermskote en videos leer" w:history="1">
+        <w:r>
+          <w:rPr>
+            <w:rStyle w:val="Hyperlink"/>
+          </w:rPr>
+          <w:t>..\Skermskote en Video\Fase5 - Demo Video's\Tabletskerm.mp4</w:t>
         </w:r>
       </w:hyperlink>
     </w:p>
@@ -4737,6 +5392,119 @@
     </w:lvl>
   </w:abstractNum>
   <w:abstractNum w:abstractNumId="37" w15:restartNumberingAfterBreak="0">
+    <w:nsid w:val="732D6189"/>
+    <w:multiLevelType w:val="hybridMultilevel"/>
+    <w:tmpl w:val="2216FCD2"/>
+    <w:lvl w:ilvl="0" w:tplc="1C090001">
+      <w:start w:val="1"/>
+      <w:numFmt w:val="bullet"/>
+      <w:lvlText w:val=""/>
+      <w:lvlJc w:val="left"/>
+      <w:pPr>
+        <w:ind w:left="720" w:hanging="360"/>
+      </w:pPr>
+      <w:rPr>
+        <w:rFonts w:ascii="Symbol" w:hAnsi="Symbol" w:hint="default"/>
+      </w:rPr>
+    </w:lvl>
+    <w:lvl w:ilvl="1" w:tplc="1C090003" w:tentative="1">
+      <w:start w:val="1"/>
+      <w:numFmt w:val="bullet"/>
+      <w:lvlText w:val="o"/>
+      <w:lvlJc w:val="left"/>
+      <w:pPr>
+        <w:ind w:left="1440" w:hanging="360"/>
+      </w:pPr>
+      <w:rPr>
+        <w:rFonts w:ascii="Courier New" w:hAnsi="Courier New" w:cs="Courier New" w:hint="default"/>
+      </w:rPr>
+    </w:lvl>
+    <w:lvl w:ilvl="2" w:tplc="1C090005" w:tentative="1">
+      <w:start w:val="1"/>
+      <w:numFmt w:val="bullet"/>
+      <w:lvlText w:val=""/>
+      <w:lvlJc w:val="left"/>
+      <w:pPr>
+        <w:ind w:left="2160" w:hanging="360"/>
+      </w:pPr>
+      <w:rPr>
+        <w:rFonts w:ascii="Wingdings" w:hAnsi="Wingdings" w:hint="default"/>
+      </w:rPr>
+    </w:lvl>
+    <w:lvl w:ilvl="3" w:tplc="1C090001" w:tentative="1">
+      <w:start w:val="1"/>
+      <w:numFmt w:val="bullet"/>
+      <w:lvlText w:val=""/>
+      <w:lvlJc w:val="left"/>
+      <w:pPr>
+        <w:ind w:left="2880" w:hanging="360"/>
+      </w:pPr>
+      <w:rPr>
+        <w:rFonts w:ascii="Symbol" w:hAnsi="Symbol" w:hint="default"/>
+      </w:rPr>
+    </w:lvl>
+    <w:lvl w:ilvl="4" w:tplc="1C090003" w:tentative="1">
+      <w:start w:val="1"/>
+      <w:numFmt w:val="bullet"/>
+      <w:lvlText w:val="o"/>
+      <w:lvlJc w:val="left"/>
+      <w:pPr>
+        <w:ind w:left="3600" w:hanging="360"/>
+      </w:pPr>
+      <w:rPr>
+        <w:rFonts w:ascii="Courier New" w:hAnsi="Courier New" w:cs="Courier New" w:hint="default"/>
+      </w:rPr>
+    </w:lvl>
+    <w:lvl w:ilvl="5" w:tplc="1C090005" w:tentative="1">
+      <w:start w:val="1"/>
+      <w:numFmt w:val="bullet"/>
+      <w:lvlText w:val=""/>
+      <w:lvlJc w:val="left"/>
+      <w:pPr>
+        <w:ind w:left="4320" w:hanging="360"/>
+      </w:pPr>
+      <w:rPr>
+        <w:rFonts w:ascii="Wingdings" w:hAnsi="Wingdings" w:hint="default"/>
+      </w:rPr>
+    </w:lvl>
+    <w:lvl w:ilvl="6" w:tplc="1C090001" w:tentative="1">
+      <w:start w:val="1"/>
+      <w:numFmt w:val="bullet"/>
+      <w:lvlText w:val=""/>
+      <w:lvlJc w:val="left"/>
+      <w:pPr>
+        <w:ind w:left="5040" w:hanging="360"/>
+      </w:pPr>
+      <w:rPr>
+        <w:rFonts w:ascii="Symbol" w:hAnsi="Symbol" w:hint="default"/>
+      </w:rPr>
+    </w:lvl>
+    <w:lvl w:ilvl="7" w:tplc="1C090003" w:tentative="1">
+      <w:start w:val="1"/>
+      <w:numFmt w:val="bullet"/>
+      <w:lvlText w:val="o"/>
+      <w:lvlJc w:val="left"/>
+      <w:pPr>
+        <w:ind w:left="5760" w:hanging="360"/>
+      </w:pPr>
+      <w:rPr>
+        <w:rFonts w:ascii="Courier New" w:hAnsi="Courier New" w:cs="Courier New" w:hint="default"/>
+      </w:rPr>
+    </w:lvl>
+    <w:lvl w:ilvl="8" w:tplc="1C090005" w:tentative="1">
+      <w:start w:val="1"/>
+      <w:numFmt w:val="bullet"/>
+      <w:lvlText w:val=""/>
+      <w:lvlJc w:val="left"/>
+      <w:pPr>
+        <w:ind w:left="6480" w:hanging="360"/>
+      </w:pPr>
+      <w:rPr>
+        <w:rFonts w:ascii="Wingdings" w:hAnsi="Wingdings" w:hint="default"/>
+      </w:rPr>
+    </w:lvl>
+  </w:abstractNum>
+  <w:abstractNum w:abstractNumId="38" w15:restartNumberingAfterBreak="0">
     <w:nsid w:val="74B05C1E"/>
     <w:multiLevelType w:val="hybridMultilevel"/>
     <w:tmpl w:val="70AC0C22"/>
@@ -4849,7 +5617,7 @@
       </w:rPr>
     </w:lvl>
   </w:abstractNum>
-  <w:abstractNum w:abstractNumId="38" w15:restartNumberingAfterBreak="0">
+  <w:abstractNum w:abstractNumId="39" w15:restartNumberingAfterBreak="0">
     <w:nsid w:val="76D76473"/>
     <w:multiLevelType w:val="hybridMultilevel"/>
     <w:tmpl w:val="A8EE3AA6"/>
@@ -4962,7 +5730,7 @@
       </w:rPr>
     </w:lvl>
   </w:abstractNum>
-  <w:abstractNum w:abstractNumId="39" w15:restartNumberingAfterBreak="0">
+  <w:abstractNum w:abstractNumId="40" w15:restartNumberingAfterBreak="0">
     <w:nsid w:val="7C300F4C"/>
     <w:multiLevelType w:val="hybridMultilevel"/>
     <w:tmpl w:val="E78A3430"/>
@@ -5048,7 +5816,7 @@
       </w:pPr>
     </w:lvl>
   </w:abstractNum>
-  <w:abstractNum w:abstractNumId="40" w15:restartNumberingAfterBreak="0">
+  <w:abstractNum w:abstractNumId="41" w15:restartNumberingAfterBreak="0">
     <w:nsid w:val="7CD30BE9"/>
     <w:multiLevelType w:val="multilevel"/>
     <w:tmpl w:val="3DA67334"/>
@@ -5231,7 +5999,7 @@
     <w:abstractNumId w:val="1"/>
   </w:num>
   <w:num w:numId="24" w16cid:durableId="287056098">
-    <w:abstractNumId w:val="39"/>
+    <w:abstractNumId w:val="40"/>
   </w:num>
   <w:num w:numId="25" w16cid:durableId="449594776">
     <w:abstractNumId w:val="5"/>
@@ -5246,7 +6014,7 @@
     <w:abstractNumId w:val="13"/>
   </w:num>
   <w:num w:numId="29" w16cid:durableId="140467374">
-    <w:abstractNumId w:val="40"/>
+    <w:abstractNumId w:val="41"/>
   </w:num>
   <w:num w:numId="30" w16cid:durableId="191843358">
     <w:abstractNumId w:val="23"/>
@@ -5261,7 +6029,7 @@
     <w:abstractNumId w:val="25"/>
   </w:num>
   <w:num w:numId="34" w16cid:durableId="1412922212">
-    <w:abstractNumId w:val="37"/>
+    <w:abstractNumId w:val="38"/>
   </w:num>
   <w:num w:numId="35" w16cid:durableId="1433472894">
     <w:abstractNumId w:val="2"/>
@@ -5282,7 +6050,10 @@
     <w:abstractNumId w:val="31"/>
   </w:num>
   <w:num w:numId="41" w16cid:durableId="523396999">
-    <w:abstractNumId w:val="38"/>
+    <w:abstractNumId w:val="39"/>
+  </w:num>
+  <w:num w:numId="42" w16cid:durableId="1350834013">
+    <w:abstractNumId w:val="37"/>
   </w:num>
 </w:numbering>
 </file>
@@ -5779,6 +6550,27 @@
       <w:color w:val="2F5496" w:themeColor="accent1" w:themeShade="BF"/>
     </w:rPr>
   </w:style>
+  <w:style w:type="paragraph" w:styleId="Heading5">
+    <w:name w:val="heading 5"/>
+    <w:aliases w:val="CSS Klasse"/>
+    <w:basedOn w:val="Normal"/>
+    <w:next w:val="Normal"/>
+    <w:link w:val="Heading5Char"/>
+    <w:uiPriority w:val="9"/>
+    <w:unhideWhenUsed/>
+    <w:qFormat/>
+    <w:rsid w:val="00BE56A7"/>
+    <w:pPr>
+      <w:outlineLvl w:val="4"/>
+    </w:pPr>
+    <w:rPr>
+      <w:rFonts w:ascii="Sagona Book" w:hAnsi="Sagona Book"/>
+      <w:color w:val="FF6600"/>
+      <w:sz w:val="20"/>
+      <w:szCs w:val="20"/>
+      <w:u w:color="CE0000"/>
+    </w:rPr>
+  </w:style>
   <w:style w:type="character" w:default="1" w:styleId="DefaultParagraphFont">
     <w:name w:val="Default Paragraph Font"/>
     <w:uiPriority w:val="1"/>
@@ -6210,6 +7002,65 @@
       <w:i/>
       <w:iCs/>
       <w:color w:val="2F5496" w:themeColor="accent1" w:themeShade="BF"/>
+      <w:lang w:val="af-ZA"/>
+    </w:rPr>
+  </w:style>
+  <w:style w:type="character" w:customStyle="1" w:styleId="Heading5Char">
+    <w:name w:val="Heading 5 Char"/>
+    <w:aliases w:val="CSS Klasse Char"/>
+    <w:basedOn w:val="DefaultParagraphFont"/>
+    <w:link w:val="Heading5"/>
+    <w:uiPriority w:val="9"/>
+    <w:rsid w:val="00BE56A7"/>
+    <w:rPr>
+      <w:rFonts w:ascii="Sagona Book" w:hAnsi="Sagona Book"/>
+      <w:color w:val="FF6600"/>
+      <w:sz w:val="20"/>
+      <w:szCs w:val="20"/>
+      <w:u w:color="CE0000"/>
+      <w:lang w:val="af-ZA"/>
+    </w:rPr>
+  </w:style>
+  <w:style w:type="character" w:customStyle="1" w:styleId="Heading5Char1">
+    <w:name w:val="Heading 5 Char1"/>
+    <w:basedOn w:val="DefaultParagraphFont"/>
+    <w:uiPriority w:val="9"/>
+    <w:semiHidden/>
+    <w:rsid w:val="00BE56A7"/>
+    <w:rPr>
+      <w:rFonts w:asciiTheme="majorHAnsi" w:eastAsiaTheme="majorEastAsia" w:hAnsiTheme="majorHAnsi" w:cstheme="majorBidi"/>
+      <w:color w:val="2F5496" w:themeColor="accent1" w:themeShade="BF"/>
+      <w:lang w:val="af-ZA"/>
+    </w:rPr>
+  </w:style>
+  <w:style w:type="paragraph" w:styleId="HTMLPreformatted">
+    <w:name w:val="HTML Preformatted"/>
+    <w:basedOn w:val="Normal"/>
+    <w:link w:val="HTMLPreformattedChar"/>
+    <w:uiPriority w:val="99"/>
+    <w:semiHidden/>
+    <w:unhideWhenUsed/>
+    <w:rsid w:val="00DD13FD"/>
+    <w:pPr>
+      <w:spacing w:after="0" w:line="240" w:lineRule="auto"/>
+    </w:pPr>
+    <w:rPr>
+      <w:rFonts w:ascii="Consolas" w:hAnsi="Consolas"/>
+      <w:sz w:val="20"/>
+      <w:szCs w:val="20"/>
+    </w:rPr>
+  </w:style>
+  <w:style w:type="character" w:customStyle="1" w:styleId="HTMLPreformattedChar">
+    <w:name w:val="HTML Preformatted Char"/>
+    <w:basedOn w:val="DefaultParagraphFont"/>
+    <w:link w:val="HTMLPreformatted"/>
+    <w:uiPriority w:val="99"/>
+    <w:semiHidden/>
+    <w:rsid w:val="00DD13FD"/>
+    <w:rPr>
+      <w:rFonts w:ascii="Consolas" w:hAnsi="Consolas"/>
+      <w:sz w:val="20"/>
+      <w:szCs w:val="20"/>
       <w:lang w:val="af-ZA"/>
     </w:rPr>
   </w:style>

--- a/Fases_Dokumentasie/Fase5_Databasis+Finale-Webblad.docx
+++ b/Fases_Dokumentasie/Fase5_Databasis+Finale-Webblad.docx
@@ -1160,10 +1160,7 @@
         </w:numPr>
       </w:pPr>
       <w:r>
-        <w:t xml:space="preserve">Hoeveelheid </w:t>
-      </w:r>
-      <w:r>
-        <w:t>verkoop</w:t>
+        <w:t>Hoeveelheid verkoop</w:t>
       </w:r>
     </w:p>
     <w:p>
@@ -1200,10 +1197,7 @@
         <w:spacing w:after="0"/>
       </w:pPr>
       <w:r>
-        <w:t>Skepping</w:t>
-      </w:r>
-      <w:r>
-        <w:t xml:space="preserve"> se tyd met die verstekwaarde van die huidige tydstempel</w:t>
+        <w:t>Skepping se tyd met die verstekwaarde van die huidige tydstempel</w:t>
       </w:r>
       <w:r>
         <w:t>.</w:t>
@@ -1211,13 +1205,7 @@
     </w:p>
     <w:p>
       <w:r>
-        <w:t xml:space="preserve">Die tabel word outomaties gevul met die huidige </w:t>
-      </w:r>
-      <w:r>
-        <w:t>verkope</w:t>
-      </w:r>
-      <w:r>
-        <w:t xml:space="preserve"> in die sql kode</w:t>
+        <w:t>Die tabel word outomaties gevul met die huidige verkope in die sql kode</w:t>
       </w:r>
       <w:r>
         <w:t xml:space="preserve"> geskryf.</w:t>
@@ -1710,6 +1698,1099 @@
         </w:r>
       </w:hyperlink>
     </w:p>
+    <w:p/>
+    <w:p>
+      <w:pPr>
+        <w:pStyle w:val="Heading2"/>
+        <w:shd w:val="clear" w:color="auto" w:fill="BDD6EE" w:themeFill="accent5" w:themeFillTint="66"/>
+        <w:spacing w:after="240"/>
+        <w:jc w:val="center"/>
+        <w:rPr>
+          <w:b/>
+          <w:bCs/>
+        </w:rPr>
+      </w:pPr>
+      <w:r>
+        <w:rPr>
+          <w:b/>
+          <w:bCs/>
+        </w:rPr>
+        <w:t>Leergidsstruktuur (65 leers)</w:t>
+      </w:r>
+    </w:p>
+    <w:p>
+      <w:r>
+        <w:rPr>
+          <w:b/>
+          <w:bCs/>
+        </w:rPr>
+        <w:t>Skaapboerdery</w:t>
+      </w:r>
+      <w:r>
+        <w:rPr>
+          <w:b/>
+          <w:bCs/>
+        </w:rPr>
+        <w:t>/</w:t>
+      </w:r>
+      <w:r>
+        <w:rPr>
+          <w:b/>
+          <w:bCs/>
+        </w:rPr>
+        <w:br/>
+      </w:r>
+      <w:r>
+        <w:rPr>
+          <w:rFonts w:ascii="MS Gothic" w:eastAsia="MS Gothic" w:hAnsi="MS Gothic" w:cs="MS Gothic" w:hint="eastAsia"/>
+        </w:rPr>
+        <w:t>├</w:t>
+      </w:r>
+      <w:r>
+        <w:rPr>
+          <w:rFonts w:ascii="Calibri" w:hAnsi="Calibri" w:cs="Calibri"/>
+        </w:rPr>
+        <w:t>──</w:t>
+      </w:r>
+      <w:r>
+        <w:t xml:space="preserve"> index.html</w:t>
+      </w:r>
+      <w:r>
+        <w:br/>
+      </w:r>
+      <w:r>
+        <w:rPr>
+          <w:rFonts w:ascii="MS Gothic" w:eastAsia="MS Gothic" w:hAnsi="MS Gothic" w:cs="MS Gothic" w:hint="eastAsia"/>
+        </w:rPr>
+        <w:t>├</w:t>
+      </w:r>
+      <w:r>
+        <w:rPr>
+          <w:rFonts w:ascii="Calibri" w:hAnsi="Calibri" w:cs="Calibri"/>
+        </w:rPr>
+        <w:t>──</w:t>
+      </w:r>
+      <w:r>
+        <w:t xml:space="preserve"> oor_ons.html</w:t>
+      </w:r>
+      <w:r>
+        <w:br/>
+      </w:r>
+      <w:r>
+        <w:rPr>
+          <w:rFonts w:ascii="MS Gothic" w:eastAsia="MS Gothic" w:hAnsi="MS Gothic" w:cs="MS Gothic" w:hint="eastAsia"/>
+        </w:rPr>
+        <w:t>├</w:t>
+      </w:r>
+      <w:r>
+        <w:rPr>
+          <w:rFonts w:ascii="Calibri" w:hAnsi="Calibri" w:cs="Calibri"/>
+        </w:rPr>
+        <w:t>──</w:t>
+      </w:r>
+      <w:r>
+        <w:t xml:space="preserve"> ons_trop.html</w:t>
+      </w:r>
+      <w:r>
+        <w:br/>
+      </w:r>
+      <w:r>
+        <w:rPr>
+          <w:rFonts w:ascii="MS Gothic" w:eastAsia="MS Gothic" w:hAnsi="MS Gothic" w:cs="MS Gothic" w:hint="eastAsia"/>
+        </w:rPr>
+        <w:t>├</w:t>
+      </w:r>
+      <w:r>
+        <w:rPr>
+          <w:rFonts w:ascii="Calibri" w:hAnsi="Calibri" w:cs="Calibri"/>
+        </w:rPr>
+        <w:t>──</w:t>
+      </w:r>
+      <w:r>
+        <w:t xml:space="preserve"> products.html</w:t>
+      </w:r>
+      <w:r>
+        <w:br/>
+      </w:r>
+      <w:r>
+        <w:rPr>
+          <w:rFonts w:ascii="MS Gothic" w:eastAsia="MS Gothic" w:hAnsi="MS Gothic" w:cs="MS Gothic" w:hint="eastAsia"/>
+        </w:rPr>
+        <w:t>├</w:t>
+      </w:r>
+      <w:r>
+        <w:rPr>
+          <w:rFonts w:ascii="Calibri" w:hAnsi="Calibri" w:cs="Calibri"/>
+        </w:rPr>
+        <w:t>──</w:t>
+      </w:r>
+      <w:r>
+        <w:t xml:space="preserve"> voorraadbestuur.html</w:t>
+      </w:r>
+      <w:r>
+        <w:br/>
+      </w:r>
+      <w:r>
+        <w:rPr>
+          <w:rFonts w:ascii="MS Gothic" w:eastAsia="MS Gothic" w:hAnsi="MS Gothic" w:cs="MS Gothic" w:hint="eastAsia"/>
+        </w:rPr>
+        <w:t>├</w:t>
+      </w:r>
+      <w:r>
+        <w:rPr>
+          <w:rFonts w:ascii="Calibri" w:hAnsi="Calibri" w:cs="Calibri"/>
+        </w:rPr>
+        <w:t>──</w:t>
+      </w:r>
+      <w:r>
+        <w:t xml:space="preserve"> verkope_en_rekord.html</w:t>
+      </w:r>
+      <w:r>
+        <w:br/>
+      </w:r>
+      <w:r>
+        <w:rPr>
+          <w:rFonts w:ascii="MS Gothic" w:eastAsia="MS Gothic" w:hAnsi="MS Gothic" w:cs="MS Gothic" w:hint="eastAsia"/>
+        </w:rPr>
+        <w:t>├</w:t>
+      </w:r>
+      <w:r>
+        <w:rPr>
+          <w:rFonts w:ascii="Calibri" w:hAnsi="Calibri" w:cs="Calibri"/>
+        </w:rPr>
+        <w:t>──</w:t>
+      </w:r>
+      <w:r>
+        <w:t xml:space="preserve"> contact.html</w:t>
+      </w:r>
+      <w:r>
+        <w:br/>
+      </w:r>
+      <w:r>
+        <w:rPr>
+          <w:rFonts w:ascii="MS Gothic" w:eastAsia="MS Gothic" w:hAnsi="MS Gothic" w:cs="MS Gothic" w:hint="eastAsia"/>
+        </w:rPr>
+        <w:t>├</w:t>
+      </w:r>
+      <w:r>
+        <w:rPr>
+          <w:rFonts w:ascii="Calibri" w:hAnsi="Calibri" w:cs="Calibri"/>
+        </w:rPr>
+        <w:t>──</w:t>
+      </w:r>
+      <w:r>
+        <w:t xml:space="preserve"> Style.css</w:t>
+      </w:r>
+      <w:r>
+        <w:br/>
+      </w:r>
+      <w:r>
+        <w:rPr>
+          <w:rFonts w:ascii="MS Gothic" w:eastAsia="MS Gothic" w:hAnsi="MS Gothic" w:cs="MS Gothic" w:hint="eastAsia"/>
+        </w:rPr>
+        <w:t>├</w:t>
+      </w:r>
+      <w:r>
+        <w:rPr>
+          <w:rFonts w:ascii="Calibri" w:hAnsi="Calibri" w:cs="Calibri"/>
+        </w:rPr>
+        <w:t>──</w:t>
+      </w:r>
+      <w:r>
+        <w:t xml:space="preserve"> print.css</w:t>
+      </w:r>
+      <w:r>
+        <w:br/>
+      </w:r>
+      <w:r>
+        <w:rPr>
+          <w:rFonts w:ascii="MS Gothic" w:eastAsia="MS Gothic" w:hAnsi="MS Gothic" w:cs="MS Gothic" w:hint="eastAsia"/>
+        </w:rPr>
+        <w:t>├</w:t>
+      </w:r>
+      <w:r>
+        <w:rPr>
+          <w:rFonts w:ascii="Calibri" w:hAnsi="Calibri" w:cs="Calibri"/>
+        </w:rPr>
+        <w:t>──</w:t>
+      </w:r>
+      <w:r>
+        <w:t xml:space="preserve"> script.js</w:t>
+      </w:r>
+      <w:r>
+        <w:br/>
+      </w:r>
+      <w:r>
+        <w:rPr>
+          <w:rFonts w:ascii="MS Gothic" w:eastAsia="MS Gothic" w:hAnsi="MS Gothic" w:cs="MS Gothic" w:hint="eastAsia"/>
+        </w:rPr>
+        <w:t>├</w:t>
+      </w:r>
+      <w:r>
+        <w:rPr>
+          <w:rFonts w:ascii="Calibri" w:hAnsi="Calibri" w:cs="Calibri"/>
+        </w:rPr>
+        <w:t>──</w:t>
+      </w:r>
+      <w:r>
+        <w:t xml:space="preserve"> database.sql</w:t>
+      </w:r>
+      <w:r>
+        <w:br/>
+      </w:r>
+      <w:r>
+        <w:rPr>
+          <w:rFonts w:ascii="MS Gothic" w:eastAsia="MS Gothic" w:hAnsi="MS Gothic" w:cs="MS Gothic" w:hint="eastAsia"/>
+        </w:rPr>
+        <w:t>├</w:t>
+      </w:r>
+      <w:r>
+        <w:rPr>
+          <w:rFonts w:ascii="Calibri" w:hAnsi="Calibri" w:cs="Calibri"/>
+        </w:rPr>
+        <w:t>──</w:t>
+      </w:r>
+      <w:r>
+        <w:t xml:space="preserve"> Bemarking.vtt</w:t>
+      </w:r>
+      <w:r>
+        <w:br/>
+      </w:r>
+      <w:r>
+        <w:rPr>
+          <w:rFonts w:ascii="MS Gothic" w:eastAsia="MS Gothic" w:hAnsi="MS Gothic" w:cs="MS Gothic" w:hint="eastAsia"/>
+        </w:rPr>
+        <w:t>├</w:t>
+      </w:r>
+      <w:r>
+        <w:rPr>
+          <w:rFonts w:ascii="Calibri" w:hAnsi="Calibri" w:cs="Calibri"/>
+        </w:rPr>
+        <w:t>──</w:t>
+      </w:r>
+      <w:r>
+        <w:t xml:space="preserve"> README.md</w:t>
+      </w:r>
+      <w:r>
+        <w:br/>
+      </w:r>
+      <w:r>
+        <w:rPr>
+          <w:rFonts w:ascii="Calibri" w:hAnsi="Calibri" w:cs="Calibri"/>
+        </w:rPr>
+        <w:t xml:space="preserve"> </w:t>
+      </w:r>
+      <w:r>
+        <w:rPr>
+          <w:rFonts w:ascii="Calibri" w:hAnsi="Calibri" w:cs="Calibri"/>
+        </w:rPr>
+        <w:t>│</w:t>
+      </w:r>
+      <w:r>
+        <w:br/>
+      </w:r>
+      <w:r>
+        <w:rPr>
+          <w:rFonts w:ascii="MS Gothic" w:eastAsia="MS Gothic" w:hAnsi="MS Gothic" w:cs="MS Gothic" w:hint="eastAsia"/>
+          <w:b/>
+          <w:bCs/>
+        </w:rPr>
+        <w:t>├</w:t>
+      </w:r>
+      <w:r>
+        <w:rPr>
+          <w:rFonts w:ascii="Calibri" w:hAnsi="Calibri" w:cs="Calibri"/>
+          <w:b/>
+          <w:bCs/>
+        </w:rPr>
+        <w:t>──</w:t>
+      </w:r>
+      <w:r>
+        <w:rPr>
+          <w:b/>
+          <w:bCs/>
+        </w:rPr>
+        <w:t xml:space="preserve"> Media/</w:t>
+      </w:r>
+      <w:r>
+        <w:rPr>
+          <w:b/>
+          <w:bCs/>
+        </w:rPr>
+        <w:br/>
+      </w:r>
+      <w:r>
+        <w:rPr>
+          <w:rFonts w:ascii="Calibri" w:hAnsi="Calibri" w:cs="Calibri"/>
+        </w:rPr>
+        <w:t xml:space="preserve"> </w:t>
+      </w:r>
+      <w:r>
+        <w:rPr>
+          <w:rFonts w:ascii="Calibri" w:hAnsi="Calibri" w:cs="Calibri"/>
+        </w:rPr>
+        <w:t>│</w:t>
+      </w:r>
+      <w:r>
+        <w:t xml:space="preserve"> </w:t>
+      </w:r>
+      <w:r>
+        <w:rPr>
+          <w:rFonts w:ascii="Calibri" w:hAnsi="Calibri" w:cs="Calibri"/>
+        </w:rPr>
+        <w:t>└──</w:t>
+      </w:r>
+      <w:r>
+        <w:t xml:space="preserve"> Alle foto's en video's </w:t>
+      </w:r>
+      <w:r>
+        <w:t xml:space="preserve">in my webblaaie </w:t>
+      </w:r>
+      <w:r>
+        <w:t>is hierbinne (3</w:t>
+      </w:r>
+      <w:r>
+        <w:t>8</w:t>
+      </w:r>
+      <w:r>
+        <w:t xml:space="preserve"> Leers totaal)</w:t>
+      </w:r>
+      <w:r>
+        <w:br/>
+      </w:r>
+      <w:r>
+        <w:rPr>
+          <w:rFonts w:ascii="Calibri" w:hAnsi="Calibri" w:cs="Calibri"/>
+        </w:rPr>
+        <w:t xml:space="preserve"> </w:t>
+      </w:r>
+      <w:r>
+        <w:rPr>
+          <w:rFonts w:ascii="Calibri" w:hAnsi="Calibri" w:cs="Calibri"/>
+        </w:rPr>
+        <w:t>│</w:t>
+      </w:r>
+      <w:r>
+        <w:br/>
+      </w:r>
+      <w:r>
+        <w:rPr>
+          <w:rFonts w:ascii="MS Gothic" w:eastAsia="MS Gothic" w:hAnsi="MS Gothic" w:cs="MS Gothic" w:hint="eastAsia"/>
+          <w:b/>
+          <w:bCs/>
+        </w:rPr>
+        <w:t>├</w:t>
+      </w:r>
+      <w:r>
+        <w:rPr>
+          <w:rFonts w:ascii="Calibri" w:hAnsi="Calibri" w:cs="Calibri"/>
+          <w:b/>
+          <w:bCs/>
+        </w:rPr>
+        <w:t>──</w:t>
+      </w:r>
+      <w:r>
+        <w:rPr>
+          <w:b/>
+          <w:bCs/>
+        </w:rPr>
+        <w:t xml:space="preserve"> Fases_Dokumentasie/</w:t>
+      </w:r>
+      <w:r>
+        <w:rPr>
+          <w:b/>
+          <w:bCs/>
+        </w:rPr>
+        <w:br/>
+      </w:r>
+      <w:r>
+        <w:rPr>
+          <w:rFonts w:ascii="Calibri" w:hAnsi="Calibri" w:cs="Calibri"/>
+        </w:rPr>
+        <w:t xml:space="preserve"> </w:t>
+      </w:r>
+      <w:r>
+        <w:rPr>
+          <w:rFonts w:ascii="Calibri" w:hAnsi="Calibri" w:cs="Calibri"/>
+        </w:rPr>
+        <w:t>│</w:t>
+      </w:r>
+      <w:r>
+        <w:t xml:space="preserve"> </w:t>
+      </w:r>
+      <w:r>
+        <w:rPr>
+          <w:rFonts w:ascii="MS Gothic" w:eastAsia="MS Gothic" w:hAnsi="MS Gothic" w:cs="MS Gothic" w:hint="eastAsia"/>
+        </w:rPr>
+        <w:t>├</w:t>
+      </w:r>
+      <w:r>
+        <w:rPr>
+          <w:rFonts w:ascii="Calibri" w:hAnsi="Calibri" w:cs="Calibri"/>
+        </w:rPr>
+        <w:t>──</w:t>
+      </w:r>
+      <w:r>
+        <w:t xml:space="preserve"> Fase1_Beplaning+Basies-HTML.docx</w:t>
+      </w:r>
+      <w:r>
+        <w:br/>
+      </w:r>
+      <w:r>
+        <w:rPr>
+          <w:rFonts w:ascii="Calibri" w:hAnsi="Calibri" w:cs="Calibri"/>
+        </w:rPr>
+        <w:t xml:space="preserve"> </w:t>
+      </w:r>
+      <w:r>
+        <w:rPr>
+          <w:rFonts w:ascii="Calibri" w:hAnsi="Calibri" w:cs="Calibri"/>
+        </w:rPr>
+        <w:t>│</w:t>
+      </w:r>
+      <w:r>
+        <w:t xml:space="preserve"> </w:t>
+      </w:r>
+      <w:r>
+        <w:rPr>
+          <w:rFonts w:ascii="MS Gothic" w:eastAsia="MS Gothic" w:hAnsi="MS Gothic" w:cs="MS Gothic" w:hint="eastAsia"/>
+        </w:rPr>
+        <w:t>├</w:t>
+      </w:r>
+      <w:r>
+        <w:rPr>
+          <w:rFonts w:ascii="Calibri" w:hAnsi="Calibri" w:cs="Calibri"/>
+        </w:rPr>
+        <w:t>──</w:t>
+      </w:r>
+      <w:r>
+        <w:t xml:space="preserve"> Fase2_CSS+Uitleg.docx</w:t>
+      </w:r>
+      <w:r>
+        <w:br/>
+      </w:r>
+      <w:r>
+        <w:rPr>
+          <w:rFonts w:ascii="Calibri" w:hAnsi="Calibri" w:cs="Calibri"/>
+        </w:rPr>
+        <w:lastRenderedPageBreak/>
+        <w:t xml:space="preserve"> </w:t>
+      </w:r>
+      <w:r>
+        <w:rPr>
+          <w:rFonts w:ascii="Calibri" w:hAnsi="Calibri" w:cs="Calibri"/>
+        </w:rPr>
+        <w:t>│</w:t>
+      </w:r>
+      <w:r>
+        <w:t xml:space="preserve"> </w:t>
+      </w:r>
+      <w:r>
+        <w:rPr>
+          <w:rFonts w:ascii="MS Gothic" w:eastAsia="MS Gothic" w:hAnsi="MS Gothic" w:cs="MS Gothic" w:hint="eastAsia"/>
+        </w:rPr>
+        <w:t>├</w:t>
+      </w:r>
+      <w:r>
+        <w:rPr>
+          <w:rFonts w:ascii="Calibri" w:hAnsi="Calibri" w:cs="Calibri"/>
+        </w:rPr>
+        <w:t>──</w:t>
+      </w:r>
+      <w:r>
+        <w:t xml:space="preserve"> Fase3_Reponsief+Tabelle+Webvorm.docx</w:t>
+      </w:r>
+      <w:r>
+        <w:br/>
+      </w:r>
+      <w:r>
+        <w:rPr>
+          <w:rFonts w:ascii="Calibri" w:hAnsi="Calibri" w:cs="Calibri"/>
+        </w:rPr>
+        <w:t xml:space="preserve"> </w:t>
+      </w:r>
+      <w:r>
+        <w:rPr>
+          <w:rFonts w:ascii="Calibri" w:hAnsi="Calibri" w:cs="Calibri"/>
+        </w:rPr>
+        <w:t>│</w:t>
+      </w:r>
+      <w:r>
+        <w:t xml:space="preserve"> </w:t>
+      </w:r>
+      <w:r>
+        <w:rPr>
+          <w:rFonts w:ascii="MS Gothic" w:eastAsia="MS Gothic" w:hAnsi="MS Gothic" w:cs="MS Gothic" w:hint="eastAsia"/>
+        </w:rPr>
+        <w:t>├</w:t>
+      </w:r>
+      <w:r>
+        <w:rPr>
+          <w:rFonts w:ascii="Calibri" w:hAnsi="Calibri" w:cs="Calibri"/>
+        </w:rPr>
+        <w:t>──</w:t>
+      </w:r>
+      <w:r>
+        <w:t xml:space="preserve"> Fase4_JS+Multimedia.docx</w:t>
+      </w:r>
+      <w:r>
+        <w:br/>
+      </w:r>
+      <w:r>
+        <w:rPr>
+          <w:rFonts w:ascii="Calibri" w:hAnsi="Calibri" w:cs="Calibri"/>
+        </w:rPr>
+        <w:t xml:space="preserve"> </w:t>
+      </w:r>
+      <w:r>
+        <w:rPr>
+          <w:rFonts w:ascii="Calibri" w:hAnsi="Calibri" w:cs="Calibri"/>
+        </w:rPr>
+        <w:t>│</w:t>
+      </w:r>
+      <w:r>
+        <w:t xml:space="preserve"> </w:t>
+      </w:r>
+      <w:r>
+        <w:rPr>
+          <w:rFonts w:ascii="MS Gothic" w:eastAsia="MS Gothic" w:hAnsi="MS Gothic" w:cs="MS Gothic" w:hint="eastAsia"/>
+        </w:rPr>
+        <w:t>├</w:t>
+      </w:r>
+      <w:r>
+        <w:rPr>
+          <w:rFonts w:ascii="Calibri" w:hAnsi="Calibri" w:cs="Calibri"/>
+        </w:rPr>
+        <w:t>──</w:t>
+      </w:r>
+      <w:r>
+        <w:t xml:space="preserve"> Fase5_Databasis+Finale-Webblad.docx</w:t>
+      </w:r>
+      <w:r>
+        <w:br/>
+      </w:r>
+      <w:r>
+        <w:t xml:space="preserve"> </w:t>
+      </w:r>
+      <w:r>
+        <w:t xml:space="preserve">│ </w:t>
+      </w:r>
+      <w:r>
+        <w:rPr>
+          <w:rFonts w:ascii="MS Gothic" w:eastAsia="MS Gothic" w:hAnsi="MS Gothic" w:cs="MS Gothic" w:hint="eastAsia"/>
+        </w:rPr>
+        <w:t>├</w:t>
+      </w:r>
+      <w:r>
+        <w:rPr>
+          <w:rFonts w:ascii="Calibri" w:hAnsi="Calibri" w:cs="Calibri"/>
+        </w:rPr>
+        <w:t>──</w:t>
+      </w:r>
+      <w:r>
+        <w:t xml:space="preserve"> BuiteHanboekCode.docx</w:t>
+      </w:r>
+      <w:r>
+        <w:br/>
+      </w:r>
+      <w:r>
+        <w:rPr>
+          <w:rFonts w:ascii="Calibri" w:hAnsi="Calibri" w:cs="Calibri"/>
+        </w:rPr>
+        <w:t xml:space="preserve"> </w:t>
+      </w:r>
+      <w:r>
+        <w:rPr>
+          <w:rFonts w:ascii="Calibri" w:hAnsi="Calibri" w:cs="Calibri"/>
+        </w:rPr>
+        <w:t>│</w:t>
+      </w:r>
+      <w:r>
+        <w:t xml:space="preserve"> </w:t>
+      </w:r>
+      <w:r>
+        <w:rPr>
+          <w:rFonts w:ascii="MS Gothic" w:eastAsia="MS Gothic" w:hAnsi="MS Gothic" w:cs="MS Gothic" w:hint="eastAsia"/>
+        </w:rPr>
+        <w:t>├</w:t>
+      </w:r>
+      <w:r>
+        <w:rPr>
+          <w:rFonts w:ascii="Calibri" w:hAnsi="Calibri" w:cs="Calibri"/>
+        </w:rPr>
+        <w:t>──</w:t>
+      </w:r>
+      <w:r>
+        <w:t xml:space="preserve"> Hanboek&amp;ProjekVoorkom.docx</w:t>
+      </w:r>
+      <w:r>
+        <w:br/>
+      </w:r>
+      <w:r>
+        <w:rPr>
+          <w:rFonts w:ascii="Calibri" w:hAnsi="Calibri" w:cs="Calibri"/>
+        </w:rPr>
+        <w:t xml:space="preserve"> </w:t>
+      </w:r>
+      <w:r>
+        <w:rPr>
+          <w:rFonts w:ascii="Calibri" w:hAnsi="Calibri" w:cs="Calibri"/>
+        </w:rPr>
+        <w:t>│</w:t>
+      </w:r>
+      <w:r>
+        <w:t xml:space="preserve"> </w:t>
+      </w:r>
+      <w:r>
+        <w:t xml:space="preserve"> </w:t>
+      </w:r>
+      <w:r>
+        <w:rPr>
+          <w:rFonts w:ascii="Calibri" w:hAnsi="Calibri" w:cs="Calibri"/>
+        </w:rPr>
+        <w:t>└──</w:t>
+      </w:r>
+      <w:r>
+        <w:t xml:space="preserve"> KI_media.docx</w:t>
+      </w:r>
+      <w:r>
+        <w:br/>
+      </w:r>
+      <w:r>
+        <w:rPr>
+          <w:rFonts w:ascii="Calibri" w:hAnsi="Calibri" w:cs="Calibri"/>
+        </w:rPr>
+        <w:t xml:space="preserve"> </w:t>
+      </w:r>
+      <w:r>
+        <w:rPr>
+          <w:rFonts w:ascii="Calibri" w:hAnsi="Calibri" w:cs="Calibri"/>
+        </w:rPr>
+        <w:t>│</w:t>
+      </w:r>
+      <w:r>
+        <w:br/>
+      </w:r>
+      <w:r>
+        <w:rPr>
+          <w:rFonts w:ascii="Calibri" w:hAnsi="Calibri" w:cs="Calibri"/>
+          <w:b/>
+          <w:bCs/>
+        </w:rPr>
+        <w:t xml:space="preserve"> </w:t>
+      </w:r>
+      <w:r>
+        <w:rPr>
+          <w:rFonts w:ascii="Calibri" w:hAnsi="Calibri" w:cs="Calibri"/>
+          <w:b/>
+          <w:bCs/>
+        </w:rPr>
+        <w:t>└──</w:t>
+      </w:r>
+      <w:r>
+        <w:rPr>
+          <w:b/>
+          <w:bCs/>
+        </w:rPr>
+        <w:t xml:space="preserve"> Skermskote en Video/</w:t>
+      </w:r>
+      <w:r>
+        <w:rPr>
+          <w:b/>
+          <w:bCs/>
+        </w:rPr>
+        <w:br/>
+      </w:r>
+      <w:r>
+        <w:rPr>
+          <w:rFonts w:ascii="MS Gothic" w:eastAsia="MS Gothic" w:hAnsi="MS Gothic" w:cs="MS Gothic" w:hint="eastAsia"/>
+          <w:b/>
+          <w:bCs/>
+        </w:rPr>
+        <w:t>├</w:t>
+      </w:r>
+      <w:r>
+        <w:rPr>
+          <w:rFonts w:ascii="Calibri" w:hAnsi="Calibri" w:cs="Calibri"/>
+          <w:b/>
+          <w:bCs/>
+          <w:i/>
+          <w:iCs/>
+        </w:rPr>
+        <w:t>──</w:t>
+      </w:r>
+      <w:r>
+        <w:rPr>
+          <w:b/>
+          <w:bCs/>
+          <w:i/>
+          <w:iCs/>
+        </w:rPr>
+        <w:t xml:space="preserve"> Fase2</w:t>
+      </w:r>
+      <w:r>
+        <w:rPr>
+          <w:b/>
+          <w:bCs/>
+          <w:i/>
+          <w:iCs/>
+        </w:rPr>
+        <w:t xml:space="preserve"> </w:t>
+      </w:r>
+      <w:r>
+        <w:rPr>
+          <w:b/>
+          <w:bCs/>
+          <w:i/>
+          <w:iCs/>
+        </w:rPr>
+        <w:t>-</w:t>
+      </w:r>
+      <w:r>
+        <w:rPr>
+          <w:b/>
+          <w:bCs/>
+          <w:i/>
+          <w:iCs/>
+        </w:rPr>
+        <w:t xml:space="preserve"> </w:t>
+      </w:r>
+      <w:r>
+        <w:rPr>
+          <w:b/>
+          <w:bCs/>
+          <w:i/>
+          <w:iCs/>
+        </w:rPr>
+        <w:t>3Blaaie/</w:t>
+      </w:r>
+      <w:r>
+        <w:rPr>
+          <w:b/>
+          <w:bCs/>
+          <w:i/>
+          <w:iCs/>
+        </w:rPr>
+        <w:br/>
+      </w:r>
+      <w:r>
+        <w:rPr>
+          <w:i/>
+          <w:iCs/>
+        </w:rPr>
+        <w:t xml:space="preserve"> </w:t>
+      </w:r>
+      <w:r>
+        <w:rPr>
+          <w:i/>
+          <w:iCs/>
+        </w:rPr>
+        <w:t xml:space="preserve">│ </w:t>
+      </w:r>
+      <w:r>
+        <w:rPr>
+          <w:rFonts w:ascii="MS Gothic" w:eastAsia="MS Gothic" w:hAnsi="MS Gothic" w:cs="MS Gothic" w:hint="eastAsia"/>
+        </w:rPr>
+        <w:t>├</w:t>
+      </w:r>
+      <w:r>
+        <w:rPr>
+          <w:rFonts w:ascii="Calibri" w:hAnsi="Calibri" w:cs="Calibri"/>
+          <w:i/>
+          <w:iCs/>
+        </w:rPr>
+        <w:t>──</w:t>
+      </w:r>
+      <w:r>
+        <w:rPr>
+          <w:i/>
+          <w:iCs/>
+        </w:rPr>
+        <w:t xml:space="preserve"> Tuisblad_Skermskoot.png</w:t>
+      </w:r>
+      <w:r>
+        <w:rPr>
+          <w:i/>
+          <w:iCs/>
+        </w:rPr>
+        <w:br/>
+      </w:r>
+      <w:r>
+        <w:rPr>
+          <w:rFonts w:ascii="Calibri" w:hAnsi="Calibri" w:cs="Calibri"/>
+          <w:i/>
+          <w:iCs/>
+        </w:rPr>
+        <w:t xml:space="preserve"> </w:t>
+      </w:r>
+      <w:r>
+        <w:rPr>
+          <w:rFonts w:ascii="Calibri" w:hAnsi="Calibri" w:cs="Calibri"/>
+          <w:i/>
+          <w:iCs/>
+        </w:rPr>
+        <w:t>│</w:t>
+      </w:r>
+      <w:r>
+        <w:rPr>
+          <w:i/>
+          <w:iCs/>
+        </w:rPr>
+        <w:t xml:space="preserve"> </w:t>
+      </w:r>
+      <w:r>
+        <w:rPr>
+          <w:rFonts w:ascii="MS Gothic" w:eastAsia="MS Gothic" w:hAnsi="MS Gothic" w:cs="MS Gothic" w:hint="eastAsia"/>
+        </w:rPr>
+        <w:t>├</w:t>
+      </w:r>
+      <w:r>
+        <w:rPr>
+          <w:rFonts w:ascii="Calibri" w:hAnsi="Calibri" w:cs="Calibri"/>
+          <w:i/>
+          <w:iCs/>
+        </w:rPr>
+        <w:t>──</w:t>
+      </w:r>
+      <w:r>
+        <w:rPr>
+          <w:i/>
+          <w:iCs/>
+        </w:rPr>
+        <w:t xml:space="preserve"> OorOnsBlad_Skermskoot.png</w:t>
+      </w:r>
+      <w:r>
+        <w:rPr>
+          <w:i/>
+          <w:iCs/>
+        </w:rPr>
+        <w:br/>
+      </w:r>
+      <w:r>
+        <w:rPr>
+          <w:rFonts w:ascii="Calibri" w:hAnsi="Calibri" w:cs="Calibri"/>
+          <w:i/>
+          <w:iCs/>
+        </w:rPr>
+        <w:t xml:space="preserve"> </w:t>
+      </w:r>
+      <w:r>
+        <w:rPr>
+          <w:rFonts w:ascii="Calibri" w:hAnsi="Calibri" w:cs="Calibri"/>
+          <w:i/>
+          <w:iCs/>
+        </w:rPr>
+        <w:t>│</w:t>
+      </w:r>
+      <w:r>
+        <w:rPr>
+          <w:rFonts w:ascii="Calibri" w:hAnsi="Calibri" w:cs="Calibri"/>
+          <w:i/>
+          <w:iCs/>
+        </w:rPr>
+        <w:t xml:space="preserve"> </w:t>
+      </w:r>
+      <w:r>
+        <w:rPr>
+          <w:i/>
+          <w:iCs/>
+        </w:rPr>
+        <w:t xml:space="preserve"> </w:t>
+      </w:r>
+      <w:r>
+        <w:rPr>
+          <w:rFonts w:ascii="Calibri" w:hAnsi="Calibri" w:cs="Calibri"/>
+          <w:i/>
+          <w:iCs/>
+        </w:rPr>
+        <w:t>└──</w:t>
+      </w:r>
+      <w:r>
+        <w:rPr>
+          <w:i/>
+          <w:iCs/>
+        </w:rPr>
+        <w:t xml:space="preserve"> ProdukteBlad_Skermskoot.png</w:t>
+      </w:r>
+      <w:r>
+        <w:rPr>
+          <w:i/>
+          <w:iCs/>
+        </w:rPr>
+        <w:br/>
+      </w:r>
+      <w:r>
+        <w:rPr>
+          <w:rFonts w:ascii="MS Gothic" w:eastAsia="MS Gothic" w:hAnsi="MS Gothic" w:cs="MS Gothic" w:hint="eastAsia"/>
+          <w:b/>
+          <w:bCs/>
+        </w:rPr>
+        <w:t>├</w:t>
+      </w:r>
+      <w:r>
+        <w:rPr>
+          <w:rFonts w:ascii="Calibri" w:hAnsi="Calibri" w:cs="Calibri"/>
+          <w:b/>
+          <w:bCs/>
+        </w:rPr>
+        <w:t>──</w:t>
+      </w:r>
+      <w:r>
+        <w:rPr>
+          <w:b/>
+          <w:bCs/>
+        </w:rPr>
+        <w:t xml:space="preserve"> Fase5</w:t>
+      </w:r>
+      <w:r>
+        <w:rPr>
+          <w:b/>
+          <w:bCs/>
+        </w:rPr>
+        <w:t xml:space="preserve"> </w:t>
+      </w:r>
+      <w:r>
+        <w:rPr>
+          <w:b/>
+          <w:bCs/>
+        </w:rPr>
+        <w:t>-</w:t>
+      </w:r>
+      <w:r>
+        <w:rPr>
+          <w:b/>
+          <w:bCs/>
+        </w:rPr>
+        <w:t xml:space="preserve"> </w:t>
+      </w:r>
+      <w:r>
+        <w:rPr>
+          <w:b/>
+          <w:bCs/>
+        </w:rPr>
+        <w:t>FinaleDemo/</w:t>
+      </w:r>
+      <w:r>
+        <w:rPr>
+          <w:b/>
+          <w:bCs/>
+        </w:rPr>
+        <w:br/>
+      </w:r>
+      <w:r>
+        <w:rPr>
+          <w:rFonts w:ascii="Calibri" w:hAnsi="Calibri" w:cs="Calibri"/>
+          <w:i/>
+          <w:iCs/>
+        </w:rPr>
+        <w:t xml:space="preserve"> </w:t>
+      </w:r>
+      <w:r>
+        <w:rPr>
+          <w:rFonts w:ascii="Calibri" w:hAnsi="Calibri" w:cs="Calibri"/>
+          <w:i/>
+          <w:iCs/>
+        </w:rPr>
+        <w:t>│</w:t>
+      </w:r>
+      <w:r>
+        <w:rPr>
+          <w:i/>
+          <w:iCs/>
+        </w:rPr>
+        <w:t xml:space="preserve"> </w:t>
+      </w:r>
+      <w:r>
+        <w:rPr>
+          <w:rFonts w:ascii="MS Gothic" w:eastAsia="MS Gothic" w:hAnsi="MS Gothic" w:cs="MS Gothic" w:hint="eastAsia"/>
+        </w:rPr>
+        <w:t>├</w:t>
+      </w:r>
+      <w:r>
+        <w:rPr>
+          <w:rFonts w:ascii="Calibri" w:hAnsi="Calibri" w:cs="Calibri"/>
+        </w:rPr>
+        <w:t>──</w:t>
+      </w:r>
+      <w:r>
+        <w:t xml:space="preserve"> Rekenaarskerm.mp4</w:t>
+      </w:r>
+      <w:r>
+        <w:br/>
+      </w:r>
+      <w:r>
+        <w:rPr>
+          <w:rFonts w:ascii="Calibri" w:hAnsi="Calibri" w:cs="Calibri"/>
+          <w:i/>
+          <w:iCs/>
+        </w:rPr>
+        <w:t xml:space="preserve"> </w:t>
+      </w:r>
+      <w:r>
+        <w:rPr>
+          <w:rFonts w:ascii="Calibri" w:hAnsi="Calibri" w:cs="Calibri"/>
+          <w:i/>
+          <w:iCs/>
+        </w:rPr>
+        <w:t>│</w:t>
+      </w:r>
+      <w:r>
+        <w:rPr>
+          <w:i/>
+          <w:iCs/>
+        </w:rPr>
+        <w:t xml:space="preserve"> </w:t>
+      </w:r>
+      <w:r>
+        <w:rPr>
+          <w:rFonts w:ascii="MS Gothic" w:eastAsia="MS Gothic" w:hAnsi="MS Gothic" w:cs="MS Gothic" w:hint="eastAsia"/>
+        </w:rPr>
+        <w:t>├</w:t>
+      </w:r>
+      <w:r>
+        <w:rPr>
+          <w:rFonts w:ascii="Calibri" w:hAnsi="Calibri" w:cs="Calibri"/>
+        </w:rPr>
+        <w:t>──</w:t>
+      </w:r>
+      <w:r>
+        <w:rPr>
+          <w:rFonts w:ascii="Calibri" w:hAnsi="Calibri" w:cs="Calibri"/>
+        </w:rPr>
+        <w:t xml:space="preserve"> Tabletskerm.mp4</w:t>
+      </w:r>
+      <w:r>
+        <w:br/>
+      </w:r>
+      <w:r>
+        <w:rPr>
+          <w:rFonts w:ascii="Calibri" w:hAnsi="Calibri" w:cs="Calibri"/>
+        </w:rPr>
+        <w:t xml:space="preserve"> </w:t>
+      </w:r>
+      <w:r>
+        <w:rPr>
+          <w:rFonts w:ascii="Calibri" w:hAnsi="Calibri" w:cs="Calibri"/>
+        </w:rPr>
+        <w:t xml:space="preserve">   </w:t>
+      </w:r>
+      <w:r>
+        <w:rPr>
+          <w:rFonts w:ascii="Calibri" w:hAnsi="Calibri" w:cs="Calibri"/>
+        </w:rPr>
+        <w:t xml:space="preserve"> </w:t>
+      </w:r>
+      <w:r>
+        <w:rPr>
+          <w:rFonts w:ascii="Calibri" w:hAnsi="Calibri" w:cs="Calibri"/>
+        </w:rPr>
+        <w:t>└──</w:t>
+      </w:r>
+      <w:r>
+        <w:t xml:space="preserve"> Slimfoon.mp4</w:t>
+      </w:r>
+    </w:p>
+    <w:p/>
     <w:sectPr>
       <w:pgSz w:w="11906" w:h="16838" w:code="9"/>
       <w:pgMar w:top="1440" w:right="1440" w:bottom="1440" w:left="1440" w:header="708" w:footer="708" w:gutter="0"/>

--- a/Fases_Dokumentasie/Fase5_Databasis+Finale-Webblad.docx
+++ b/Fases_Dokumentasie/Fase5_Databasis+Finale-Webblad.docx
@@ -2403,6 +2403,14 @@
       </w:r>
       <w:r>
         <w:rPr>
+          <w:rFonts w:ascii="MS Gothic" w:eastAsia="MS Gothic" w:hAnsi="MS Gothic" w:cs="MS Gothic"/>
+          <w:b/>
+          <w:bCs/>
+        </w:rPr>
+        <w:t xml:space="preserve">   </w:t>
+      </w:r>
+      <w:r>
+        <w:rPr>
           <w:rFonts w:ascii="MS Gothic" w:eastAsia="MS Gothic" w:hAnsi="MS Gothic" w:cs="MS Gothic" w:hint="eastAsia"/>
           <w:b/>
           <w:bCs/>
@@ -2478,6 +2486,13 @@
           <w:i/>
           <w:iCs/>
         </w:rPr>
+        <w:t xml:space="preserve">       </w:t>
+      </w:r>
+      <w:r>
+        <w:rPr>
+          <w:i/>
+          <w:iCs/>
+        </w:rPr>
         <w:t xml:space="preserve"> </w:t>
       </w:r>
       <w:r>
@@ -2521,7 +2536,7 @@
           <w:i/>
           <w:iCs/>
         </w:rPr>
-        <w:t xml:space="preserve"> </w:t>
+        <w:t xml:space="preserve">       </w:t>
       </w:r>
       <w:r>
         <w:rPr>
@@ -2529,20 +2544,7 @@
           <w:i/>
           <w:iCs/>
         </w:rPr>
-        <w:t>│</w:t>
-      </w:r>
-      <w:r>
-        <w:rPr>
-          <w:i/>
-          <w:iCs/>
-        </w:rPr>
         <w:t xml:space="preserve"> </w:t>
-      </w:r>
-      <w:r>
-        <w:rPr>
-          <w:rFonts w:ascii="MS Gothic" w:eastAsia="MS Gothic" w:hAnsi="MS Gothic" w:cs="MS Gothic" w:hint="eastAsia"/>
-        </w:rPr>
-        <w:t>├</w:t>
       </w:r>
       <w:r>
         <w:rPr>
@@ -2550,21 +2552,20 @@
           <w:i/>
           <w:iCs/>
         </w:rPr>
-        <w:t>──</w:t>
+        <w:t>│</w:t>
       </w:r>
       <w:r>
         <w:rPr>
           <w:i/>
           <w:iCs/>
         </w:rPr>
-        <w:t xml:space="preserve"> OorOnsBlad_Skermskoot.png</w:t>
-      </w:r>
-      <w:r>
-        <w:rPr>
-          <w:i/>
-          <w:iCs/>
-        </w:rPr>
-        <w:br/>
+        <w:t xml:space="preserve"> </w:t>
+      </w:r>
+      <w:r>
+        <w:rPr>
+          <w:rFonts w:ascii="MS Gothic" w:eastAsia="MS Gothic" w:hAnsi="MS Gothic" w:cs="MS Gothic" w:hint="eastAsia"/>
+        </w:rPr>
+        <w:t>├</w:t>
       </w:r>
       <w:r>
         <w:rPr>
@@ -2572,7 +2573,21 @@
           <w:i/>
           <w:iCs/>
         </w:rPr>
-        <w:t xml:space="preserve"> </w:t>
+        <w:t>──</w:t>
+      </w:r>
+      <w:r>
+        <w:rPr>
+          <w:i/>
+          <w:iCs/>
+        </w:rPr>
+        <w:t xml:space="preserve"> OorOnsBlad_Skermskoot.png</w:t>
+      </w:r>
+      <w:r>
+        <w:rPr>
+          <w:i/>
+          <w:iCs/>
+        </w:rPr>
+        <w:br/>
       </w:r>
       <w:r>
         <w:rPr>
@@ -2580,7 +2595,7 @@
           <w:i/>
           <w:iCs/>
         </w:rPr>
-        <w:t>│</w:t>
+        <w:t xml:space="preserve">       </w:t>
       </w:r>
       <w:r>
         <w:rPr>
@@ -2592,40 +2607,48 @@
       </w:r>
       <w:r>
         <w:rPr>
-          <w:i/>
-          <w:iCs/>
-        </w:rPr>
-        <w:t xml:space="preserve"> </w:t>
-      </w:r>
-      <w:r>
-        <w:rPr>
           <w:rFonts w:ascii="Calibri" w:hAnsi="Calibri" w:cs="Calibri"/>
           <w:i/>
           <w:iCs/>
         </w:rPr>
-        <w:t>└──</w:t>
-      </w:r>
-      <w:r>
-        <w:rPr>
+        <w:t>│</w:t>
+      </w:r>
+      <w:r>
+        <w:rPr>
+          <w:rFonts w:ascii="Calibri" w:hAnsi="Calibri" w:cs="Calibri"/>
           <w:i/>
           <w:iCs/>
         </w:rPr>
-        <w:t xml:space="preserve"> ProdukteBlad_Skermskoot.png</w:t>
+        <w:t xml:space="preserve"> </w:t>
       </w:r>
       <w:r>
         <w:rPr>
           <w:i/>
           <w:iCs/>
         </w:rPr>
+        <w:t xml:space="preserve"> </w:t>
+      </w:r>
+      <w:r>
+        <w:rPr>
+          <w:rFonts w:ascii="Calibri" w:hAnsi="Calibri" w:cs="Calibri"/>
+          <w:i/>
+          <w:iCs/>
+        </w:rPr>
+        <w:t>└──</w:t>
+      </w:r>
+      <w:r>
+        <w:rPr>
+          <w:i/>
+          <w:iCs/>
+        </w:rPr>
+        <w:t xml:space="preserve"> ProdukteBlad_Skermskoot.png</w:t>
+      </w:r>
+      <w:r>
+        <w:rPr>
+          <w:i/>
+          <w:iCs/>
+        </w:rPr>
         <w:br/>
-      </w:r>
-      <w:r>
-        <w:rPr>
-          <w:rFonts w:ascii="MS Gothic" w:eastAsia="MS Gothic" w:hAnsi="MS Gothic" w:cs="MS Gothic" w:hint="eastAsia"/>
-          <w:b/>
-          <w:bCs/>
-        </w:rPr>
-        <w:t>├</w:t>
       </w:r>
       <w:r>
         <w:rPr>
@@ -2633,6 +2656,30 @@
           <w:b/>
           <w:bCs/>
         </w:rPr>
+        <w:t xml:space="preserve">     </w:t>
+      </w:r>
+      <w:r>
+        <w:rPr>
+          <w:rFonts w:ascii="Calibri" w:hAnsi="Calibri" w:cs="Calibri"/>
+          <w:b/>
+          <w:bCs/>
+        </w:rPr>
+        <w:t xml:space="preserve">   </w:t>
+      </w:r>
+      <w:r>
+        <w:rPr>
+          <w:rFonts w:ascii="Calibri" w:hAnsi="Calibri" w:cs="Calibri"/>
+          <w:b/>
+          <w:bCs/>
+        </w:rPr>
+        <w:t>└</w:t>
+      </w:r>
+      <w:r>
+        <w:rPr>
+          <w:rFonts w:ascii="Calibri" w:hAnsi="Calibri" w:cs="Calibri"/>
+          <w:b/>
+          <w:bCs/>
+        </w:rPr>
         <w:t>──</w:t>
       </w:r>
       <w:r>
@@ -2683,7 +2730,7 @@
           <w:i/>
           <w:iCs/>
         </w:rPr>
-        <w:t xml:space="preserve"> </w:t>
+        <w:t xml:space="preserve">        </w:t>
       </w:r>
       <w:r>
         <w:rPr>
@@ -2691,32 +2738,7 @@
           <w:i/>
           <w:iCs/>
         </w:rPr>
-        <w:t>│</w:t>
-      </w:r>
-      <w:r>
-        <w:rPr>
-          <w:i/>
-          <w:iCs/>
-        </w:rPr>
         <w:t xml:space="preserve"> </w:t>
-      </w:r>
-      <w:r>
-        <w:rPr>
-          <w:rFonts w:ascii="MS Gothic" w:eastAsia="MS Gothic" w:hAnsi="MS Gothic" w:cs="MS Gothic" w:hint="eastAsia"/>
-        </w:rPr>
-        <w:t>├</w:t>
-      </w:r>
-      <w:r>
-        <w:rPr>
-          <w:rFonts w:ascii="Calibri" w:hAnsi="Calibri" w:cs="Calibri"/>
-        </w:rPr>
-        <w:t>──</w:t>
-      </w:r>
-      <w:r>
-        <w:t xml:space="preserve"> Rekenaarskerm.mp4</w:t>
-      </w:r>
-      <w:r>
-        <w:br/>
       </w:r>
       <w:r>
         <w:rPr>
@@ -2728,14 +2750,40 @@
       </w:r>
       <w:r>
         <w:rPr>
+          <w:i/>
+          <w:iCs/>
+        </w:rPr>
+        <w:t xml:space="preserve"> </w:t>
+      </w:r>
+      <w:r>
+        <w:rPr>
+          <w:rFonts w:ascii="MS Gothic" w:eastAsia="MS Gothic" w:hAnsi="MS Gothic" w:cs="MS Gothic" w:hint="eastAsia"/>
+        </w:rPr>
+        <w:t>├</w:t>
+      </w:r>
+      <w:r>
+        <w:rPr>
+          <w:rFonts w:ascii="Calibri" w:hAnsi="Calibri" w:cs="Calibri"/>
+        </w:rPr>
+        <w:t>──</w:t>
+      </w:r>
+      <w:r>
+        <w:t xml:space="preserve"> Rekenaarskerm.mp4</w:t>
+      </w:r>
+      <w:r>
+        <w:br/>
+      </w:r>
+      <w:r>
+        <w:rPr>
           <w:rFonts w:ascii="Calibri" w:hAnsi="Calibri" w:cs="Calibri"/>
           <w:i/>
           <w:iCs/>
         </w:rPr>
-        <w:t>│</w:t>
-      </w:r>
-      <w:r>
-        <w:rPr>
+        <w:t xml:space="preserve">       </w:t>
+      </w:r>
+      <w:r>
+        <w:rPr>
+          <w:rFonts w:ascii="Calibri" w:hAnsi="Calibri" w:cs="Calibri"/>
           <w:i/>
           <w:iCs/>
         </w:rPr>
@@ -2743,6 +2791,21 @@
       </w:r>
       <w:r>
         <w:rPr>
+          <w:rFonts w:ascii="Calibri" w:hAnsi="Calibri" w:cs="Calibri"/>
+          <w:i/>
+          <w:iCs/>
+        </w:rPr>
+        <w:t xml:space="preserve">  </w:t>
+      </w:r>
+      <w:r>
+        <w:rPr>
+          <w:i/>
+          <w:iCs/>
+        </w:rPr>
+        <w:t xml:space="preserve"> </w:t>
+      </w:r>
+      <w:r>
+        <w:rPr>
           <w:rFonts w:ascii="MS Gothic" w:eastAsia="MS Gothic" w:hAnsi="MS Gothic" w:cs="MS Gothic" w:hint="eastAsia"/>
         </w:rPr>
         <w:t>├</w:t>
@@ -2761,6 +2824,12 @@
       </w:r>
       <w:r>
         <w:br/>
+      </w:r>
+      <w:r>
+        <w:rPr>
+          <w:rFonts w:ascii="Calibri" w:hAnsi="Calibri" w:cs="Calibri"/>
+        </w:rPr>
+        <w:t xml:space="preserve">       </w:t>
       </w:r>
       <w:r>
         <w:rPr>

--- a/Fases_Dokumentasie/Fase5_Databasis+Finale-Webblad.docx
+++ b/Fases_Dokumentasie/Fase5_Databasis+Finale-Webblad.docx
@@ -666,6 +666,23 @@
     </w:p>
     <w:p>
       <w:pPr>
+        <w:shd w:val="clear" w:color="auto" w:fill="66FFFF"/>
+        <w:jc w:val="center"/>
+        <w:rPr>
+          <w:rStyle w:val="SubtleEmphasis"/>
+          <w:color w:val="auto"/>
+        </w:rPr>
+      </w:pPr>
+      <w:r>
+        <w:rPr>
+          <w:rStyle w:val="SubtleEmphasis"/>
+          <w:color w:val="auto"/>
+        </w:rPr>
+        <w:t>My plaas is in highveld gelee waar daar groen grasvelde kan bestaan met die regte rotasie weiding en bestuur. Highveld kan ook soms bergagtig wees en dus is my prente geloofwaardig.</w:t>
+      </w:r>
+    </w:p>
+    <w:p>
+      <w:pPr>
         <w:pStyle w:val="ListParagraph"/>
         <w:numPr>
           <w:ilvl w:val="0"/>
@@ -1217,6 +1234,7 @@
         <w:shd w:val="clear" w:color="auto" w:fill="DEEAF6" w:themeFill="accent5" w:themeFillTint="33"/>
       </w:pPr>
       <w:r>
+        <w:lastRenderedPageBreak/>
         <w:t>CRUD implimentasie</w:t>
       </w:r>
     </w:p>
@@ -1287,7 +1305,6 @@
           <w:b/>
           <w:bCs/>
         </w:rPr>
-        <w:lastRenderedPageBreak/>
         <w:t>Create</w:t>
       </w:r>
       <w:r>
@@ -1724,14 +1741,7 @@
           <w:b/>
           <w:bCs/>
         </w:rPr>
-        <w:t>Skaapboerdery</w:t>
-      </w:r>
-      <w:r>
-        <w:rPr>
-          <w:b/>
-          <w:bCs/>
-        </w:rPr>
-        <w:t>/</w:t>
+        <w:t>Skaapboerdery/</w:t>
       </w:r>
       <w:r>
         <w:rPr>
@@ -2079,6 +2089,7 @@
           <w:b/>
           <w:bCs/>
         </w:rPr>
+        <w:lastRenderedPageBreak/>
         <w:t>├</w:t>
       </w:r>
       <w:r>
@@ -2173,7 +2184,6 @@
         <w:rPr>
           <w:rFonts w:ascii="Calibri" w:hAnsi="Calibri" w:cs="Calibri"/>
         </w:rPr>
-        <w:lastRenderedPageBreak/>
         <w:t xml:space="preserve"> </w:t>
       </w:r>
       <w:r>
@@ -2377,15 +2387,7 @@
           <w:b/>
           <w:bCs/>
         </w:rPr>
-        <w:t xml:space="preserve"> </w:t>
-      </w:r>
-      <w:r>
-        <w:rPr>
-          <w:rFonts w:ascii="Calibri" w:hAnsi="Calibri" w:cs="Calibri"/>
-          <w:b/>
-          <w:bCs/>
-        </w:rPr>
-        <w:t>└──</w:t>
+        <w:t xml:space="preserve"> └──</w:t>
       </w:r>
       <w:r>
         <w:rPr>
@@ -2664,15 +2666,7 @@
           <w:b/>
           <w:bCs/>
         </w:rPr>
-        <w:t xml:space="preserve">   </w:t>
-      </w:r>
-      <w:r>
-        <w:rPr>
-          <w:rFonts w:ascii="Calibri" w:hAnsi="Calibri" w:cs="Calibri"/>
-          <w:b/>
-          <w:bCs/>
-        </w:rPr>
-        <w:t>└</w:t>
+        <w:t xml:space="preserve">   └</w:t>
       </w:r>
       <w:r>
         <w:rPr>
@@ -7724,6 +7718,7 @@
   <w:style w:type="character" w:default="1" w:styleId="DefaultParagraphFont">
     <w:name w:val="Default Paragraph Font"/>
     <w:uiPriority w:val="1"/>
+    <w:semiHidden/>
     <w:unhideWhenUsed/>
   </w:style>
   <w:style w:type="table" w:default="1" w:styleId="TableNormal">
@@ -8212,6 +8207,18 @@
       <w:sz w:val="20"/>
       <w:szCs w:val="20"/>
       <w:lang w:val="af-ZA"/>
+    </w:rPr>
+  </w:style>
+  <w:style w:type="character" w:styleId="SubtleEmphasis">
+    <w:name w:val="Subtle Emphasis"/>
+    <w:basedOn w:val="DefaultParagraphFont"/>
+    <w:uiPriority w:val="19"/>
+    <w:qFormat/>
+    <w:rsid w:val="00C31E66"/>
+    <w:rPr>
+      <w:i/>
+      <w:iCs/>
+      <w:color w:val="404040" w:themeColor="text1" w:themeTint="BF"/>
     </w:rPr>
   </w:style>
 </w:styles>

--- a/Fases_Dokumentasie/Fase5_Databasis+Finale-Webblad.docx
+++ b/Fases_Dokumentasie/Fase5_Databasis+Finale-Webblad.docx
@@ -278,7 +278,7 @@
         </w:p>
       </w:sdtContent>
     </w:sdt>
-    <w:bookmarkStart w:id="0" w:name="_Toc222423579" w:displacedByCustomXml="next"/>
+    <w:bookmarkStart w:id="0" w:name="_Toc228885737" w:displacedByCustomXml="next"/>
     <w:sdt>
       <w:sdtPr>
         <w:rPr>
@@ -317,9 +317,10 @@
             </w:tabs>
             <w:rPr>
               <w:rFonts w:eastAsiaTheme="minorEastAsia"/>
+              <w:noProof/>
               <w:sz w:val="24"/>
               <w:szCs w:val="24"/>
-              <w:lang w:eastAsia="en-ZA"/>
+              <w:lang w:val="en-ZA" w:eastAsia="en-ZA"/>
             </w:rPr>
           </w:pPr>
           <w:r>
@@ -331,50 +332,58 @@
           <w:r>
             <w:fldChar w:fldCharType="separate"/>
           </w:r>
-          <w:hyperlink w:anchor="_Toc222423579" w:history="1">
+          <w:hyperlink w:anchor="_Toc228885737" w:history="1">
             <w:r>
               <w:rPr>
                 <w:rStyle w:val="Hyperlink"/>
+                <w:noProof/>
               </w:rPr>
               <w:t>Inhoudsopgawe</w:t>
             </w:r>
             <w:r>
               <w:rPr>
+                <w:noProof/>
                 <w:webHidden/>
               </w:rPr>
               <w:tab/>
             </w:r>
             <w:r>
               <w:rPr>
+                <w:noProof/>
                 <w:webHidden/>
               </w:rPr>
               <w:fldChar w:fldCharType="begin"/>
             </w:r>
             <w:r>
               <w:rPr>
+                <w:noProof/>
                 <w:webHidden/>
               </w:rPr>
-              <w:instrText xml:space="preserve"> PAGEREF _Toc222423579 \h </w:instrText>
+              <w:instrText xml:space="preserve"> PAGEREF _Toc228885737 \h </w:instrText>
             </w:r>
             <w:r>
               <w:rPr>
+                <w:noProof/>
                 <w:webHidden/>
               </w:rPr>
             </w:r>
             <w:r>
               <w:rPr>
+                <w:noProof/>
                 <w:webHidden/>
               </w:rPr>
               <w:fldChar w:fldCharType="separate"/>
             </w:r>
             <w:r>
               <w:rPr>
+                <w:noProof/>
                 <w:webHidden/>
               </w:rPr>
               <w:t>1</w:t>
             </w:r>
             <w:r>
               <w:rPr>
+                <w:noProof/>
                 <w:webHidden/>
               </w:rPr>
               <w:fldChar w:fldCharType="end"/>
@@ -389,55 +398,66 @@
             </w:tabs>
             <w:rPr>
               <w:rFonts w:eastAsiaTheme="minorEastAsia"/>
+              <w:noProof/>
               <w:sz w:val="24"/>
               <w:szCs w:val="24"/>
-              <w:lang w:eastAsia="en-ZA"/>
+              <w:lang w:val="en-ZA" w:eastAsia="en-ZA"/>
             </w:rPr>
           </w:pPr>
-          <w:hyperlink w:anchor="_Toc222423580" w:history="1">
+          <w:hyperlink w:anchor="_Toc228885738" w:history="1">
             <w:r>
               <w:rPr>
                 <w:rStyle w:val="Hyperlink"/>
+                <w:b/>
+                <w:bCs/>
+                <w:noProof/>
               </w:rPr>
               <w:t>Fase 5: Databasis en Finale Webtuiste</w:t>
             </w:r>
             <w:r>
               <w:rPr>
+                <w:noProof/>
                 <w:webHidden/>
               </w:rPr>
               <w:tab/>
             </w:r>
             <w:r>
               <w:rPr>
+                <w:noProof/>
                 <w:webHidden/>
               </w:rPr>
               <w:fldChar w:fldCharType="begin"/>
             </w:r>
             <w:r>
               <w:rPr>
+                <w:noProof/>
                 <w:webHidden/>
               </w:rPr>
-              <w:instrText xml:space="preserve"> PAGEREF _Toc222423580 \h </w:instrText>
+              <w:instrText xml:space="preserve"> PAGEREF _Toc228885738 \h </w:instrText>
             </w:r>
             <w:r>
               <w:rPr>
+                <w:noProof/>
                 <w:webHidden/>
               </w:rPr>
             </w:r>
             <w:r>
               <w:rPr>
+                <w:noProof/>
                 <w:webHidden/>
               </w:rPr>
               <w:fldChar w:fldCharType="separate"/>
             </w:r>
             <w:r>
               <w:rPr>
+                <w:noProof/>
                 <w:webHidden/>
               </w:rPr>
               <w:t>2</w:t>
             </w:r>
             <w:r>
               <w:rPr>
+                <w:noProof/>
                 <w:webHidden/>
               </w:rPr>
               <w:fldChar w:fldCharType="end"/>
@@ -452,55 +472,64 @@
             </w:tabs>
             <w:rPr>
               <w:rFonts w:eastAsiaTheme="minorEastAsia"/>
+              <w:noProof/>
               <w:sz w:val="24"/>
               <w:szCs w:val="24"/>
-              <w:lang w:eastAsia="en-ZA"/>
+              <w:lang w:val="en-ZA" w:eastAsia="en-ZA"/>
             </w:rPr>
           </w:pPr>
-          <w:hyperlink w:anchor="_Toc222423581" w:history="1">
+          <w:hyperlink w:anchor="_Toc228885739" w:history="1">
             <w:r>
               <w:rPr>
                 <w:rStyle w:val="Hyperlink"/>
+                <w:noProof/>
               </w:rPr>
-              <w:t>Databasis struktuur</w:t>
+              <w:t>Inleiding en doel</w:t>
             </w:r>
             <w:r>
               <w:rPr>
+                <w:noProof/>
                 <w:webHidden/>
               </w:rPr>
               <w:tab/>
             </w:r>
             <w:r>
               <w:rPr>
+                <w:noProof/>
                 <w:webHidden/>
               </w:rPr>
               <w:fldChar w:fldCharType="begin"/>
             </w:r>
             <w:r>
               <w:rPr>
+                <w:noProof/>
                 <w:webHidden/>
               </w:rPr>
-              <w:instrText xml:space="preserve"> PAGEREF _Toc222423581 \h </w:instrText>
+              <w:instrText xml:space="preserve"> PAGEREF _Toc228885739 \h </w:instrText>
             </w:r>
             <w:r>
               <w:rPr>
+                <w:noProof/>
                 <w:webHidden/>
               </w:rPr>
             </w:r>
             <w:r>
               <w:rPr>
+                <w:noProof/>
                 <w:webHidden/>
               </w:rPr>
               <w:fldChar w:fldCharType="separate"/>
             </w:r>
             <w:r>
               <w:rPr>
+                <w:noProof/>
                 <w:webHidden/>
               </w:rPr>
               <w:t>2</w:t>
             </w:r>
             <w:r>
               <w:rPr>
+                <w:noProof/>
                 <w:webHidden/>
               </w:rPr>
               <w:fldChar w:fldCharType="end"/>
@@ -515,55 +544,64 @@
             </w:tabs>
             <w:rPr>
               <w:rFonts w:eastAsiaTheme="minorEastAsia"/>
+              <w:noProof/>
               <w:sz w:val="24"/>
               <w:szCs w:val="24"/>
-              <w:lang w:eastAsia="en-ZA"/>
+              <w:lang w:val="en-ZA" w:eastAsia="en-ZA"/>
             </w:rPr>
           </w:pPr>
-          <w:hyperlink w:anchor="_Toc222423582" w:history="1">
+          <w:hyperlink w:anchor="_Toc228885740" w:history="1">
             <w:r>
               <w:rPr>
                 <w:rStyle w:val="Hyperlink"/>
+                <w:noProof/>
               </w:rPr>
-              <w:t>Fotos / Video</w:t>
+              <w:t>Databasis struktuur</w:t>
             </w:r>
             <w:r>
               <w:rPr>
+                <w:noProof/>
                 <w:webHidden/>
               </w:rPr>
               <w:tab/>
             </w:r>
             <w:r>
               <w:rPr>
+                <w:noProof/>
                 <w:webHidden/>
               </w:rPr>
               <w:fldChar w:fldCharType="begin"/>
             </w:r>
             <w:r>
               <w:rPr>
+                <w:noProof/>
                 <w:webHidden/>
               </w:rPr>
-              <w:instrText xml:space="preserve"> PAGEREF _Toc222423582 \h </w:instrText>
+              <w:instrText xml:space="preserve"> PAGEREF _Toc228885740 \h </w:instrText>
             </w:r>
             <w:r>
               <w:rPr>
+                <w:noProof/>
                 <w:webHidden/>
               </w:rPr>
             </w:r>
             <w:r>
               <w:rPr>
+                <w:noProof/>
                 <w:webHidden/>
               </w:rPr>
               <w:fldChar w:fldCharType="separate"/>
             </w:r>
             <w:r>
               <w:rPr>
+                <w:noProof/>
                 <w:webHidden/>
               </w:rPr>
-              <w:t>2</w:t>
+              <w:t>3</w:t>
             </w:r>
             <w:r>
               <w:rPr>
+                <w:noProof/>
                 <w:webHidden/>
               </w:rPr>
               <w:fldChar w:fldCharType="end"/>
@@ -572,7 +610,223 @@
         </w:p>
         <w:p>
           <w:pPr>
-            <w:pStyle w:val="TOC1"/>
+            <w:pStyle w:val="TOC3"/>
+            <w:tabs>
+              <w:tab w:val="right" w:leader="dot" w:pos="9016"/>
+            </w:tabs>
+            <w:rPr>
+              <w:rFonts w:eastAsiaTheme="minorEastAsia"/>
+              <w:noProof/>
+              <w:sz w:val="24"/>
+              <w:szCs w:val="24"/>
+              <w:lang w:val="en-ZA" w:eastAsia="en-ZA"/>
+            </w:rPr>
+          </w:pPr>
+          <w:hyperlink w:anchor="_Toc228885741" w:history="1">
+            <w:r>
+              <w:rPr>
+                <w:rStyle w:val="Hyperlink"/>
+                <w:noProof/>
+              </w:rPr>
+              <w:t>Tabelle gebruik</w:t>
+            </w:r>
+            <w:r>
+              <w:rPr>
+                <w:noProof/>
+                <w:webHidden/>
+              </w:rPr>
+              <w:tab/>
+            </w:r>
+            <w:r>
+              <w:rPr>
+                <w:noProof/>
+                <w:webHidden/>
+              </w:rPr>
+              <w:fldChar w:fldCharType="begin"/>
+            </w:r>
+            <w:r>
+              <w:rPr>
+                <w:noProof/>
+                <w:webHidden/>
+              </w:rPr>
+              <w:instrText xml:space="preserve"> PAGEREF _Toc228885741 \h </w:instrText>
+            </w:r>
+            <w:r>
+              <w:rPr>
+                <w:noProof/>
+                <w:webHidden/>
+              </w:rPr>
+            </w:r>
+            <w:r>
+              <w:rPr>
+                <w:noProof/>
+                <w:webHidden/>
+              </w:rPr>
+              <w:fldChar w:fldCharType="separate"/>
+            </w:r>
+            <w:r>
+              <w:rPr>
+                <w:noProof/>
+                <w:webHidden/>
+              </w:rPr>
+              <w:t>3</w:t>
+            </w:r>
+            <w:r>
+              <w:rPr>
+                <w:noProof/>
+                <w:webHidden/>
+              </w:rPr>
+              <w:fldChar w:fldCharType="end"/>
+            </w:r>
+          </w:hyperlink>
+        </w:p>
+        <w:p>
+          <w:pPr>
+            <w:pStyle w:val="TOC3"/>
+            <w:tabs>
+              <w:tab w:val="right" w:leader="dot" w:pos="9016"/>
+            </w:tabs>
+            <w:rPr>
+              <w:rFonts w:eastAsiaTheme="minorEastAsia"/>
+              <w:noProof/>
+              <w:sz w:val="24"/>
+              <w:szCs w:val="24"/>
+              <w:lang w:val="en-ZA" w:eastAsia="en-ZA"/>
+            </w:rPr>
+          </w:pPr>
+          <w:hyperlink w:anchor="_Toc228885742" w:history="1">
+            <w:r>
+              <w:rPr>
+                <w:rStyle w:val="Hyperlink"/>
+                <w:noProof/>
+              </w:rPr>
+              <w:t>CRUD implimentasie</w:t>
+            </w:r>
+            <w:r>
+              <w:rPr>
+                <w:noProof/>
+                <w:webHidden/>
+              </w:rPr>
+              <w:tab/>
+            </w:r>
+            <w:r>
+              <w:rPr>
+                <w:noProof/>
+                <w:webHidden/>
+              </w:rPr>
+              <w:fldChar w:fldCharType="begin"/>
+            </w:r>
+            <w:r>
+              <w:rPr>
+                <w:noProof/>
+                <w:webHidden/>
+              </w:rPr>
+              <w:instrText xml:space="preserve"> PAGEREF _Toc228885742 \h </w:instrText>
+            </w:r>
+            <w:r>
+              <w:rPr>
+                <w:noProof/>
+                <w:webHidden/>
+              </w:rPr>
+            </w:r>
+            <w:r>
+              <w:rPr>
+                <w:noProof/>
+                <w:webHidden/>
+              </w:rPr>
+              <w:fldChar w:fldCharType="separate"/>
+            </w:r>
+            <w:r>
+              <w:rPr>
+                <w:noProof/>
+                <w:webHidden/>
+              </w:rPr>
+              <w:t>3</w:t>
+            </w:r>
+            <w:r>
+              <w:rPr>
+                <w:noProof/>
+                <w:webHidden/>
+              </w:rPr>
+              <w:fldChar w:fldCharType="end"/>
+            </w:r>
+          </w:hyperlink>
+        </w:p>
+        <w:p>
+          <w:pPr>
+            <w:pStyle w:val="TOC2"/>
+            <w:tabs>
+              <w:tab w:val="right" w:leader="dot" w:pos="9016"/>
+            </w:tabs>
+            <w:rPr>
+              <w:rFonts w:eastAsiaTheme="minorEastAsia"/>
+              <w:noProof/>
+              <w:sz w:val="24"/>
+              <w:szCs w:val="24"/>
+              <w:lang w:val="en-ZA" w:eastAsia="en-ZA"/>
+            </w:rPr>
+          </w:pPr>
+          <w:hyperlink w:anchor="_Toc228885743" w:history="1">
+            <w:r>
+              <w:rPr>
+                <w:rStyle w:val="Hyperlink"/>
+                <w:noProof/>
+              </w:rPr>
+              <w:t>Fotos / Video</w:t>
+            </w:r>
+            <w:r>
+              <w:rPr>
+                <w:noProof/>
+                <w:webHidden/>
+              </w:rPr>
+              <w:tab/>
+            </w:r>
+            <w:r>
+              <w:rPr>
+                <w:noProof/>
+                <w:webHidden/>
+              </w:rPr>
+              <w:fldChar w:fldCharType="begin"/>
+            </w:r>
+            <w:r>
+              <w:rPr>
+                <w:noProof/>
+                <w:webHidden/>
+              </w:rPr>
+              <w:instrText xml:space="preserve"> PAGEREF _Toc228885743 \h </w:instrText>
+            </w:r>
+            <w:r>
+              <w:rPr>
+                <w:noProof/>
+                <w:webHidden/>
+              </w:rPr>
+            </w:r>
+            <w:r>
+              <w:rPr>
+                <w:noProof/>
+                <w:webHidden/>
+              </w:rPr>
+              <w:fldChar w:fldCharType="separate"/>
+            </w:r>
+            <w:r>
+              <w:rPr>
+                <w:noProof/>
+                <w:webHidden/>
+              </w:rPr>
+              <w:t>4</w:t>
+            </w:r>
+            <w:r>
+              <w:rPr>
+                <w:noProof/>
+                <w:webHidden/>
+              </w:rPr>
+              <w:fldChar w:fldCharType="end"/>
+            </w:r>
+          </w:hyperlink>
+        </w:p>
+        <w:p>
+          <w:pPr>
+            <w:pStyle w:val="TOC2"/>
             <w:tabs>
               <w:tab w:val="right" w:leader="dot" w:pos="9016"/>
             </w:tabs>
@@ -581,6 +835,63 @@
               <w:bCs/>
             </w:rPr>
           </w:pPr>
+          <w:hyperlink w:anchor="_Toc228885744" w:history="1">
+            <w:r>
+              <w:rPr>
+                <w:rStyle w:val="Hyperlink"/>
+                <w:noProof/>
+              </w:rPr>
+              <w:t>Leergidsstruktuur (65 leers)</w:t>
+            </w:r>
+            <w:r>
+              <w:rPr>
+                <w:noProof/>
+                <w:webHidden/>
+              </w:rPr>
+              <w:tab/>
+            </w:r>
+            <w:r>
+              <w:rPr>
+                <w:noProof/>
+                <w:webHidden/>
+              </w:rPr>
+              <w:fldChar w:fldCharType="begin"/>
+            </w:r>
+            <w:r>
+              <w:rPr>
+                <w:noProof/>
+                <w:webHidden/>
+              </w:rPr>
+              <w:instrText xml:space="preserve"> PAGEREF _Toc228885744 \h </w:instrText>
+            </w:r>
+            <w:r>
+              <w:rPr>
+                <w:noProof/>
+                <w:webHidden/>
+              </w:rPr>
+            </w:r>
+            <w:r>
+              <w:rPr>
+                <w:noProof/>
+                <w:webHidden/>
+              </w:rPr>
+              <w:fldChar w:fldCharType="separate"/>
+            </w:r>
+            <w:r>
+              <w:rPr>
+                <w:noProof/>
+                <w:webHidden/>
+              </w:rPr>
+              <w:t>4</w:t>
+            </w:r>
+            <w:r>
+              <w:rPr>
+                <w:noProof/>
+                <w:webHidden/>
+              </w:rPr>
+              <w:fldChar w:fldCharType="end"/>
+            </w:r>
+          </w:hyperlink>
           <w:r>
             <w:rPr>
               <w:b/>
@@ -608,12 +919,13 @@
     <w:p>
       <w:pPr>
         <w:pStyle w:val="Heading1"/>
+        <w:spacing w:after="240"/>
         <w:rPr>
           <w:b/>
           <w:bCs/>
         </w:rPr>
       </w:pPr>
-      <w:bookmarkStart w:id="2" w:name="_Toc222423580"/>
+      <w:bookmarkStart w:id="2" w:name="_Toc228885738"/>
       <w:r>
         <w:rPr>
           <w:b/>
@@ -648,6 +960,148 @@
     </w:p>
     <w:p>
       <w:pPr>
+        <w:pBdr>
+          <w:top w:val="single" w:sz="4" w:space="1" w:color="auto"/>
+          <w:left w:val="single" w:sz="4" w:space="4" w:color="auto"/>
+          <w:bottom w:val="single" w:sz="4" w:space="1" w:color="auto"/>
+          <w:right w:val="single" w:sz="4" w:space="4" w:color="auto"/>
+        </w:pBdr>
+        <w:shd w:val="clear" w:color="auto" w:fill="E4E4E4"/>
+        <w:spacing w:after="0"/>
+        <w:jc w:val="center"/>
+        <w:rPr>
+          <w:rStyle w:val="SubtleEmphasis"/>
+          <w:color w:val="auto"/>
+        </w:rPr>
+      </w:pPr>
+      <w:r>
+        <w:rPr>
+          <w:rStyle w:val="SubtleEmphasis"/>
+          <w:color w:val="auto"/>
+        </w:rPr>
+        <w:t>Hierdie projek is gebaseer op ’n Suid-Afrikaanse skaapplaas</w:t>
+      </w:r>
+      <w:r>
+        <w:rPr>
+          <w:rStyle w:val="SubtleEmphasis"/>
+          <w:color w:val="auto"/>
+        </w:rPr>
+        <w:t xml:space="preserve"> in die highveld gebied</w:t>
+      </w:r>
+      <w:r>
+        <w:rPr>
+          <w:rStyle w:val="SubtleEmphasis"/>
+          <w:color w:val="auto"/>
+        </w:rPr>
+        <w:t>.</w:t>
+      </w:r>
+    </w:p>
+    <w:p>
+      <w:pPr>
+        <w:pBdr>
+          <w:top w:val="single" w:sz="4" w:space="1" w:color="auto"/>
+          <w:left w:val="single" w:sz="4" w:space="4" w:color="auto"/>
+          <w:bottom w:val="single" w:sz="4" w:space="1" w:color="auto"/>
+          <w:right w:val="single" w:sz="4" w:space="4" w:color="auto"/>
+        </w:pBdr>
+        <w:shd w:val="clear" w:color="auto" w:fill="E4E4E4"/>
+        <w:jc w:val="center"/>
+        <w:rPr>
+          <w:rStyle w:val="SubtleEmphasis"/>
+          <w:color w:val="auto"/>
+        </w:rPr>
+      </w:pPr>
+      <w:r>
+        <w:rPr>
+          <w:rStyle w:val="SubtleEmphasis"/>
+          <w:color w:val="auto"/>
+        </w:rPr>
+        <w:t xml:space="preserve">Suid-Afrika </w:t>
+      </w:r>
+      <w:r>
+        <w:rPr>
+          <w:rStyle w:val="SubtleEmphasis"/>
+          <w:color w:val="auto"/>
+        </w:rPr>
+        <w:t xml:space="preserve">word </w:t>
+      </w:r>
+      <w:r>
+        <w:rPr>
+          <w:rStyle w:val="SubtleEmphasis"/>
+          <w:color w:val="auto"/>
+        </w:rPr>
+        <w:t xml:space="preserve">met droë gebiede assosieer </w:t>
+      </w:r>
+      <w:r>
+        <w:rPr>
+          <w:rStyle w:val="SubtleEmphasis"/>
+          <w:color w:val="auto"/>
+        </w:rPr>
+        <w:t xml:space="preserve">maar daar </w:t>
+      </w:r>
+      <w:r>
+        <w:rPr>
+          <w:rStyle w:val="SubtleEmphasis"/>
+          <w:color w:val="auto"/>
+        </w:rPr>
+        <w:t>bestaan wel groen landbougebiede.</w:t>
+      </w:r>
+    </w:p>
+    <w:p>
+      <w:pPr>
+        <w:pBdr>
+          <w:top w:val="single" w:sz="4" w:space="1" w:color="auto"/>
+          <w:left w:val="single" w:sz="4" w:space="4" w:color="auto"/>
+          <w:bottom w:val="single" w:sz="4" w:space="1" w:color="auto"/>
+          <w:right w:val="single" w:sz="4" w:space="4" w:color="auto"/>
+        </w:pBdr>
+        <w:shd w:val="clear" w:color="auto" w:fill="E4E4E4"/>
+        <w:spacing w:after="0"/>
+        <w:jc w:val="center"/>
+        <w:rPr>
+          <w:rStyle w:val="SubtleEmphasis"/>
+          <w:smallCaps/>
+          <w:color w:val="auto"/>
+        </w:rPr>
+      </w:pPr>
+      <w:r>
+        <w:rPr>
+          <w:rStyle w:val="SubtleEmphasis"/>
+          <w:color w:val="auto"/>
+          <w:sz w:val="24"/>
+          <w:szCs w:val="24"/>
+        </w:rPr>
+        <w:t>D</w:t>
+      </w:r>
+      <w:r>
+        <w:rPr>
+          <w:rStyle w:val="SubtleEmphasis"/>
+          <w:smallCaps/>
+          <w:color w:val="auto"/>
+        </w:rPr>
+        <w:t>ie ontwerp van hierdie webtuiste reflekteer dus ’n realistiese, groen skaapboerdery omgewing met berge net soos die highveld area waar my ‘plaas’ gelee is.</w:t>
+      </w:r>
+    </w:p>
+    <w:p>
+      <w:pPr>
+        <w:pBdr>
+          <w:top w:val="single" w:sz="4" w:space="1" w:color="auto"/>
+          <w:left w:val="single" w:sz="4" w:space="4" w:color="auto"/>
+          <w:bottom w:val="single" w:sz="4" w:space="1" w:color="auto"/>
+          <w:right w:val="single" w:sz="4" w:space="4" w:color="auto"/>
+        </w:pBdr>
+        <w:shd w:val="clear" w:color="auto" w:fill="E4E4E4"/>
+        <w:jc w:val="center"/>
+        <w:rPr>
+          <w:rStyle w:val="SubtleEmphasis"/>
+          <w:color w:val="auto"/>
+          <w:sz w:val="10"/>
+          <w:szCs w:val="10"/>
+        </w:rPr>
+      </w:pPr>
+    </w:p>
+    <w:p>
+      <w:pPr>
         <w:pStyle w:val="Heading2"/>
         <w:shd w:val="clear" w:color="auto" w:fill="BDD6EE" w:themeFill="accent5" w:themeFillTint="66"/>
         <w:jc w:val="center"/>
@@ -656,6 +1110,7 @@
           <w:bCs/>
         </w:rPr>
       </w:pPr>
+      <w:bookmarkStart w:id="3" w:name="_Toc228885739"/>
       <w:r>
         <w:rPr>
           <w:b/>
@@ -663,23 +1118,7 @@
         </w:rPr>
         <w:t>Inleiding en doel</w:t>
       </w:r>
-    </w:p>
-    <w:p>
-      <w:pPr>
-        <w:shd w:val="clear" w:color="auto" w:fill="66FFFF"/>
-        <w:jc w:val="center"/>
-        <w:rPr>
-          <w:rStyle w:val="SubtleEmphasis"/>
-          <w:color w:val="auto"/>
-        </w:rPr>
-      </w:pPr>
-      <w:r>
-        <w:rPr>
-          <w:rStyle w:val="SubtleEmphasis"/>
-          <w:color w:val="auto"/>
-        </w:rPr>
-        <w:t>My plaas is in highveld gelee waar daar groen grasvelde kan bestaan met die regte rotasie weiding en bestuur. Highveld kan ook soms bergagtig wees en dus is my prente geloofwaardig.</w:t>
-      </w:r>
+      <w:bookmarkEnd w:id="3"/>
     </w:p>
     <w:p>
       <w:pPr>
@@ -737,6 +1176,12 @@
       </w:r>
     </w:p>
     <w:p>
+      <w:bookmarkStart w:id="4" w:name="_Toc221612749"/>
+      <w:r>
+        <w:br w:type="page"/>
+      </w:r>
+    </w:p>
+    <w:p>
       <w:pPr>
         <w:pStyle w:val="Heading2"/>
         <w:shd w:val="clear" w:color="auto" w:fill="BDD6EE" w:themeFill="accent5" w:themeFillTint="66"/>
@@ -746,17 +1191,17 @@
           <w:bCs/>
         </w:rPr>
       </w:pPr>
-      <w:bookmarkStart w:id="3" w:name="_Toc221612749"/>
-      <w:bookmarkStart w:id="4" w:name="_Toc222423581"/>
+      <w:bookmarkStart w:id="5" w:name="_Toc228885740"/>
       <w:r>
         <w:rPr>
           <w:b/>
           <w:bCs/>
         </w:rPr>
+        <w:lastRenderedPageBreak/>
         <w:t>Databasis struktuur</w:t>
       </w:r>
-      <w:bookmarkEnd w:id="3"/>
       <w:bookmarkEnd w:id="4"/>
+      <w:bookmarkEnd w:id="5"/>
     </w:p>
     <w:p>
       <w:pPr>
@@ -853,9 +1298,11 @@
         <w:pStyle w:val="Heading3"/>
         <w:shd w:val="clear" w:color="auto" w:fill="DEEAF6" w:themeFill="accent5" w:themeFillTint="33"/>
       </w:pPr>
+      <w:bookmarkStart w:id="6" w:name="_Toc228885741"/>
       <w:r>
         <w:t>Tabelle gebruik</w:t>
       </w:r>
+      <w:bookmarkEnd w:id="6"/>
     </w:p>
     <w:p>
       <w:pPr>
@@ -1233,10 +1680,11 @@
         <w:pStyle w:val="Heading3"/>
         <w:shd w:val="clear" w:color="auto" w:fill="DEEAF6" w:themeFill="accent5" w:themeFillTint="33"/>
       </w:pPr>
-      <w:r>
-        <w:lastRenderedPageBreak/>
+      <w:bookmarkStart w:id="7" w:name="_Toc228885742"/>
+      <w:r>
         <w:t>CRUD implimentasie</w:t>
       </w:r>
+      <w:bookmarkEnd w:id="7"/>
     </w:p>
     <w:p>
       <w:pPr>
@@ -1516,6 +1964,7 @@
         <w:ind w:left="360"/>
       </w:pPr>
       <w:r>
+        <w:lastRenderedPageBreak/>
         <w:t>Alle funksionaliteit wat die rye het word oorgedra na nuwe rye wat geskep word asook rye wat opdateer word</w:t>
       </w:r>
       <w:r>
@@ -1533,8 +1982,8 @@
           <w:bCs/>
         </w:rPr>
       </w:pPr>
-      <w:bookmarkStart w:id="5" w:name="_Toc221612750"/>
-      <w:bookmarkStart w:id="6" w:name="_Toc222423582"/>
+      <w:bookmarkStart w:id="8" w:name="_Toc221612750"/>
+      <w:bookmarkStart w:id="9" w:name="_Toc228885743"/>
       <w:r>
         <w:rPr>
           <w:b/>
@@ -1542,8 +1991,8 @@
         </w:rPr>
         <w:t>Fotos / Video</w:t>
       </w:r>
-      <w:bookmarkEnd w:id="5"/>
-      <w:bookmarkEnd w:id="6"/>
+      <w:bookmarkEnd w:id="8"/>
+      <w:bookmarkEnd w:id="9"/>
     </w:p>
     <w:p>
       <w:pPr>
@@ -1727,6 +2176,7 @@
           <w:bCs/>
         </w:rPr>
       </w:pPr>
+      <w:bookmarkStart w:id="10" w:name="_Toc228885744"/>
       <w:r>
         <w:rPr>
           <w:b/>
@@ -1734,6 +2184,7 @@
         </w:rPr>
         <w:t>Leergidsstruktuur (65 leers)</w:t>
       </w:r>
+      <w:bookmarkEnd w:id="10"/>
     </w:p>
     <w:p>
       <w:r>
@@ -2089,7 +2540,6 @@
           <w:b/>
           <w:bCs/>
         </w:rPr>
-        <w:lastRenderedPageBreak/>
         <w:t>├</w:t>
       </w:r>
       <w:r>
@@ -2488,6 +2938,7 @@
           <w:i/>
           <w:iCs/>
         </w:rPr>
+        <w:lastRenderedPageBreak/>
         <w:t xml:space="preserve">       </w:t>
       </w:r>
       <w:r>
@@ -7718,7 +8169,6 @@
   <w:style w:type="character" w:default="1" w:styleId="DefaultParagraphFont">
     <w:name w:val="Default Paragraph Font"/>
     <w:uiPriority w:val="1"/>
-    <w:semiHidden/>
     <w:unhideWhenUsed/>
   </w:style>
   <w:style w:type="table" w:default="1" w:styleId="TableNormal">

--- a/Fases_Dokumentasie/Fase5_Databasis+Finale-Webblad.docx
+++ b/Fases_Dokumentasie/Fase5_Databasis+Finale-Webblad.docx
@@ -14,7 +14,7 @@
         <w:p>
           <w:r>
             <w:pict w14:anchorId="02D5BF5A">
-              <v:group id="Group 149" o:spid="_x0000_s1029" style="position:absolute;margin-left:0;margin-top:0;width:559.45pt;height:101.55pt;z-index:251659264;mso-width-percent:941;mso-height-percent:121;mso-top-percent:23;mso-position-horizontal:center;mso-position-horizontal-relative:page;mso-position-vertical-relative:page;mso-width-percent:941;mso-height-percent:121;mso-top-percent:23" coordsize="73152,12161">
+              <v:group id="Group 149" o:spid="_x0000_s1029" style="position:absolute;margin-left:0;margin-top:0;width:559.45pt;height:101.55pt;z-index:251658752;mso-width-percent:941;mso-height-percent:121;mso-top-percent:23;mso-position-horizontal:center;mso-position-horizontal-relative:page;mso-position-vertical-relative:page;mso-width-percent:941;mso-height-percent:121;mso-top-percent:23" coordsize="73152,12161">
                 <v:shape id="Rectangle 51" o:spid="_x0000_s1030" style="position:absolute;width:73152;height:11303;visibility:visible;mso-wrap-style:square;v-text-anchor:middle" coordsize="7312660,1129665" path="m,l7312660,r,1129665l3619500,733425,,1091565,,xe" fillcolor="#4472c4 [3204]" stroked="f" strokeweight="1pt">
                   <v:fill opacity=".5"/>
                   <v:stroke joinstyle="miter"/>
@@ -33,7 +33,7 @@
                 <v:stroke joinstyle="miter"/>
                 <v:path gradientshapeok="t" o:connecttype="rect"/>
               </v:shapetype>
-              <v:shape id="Text Box 152" o:spid="_x0000_s1028" type="#_x0000_t202" style="position:absolute;margin-left:0;margin-top:0;width:560.2pt;height:77.45pt;z-index:251657216;visibility:visible;mso-width-percent:941;mso-height-percent:92;mso-top-percent:818;mso-position-horizontal:center;mso-position-horizontal-relative:page;mso-position-vertical-relative:page;mso-width-percent:941;mso-height-percent:92;mso-top-percent:818;v-text-anchor:bottom" o:gfxdata="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" filled="f" stroked="f" strokeweight=".5pt">
+              <v:shape id="Text Box 152" o:spid="_x0000_s1028" type="#_x0000_t202" style="position:absolute;margin-left:0;margin-top:0;width:560.2pt;height:77.45pt;z-index:251656704;visibility:visible;mso-width-percent:941;mso-height-percent:92;mso-top-percent:818;mso-position-horizontal:center;mso-position-horizontal-relative:page;mso-position-vertical-relative:page;mso-width-percent:941;mso-height-percent:92;mso-top-percent:818;v-text-anchor:bottom" o:gfxdata="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" filled="f" stroked="f" strokeweight=".5pt">
                 <v:textbox inset="126pt,0,54pt,0">
                   <w:txbxContent>
                     <w:p>
@@ -55,7 +55,7 @@
           </w:r>
           <w:r>
             <w:pict w14:anchorId="3CFF0889">
-              <v:shape id="Text Box 154" o:spid="_x0000_s1026" type="#_x0000_t202" style="position:absolute;margin-left:0;margin-top:0;width:560.2pt;height:305.6pt;z-index:251656192;visibility:visible;mso-width-percent:941;mso-height-percent:363;mso-top-percent:300;mso-position-horizontal:center;mso-position-horizontal-relative:page;mso-position-vertical-relative:page;mso-width-percent:941;mso-height-percent:363;mso-top-percent:300;v-text-anchor:bottom" o:gfxdata="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" filled="f" stroked="f" strokeweight=".5pt">
+              <v:shape id="Text Box 154" o:spid="_x0000_s1026" type="#_x0000_t202" style="position:absolute;margin-left:0;margin-top:0;width:560.2pt;height:305.6pt;z-index:251655680;visibility:visible;mso-width-percent:941;mso-height-percent:363;mso-top-percent:300;mso-position-horizontal:center;mso-position-horizontal-relative:page;mso-position-vertical-relative:page;mso-width-percent:941;mso-height-percent:363;mso-top-percent:300;v-text-anchor:bottom" o:gfxdata="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" filled="f" stroked="f" strokeweight=".5pt">
                 <v:textbox inset="126pt,0,54pt,0">
                   <w:txbxContent>
                     <w:p>
@@ -109,7 +109,7 @@
         <w:p>
           <w:r>
             <w:pict w14:anchorId="3FFEF07E">
-              <v:shape id="_x0000_s1033" type="#_x0000_t202" style="position:absolute;margin-left:100.25pt;margin-top:466.95pt;width:350.9pt;height:104.85pt;z-index:251660288" stroked="f">
+              <v:shape id="_x0000_s1033" type="#_x0000_t202" style="position:absolute;margin-left:100.25pt;margin-top:466.95pt;width:350.9pt;height:104.85pt;z-index:251659776" stroked="f">
                 <v:textbox style="mso-next-textbox:#_x0000_s1033">
                   <w:txbxContent>
                     <w:sdt>
@@ -180,7 +180,7 @@
           </w:r>
           <w:r>
             <w:pict w14:anchorId="76581C35">
-              <v:shape id="Text Box 153" o:spid="_x0000_s1027" type="#_x0000_t202" style="position:absolute;margin-left:17.55pt;margin-top:674.35pt;width:559.85pt;height:41.5pt;z-index:251658240;visibility:visible;mso-width-percent:941;mso-height-percent:100;mso-position-horizontal-relative:page;mso-position-vertical-relative:page;mso-width-percent:941;mso-height-percent:100" o:gfxdata="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" filled="f" stroked="f" strokeweight=".5pt">
+              <v:shape id="Text Box 153" o:spid="_x0000_s1027" type="#_x0000_t202" style="position:absolute;margin-left:17.55pt;margin-top:674.35pt;width:559.85pt;height:41.5pt;z-index:251657728;visibility:visible;mso-width-percent:941;mso-height-percent:100;mso-position-horizontal-relative:page;mso-position-vertical-relative:page;mso-width-percent:941;mso-height-percent:100" o:gfxdata="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" filled="f" stroked="f" strokeweight=".5pt">
                 <v:textbox style="mso-next-textbox:#Text Box 153;mso-fit-shape-to-text:t" inset="126pt,0,54pt,0">
                   <w:txbxContent>
                     <w:sdt>
@@ -317,10 +317,9 @@
             </w:tabs>
             <w:rPr>
               <w:rFonts w:eastAsiaTheme="minorEastAsia"/>
-              <w:noProof/>
               <w:sz w:val="24"/>
               <w:szCs w:val="24"/>
-              <w:lang w:val="en-ZA" w:eastAsia="en-ZA"/>
+              <w:lang w:eastAsia="en-ZA"/>
             </w:rPr>
           </w:pPr>
           <w:r>
@@ -336,54 +335,46 @@
             <w:r>
               <w:rPr>
                 <w:rStyle w:val="Hyperlink"/>
-                <w:noProof/>
               </w:rPr>
               <w:t>Inhoudsopgawe</w:t>
             </w:r>
             <w:r>
               <w:rPr>
-                <w:noProof/>
                 <w:webHidden/>
               </w:rPr>
               <w:tab/>
             </w:r>
             <w:r>
               <w:rPr>
-                <w:noProof/>
                 <w:webHidden/>
               </w:rPr>
               <w:fldChar w:fldCharType="begin"/>
             </w:r>
             <w:r>
               <w:rPr>
-                <w:noProof/>
                 <w:webHidden/>
               </w:rPr>
               <w:instrText xml:space="preserve"> PAGEREF _Toc228885737 \h </w:instrText>
             </w:r>
             <w:r>
               <w:rPr>
-                <w:noProof/>
                 <w:webHidden/>
               </w:rPr>
             </w:r>
             <w:r>
               <w:rPr>
-                <w:noProof/>
                 <w:webHidden/>
               </w:rPr>
               <w:fldChar w:fldCharType="separate"/>
             </w:r>
             <w:r>
               <w:rPr>
-                <w:noProof/>
                 <w:webHidden/>
               </w:rPr>
               <w:t>1</w:t>
             </w:r>
             <w:r>
               <w:rPr>
-                <w:noProof/>
                 <w:webHidden/>
               </w:rPr>
               <w:fldChar w:fldCharType="end"/>
@@ -398,10 +389,9 @@
             </w:tabs>
             <w:rPr>
               <w:rFonts w:eastAsiaTheme="minorEastAsia"/>
-              <w:noProof/>
               <w:sz w:val="24"/>
               <w:szCs w:val="24"/>
-              <w:lang w:val="en-ZA" w:eastAsia="en-ZA"/>
+              <w:lang w:eastAsia="en-ZA"/>
             </w:rPr>
           </w:pPr>
           <w:hyperlink w:anchor="_Toc228885738" w:history="1">
@@ -410,54 +400,46 @@
                 <w:rStyle w:val="Hyperlink"/>
                 <w:b/>
                 <w:bCs/>
-                <w:noProof/>
               </w:rPr>
               <w:t>Fase 5: Databasis en Finale Webtuiste</w:t>
             </w:r>
             <w:r>
               <w:rPr>
-                <w:noProof/>
                 <w:webHidden/>
               </w:rPr>
               <w:tab/>
             </w:r>
             <w:r>
               <w:rPr>
-                <w:noProof/>
                 <w:webHidden/>
               </w:rPr>
               <w:fldChar w:fldCharType="begin"/>
             </w:r>
             <w:r>
               <w:rPr>
-                <w:noProof/>
                 <w:webHidden/>
               </w:rPr>
               <w:instrText xml:space="preserve"> PAGEREF _Toc228885738 \h </w:instrText>
             </w:r>
             <w:r>
               <w:rPr>
-                <w:noProof/>
                 <w:webHidden/>
               </w:rPr>
             </w:r>
             <w:r>
               <w:rPr>
-                <w:noProof/>
                 <w:webHidden/>
               </w:rPr>
               <w:fldChar w:fldCharType="separate"/>
             </w:r>
             <w:r>
               <w:rPr>
-                <w:noProof/>
                 <w:webHidden/>
               </w:rPr>
               <w:t>2</w:t>
             </w:r>
             <w:r>
               <w:rPr>
-                <w:noProof/>
                 <w:webHidden/>
               </w:rPr>
               <w:fldChar w:fldCharType="end"/>
@@ -472,64 +454,55 @@
             </w:tabs>
             <w:rPr>
               <w:rFonts w:eastAsiaTheme="minorEastAsia"/>
-              <w:noProof/>
               <w:sz w:val="24"/>
               <w:szCs w:val="24"/>
-              <w:lang w:val="en-ZA" w:eastAsia="en-ZA"/>
+              <w:lang w:eastAsia="en-ZA"/>
             </w:rPr>
           </w:pPr>
           <w:hyperlink w:anchor="_Toc228885739" w:history="1">
             <w:r>
               <w:rPr>
                 <w:rStyle w:val="Hyperlink"/>
-                <w:noProof/>
               </w:rPr>
               <w:t>Inleiding en doel</w:t>
             </w:r>
             <w:r>
               <w:rPr>
-                <w:noProof/>
                 <w:webHidden/>
               </w:rPr>
               <w:tab/>
             </w:r>
             <w:r>
               <w:rPr>
-                <w:noProof/>
                 <w:webHidden/>
               </w:rPr>
               <w:fldChar w:fldCharType="begin"/>
             </w:r>
             <w:r>
               <w:rPr>
-                <w:noProof/>
                 <w:webHidden/>
               </w:rPr>
               <w:instrText xml:space="preserve"> PAGEREF _Toc228885739 \h </w:instrText>
             </w:r>
             <w:r>
               <w:rPr>
-                <w:noProof/>
                 <w:webHidden/>
               </w:rPr>
             </w:r>
             <w:r>
               <w:rPr>
-                <w:noProof/>
                 <w:webHidden/>
               </w:rPr>
               <w:fldChar w:fldCharType="separate"/>
             </w:r>
             <w:r>
               <w:rPr>
-                <w:noProof/>
                 <w:webHidden/>
               </w:rPr>
               <w:t>2</w:t>
             </w:r>
             <w:r>
               <w:rPr>
-                <w:noProof/>
                 <w:webHidden/>
               </w:rPr>
               <w:fldChar w:fldCharType="end"/>
@@ -544,64 +517,55 @@
             </w:tabs>
             <w:rPr>
               <w:rFonts w:eastAsiaTheme="minorEastAsia"/>
-              <w:noProof/>
               <w:sz w:val="24"/>
               <w:szCs w:val="24"/>
-              <w:lang w:val="en-ZA" w:eastAsia="en-ZA"/>
+              <w:lang w:eastAsia="en-ZA"/>
             </w:rPr>
           </w:pPr>
           <w:hyperlink w:anchor="_Toc228885740" w:history="1">
             <w:r>
               <w:rPr>
                 <w:rStyle w:val="Hyperlink"/>
-                <w:noProof/>
               </w:rPr>
               <w:t>Databasis struktuur</w:t>
             </w:r>
             <w:r>
               <w:rPr>
-                <w:noProof/>
                 <w:webHidden/>
               </w:rPr>
               <w:tab/>
             </w:r>
             <w:r>
               <w:rPr>
-                <w:noProof/>
                 <w:webHidden/>
               </w:rPr>
               <w:fldChar w:fldCharType="begin"/>
             </w:r>
             <w:r>
               <w:rPr>
-                <w:noProof/>
                 <w:webHidden/>
               </w:rPr>
               <w:instrText xml:space="preserve"> PAGEREF _Toc228885740 \h </w:instrText>
             </w:r>
             <w:r>
               <w:rPr>
-                <w:noProof/>
                 <w:webHidden/>
               </w:rPr>
             </w:r>
             <w:r>
               <w:rPr>
-                <w:noProof/>
                 <w:webHidden/>
               </w:rPr>
               <w:fldChar w:fldCharType="separate"/>
             </w:r>
             <w:r>
               <w:rPr>
-                <w:noProof/>
                 <w:webHidden/>
               </w:rPr>
               <w:t>3</w:t>
             </w:r>
             <w:r>
               <w:rPr>
-                <w:noProof/>
                 <w:webHidden/>
               </w:rPr>
               <w:fldChar w:fldCharType="end"/>
@@ -616,64 +580,55 @@
             </w:tabs>
             <w:rPr>
               <w:rFonts w:eastAsiaTheme="minorEastAsia"/>
-              <w:noProof/>
               <w:sz w:val="24"/>
               <w:szCs w:val="24"/>
-              <w:lang w:val="en-ZA" w:eastAsia="en-ZA"/>
+              <w:lang w:eastAsia="en-ZA"/>
             </w:rPr>
           </w:pPr>
           <w:hyperlink w:anchor="_Toc228885741" w:history="1">
             <w:r>
               <w:rPr>
                 <w:rStyle w:val="Hyperlink"/>
-                <w:noProof/>
               </w:rPr>
               <w:t>Tabelle gebruik</w:t>
             </w:r>
             <w:r>
               <w:rPr>
-                <w:noProof/>
                 <w:webHidden/>
               </w:rPr>
               <w:tab/>
             </w:r>
             <w:r>
               <w:rPr>
-                <w:noProof/>
                 <w:webHidden/>
               </w:rPr>
               <w:fldChar w:fldCharType="begin"/>
             </w:r>
             <w:r>
               <w:rPr>
-                <w:noProof/>
                 <w:webHidden/>
               </w:rPr>
               <w:instrText xml:space="preserve"> PAGEREF _Toc228885741 \h </w:instrText>
             </w:r>
             <w:r>
               <w:rPr>
-                <w:noProof/>
                 <w:webHidden/>
               </w:rPr>
             </w:r>
             <w:r>
               <w:rPr>
-                <w:noProof/>
                 <w:webHidden/>
               </w:rPr>
               <w:fldChar w:fldCharType="separate"/>
             </w:r>
             <w:r>
               <w:rPr>
-                <w:noProof/>
                 <w:webHidden/>
               </w:rPr>
               <w:t>3</w:t>
             </w:r>
             <w:r>
               <w:rPr>
-                <w:noProof/>
                 <w:webHidden/>
               </w:rPr>
               <w:fldChar w:fldCharType="end"/>
@@ -688,64 +643,55 @@
             </w:tabs>
             <w:rPr>
               <w:rFonts w:eastAsiaTheme="minorEastAsia"/>
-              <w:noProof/>
               <w:sz w:val="24"/>
               <w:szCs w:val="24"/>
-              <w:lang w:val="en-ZA" w:eastAsia="en-ZA"/>
+              <w:lang w:eastAsia="en-ZA"/>
             </w:rPr>
           </w:pPr>
           <w:hyperlink w:anchor="_Toc228885742" w:history="1">
             <w:r>
               <w:rPr>
                 <w:rStyle w:val="Hyperlink"/>
-                <w:noProof/>
               </w:rPr>
               <w:t>CRUD implimentasie</w:t>
             </w:r>
             <w:r>
               <w:rPr>
-                <w:noProof/>
                 <w:webHidden/>
               </w:rPr>
               <w:tab/>
             </w:r>
             <w:r>
               <w:rPr>
-                <w:noProof/>
                 <w:webHidden/>
               </w:rPr>
               <w:fldChar w:fldCharType="begin"/>
             </w:r>
             <w:r>
               <w:rPr>
-                <w:noProof/>
                 <w:webHidden/>
               </w:rPr>
               <w:instrText xml:space="preserve"> PAGEREF _Toc228885742 \h </w:instrText>
             </w:r>
             <w:r>
               <w:rPr>
-                <w:noProof/>
                 <w:webHidden/>
               </w:rPr>
             </w:r>
             <w:r>
               <w:rPr>
-                <w:noProof/>
                 <w:webHidden/>
               </w:rPr>
               <w:fldChar w:fldCharType="separate"/>
             </w:r>
             <w:r>
               <w:rPr>
-                <w:noProof/>
                 <w:webHidden/>
               </w:rPr>
               <w:t>3</w:t>
             </w:r>
             <w:r>
               <w:rPr>
-                <w:noProof/>
                 <w:webHidden/>
               </w:rPr>
               <w:fldChar w:fldCharType="end"/>
@@ -760,64 +706,55 @@
             </w:tabs>
             <w:rPr>
               <w:rFonts w:eastAsiaTheme="minorEastAsia"/>
-              <w:noProof/>
               <w:sz w:val="24"/>
               <w:szCs w:val="24"/>
-              <w:lang w:val="en-ZA" w:eastAsia="en-ZA"/>
+              <w:lang w:eastAsia="en-ZA"/>
             </w:rPr>
           </w:pPr>
           <w:hyperlink w:anchor="_Toc228885743" w:history="1">
             <w:r>
               <w:rPr>
                 <w:rStyle w:val="Hyperlink"/>
-                <w:noProof/>
               </w:rPr>
               <w:t>Fotos / Video</w:t>
             </w:r>
             <w:r>
               <w:rPr>
-                <w:noProof/>
                 <w:webHidden/>
               </w:rPr>
               <w:tab/>
             </w:r>
             <w:r>
               <w:rPr>
-                <w:noProof/>
                 <w:webHidden/>
               </w:rPr>
               <w:fldChar w:fldCharType="begin"/>
             </w:r>
             <w:r>
               <w:rPr>
-                <w:noProof/>
                 <w:webHidden/>
               </w:rPr>
               <w:instrText xml:space="preserve"> PAGEREF _Toc228885743 \h </w:instrText>
             </w:r>
             <w:r>
               <w:rPr>
-                <w:noProof/>
                 <w:webHidden/>
               </w:rPr>
             </w:r>
             <w:r>
               <w:rPr>
-                <w:noProof/>
                 <w:webHidden/>
               </w:rPr>
               <w:fldChar w:fldCharType="separate"/>
             </w:r>
             <w:r>
               <w:rPr>
-                <w:noProof/>
                 <w:webHidden/>
               </w:rPr>
               <w:t>4</w:t>
             </w:r>
             <w:r>
               <w:rPr>
-                <w:noProof/>
                 <w:webHidden/>
               </w:rPr>
               <w:fldChar w:fldCharType="end"/>
@@ -839,54 +776,46 @@
             <w:r>
               <w:rPr>
                 <w:rStyle w:val="Hyperlink"/>
-                <w:noProof/>
               </w:rPr>
               <w:t>Leergidsstruktuur (65 leers)</w:t>
             </w:r>
             <w:r>
               <w:rPr>
-                <w:noProof/>
                 <w:webHidden/>
               </w:rPr>
               <w:tab/>
             </w:r>
             <w:r>
               <w:rPr>
-                <w:noProof/>
                 <w:webHidden/>
               </w:rPr>
               <w:fldChar w:fldCharType="begin"/>
             </w:r>
             <w:r>
               <w:rPr>
-                <w:noProof/>
                 <w:webHidden/>
               </w:rPr>
               <w:instrText xml:space="preserve"> PAGEREF _Toc228885744 \h </w:instrText>
             </w:r>
             <w:r>
               <w:rPr>
-                <w:noProof/>
                 <w:webHidden/>
               </w:rPr>
             </w:r>
             <w:r>
               <w:rPr>
-                <w:noProof/>
                 <w:webHidden/>
               </w:rPr>
               <w:fldChar w:fldCharType="separate"/>
             </w:r>
             <w:r>
               <w:rPr>
-                <w:noProof/>
                 <w:webHidden/>
               </w:rPr>
               <w:t>4</w:t>
             </w:r>
             <w:r>
               <w:rPr>
-                <w:noProof/>
                 <w:webHidden/>
               </w:rPr>
               <w:fldChar w:fldCharType="end"/>
@@ -979,21 +908,7 @@
           <w:rStyle w:val="SubtleEmphasis"/>
           <w:color w:val="auto"/>
         </w:rPr>
-        <w:t>Hierdie projek is gebaseer op ’n Suid-Afrikaanse skaapplaas</w:t>
-      </w:r>
-      <w:r>
-        <w:rPr>
-          <w:rStyle w:val="SubtleEmphasis"/>
-          <w:color w:val="auto"/>
-        </w:rPr>
-        <w:t xml:space="preserve"> in die highveld gebied</w:t>
-      </w:r>
-      <w:r>
-        <w:rPr>
-          <w:rStyle w:val="SubtleEmphasis"/>
-          <w:color w:val="auto"/>
-        </w:rPr>
-        <w:t>.</w:t>
+        <w:t>Hierdie projek is gebaseer op ’n Suid-Afrikaanse skaapplaas in die highveld gebied.</w:t>
       </w:r>
     </w:p>
     <w:p>
@@ -1016,35 +931,7 @@
           <w:rStyle w:val="SubtleEmphasis"/>
           <w:color w:val="auto"/>
         </w:rPr>
-        <w:t xml:space="preserve">Suid-Afrika </w:t>
-      </w:r>
-      <w:r>
-        <w:rPr>
-          <w:rStyle w:val="SubtleEmphasis"/>
-          <w:color w:val="auto"/>
-        </w:rPr>
-        <w:t xml:space="preserve">word </w:t>
-      </w:r>
-      <w:r>
-        <w:rPr>
-          <w:rStyle w:val="SubtleEmphasis"/>
-          <w:color w:val="auto"/>
-        </w:rPr>
-        <w:t xml:space="preserve">met droë gebiede assosieer </w:t>
-      </w:r>
-      <w:r>
-        <w:rPr>
-          <w:rStyle w:val="SubtleEmphasis"/>
-          <w:color w:val="auto"/>
-        </w:rPr>
-        <w:t xml:space="preserve">maar daar </w:t>
-      </w:r>
-      <w:r>
-        <w:rPr>
-          <w:rStyle w:val="SubtleEmphasis"/>
-          <w:color w:val="auto"/>
-        </w:rPr>
-        <w:t>bestaan wel groen landbougebiede.</w:t>
+        <w:t>Suid-Afrika word met droë gebiede assosieer maar daar bestaan wel groen landbougebiede.</w:t>
       </w:r>
     </w:p>
     <w:p>
@@ -1212,10 +1099,26 @@
         </w:numPr>
       </w:pPr>
       <w:r>
-        <w:t>Ek het ‘n voorraadbeheer databasis</w:t>
-      </w:r>
-      <w:r>
-        <w:t xml:space="preserve"> waarop alle CRUD funksies op toegepas kan word omdat hierdie tabel alle data stoor.</w:t>
+        <w:t>Ek het ‘n voorraadbeheer</w:t>
+      </w:r>
+      <w:r>
+        <w:t xml:space="preserve"> </w:t>
+      </w:r>
+      <w:r>
+        <w:t>databasis</w:t>
+      </w:r>
+      <w:r>
+        <w:t xml:space="preserve"> waarop alle CRUD funksies op toegepas kan word omdat hierdie tabel alle data </w:t>
+      </w:r>
+      <w:r>
+        <w:rPr>
+          <w:i/>
+          <w:iCs/>
+        </w:rPr>
+        <w:t>‘stoor’</w:t>
+      </w:r>
+      <w:r>
+        <w:t>.</w:t>
       </w:r>
     </w:p>
     <w:p>
@@ -1227,10 +1130,10 @@
         </w:numPr>
       </w:pPr>
       <w:r>
-        <w:t xml:space="preserve">Die databasis gebruik die webblaaier se localStorage om data </w:t>
-      </w:r>
-      <w:r>
-        <w:t>aanhoudend as sleutel-waarde-pare te stoor</w:t>
+        <w:t>Die databasis gebruik die webblaaier se localStorage om data aanhoudend as sleutel-waarde-pare te stoor</w:t>
+      </w:r>
+      <w:r>
+        <w:t>.</w:t>
       </w:r>
     </w:p>
     <w:p>
@@ -1242,7 +1145,16 @@
         </w:numPr>
       </w:pPr>
       <w:r>
-        <w:t xml:space="preserve">Ek het ‘n logboek wat alle veranderinge aan die databasis wys </w:t>
+        <w:t xml:space="preserve">Ek het ‘n logboek wat alle veranderinge </w:t>
+      </w:r>
+      <w:r>
+        <w:t>(enige CRUD funksies)</w:t>
+      </w:r>
+      <w:r>
+        <w:t xml:space="preserve"> </w:t>
+      </w:r>
+      <w:r>
+        <w:t xml:space="preserve">aan die databasis wys </w:t>
       </w:r>
       <w:r>
         <w:t>,dit kan gesien word deur die wys transaksies knoppie te kliek</w:t>
@@ -1254,19 +1166,7 @@
         <w:rPr>
           <w:rStyle w:val="CSSKlasreelsChar"/>
         </w:rPr>
-        <w:t>(</w:t>
-      </w:r>
-      <w:r>
-        <w:rPr>
-          <w:rStyle w:val="CSSKlasreelsChar"/>
-        </w:rPr>
-        <w:t>showTransactions()</w:t>
-      </w:r>
-      <w:r>
-        <w:rPr>
-          <w:rStyle w:val="CSSKlasreelsChar"/>
-        </w:rPr>
-        <w:t>)</w:t>
+        <w:t>(showTransactions())</w:t>
       </w:r>
       <w:r>
         <w:t>.</w:t>
@@ -1306,6 +1206,10 @@
     </w:p>
     <w:p>
       <w:pPr>
+        <w:pBdr>
+          <w:bottom w:val="single" w:sz="6" w:space="1" w:color="E5E5E5"/>
+        </w:pBdr>
+        <w:shd w:val="clear" w:color="auto" w:fill="F8F8F8"/>
         <w:spacing w:after="0"/>
         <w:rPr>
           <w:b/>
@@ -1317,7 +1221,7 @@
           <w:b/>
           <w:bCs/>
         </w:rPr>
-        <w:t>Tabel 1: VOORRAAD_ITEMS</w:t>
+        <w:t>Tabel 1: VOORRAAD_ITEM</w:t>
       </w:r>
     </w:p>
     <w:p>
@@ -1325,13 +1229,19 @@
         <w:spacing w:after="0"/>
       </w:pPr>
       <w:r>
-        <w:t xml:space="preserve">Hierdie tabel is baeser op my produkte tabel op my </w:t>
+        <w:t xml:space="preserve">Hierdie tabel is my </w:t>
+      </w:r>
+      <w:r>
+        <w:t>voorraadbestuur</w:t>
+      </w:r>
+      <w:r>
+        <w:t xml:space="preserve"> tabel op my </w:t>
       </w:r>
       <w:r>
         <w:rPr>
           <w:rStyle w:val="Heading5Char"/>
         </w:rPr>
-        <w:t>products</w:t>
+        <w:t>voorraadbestuur</w:t>
       </w:r>
       <w:r>
         <w:rPr>
@@ -1398,7 +1308,13 @@
         </w:numPr>
       </w:pPr>
       <w:r>
-        <w:t>ID wat die primerse sleutel is</w:t>
+        <w:rPr>
+          <w:rStyle w:val="CSSKlasreelsChar"/>
+        </w:rPr>
+        <w:t>id</w:t>
+      </w:r>
+      <w:r>
+        <w:t xml:space="preserve"> wat die primerse sleutel is</w:t>
       </w:r>
       <w:r>
         <w:t>.</w:t>
@@ -1413,7 +1329,27 @@
         </w:numPr>
       </w:pPr>
       <w:r>
-        <w:t>Item naam</w:t>
+        <w:rPr>
+          <w:rStyle w:val="CSSKlasreelsChar"/>
+        </w:rPr>
+        <w:t>item</w:t>
+      </w:r>
+      <w:r>
+        <w:rPr>
+          <w:rStyle w:val="CSSKlasreelsChar"/>
+          <w:b/>
+          <w:bCs/>
+        </w:rPr>
+        <w:t>_</w:t>
+      </w:r>
+      <w:r>
+        <w:rPr>
+          <w:rStyle w:val="CSSKlasreelsChar"/>
+        </w:rPr>
+        <w:t>name</w:t>
+      </w:r>
+      <w:r>
+        <w:t xml:space="preserve"> (produk naam)</w:t>
       </w:r>
     </w:p>
     <w:p>
@@ -1425,7 +1361,10 @@
         </w:numPr>
       </w:pPr>
       <w:r>
-        <w:t>Kategorie</w:t>
+        <w:rPr>
+          <w:rStyle w:val="CSSKlasreelsChar"/>
+        </w:rPr>
+        <w:t>category</w:t>
       </w:r>
     </w:p>
     <w:p>
@@ -1437,7 +1376,16 @@
         </w:numPr>
       </w:pPr>
       <w:r>
-        <w:t>Hoeveelheid met verstekwaarde van 0</w:t>
+        <w:rPr>
+          <w:rStyle w:val="CSSKlasreelsChar"/>
+        </w:rPr>
+        <w:t>quantity</w:t>
+      </w:r>
+      <w:r>
+        <w:t xml:space="preserve"> met verstekwaarde van 0</w:t>
+      </w:r>
+      <w:r>
+        <w:t xml:space="preserve"> en moet groter of gelyk aan 0 wees</w:t>
       </w:r>
       <w:r>
         <w:t>.</w:t>
@@ -1452,7 +1400,25 @@
         </w:numPr>
       </w:pPr>
       <w:r>
-        <w:t>Eenheid</w:t>
+        <w:rPr>
+          <w:rStyle w:val="CSSKlasreelsChar"/>
+        </w:rPr>
+        <w:t>u</w:t>
+      </w:r>
+      <w:r>
+        <w:rPr>
+          <w:rStyle w:val="CSSKlasreelsChar"/>
+        </w:rPr>
+        <w:t>nit</w:t>
+      </w:r>
+      <w:r>
+        <w:t xml:space="preserve"> (</w:t>
+      </w:r>
+      <w:r>
+        <w:t>eenheid naam / totaal</w:t>
+      </w:r>
+      <w:r>
+        <w:t>)</w:t>
       </w:r>
     </w:p>
     <w:p>
@@ -1464,7 +1430,36 @@
         </w:numPr>
       </w:pPr>
       <w:r>
+        <w:rPr>
+          <w:rStyle w:val="CSSKlasreelsChar"/>
+        </w:rPr>
+        <w:t>reorder</w:t>
+      </w:r>
+      <w:r>
+        <w:rPr>
+          <w:rStyle w:val="CSSKlasreelsChar"/>
+          <w:b/>
+          <w:bCs/>
+        </w:rPr>
+        <w:t>_</w:t>
+      </w:r>
+      <w:r>
+        <w:rPr>
+          <w:rStyle w:val="CSSKlasreelsChar"/>
+        </w:rPr>
+        <w:t>level</w:t>
+      </w:r>
+      <w:r>
+        <w:t xml:space="preserve"> - </w:t>
+      </w:r>
+      <w:r>
         <w:t>Herbestel punt met verstekwaarde van 5</w:t>
+      </w:r>
+      <w:r>
+        <w:t xml:space="preserve"> </w:t>
+      </w:r>
+      <w:r>
+        <w:t>en moet groter of gelyk aan 0 wees</w:t>
       </w:r>
       <w:r>
         <w:t>.</w:t>
@@ -1480,6 +1475,29 @@
         <w:spacing w:after="0"/>
       </w:pPr>
       <w:r>
+        <w:rPr>
+          <w:rStyle w:val="CSSKlasreelsChar"/>
+        </w:rPr>
+        <w:t>last</w:t>
+      </w:r>
+      <w:r>
+        <w:rPr>
+          <w:rStyle w:val="CSSKlasreelsChar"/>
+          <w:b/>
+          <w:bCs/>
+        </w:rPr>
+        <w:t>_</w:t>
+      </w:r>
+      <w:r>
+        <w:rPr>
+          <w:rStyle w:val="CSSKlasreelsChar"/>
+        </w:rPr>
+        <w:t>updated</w:t>
+      </w:r>
+      <w:r>
+        <w:t xml:space="preserve"> - </w:t>
+      </w:r>
+      <w:r>
         <w:t>Vorige opdatering se tyd met die verstekwaarde van die huidige tydstempel</w:t>
       </w:r>
       <w:r>
@@ -1487,15 +1505,122 @@
       </w:r>
     </w:p>
     <w:p>
-      <w:r>
-        <w:t>Die tabel word outomaties gevul met die huidige voorraad items in die sql kode</w:t>
-      </w:r>
-      <w:r>
-        <w:t xml:space="preserve"> geskryf.</w:t>
+      <w:pPr>
+        <w:spacing w:after="0"/>
+      </w:pPr>
+      <w:r>
+        <w:t>Die tabel word gevul met die huidige voorraad items in die sql kode</w:t>
+      </w:r>
+      <w:r>
+        <w:t xml:space="preserve"> </w:t>
+      </w:r>
+      <w:r>
+        <w:t>geskryf</w:t>
+      </w:r>
+      <w:r>
+        <w:t xml:space="preserve"> soos hieronder gesien</w:t>
+      </w:r>
+      <w:r>
+        <w:t>.</w:t>
       </w:r>
     </w:p>
     <w:p>
-      <w:pPr>
+      <w:r>
+        <w:drawing>
+          <wp:anchor distT="0" distB="0" distL="114300" distR="114300" simplePos="0" relativeHeight="251660800" behindDoc="1" locked="0" layoutInCell="1" allowOverlap="1" wp14:anchorId="709E91FB" wp14:editId="23907E3D">
+            <wp:simplePos x="0" y="0"/>
+            <wp:positionH relativeFrom="margin">
+              <wp:align>center</wp:align>
+            </wp:positionH>
+            <wp:positionV relativeFrom="paragraph">
+              <wp:posOffset>6985</wp:posOffset>
+            </wp:positionV>
+            <wp:extent cx="3870325" cy="1249680"/>
+            <wp:effectExtent l="0" t="0" r="0" b="0"/>
+            <wp:wrapTight wrapText="bothSides">
+              <wp:wrapPolygon edited="0">
+                <wp:start x="0" y="0"/>
+                <wp:lineTo x="0" y="21402"/>
+                <wp:lineTo x="21476" y="21402"/>
+                <wp:lineTo x="21476" y="0"/>
+                <wp:lineTo x="0" y="0"/>
+              </wp:wrapPolygon>
+            </wp:wrapTight>
+            <wp:docPr id="1039813919" name="Picture 1"/>
+            <wp:cNvGraphicFramePr>
+              <a:graphicFrameLocks xmlns:a="http://schemas.openxmlformats.org/drawingml/2006/main" noChangeAspect="1"/>
+            </wp:cNvGraphicFramePr>
+            <a:graphic xmlns:a="http://schemas.openxmlformats.org/drawingml/2006/main">
+              <a:graphicData uri="http://schemas.openxmlformats.org/drawingml/2006/picture">
+                <pic:pic xmlns:pic="http://schemas.openxmlformats.org/drawingml/2006/picture">
+                  <pic:nvPicPr>
+                    <pic:cNvPr id="1039813919" name=""/>
+                    <pic:cNvPicPr/>
+                  </pic:nvPicPr>
+                  <pic:blipFill>
+                    <a:blip r:embed="rId10">
+                      <a:alphaModFix amt="70000"/>
+                      <a:extLst>
+                        <a:ext uri="{28A0092B-C50C-407E-A947-70E740481C1C}">
+                          <a14:useLocalDpi xmlns:a14="http://schemas.microsoft.com/office/drawing/2010/main" val="0"/>
+                        </a:ext>
+                      </a:extLst>
+                    </a:blip>
+                    <a:stretch>
+                      <a:fillRect/>
+                    </a:stretch>
+                  </pic:blipFill>
+                  <pic:spPr>
+                    <a:xfrm>
+                      <a:off x="0" y="0"/>
+                      <a:ext cx="3870325" cy="1249680"/>
+                    </a:xfrm>
+                    <a:prstGeom prst="rect">
+                      <a:avLst/>
+                    </a:prstGeom>
+                    <a:ln>
+                      <a:noFill/>
+                    </a:ln>
+                  </pic:spPr>
+                </pic:pic>
+              </a:graphicData>
+            </a:graphic>
+            <wp14:sizeRelH relativeFrom="page">
+              <wp14:pctWidth>0</wp14:pctWidth>
+            </wp14:sizeRelH>
+            <wp14:sizeRelV relativeFrom="page">
+              <wp14:pctHeight>0</wp14:pctHeight>
+            </wp14:sizeRelV>
+          </wp:anchor>
+        </w:drawing>
+      </w:r>
+      <w:r>
+        <w:rPr>
+          <w:noProof/>
+        </w:rPr>
+        <w:pict w14:anchorId="7550556E">
+          <v:group id="_x0000_s1038" style="position:absolute;margin-left:-.6pt;margin-top:.6pt;width:449.5pt;height:97.85pt;z-index:-251655680;mso-position-horizontal-relative:text;mso-position-vertical-relative:text" coordorigin="1428,8263" coordsize="8990,1957">
+            <v:rect id="_x0000_s1035" style="position:absolute;left:1428;top:8263;width:1474;height:1956;mso-position-horizontal-relative:margin;mso-position-vertical-relative:text;v-text-anchor:middle" fillcolor="black [3213]" stroked="f" strokecolor="black [3213]" strokeweight="1pt">
+              <v:fill opacity="45875f"/>
+            </v:rect>
+            <v:rect id="_x0000_s1037" style="position:absolute;left:9001;top:8264;width:1417;height:1956;mso-position-horizontal-relative:margin;mso-position-vertical-relative:text;v-text-anchor:middle" fillcolor="black [3213]" stroked="f" strokecolor="black [3213]" strokeweight="1pt">
+              <v:fill opacity="45875f"/>
+            </v:rect>
+          </v:group>
+        </w:pict>
+      </w:r>
+    </w:p>
+    <w:p/>
+    <w:p/>
+    <w:p/>
+    <w:p/>
+    <w:p>
+      <w:pPr>
+        <w:pBdr>
+          <w:top w:val="single" w:sz="6" w:space="1" w:color="E5E5E5"/>
+          <w:bottom w:val="single" w:sz="6" w:space="1" w:color="E5E5E5"/>
+        </w:pBdr>
+        <w:shd w:val="clear" w:color="auto" w:fill="F8F8F8"/>
         <w:spacing w:after="0"/>
         <w:rPr>
           <w:b/>
@@ -1507,7 +1632,14 @@
           <w:b/>
           <w:bCs/>
         </w:rPr>
-        <w:t>Tabel 2: VERKOPE_REKORDS</w:t>
+        <w:t xml:space="preserve">Tabel 2: </w:t>
+      </w:r>
+      <w:r>
+        <w:rPr>
+          <w:b/>
+          <w:bCs/>
+        </w:rPr>
+        <w:t>VOORRAAD_TRANSAKSIE</w:t>
       </w:r>
     </w:p>
     <w:p>
@@ -1515,13 +1647,59 @@
         <w:spacing w:after="0"/>
       </w:pPr>
       <w:r>
-        <w:t xml:space="preserve">Hierdie tabel is baseer op my verkope tabel op my </w:t>
+        <w:t xml:space="preserve">Hierdie tabel is </w:t>
+      </w:r>
+      <w:r>
+        <w:t>die transaksie logboek vir enige CRUD funksies uitgevoer op die Voorraadbestuur (</w:t>
       </w:r>
       <w:r>
         <w:rPr>
           <w:rStyle w:val="Heading5Char"/>
-        </w:rPr>
-        <w:t>verkope_en_rekords</w:t>
+          <w:color w:val="FF0000"/>
+          <w:u w:val="single"/>
+          <w:shd w:val="clear" w:color="auto" w:fill="FFE7E7"/>
+        </w:rPr>
+        <w:t>VOORRAAD</w:t>
+      </w:r>
+      <w:r>
+        <w:rPr>
+          <w:rStyle w:val="Heading5Char"/>
+          <w:b/>
+          <w:bCs/>
+          <w:color w:val="FF0000"/>
+          <w:u w:val="single"/>
+          <w:shd w:val="clear" w:color="auto" w:fill="FFE7E7"/>
+        </w:rPr>
+        <w:t>_</w:t>
+      </w:r>
+      <w:r>
+        <w:rPr>
+          <w:rStyle w:val="Heading5Char"/>
+          <w:color w:val="FF0000"/>
+          <w:u w:val="single"/>
+          <w:shd w:val="clear" w:color="auto" w:fill="FFE7E7"/>
+        </w:rPr>
+        <w:t>ITEM</w:t>
+      </w:r>
+      <w:r>
+        <w:t>) tabel</w:t>
+      </w:r>
+      <w:r>
+        <w:t>.</w:t>
+      </w:r>
+    </w:p>
+    <w:p>
+      <w:pPr>
+        <w:spacing w:after="0"/>
+      </w:pPr>
+      <w:r>
+        <w:t xml:space="preserve">Die </w:t>
+      </w:r>
+      <w:r>
+        <w:rPr>
+          <w:rStyle w:val="Heading5Char"/>
+        </w:rPr>
+        <w:t>database</w:t>
       </w:r>
       <w:r>
         <w:rPr>
@@ -1537,10 +1715,221 @@
         <w:rPr>
           <w:rStyle w:val="Heading5Char"/>
         </w:rPr>
-        <w:t>html</w:t>
-      </w:r>
-      <w:r>
-        <w:t xml:space="preserve"> blad.</w:t>
+        <w:t>sql</w:t>
+      </w:r>
+      <w:r>
+        <w:t xml:space="preserve"> kode vir hierdie tabel bevat die volgende</w:t>
+      </w:r>
+    </w:p>
+    <w:p>
+      <w:pPr>
+        <w:pStyle w:val="ListParagraph"/>
+        <w:numPr>
+          <w:ilvl w:val="0"/>
+          <w:numId w:val="42"/>
+        </w:numPr>
+      </w:pPr>
+      <w:r>
+        <w:rPr>
+          <w:rStyle w:val="CSSKlasreelsChar"/>
+        </w:rPr>
+        <w:t>id</w:t>
+      </w:r>
+      <w:r>
+        <w:t xml:space="preserve"> wat die primerse sleutel is.</w:t>
+      </w:r>
+    </w:p>
+    <w:p>
+      <w:pPr>
+        <w:pStyle w:val="ListParagraph"/>
+        <w:numPr>
+          <w:ilvl w:val="0"/>
+          <w:numId w:val="42"/>
+        </w:numPr>
+      </w:pPr>
+      <w:r>
+        <w:rPr>
+          <w:rStyle w:val="CSSKlasreelsChar"/>
+        </w:rPr>
+        <w:t>item</w:t>
+      </w:r>
+      <w:r>
+        <w:rPr>
+          <w:rStyle w:val="CSSKlasreelsChar"/>
+          <w:b/>
+          <w:bCs/>
+        </w:rPr>
+        <w:t>_</w:t>
+      </w:r>
+      <w:r>
+        <w:rPr>
+          <w:rStyle w:val="CSSKlasreelsChar"/>
+        </w:rPr>
+        <w:t>id</w:t>
+      </w:r>
+      <w:r>
+        <w:t xml:space="preserve"> wat die vreemde sleutel is en koppel aan </w:t>
+      </w:r>
+      <w:r>
+        <w:rPr>
+          <w:rStyle w:val="Heading5Char"/>
+          <w:color w:val="FF0000"/>
+          <w:u w:val="single"/>
+          <w:shd w:val="clear" w:color="auto" w:fill="FFE7E7"/>
+        </w:rPr>
+        <w:t>VOORRAAD</w:t>
+      </w:r>
+      <w:r>
+        <w:rPr>
+          <w:rStyle w:val="Heading5Char"/>
+          <w:b/>
+          <w:bCs/>
+          <w:color w:val="FF0000"/>
+          <w:u w:val="single"/>
+          <w:shd w:val="clear" w:color="auto" w:fill="FFE7E7"/>
+        </w:rPr>
+        <w:t>_</w:t>
+      </w:r>
+      <w:r>
+        <w:rPr>
+          <w:rStyle w:val="Heading5Char"/>
+          <w:color w:val="FF0000"/>
+          <w:u w:val="single"/>
+          <w:shd w:val="clear" w:color="auto" w:fill="FFE7E7"/>
+        </w:rPr>
+        <w:t>ITEM</w:t>
+      </w:r>
+      <w:r>
+        <w:t xml:space="preserve"> se </w:t>
+      </w:r>
+      <w:r>
+        <w:rPr>
+          <w:rStyle w:val="CSSKlasreelsChar"/>
+        </w:rPr>
+        <w:t>id</w:t>
+      </w:r>
+      <w:r>
+        <w:t xml:space="preserve"> veld</w:t>
+      </w:r>
+    </w:p>
+    <w:p>
+      <w:pPr>
+        <w:pStyle w:val="ListParagraph"/>
+        <w:numPr>
+          <w:ilvl w:val="0"/>
+          <w:numId w:val="42"/>
+        </w:numPr>
+      </w:pPr>
+      <w:r>
+        <w:rPr>
+          <w:rStyle w:val="CSSKlasreelsChar"/>
+        </w:rPr>
+        <w:t>transaction</w:t>
+      </w:r>
+      <w:r>
+        <w:rPr>
+          <w:rStyle w:val="CSSKlasreelsChar"/>
+          <w:b/>
+          <w:bCs/>
+        </w:rPr>
+        <w:t>_</w:t>
+      </w:r>
+      <w:r>
+        <w:rPr>
+          <w:rStyle w:val="CSSKlasreelsChar"/>
+        </w:rPr>
+        <w:t>type</w:t>
+      </w:r>
+      <w:r>
+        <w:t xml:space="preserve"> (watter CRUD funksie dit is)</w:t>
+      </w:r>
+    </w:p>
+    <w:p>
+      <w:pPr>
+        <w:pStyle w:val="ListParagraph"/>
+        <w:numPr>
+          <w:ilvl w:val="0"/>
+          <w:numId w:val="42"/>
+        </w:numPr>
+      </w:pPr>
+      <w:r>
+        <w:rPr>
+          <w:rStyle w:val="CSSKlasreelsChar"/>
+        </w:rPr>
+        <w:t>quantity</w:t>
+      </w:r>
+      <w:r>
+        <w:t xml:space="preserve"> </w:t>
+      </w:r>
+    </w:p>
+    <w:p>
+      <w:pPr>
+        <w:pStyle w:val="ListParagraph"/>
+        <w:numPr>
+          <w:ilvl w:val="0"/>
+          <w:numId w:val="42"/>
+        </w:numPr>
+      </w:pPr>
+      <w:r>
+        <w:rPr>
+          <w:rStyle w:val="CSSKlasreelsChar"/>
+        </w:rPr>
+        <w:t>date</w:t>
+      </w:r>
+      <w:r>
+        <w:t xml:space="preserve"> </w:t>
+      </w:r>
+      <w:r>
+        <w:t>Datum en tyd met verstekwaarde van huidige datum en tyd</w:t>
+      </w:r>
+    </w:p>
+    <w:p>
+      <w:pPr>
+        <w:pBdr>
+          <w:top w:val="single" w:sz="6" w:space="1" w:color="E5E5E5"/>
+          <w:bottom w:val="single" w:sz="6" w:space="1" w:color="E5E5E5"/>
+        </w:pBdr>
+        <w:shd w:val="clear" w:color="auto" w:fill="F8F8F8"/>
+        <w:spacing w:after="0"/>
+        <w:rPr>
+          <w:b/>
+          <w:bCs/>
+        </w:rPr>
+      </w:pPr>
+      <w:r>
+        <w:rPr>
+          <w:b/>
+          <w:bCs/>
+        </w:rPr>
+        <w:t xml:space="preserve">Tabel </w:t>
+      </w:r>
+      <w:r>
+        <w:rPr>
+          <w:b/>
+          <w:bCs/>
+        </w:rPr>
+        <w:t>3</w:t>
+      </w:r>
+      <w:r>
+        <w:rPr>
+          <w:b/>
+          <w:bCs/>
+        </w:rPr>
+        <w:t>: GEBRUIKER</w:t>
+      </w:r>
+    </w:p>
+    <w:p>
+      <w:pPr>
+        <w:spacing w:after="0"/>
+      </w:pPr>
+      <w:r>
+        <w:t xml:space="preserve">Hierdie tabel is </w:t>
+      </w:r>
+      <w:r>
+        <w:t>om die gebruiker se intekenbesonderhede te stoor</w:t>
+      </w:r>
+      <w:r>
+        <w:t>.</w:t>
       </w:r>
     </w:p>
     <w:p>
@@ -1585,10 +1974,13 @@
         </w:numPr>
       </w:pPr>
       <w:r>
-        <w:t>ID wat die primerse sleutel is</w:t>
-      </w:r>
-      <w:r>
-        <w:t>.</w:t>
+        <w:rPr>
+          <w:rStyle w:val="CSSKlasreelsChar"/>
+        </w:rPr>
+        <w:t>id</w:t>
+      </w:r>
+      <w:r>
+        <w:t xml:space="preserve"> wat die primerse sleutel is.</w:t>
       </w:r>
     </w:p>
     <w:p>
@@ -1600,7 +1992,10 @@
         </w:numPr>
       </w:pPr>
       <w:r>
-        <w:t>Verkoop datum</w:t>
+        <w:rPr>
+          <w:rStyle w:val="CSSKlasreelsChar"/>
+        </w:rPr>
+        <w:t>name</w:t>
       </w:r>
     </w:p>
     <w:p>
@@ -1612,7 +2007,13 @@
         </w:numPr>
       </w:pPr>
       <w:r>
-        <w:t>Produk naam</w:t>
+        <w:rPr>
+          <w:rStyle w:val="CSSKlasreelsChar"/>
+        </w:rPr>
+        <w:t xml:space="preserve">email </w:t>
+      </w:r>
+      <w:r>
+        <w:t>waarvan daar geen duplikate mag wees.</w:t>
       </w:r>
     </w:p>
     <w:p>
@@ -1624,7 +2025,31 @@
         </w:numPr>
       </w:pPr>
       <w:r>
-        <w:t>Hoeveelheid verkoop</w:t>
+        <w:rPr>
+          <w:rStyle w:val="CSSKlasreelsChar"/>
+        </w:rPr>
+        <w:lastRenderedPageBreak/>
+        <w:t>password</w:t>
+      </w:r>
+      <w:r>
+        <w:rPr>
+          <w:rStyle w:val="CSSKlasreelsChar"/>
+          <w:b/>
+          <w:bCs/>
+        </w:rPr>
+        <w:t>_</w:t>
+      </w:r>
+      <w:r>
+        <w:rPr>
+          <w:rStyle w:val="CSSKlasreelsChar"/>
+        </w:rPr>
+        <w:t xml:space="preserve">hash </w:t>
+      </w:r>
+      <w:r>
+        <w:t>w</w:t>
+      </w:r>
+      <w:r>
+        <w:t>at die gebruiker se wagwoord is</w:t>
       </w:r>
     </w:p>
     <w:p>
@@ -1636,7 +2061,121 @@
         </w:numPr>
       </w:pPr>
       <w:r>
-        <w:t>Totale bedrag</w:t>
+        <w:rPr>
+          <w:rStyle w:val="CSSKlasreelsChar"/>
+        </w:rPr>
+        <w:t>created</w:t>
+      </w:r>
+      <w:r>
+        <w:rPr>
+          <w:rStyle w:val="CSSKlasreelsChar"/>
+          <w:b/>
+          <w:bCs/>
+        </w:rPr>
+        <w:t>_</w:t>
+      </w:r>
+      <w:r>
+        <w:rPr>
+          <w:rStyle w:val="CSSKlasreelsChar"/>
+        </w:rPr>
+        <w:t xml:space="preserve">at </w:t>
+      </w:r>
+      <w:r>
+        <w:t>datum en tyd waarop gebruiker geskep</w:t>
+      </w:r>
+    </w:p>
+    <w:p>
+      <w:pPr>
+        <w:pBdr>
+          <w:top w:val="single" w:sz="6" w:space="1" w:color="E5E5E5"/>
+          <w:bottom w:val="single" w:sz="6" w:space="1" w:color="E5E5E5"/>
+        </w:pBdr>
+        <w:shd w:val="clear" w:color="auto" w:fill="F8F8F8"/>
+        <w:spacing w:after="0"/>
+        <w:rPr>
+          <w:b/>
+          <w:bCs/>
+        </w:rPr>
+      </w:pPr>
+      <w:r>
+        <w:rPr>
+          <w:b/>
+          <w:bCs/>
+        </w:rPr>
+        <w:t xml:space="preserve">Tabel </w:t>
+      </w:r>
+      <w:r>
+        <w:rPr>
+          <w:b/>
+          <w:bCs/>
+        </w:rPr>
+        <w:t>4</w:t>
+      </w:r>
+      <w:r>
+        <w:rPr>
+          <w:b/>
+          <w:bCs/>
+        </w:rPr>
+        <w:t>: MANDJIE_ITEM</w:t>
+      </w:r>
+    </w:p>
+    <w:p>
+      <w:pPr>
+        <w:spacing w:after="0"/>
+      </w:pPr>
+      <w:r>
+        <w:t xml:space="preserve">Hierdie tabel is </w:t>
+      </w:r>
+      <w:r>
+        <w:t xml:space="preserve">gekoppel aan die </w:t>
+      </w:r>
+      <w:r>
+        <w:rPr>
+          <w:rStyle w:val="Heading5Char"/>
+          <w:color w:val="FF0000"/>
+          <w:u w:val="single"/>
+          <w:shd w:val="clear" w:color="auto" w:fill="FFE7E7"/>
+        </w:rPr>
+        <w:t>GEBRUIKER</w:t>
+      </w:r>
+      <w:r>
+        <w:t xml:space="preserve"> tabel vir die stoor van elke gebruiker se unieke mandjie</w:t>
+      </w:r>
+      <w:r>
+        <w:t>.</w:t>
+      </w:r>
+    </w:p>
+    <w:p>
+      <w:pPr>
+        <w:spacing w:after="0"/>
+      </w:pPr>
+      <w:r>
+        <w:t xml:space="preserve">Die </w:t>
+      </w:r>
+      <w:r>
+        <w:rPr>
+          <w:rStyle w:val="Heading5Char"/>
+        </w:rPr>
+        <w:t>database</w:t>
+      </w:r>
+      <w:r>
+        <w:rPr>
+          <w:rStyle w:val="Heading5Char"/>
+          <w:b/>
+          <w:bCs/>
+          <w:sz w:val="24"/>
+          <w:szCs w:val="24"/>
+        </w:rPr>
+        <w:t>.</w:t>
+      </w:r>
+      <w:r>
+        <w:rPr>
+          <w:rStyle w:val="Heading5Char"/>
+        </w:rPr>
+        <w:t>sql</w:t>
+      </w:r>
+      <w:r>
+        <w:t xml:space="preserve"> kode vir hierdie tabel bevat die volgende</w:t>
       </w:r>
     </w:p>
     <w:p>
@@ -1648,7 +2187,16 @@
         </w:numPr>
       </w:pPr>
       <w:r>
-        <w:t>Notas</w:t>
+        <w:rPr>
+          <w:rStyle w:val="CSSKlasreelsChar"/>
+        </w:rPr>
+        <w:t>id</w:t>
+      </w:r>
+      <w:r>
+        <w:t xml:space="preserve"> </w:t>
+      </w:r>
+      <w:r>
+        <w:t>wat die primerse sleutel is.</w:t>
       </w:r>
     </w:p>
     <w:p>
@@ -1658,64 +2206,214 @@
           <w:ilvl w:val="0"/>
           <w:numId w:val="42"/>
         </w:numPr>
-        <w:spacing w:after="0"/>
-      </w:pPr>
-      <w:r>
-        <w:t>Skepping se tyd met die verstekwaarde van die huidige tydstempel</w:t>
+      </w:pPr>
+      <w:r>
+        <w:rPr>
+          <w:rStyle w:val="CSSKlasreelsChar"/>
+        </w:rPr>
+        <w:t>user</w:t>
+      </w:r>
+      <w:r>
+        <w:rPr>
+          <w:rStyle w:val="CSSKlasreelsChar"/>
+          <w:b/>
+          <w:bCs/>
+        </w:rPr>
+        <w:t>_</w:t>
+      </w:r>
+      <w:r>
+        <w:rPr>
+          <w:rStyle w:val="CSSKlasreelsChar"/>
+        </w:rPr>
+        <w:t>id</w:t>
+      </w:r>
+      <w:r>
+        <w:t xml:space="preserve"> wat die vreemde sleutel is en koppel aan </w:t>
+      </w:r>
+      <w:r>
+        <w:rPr>
+          <w:rStyle w:val="Heading5Char"/>
+          <w:color w:val="FF0000"/>
+          <w:u w:val="single"/>
+          <w:shd w:val="clear" w:color="auto" w:fill="FFE7E7"/>
+        </w:rPr>
+        <w:t>GEBRUIKER</w:t>
+      </w:r>
+      <w:r>
+        <w:t xml:space="preserve"> se </w:t>
+      </w:r>
+      <w:r>
+        <w:rPr>
+          <w:rStyle w:val="CSSKlasreelsChar"/>
+        </w:rPr>
+        <w:t>id</w:t>
       </w:r>
       <w:r>
         <w:t>.</w:t>
       </w:r>
     </w:p>
     <w:p>
-      <w:r>
-        <w:t>Die tabel word outomaties gevul met die huidige verkope in die sql kode</w:t>
-      </w:r>
-      <w:r>
-        <w:t xml:space="preserve"> geskryf.</w:t>
+      <w:pPr>
+        <w:pStyle w:val="ListParagraph"/>
+        <w:numPr>
+          <w:ilvl w:val="0"/>
+          <w:numId w:val="42"/>
+        </w:numPr>
+      </w:pPr>
+      <w:r>
+        <w:rPr>
+          <w:rStyle w:val="CSSKlasreelsChar"/>
+        </w:rPr>
+        <w:t>product</w:t>
+      </w:r>
+      <w:r>
+        <w:rPr>
+          <w:rStyle w:val="CSSKlasreelsChar"/>
+          <w:b/>
+          <w:bCs/>
+        </w:rPr>
+        <w:t>_</w:t>
+      </w:r>
+      <w:r>
+        <w:rPr>
+          <w:rStyle w:val="CSSKlasreelsChar"/>
+        </w:rPr>
+        <w:t>name</w:t>
+      </w:r>
+      <w:r>
+        <w:t xml:space="preserve"> </w:t>
       </w:r>
     </w:p>
     <w:p>
       <w:pPr>
-        <w:pStyle w:val="Heading3"/>
-        <w:shd w:val="clear" w:color="auto" w:fill="DEEAF6" w:themeFill="accent5" w:themeFillTint="33"/>
-      </w:pPr>
-      <w:bookmarkStart w:id="7" w:name="_Toc228885742"/>
-      <w:r>
-        <w:t>CRUD implimentasie</w:t>
-      </w:r>
-      <w:bookmarkEnd w:id="7"/>
+        <w:pStyle w:val="ListParagraph"/>
+        <w:numPr>
+          <w:ilvl w:val="0"/>
+          <w:numId w:val="42"/>
+        </w:numPr>
+      </w:pPr>
+      <w:r>
+        <w:rPr>
+          <w:rStyle w:val="CSSKlasreelsChar"/>
+        </w:rPr>
+        <w:t>price</w:t>
+      </w:r>
+      <w:r>
+        <w:t xml:space="preserve"> wat grooter of gelyk aan 0 moet wees</w:t>
+      </w:r>
     </w:p>
     <w:p>
       <w:pPr>
+        <w:pStyle w:val="ListParagraph"/>
+        <w:numPr>
+          <w:ilvl w:val="0"/>
+          <w:numId w:val="42"/>
+        </w:numPr>
+      </w:pPr>
+      <w:r>
+        <w:rPr>
+          <w:rStyle w:val="CSSKlasreelsChar"/>
+        </w:rPr>
+        <w:t>quantity</w:t>
+      </w:r>
+      <w:r>
+        <w:t xml:space="preserve"> wat grooter of gelyk aan 0 moet wees</w:t>
+      </w:r>
+    </w:p>
+    <w:p>
+      <w:pPr>
+        <w:pStyle w:val="ListParagraph"/>
+        <w:numPr>
+          <w:ilvl w:val="0"/>
+          <w:numId w:val="42"/>
+        </w:numPr>
+      </w:pPr>
+      <w:r>
+        <w:rPr>
+          <w:rStyle w:val="CSSKlasreelsChar"/>
+        </w:rPr>
+        <w:t>added_at</w:t>
+      </w:r>
+      <w:r>
+        <w:t xml:space="preserve"> wat die byvoeg datum stoor en die huiduge datum as verstekwaarde het.</w:t>
+      </w:r>
+    </w:p>
+    <w:p>
+      <w:pPr>
+        <w:pBdr>
+          <w:top w:val="single" w:sz="6" w:space="1" w:color="E5E5E5"/>
+          <w:bottom w:val="single" w:sz="6" w:space="1" w:color="E5E5E5"/>
+        </w:pBdr>
+        <w:shd w:val="clear" w:color="auto" w:fill="F8F8F8"/>
         <w:spacing w:after="0"/>
-      </w:pPr>
-      <w:r>
-        <w:t>Alle CRUD</w:t>
-      </w:r>
-      <w:r>
-        <w:t xml:space="preserve"> funksies</w:t>
-      </w:r>
-      <w:r>
-        <w:t xml:space="preserve"> is volledig in</w:t>
-      </w:r>
-      <w:r>
-        <w:t xml:space="preserve"> JS</w:t>
-      </w:r>
-      <w:r>
-        <w:t xml:space="preserve"> </w:t>
-      </w:r>
-      <w:r>
-        <w:t>i</w:t>
-      </w:r>
-      <w:r>
-        <w:t xml:space="preserve">mplementeer en werk op die </w:t>
+        <w:rPr>
+          <w:b/>
+          <w:bCs/>
+        </w:rPr>
+      </w:pPr>
+      <w:r>
+        <w:rPr>
+          <w:b/>
+          <w:bCs/>
+        </w:rPr>
+        <w:t xml:space="preserve">Tabel </w:t>
+      </w:r>
+      <w:r>
+        <w:rPr>
+          <w:b/>
+          <w:bCs/>
+        </w:rPr>
+        <w:t>5</w:t>
+      </w:r>
+      <w:r>
+        <w:rPr>
+          <w:b/>
+          <w:bCs/>
+        </w:rPr>
+        <w:t>: BESTELLING</w:t>
+      </w:r>
+    </w:p>
+    <w:p>
+      <w:pPr>
+        <w:spacing w:after="0"/>
+      </w:pPr>
+      <w:r>
+        <w:t xml:space="preserve">Hierdie tabel is </w:t>
+      </w:r>
+      <w:r>
+        <w:t xml:space="preserve">gekoppel aan die </w:t>
       </w:r>
       <w:r>
         <w:rPr>
           <w:rStyle w:val="Heading5Char"/>
-        </w:rPr>
-        <w:t>voorraadbestuur</w:t>
+          <w:color w:val="FF0000"/>
+          <w:u w:val="single"/>
+          <w:shd w:val="clear" w:color="auto" w:fill="FFE7E7"/>
+        </w:rPr>
+        <w:t>GEBRUIKER</w:t>
+      </w:r>
+      <w:r>
+        <w:t xml:space="preserve"> tabel vir die stoor van elke gebruiker se</w:t>
+      </w:r>
+      <w:r>
+        <w:t xml:space="preserve"> bestellings</w:t>
+      </w:r>
+      <w:r>
+        <w:t>.</w:t>
+      </w:r>
+    </w:p>
+    <w:p>
+      <w:pPr>
+        <w:spacing w:after="0"/>
+      </w:pPr>
+      <w:r>
+        <w:t xml:space="preserve">Die </w:t>
+      </w:r>
+      <w:r>
+        <w:rPr>
+          <w:rStyle w:val="Heading5Char"/>
+        </w:rPr>
+        <w:t>database</w:t>
       </w:r>
       <w:r>
         <w:rPr>
@@ -1731,6 +2429,466 @@
         <w:rPr>
           <w:rStyle w:val="Heading5Char"/>
         </w:rPr>
+        <w:t>sql</w:t>
+      </w:r>
+      <w:r>
+        <w:t xml:space="preserve"> kode vir hierdie tabel bevat die volgende</w:t>
+      </w:r>
+    </w:p>
+    <w:p>
+      <w:pPr>
+        <w:pStyle w:val="ListParagraph"/>
+        <w:numPr>
+          <w:ilvl w:val="0"/>
+          <w:numId w:val="42"/>
+        </w:numPr>
+      </w:pPr>
+      <w:r>
+        <w:rPr>
+          <w:rStyle w:val="CSSKlasreelsChar"/>
+        </w:rPr>
+        <w:t>id</w:t>
+      </w:r>
+      <w:r>
+        <w:t xml:space="preserve"> </w:t>
+      </w:r>
+      <w:r>
+        <w:t>wat die primerse sleutel is.</w:t>
+      </w:r>
+    </w:p>
+    <w:p>
+      <w:pPr>
+        <w:pStyle w:val="ListParagraph"/>
+        <w:numPr>
+          <w:ilvl w:val="0"/>
+          <w:numId w:val="42"/>
+        </w:numPr>
+      </w:pPr>
+      <w:r>
+        <w:rPr>
+          <w:rStyle w:val="CSSKlasreelsChar"/>
+        </w:rPr>
+        <w:t>user</w:t>
+      </w:r>
+      <w:r>
+        <w:rPr>
+          <w:rStyle w:val="CSSKlasreelsChar"/>
+          <w:b/>
+          <w:bCs/>
+        </w:rPr>
+        <w:t>_</w:t>
+      </w:r>
+      <w:r>
+        <w:rPr>
+          <w:rStyle w:val="CSSKlasreelsChar"/>
+        </w:rPr>
+        <w:t>id</w:t>
+      </w:r>
+      <w:r>
+        <w:t xml:space="preserve"> wat die vreemde sleutel is en koppel aan </w:t>
+      </w:r>
+      <w:r>
+        <w:rPr>
+          <w:rStyle w:val="Heading5Char"/>
+          <w:color w:val="FF0000"/>
+          <w:u w:val="single"/>
+          <w:shd w:val="clear" w:color="auto" w:fill="FFE7E7"/>
+        </w:rPr>
+        <w:t>GEBRUIKER</w:t>
+      </w:r>
+      <w:r>
+        <w:t xml:space="preserve"> se </w:t>
+      </w:r>
+      <w:r>
+        <w:rPr>
+          <w:rStyle w:val="CSSKlasreelsChar"/>
+        </w:rPr>
+        <w:t>id</w:t>
+      </w:r>
+      <w:r>
+        <w:t>.</w:t>
+      </w:r>
+    </w:p>
+    <w:p>
+      <w:pPr>
+        <w:pStyle w:val="ListParagraph"/>
+        <w:numPr>
+          <w:ilvl w:val="0"/>
+          <w:numId w:val="42"/>
+        </w:numPr>
+      </w:pPr>
+      <w:r>
+        <w:rPr>
+          <w:rStyle w:val="CSSKlasreelsChar"/>
+        </w:rPr>
+        <w:t>c</w:t>
+      </w:r>
+      <w:r>
+        <w:rPr>
+          <w:rStyle w:val="CSSKlasreelsChar"/>
+        </w:rPr>
+        <w:t>reated_at</w:t>
+      </w:r>
+      <w:r>
+        <w:t xml:space="preserve"> met die huidige datum as versekwaarde</w:t>
+      </w:r>
+    </w:p>
+    <w:p>
+      <w:pPr>
+        <w:pStyle w:val="ListParagraph"/>
+        <w:numPr>
+          <w:ilvl w:val="0"/>
+          <w:numId w:val="42"/>
+        </w:numPr>
+      </w:pPr>
+      <w:r>
+        <w:rPr>
+          <w:rStyle w:val="CSSKlasreelsChar"/>
+        </w:rPr>
+        <w:t>date_label</w:t>
+      </w:r>
+      <w:r>
+        <w:t xml:space="preserve"> </w:t>
+      </w:r>
+    </w:p>
+    <w:p>
+      <w:pPr>
+        <w:pStyle w:val="ListParagraph"/>
+        <w:numPr>
+          <w:ilvl w:val="0"/>
+          <w:numId w:val="42"/>
+        </w:numPr>
+      </w:pPr>
+      <w:r>
+        <w:rPr>
+          <w:rStyle w:val="CSSKlasreelsChar"/>
+        </w:rPr>
+        <w:t>total</w:t>
+      </w:r>
+      <w:r>
+        <w:t xml:space="preserve"> wat groter of gelyk aan 0 moet wees</w:t>
+      </w:r>
+    </w:p>
+    <w:p>
+      <w:pPr>
+        <w:pStyle w:val="ListParagraph"/>
+        <w:numPr>
+          <w:ilvl w:val="0"/>
+          <w:numId w:val="42"/>
+        </w:numPr>
+      </w:pPr>
+      <w:r>
+        <w:rPr>
+          <w:rStyle w:val="CSSKlasreelsChar"/>
+        </w:rPr>
+        <w:t>status</w:t>
+      </w:r>
+      <w:r>
+        <w:t xml:space="preserve"> met verstekwaarde van ‘Geplaas’</w:t>
+      </w:r>
+    </w:p>
+    <w:p>
+      <w:pPr>
+        <w:pBdr>
+          <w:top w:val="single" w:sz="6" w:space="1" w:color="E5E5E5"/>
+          <w:bottom w:val="single" w:sz="6" w:space="1" w:color="E5E5E5"/>
+        </w:pBdr>
+        <w:shd w:val="clear" w:color="auto" w:fill="F8F8F8"/>
+        <w:spacing w:after="0"/>
+        <w:rPr>
+          <w:b/>
+          <w:bCs/>
+        </w:rPr>
+      </w:pPr>
+      <w:r>
+        <w:rPr>
+          <w:b/>
+          <w:bCs/>
+        </w:rPr>
+        <w:t xml:space="preserve">Tabel </w:t>
+      </w:r>
+      <w:r>
+        <w:rPr>
+          <w:b/>
+          <w:bCs/>
+        </w:rPr>
+        <w:t>6</w:t>
+      </w:r>
+      <w:r>
+        <w:rPr>
+          <w:b/>
+          <w:bCs/>
+        </w:rPr>
+        <w:t>: BESTELLING_ITEM</w:t>
+      </w:r>
+    </w:p>
+    <w:p>
+      <w:pPr>
+        <w:spacing w:after="0"/>
+      </w:pPr>
+      <w:r>
+        <w:t xml:space="preserve">Hierdie tabel is </w:t>
+      </w:r>
+      <w:r>
+        <w:t xml:space="preserve">gekoppel aan die </w:t>
+      </w:r>
+      <w:r>
+        <w:rPr>
+          <w:rStyle w:val="Heading5Char"/>
+          <w:smallCaps/>
+          <w:color w:val="FF0000"/>
+          <w:u w:val="single"/>
+          <w:shd w:val="clear" w:color="auto" w:fill="FFE7E7"/>
+        </w:rPr>
+        <w:t>BESTELLING</w:t>
+      </w:r>
+      <w:r>
+        <w:t xml:space="preserve"> tabel</w:t>
+      </w:r>
+      <w:r>
+        <w:t xml:space="preserve"> vir elke item en hul besonderhede in ‘n besteling</w:t>
+      </w:r>
+      <w:r>
+        <w:t>.</w:t>
+      </w:r>
+    </w:p>
+    <w:p>
+      <w:pPr>
+        <w:spacing w:after="0"/>
+      </w:pPr>
+      <w:r>
+        <w:t xml:space="preserve">Die </w:t>
+      </w:r>
+      <w:r>
+        <w:rPr>
+          <w:rStyle w:val="Heading5Char"/>
+        </w:rPr>
+        <w:t>database</w:t>
+      </w:r>
+      <w:r>
+        <w:rPr>
+          <w:rStyle w:val="Heading5Char"/>
+          <w:b/>
+          <w:bCs/>
+          <w:sz w:val="24"/>
+          <w:szCs w:val="24"/>
+        </w:rPr>
+        <w:t>.</w:t>
+      </w:r>
+      <w:r>
+        <w:rPr>
+          <w:rStyle w:val="Heading5Char"/>
+        </w:rPr>
+        <w:t>sql</w:t>
+      </w:r>
+      <w:r>
+        <w:t xml:space="preserve"> kode vir hierdie tabel bevat die volgende</w:t>
+      </w:r>
+    </w:p>
+    <w:p>
+      <w:pPr>
+        <w:pStyle w:val="ListParagraph"/>
+        <w:numPr>
+          <w:ilvl w:val="0"/>
+          <w:numId w:val="42"/>
+        </w:numPr>
+      </w:pPr>
+      <w:r>
+        <w:rPr>
+          <w:rStyle w:val="CSSKlasreelsChar"/>
+        </w:rPr>
+        <w:t>id</w:t>
+      </w:r>
+      <w:r>
+        <w:t xml:space="preserve"> </w:t>
+      </w:r>
+      <w:r>
+        <w:t>wat die primerse sleutel is.</w:t>
+      </w:r>
+    </w:p>
+    <w:p>
+      <w:pPr>
+        <w:pStyle w:val="ListParagraph"/>
+        <w:numPr>
+          <w:ilvl w:val="0"/>
+          <w:numId w:val="42"/>
+        </w:numPr>
+      </w:pPr>
+      <w:r>
+        <w:rPr>
+          <w:rStyle w:val="CSSKlasreelsChar"/>
+        </w:rPr>
+        <w:t>order</w:t>
+      </w:r>
+      <w:r>
+        <w:rPr>
+          <w:rStyle w:val="CSSKlasreelsChar"/>
+          <w:b/>
+          <w:bCs/>
+        </w:rPr>
+        <w:t>_</w:t>
+      </w:r>
+      <w:r>
+        <w:rPr>
+          <w:rStyle w:val="CSSKlasreelsChar"/>
+        </w:rPr>
+        <w:t>id</w:t>
+      </w:r>
+      <w:r>
+        <w:t xml:space="preserve"> wat die vreemde sleutel is en koppel aan </w:t>
+      </w:r>
+      <w:r>
+        <w:rPr>
+          <w:rStyle w:val="Heading5Char"/>
+          <w:color w:val="FF0000"/>
+          <w:u w:val="single"/>
+          <w:shd w:val="clear" w:color="auto" w:fill="FFE7E7"/>
+        </w:rPr>
+        <w:t>BESTELLING</w:t>
+      </w:r>
+      <w:r>
+        <w:t xml:space="preserve"> se </w:t>
+      </w:r>
+      <w:r>
+        <w:rPr>
+          <w:rStyle w:val="CSSKlasreelsChar"/>
+        </w:rPr>
+        <w:t>id</w:t>
+      </w:r>
+      <w:r>
+        <w:t>.</w:t>
+      </w:r>
+    </w:p>
+    <w:p>
+      <w:pPr>
+        <w:pStyle w:val="ListParagraph"/>
+        <w:numPr>
+          <w:ilvl w:val="0"/>
+          <w:numId w:val="42"/>
+        </w:numPr>
+      </w:pPr>
+      <w:r>
+        <w:rPr>
+          <w:rStyle w:val="CSSKlasreelsChar"/>
+        </w:rPr>
+        <w:t>product</w:t>
+      </w:r>
+      <w:r>
+        <w:rPr>
+          <w:rStyle w:val="CSSKlasreelsChar"/>
+          <w:b/>
+          <w:bCs/>
+        </w:rPr>
+        <w:t>_</w:t>
+      </w:r>
+      <w:r>
+        <w:rPr>
+          <w:rStyle w:val="CSSKlasreelsChar"/>
+        </w:rPr>
+        <w:t>name</w:t>
+      </w:r>
+      <w:r>
+        <w:t xml:space="preserve"> </w:t>
+      </w:r>
+    </w:p>
+    <w:p>
+      <w:pPr>
+        <w:pStyle w:val="ListParagraph"/>
+        <w:numPr>
+          <w:ilvl w:val="0"/>
+          <w:numId w:val="42"/>
+        </w:numPr>
+      </w:pPr>
+      <w:r>
+        <w:rPr>
+          <w:rStyle w:val="CSSKlasreelsChar"/>
+        </w:rPr>
+        <w:t>price</w:t>
+      </w:r>
+      <w:r>
+        <w:t xml:space="preserve"> wat grooter of gelyk aan 0 moet wees</w:t>
+      </w:r>
+    </w:p>
+    <w:p>
+      <w:pPr>
+        <w:pStyle w:val="ListParagraph"/>
+        <w:numPr>
+          <w:ilvl w:val="0"/>
+          <w:numId w:val="42"/>
+        </w:numPr>
+      </w:pPr>
+      <w:r>
+        <w:rPr>
+          <w:rStyle w:val="CSSKlasreelsChar"/>
+        </w:rPr>
+        <w:t>quantity</w:t>
+      </w:r>
+      <w:r>
+        <w:t xml:space="preserve"> wat grooter </w:t>
+      </w:r>
+      <w:r>
+        <w:t>as</w:t>
+      </w:r>
+      <w:r>
+        <w:t xml:space="preserve"> 0 moet wees</w:t>
+      </w:r>
+    </w:p>
+    <w:p>
+      <w:pPr>
+        <w:pStyle w:val="Heading3"/>
+        <w:shd w:val="clear" w:color="auto" w:fill="DEEAF6" w:themeFill="accent5" w:themeFillTint="33"/>
+      </w:pPr>
+      <w:bookmarkStart w:id="7" w:name="_Toc228885742"/>
+      <w:r>
+        <w:t>CRUD implimentasie</w:t>
+      </w:r>
+      <w:bookmarkEnd w:id="7"/>
+    </w:p>
+    <w:p>
+      <w:pPr>
+        <w:spacing w:after="0"/>
+      </w:pPr>
+      <w:r>
+        <w:t>Alle CRUD</w:t>
+      </w:r>
+      <w:r>
+        <w:t xml:space="preserve"> funksies</w:t>
+      </w:r>
+      <w:r>
+        <w:t xml:space="preserve"> is volledig in</w:t>
+      </w:r>
+      <w:r>
+        <w:t xml:space="preserve"> JS</w:t>
+      </w:r>
+      <w:r>
+        <w:t xml:space="preserve"> </w:t>
+      </w:r>
+      <w:r>
+        <w:t>i</w:t>
+      </w:r>
+      <w:r>
+        <w:t xml:space="preserve">mplementeer en werk op die </w:t>
+      </w:r>
+      <w:r>
+        <w:rPr>
+          <w:rStyle w:val="Heading5Char"/>
+        </w:rPr>
+        <w:t>voorraadbestuur</w:t>
+      </w:r>
+      <w:r>
+        <w:rPr>
+          <w:rStyle w:val="Heading5Char"/>
+          <w:b/>
+          <w:bCs/>
+          <w:sz w:val="24"/>
+          <w:szCs w:val="24"/>
+        </w:rPr>
+        <w:t>.</w:t>
+      </w:r>
+      <w:r>
+        <w:rPr>
+          <w:rStyle w:val="Heading5Char"/>
+        </w:rPr>
         <w:t>html</w:t>
       </w:r>
       <w:r>
@@ -1771,19 +2929,7 @@
         <w:rPr>
           <w:rStyle w:val="CSSKlasreelsChar"/>
         </w:rPr>
-        <w:t>(</w:t>
-      </w:r>
-      <w:r>
-        <w:rPr>
-          <w:rStyle w:val="CSSKlasreelsChar"/>
-        </w:rPr>
-        <w:t>addInventory()</w:t>
-      </w:r>
-      <w:r>
-        <w:rPr>
-          <w:rStyle w:val="CSSKlasreelsChar"/>
-        </w:rPr>
-        <w:t>)</w:t>
+        <w:t>(addInventory())</w:t>
       </w:r>
       <w:r>
         <w:t>.</w:t>
@@ -1817,13 +2963,7 @@
         <w:rPr>
           <w:rStyle w:val="CSSKlasreelsChar"/>
         </w:rPr>
-        <w:t>(</w:t>
-      </w:r>
-      <w:r>
-        <w:rPr>
-          <w:rStyle w:val="CSSKlasreelsChar"/>
-        </w:rPr>
-        <w:t>filterInventory()</w:t>
+        <w:t>(filterInventory()</w:t>
       </w:r>
       <w:r>
         <w:t xml:space="preserve"> , </w:t>
@@ -1887,19 +3027,7 @@
         <w:rPr>
           <w:rStyle w:val="CSSKlasreelsChar"/>
         </w:rPr>
-        <w:t>(</w:t>
-      </w:r>
-      <w:r>
-        <w:rPr>
-          <w:rStyle w:val="CSSKlasreelsChar"/>
-        </w:rPr>
-        <w:t>editItem()</w:t>
-      </w:r>
-      <w:r>
-        <w:rPr>
-          <w:rStyle w:val="CSSKlasreelsChar"/>
-        </w:rPr>
-        <w:t>)</w:t>
+        <w:t>(editItem())</w:t>
       </w:r>
       <w:r>
         <w:t>.</w:t>
@@ -1941,19 +3069,7 @@
         <w:rPr>
           <w:rStyle w:val="CSSKlasreelsChar"/>
         </w:rPr>
-        <w:t>(</w:t>
-      </w:r>
-      <w:r>
-        <w:rPr>
-          <w:rStyle w:val="CSSKlasreelsChar"/>
-        </w:rPr>
-        <w:t>deleteInventory()</w:t>
-      </w:r>
-      <w:r>
-        <w:rPr>
-          <w:rStyle w:val="CSSKlasreelsChar"/>
-        </w:rPr>
-        <w:t>)</w:t>
+        <w:t>(deleteInventory())</w:t>
       </w:r>
       <w:r>
         <w:t>.</w:t>
@@ -1964,11 +3080,7 @@
         <w:ind w:left="360"/>
       </w:pPr>
       <w:r>
-        <w:lastRenderedPageBreak/>
-        <w:t>Alle funksionaliteit wat die rye het word oorgedra na nuwe rye wat geskep word asook rye wat opdateer word</w:t>
-      </w:r>
-      <w:r>
-        <w:t>.</w:t>
+        <w:t>Alle funksionaliteit wat die rye het word oorgedra na nuwe rye wat geskep word asook rye wat opdateer word.</w:t>
       </w:r>
     </w:p>
     <w:p>
@@ -1982,6 +3094,95 @@
           <w:bCs/>
         </w:rPr>
       </w:pPr>
+      <w:r>
+        <w:rPr>
+          <w:b/>
+          <w:bCs/>
+        </w:rPr>
+        <w:lastRenderedPageBreak/>
+        <w:t>Kalender</w:t>
+      </w:r>
+    </w:p>
+    <w:p/>
+    <w:p>
+      <w:pPr>
+        <w:pBdr>
+          <w:top w:val="single" w:sz="6" w:space="1" w:color="E5E5E5"/>
+          <w:bottom w:val="single" w:sz="6" w:space="1" w:color="E5E5E5"/>
+        </w:pBdr>
+        <w:shd w:val="clear" w:color="auto" w:fill="F8F8F8"/>
+        <w:spacing w:after="0"/>
+        <w:rPr>
+          <w:b/>
+          <w:bCs/>
+          <w:sz w:val="24"/>
+          <w:szCs w:val="24"/>
+        </w:rPr>
+      </w:pPr>
+      <w:r>
+        <w:rPr>
+          <w:b/>
+          <w:bCs/>
+          <w:sz w:val="24"/>
+          <w:szCs w:val="24"/>
+        </w:rPr>
+        <w:t>CSS</w:t>
+      </w:r>
+    </w:p>
+    <w:p>
+      <w:pPr>
+        <w:pStyle w:val="ListParagraph"/>
+        <w:numPr>
+          <w:ilvl w:val="0"/>
+          <w:numId w:val="43"/>
+        </w:numPr>
+      </w:pPr>
+    </w:p>
+    <w:p>
+      <w:pPr>
+        <w:pBdr>
+          <w:top w:val="single" w:sz="6" w:space="1" w:color="E5E5E5"/>
+          <w:bottom w:val="single" w:sz="6" w:space="1" w:color="E5E5E5"/>
+        </w:pBdr>
+        <w:shd w:val="clear" w:color="auto" w:fill="F8F8F8"/>
+        <w:spacing w:after="0"/>
+        <w:rPr>
+          <w:b/>
+          <w:bCs/>
+          <w:sz w:val="24"/>
+          <w:szCs w:val="24"/>
+        </w:rPr>
+      </w:pPr>
+      <w:r>
+        <w:rPr>
+          <w:b/>
+          <w:bCs/>
+          <w:sz w:val="24"/>
+          <w:szCs w:val="24"/>
+        </w:rPr>
+        <w:t>JavaScript</w:t>
+      </w:r>
+    </w:p>
+    <w:p>
+      <w:pPr>
+        <w:pStyle w:val="ListParagraph"/>
+        <w:numPr>
+          <w:ilvl w:val="0"/>
+          <w:numId w:val="43"/>
+        </w:numPr>
+      </w:pPr>
+    </w:p>
+    <w:p>
+      <w:pPr>
+        <w:pStyle w:val="Heading2"/>
+        <w:shd w:val="clear" w:color="auto" w:fill="BDD6EE" w:themeFill="accent5" w:themeFillTint="66"/>
+        <w:spacing w:after="240"/>
+        <w:jc w:val="center"/>
+        <w:rPr>
+          <w:b/>
+          <w:bCs/>
+        </w:rPr>
+      </w:pPr>
       <w:bookmarkStart w:id="8" w:name="_Toc221612750"/>
       <w:bookmarkStart w:id="9" w:name="_Toc228885743"/>
       <w:r>
@@ -1989,10 +3190,24 @@
           <w:b/>
           <w:bCs/>
         </w:rPr>
-        <w:t>Fotos / Video</w:t>
+        <w:t xml:space="preserve">Demo </w:t>
+      </w:r>
+      <w:r>
+        <w:rPr>
+          <w:b/>
+          <w:bCs/>
+        </w:rPr>
+        <w:t>Video</w:t>
       </w:r>
       <w:bookmarkEnd w:id="8"/>
       <w:bookmarkEnd w:id="9"/>
+      <w:r>
+        <w:rPr>
+          <w:b/>
+          <w:bCs/>
+        </w:rPr>
+        <w:t>’s</w:t>
+      </w:r>
     </w:p>
     <w:p>
       <w:pPr>
@@ -2008,13 +3223,7 @@
         <w:t xml:space="preserve"> demo videos gemaak</w:t>
       </w:r>
       <w:r>
-        <w:t xml:space="preserve"> </w:t>
-      </w:r>
-      <w:r>
-        <w:t>wat deur al my blaaie beweeg en alle funksionaliteite wys</w:t>
-      </w:r>
-      <w:r>
-        <w:t xml:space="preserve"> op verskillende skerm groottes</w:t>
+        <w:t xml:space="preserve"> wat deur al my blaaie beweeg en alle funksionaliteite wys op verskillende skerm groottes</w:t>
       </w:r>
       <w:r>
         <w:t>:</w:t>
@@ -2040,14 +3249,21 @@
       <w:r>
         <w:rPr>
           <w:rStyle w:val="Heading5Char"/>
-        </w:rPr>
-        <w:t>.mp4</w:t>
-      </w:r>
-      <w:r>
-        <w:t xml:space="preserve"> </w:t>
-      </w:r>
-      <w:r>
-        <w:t xml:space="preserve">wys hoe die webblad lyk en werk op </w:t>
+          <w:b/>
+          <w:bCs/>
+          <w:sz w:val="24"/>
+          <w:szCs w:val="24"/>
+        </w:rPr>
+        <w:t>.</w:t>
+      </w:r>
+      <w:r>
+        <w:rPr>
+          <w:rStyle w:val="Heading5Char"/>
+        </w:rPr>
+        <w:t>mp4</w:t>
+      </w:r>
+      <w:r>
+        <w:t xml:space="preserve"> wys hoe die webblad lyk en werk op </w:t>
       </w:r>
       <w:r>
         <w:t>rekenaar skerm</w:t>
@@ -2065,12 +3281,12 @@
         <w:br/>
         <w:t xml:space="preserve">Hier is die video skakel: </w:t>
       </w:r>
-      <w:hyperlink r:id="rId10" w:tooltip="Skakel na rekenaar skerm demo video in Skermskote en video leer" w:history="1">
+      <w:hyperlink r:id="rId11" w:tooltip="Skakel na rekenaar skerm demo video in Skermskote en video leer" w:history="1">
         <w:r>
           <w:rPr>
             <w:rStyle w:val="Hyperlink"/>
           </w:rPr>
-          <w:t>..\Skermskote en Video\Fase5 - FinaleDemo\Rekenaarskerm.mp4</w:t>
+          <w:t>Rekenaarskerm - Demo</w:t>
         </w:r>
       </w:hyperlink>
     </w:p>
@@ -2089,7 +3305,23 @@
         <w:rPr>
           <w:rStyle w:val="Heading5Char"/>
         </w:rPr>
-        <w:t>Slimfoon.mp4</w:t>
+        <w:t>Slimfoon</w:t>
+      </w:r>
+      <w:r>
+        <w:rPr>
+          <w:rStyle w:val="Heading5Char"/>
+          <w:b/>
+          <w:bCs/>
+          <w:sz w:val="24"/>
+          <w:szCs w:val="24"/>
+        </w:rPr>
+        <w:t>.</w:t>
+      </w:r>
+      <w:r>
+        <w:rPr>
+          <w:rStyle w:val="Heading5Char"/>
+        </w:rPr>
+        <w:t>mp4</w:t>
       </w:r>
       <w:r>
         <w:t xml:space="preserve"> </w:t>
@@ -2107,12 +3339,12 @@
         <w:br/>
         <w:t xml:space="preserve">Hier is die video skakel: </w:t>
       </w:r>
-      <w:hyperlink r:id="rId11" w:tooltip="Slimfoon skermgrootte demo video in skermskote en videos leer" w:history="1">
+      <w:hyperlink r:id="rId12" w:tooltip="Slimfoon skermgrootte demo video in skermskote en videos leer" w:history="1">
         <w:r>
           <w:rPr>
             <w:rStyle w:val="Hyperlink"/>
           </w:rPr>
-          <w:t>..\Skermskote en Video\Fase5 - FinaleDemo\Slimfoon.mp4</w:t>
+          <w:t>Slimfoonskerm - Demo</w:t>
         </w:r>
       </w:hyperlink>
     </w:p>
@@ -2123,6 +3355,7 @@
           <w:ilvl w:val="0"/>
           <w:numId w:val="40"/>
         </w:numPr>
+        <w:spacing w:after="0"/>
       </w:pPr>
       <w:r>
         <w:t xml:space="preserve">Die video </w:t>
@@ -2131,19 +3364,29 @@
         <w:rPr>
           <w:rStyle w:val="Heading5Char"/>
         </w:rPr>
-        <w:t>Tabletskerm.mp4</w:t>
+        <w:t>Tabletskerm</w:t>
+      </w:r>
+      <w:r>
+        <w:rPr>
+          <w:rStyle w:val="Heading5Char"/>
+          <w:b/>
+          <w:bCs/>
+          <w:sz w:val="24"/>
+          <w:szCs w:val="24"/>
+        </w:rPr>
+        <w:t>.</w:t>
+      </w:r>
+      <w:r>
+        <w:rPr>
+          <w:rStyle w:val="Heading5Char"/>
+        </w:rPr>
+        <w:t>mp4</w:t>
       </w:r>
       <w:r>
         <w:t xml:space="preserve"> </w:t>
       </w:r>
       <w:r>
-        <w:t xml:space="preserve">wys hoe die webblad lyk en werk op </w:t>
-      </w:r>
-      <w:r>
-        <w:t>tablet</w:t>
-      </w:r>
-      <w:r>
-        <w:t xml:space="preserve"> skerm</w:t>
+        <w:t>wys hoe die webblad lyk en werk op tablet skerm</w:t>
       </w:r>
       <w:r>
         <w:t>s</w:t>
@@ -2155,16 +3398,20 @@
         <w:br/>
         <w:t xml:space="preserve">Hier is die video skakel: </w:t>
       </w:r>
-      <w:hyperlink r:id="rId12" w:tooltip="Slimfoon skermgrootte demo video in skermskote en videos leer" w:history="1">
+      <w:hyperlink r:id="rId13" w:tooltip="Slimfoon skermgrootte demo video in skermskote en videos leer" w:history="1">
         <w:r>
           <w:rPr>
             <w:rStyle w:val="Hyperlink"/>
           </w:rPr>
-          <w:t>..\Skermskote en Video\Fase5 - Demo Video's\Tabletskerm.mp4</w:t>
+          <w:t>Tabletskerm - Demo</w:t>
         </w:r>
       </w:hyperlink>
     </w:p>
-    <w:p/>
+    <w:p>
+      <w:pPr>
+        <w:spacing w:after="0"/>
+      </w:pPr>
+    </w:p>
     <w:p>
       <w:pPr>
         <w:pStyle w:val="Heading2"/>
@@ -2439,13 +3686,7 @@
         <w:rPr>
           <w:rFonts w:ascii="Calibri" w:hAnsi="Calibri" w:cs="Calibri"/>
         </w:rPr>
-        <w:t xml:space="preserve"> </w:t>
-      </w:r>
-      <w:r>
-        <w:rPr>
-          <w:rFonts w:ascii="Calibri" w:hAnsi="Calibri" w:cs="Calibri"/>
-        </w:rPr>
-        <w:t>│</w:t>
+        <w:t xml:space="preserve"> │</w:t>
       </w:r>
       <w:r>
         <w:br/>
@@ -2484,52 +3725,40 @@
         <w:rPr>
           <w:rFonts w:ascii="Calibri" w:hAnsi="Calibri" w:cs="Calibri"/>
         </w:rPr>
+        <w:t xml:space="preserve"> │</w:t>
+      </w:r>
+      <w:r>
         <w:t xml:space="preserve"> </w:t>
       </w:r>
       <w:r>
         <w:rPr>
           <w:rFonts w:ascii="Calibri" w:hAnsi="Calibri" w:cs="Calibri"/>
         </w:rPr>
-        <w:t>│</w:t>
-      </w:r>
-      <w:r>
-        <w:t xml:space="preserve"> </w:t>
+        <w:t>└──</w:t>
+      </w:r>
+      <w:r>
+        <w:t xml:space="preserve"> Alle foto's en video's </w:t>
+      </w:r>
+      <w:r>
+        <w:t xml:space="preserve">in my webblaaie </w:t>
+      </w:r>
+      <w:r>
+        <w:t>is hierbinne (3</w:t>
+      </w:r>
+      <w:r>
+        <w:t>8</w:t>
+      </w:r>
+      <w:r>
+        <w:t xml:space="preserve"> Leers totaal)</w:t>
+      </w:r>
+      <w:r>
+        <w:br/>
       </w:r>
       <w:r>
         <w:rPr>
           <w:rFonts w:ascii="Calibri" w:hAnsi="Calibri" w:cs="Calibri"/>
         </w:rPr>
-        <w:t>└──</w:t>
-      </w:r>
-      <w:r>
-        <w:t xml:space="preserve"> Alle foto's en video's </w:t>
-      </w:r>
-      <w:r>
-        <w:t xml:space="preserve">in my webblaaie </w:t>
-      </w:r>
-      <w:r>
-        <w:t>is hierbinne (3</w:t>
-      </w:r>
-      <w:r>
-        <w:t>8</w:t>
-      </w:r>
-      <w:r>
-        <w:t xml:space="preserve"> Leers totaal)</w:t>
-      </w:r>
-      <w:r>
-        <w:br/>
-      </w:r>
-      <w:r>
-        <w:rPr>
-          <w:rFonts w:ascii="Calibri" w:hAnsi="Calibri" w:cs="Calibri"/>
-        </w:rPr>
-        <w:t xml:space="preserve"> </w:t>
-      </w:r>
-      <w:r>
-        <w:rPr>
-          <w:rFonts w:ascii="Calibri" w:hAnsi="Calibri" w:cs="Calibri"/>
-        </w:rPr>
-        <w:t>│</w:t>
+        <w:t xml:space="preserve"> │</w:t>
       </w:r>
       <w:r>
         <w:br/>
@@ -2568,13 +3797,34 @@
         <w:rPr>
           <w:rFonts w:ascii="Calibri" w:hAnsi="Calibri" w:cs="Calibri"/>
         </w:rPr>
+        <w:t xml:space="preserve"> │</w:t>
+      </w:r>
+      <w:r>
         <w:t xml:space="preserve"> </w:t>
       </w:r>
       <w:r>
         <w:rPr>
+          <w:rFonts w:ascii="MS Gothic" w:eastAsia="MS Gothic" w:hAnsi="MS Gothic" w:cs="MS Gothic" w:hint="eastAsia"/>
+        </w:rPr>
+        <w:t>├</w:t>
+      </w:r>
+      <w:r>
+        <w:rPr>
           <w:rFonts w:ascii="Calibri" w:hAnsi="Calibri" w:cs="Calibri"/>
         </w:rPr>
-        <w:t>│</w:t>
+        <w:t>──</w:t>
+      </w:r>
+      <w:r>
+        <w:t xml:space="preserve"> Fase1_Beplaning+Basies-HTML.docx</w:t>
+      </w:r>
+      <w:r>
+        <w:br/>
+      </w:r>
+      <w:r>
+        <w:rPr>
+          <w:rFonts w:ascii="Calibri" w:hAnsi="Calibri" w:cs="Calibri"/>
+        </w:rPr>
+        <w:t xml:space="preserve"> │</w:t>
       </w:r>
       <w:r>
         <w:t xml:space="preserve"> </w:t>
@@ -2592,7 +3842,7 @@
         <w:t>──</w:t>
       </w:r>
       <w:r>
-        <w:t xml:space="preserve"> Fase1_Beplaning+Basies-HTML.docx</w:t>
+        <w:t xml:space="preserve"> Fase2_CSS+Uitleg.docx</w:t>
       </w:r>
       <w:r>
         <w:br/>
@@ -2601,13 +3851,34 @@
         <w:rPr>
           <w:rFonts w:ascii="Calibri" w:hAnsi="Calibri" w:cs="Calibri"/>
         </w:rPr>
+        <w:t xml:space="preserve"> │</w:t>
+      </w:r>
+      <w:r>
         <w:t xml:space="preserve"> </w:t>
       </w:r>
       <w:r>
         <w:rPr>
+          <w:rFonts w:ascii="MS Gothic" w:eastAsia="MS Gothic" w:hAnsi="MS Gothic" w:cs="MS Gothic" w:hint="eastAsia"/>
+        </w:rPr>
+        <w:t>├</w:t>
+      </w:r>
+      <w:r>
+        <w:rPr>
           <w:rFonts w:ascii="Calibri" w:hAnsi="Calibri" w:cs="Calibri"/>
         </w:rPr>
-        <w:t>│</w:t>
+        <w:t>──</w:t>
+      </w:r>
+      <w:r>
+        <w:t xml:space="preserve"> Fase3_Reponsief+Tabelle+Webvorm.docx</w:t>
+      </w:r>
+      <w:r>
+        <w:br/>
+      </w:r>
+      <w:r>
+        <w:rPr>
+          <w:rFonts w:ascii="Calibri" w:hAnsi="Calibri" w:cs="Calibri"/>
+        </w:rPr>
+        <w:t xml:space="preserve"> │</w:t>
       </w:r>
       <w:r>
         <w:t xml:space="preserve"> </w:t>
@@ -2625,7 +3896,7 @@
         <w:t>──</w:t>
       </w:r>
       <w:r>
-        <w:t xml:space="preserve"> Fase2_CSS+Uitleg.docx</w:t>
+        <w:t xml:space="preserve"> Fase4_JS+Multimedia.docx</w:t>
       </w:r>
       <w:r>
         <w:br/>
@@ -2634,13 +3905,56 @@
         <w:rPr>
           <w:rFonts w:ascii="Calibri" w:hAnsi="Calibri" w:cs="Calibri"/>
         </w:rPr>
+        <w:t xml:space="preserve"> │</w:t>
+      </w:r>
+      <w:r>
         <w:t xml:space="preserve"> </w:t>
       </w:r>
       <w:r>
         <w:rPr>
+          <w:rFonts w:ascii="MS Gothic" w:eastAsia="MS Gothic" w:hAnsi="MS Gothic" w:cs="MS Gothic" w:hint="eastAsia"/>
+        </w:rPr>
+        <w:t>├</w:t>
+      </w:r>
+      <w:r>
+        <w:rPr>
           <w:rFonts w:ascii="Calibri" w:hAnsi="Calibri" w:cs="Calibri"/>
         </w:rPr>
-        <w:t>│</w:t>
+        <w:t>──</w:t>
+      </w:r>
+      <w:r>
+        <w:t xml:space="preserve"> Fase5_Databasis+Finale-Webblad.docx</w:t>
+      </w:r>
+      <w:r>
+        <w:br/>
+      </w:r>
+      <w:r>
+        <w:lastRenderedPageBreak/>
+        <w:t xml:space="preserve"> │ </w:t>
+      </w:r>
+      <w:r>
+        <w:rPr>
+          <w:rFonts w:ascii="MS Gothic" w:eastAsia="MS Gothic" w:hAnsi="MS Gothic" w:cs="MS Gothic" w:hint="eastAsia"/>
+        </w:rPr>
+        <w:t>├</w:t>
+      </w:r>
+      <w:r>
+        <w:rPr>
+          <w:rFonts w:ascii="Calibri" w:hAnsi="Calibri" w:cs="Calibri"/>
+        </w:rPr>
+        <w:t>──</w:t>
+      </w:r>
+      <w:r>
+        <w:t xml:space="preserve"> BuiteHanboekCode.docx</w:t>
+      </w:r>
+      <w:r>
+        <w:br/>
+      </w:r>
+      <w:r>
+        <w:rPr>
+          <w:rFonts w:ascii="Calibri" w:hAnsi="Calibri" w:cs="Calibri"/>
+        </w:rPr>
+        <w:t xml:space="preserve"> │</w:t>
       </w:r>
       <w:r>
         <w:t xml:space="preserve"> </w:t>
@@ -2658,7 +3972,7 @@
         <w:t>──</w:t>
       </w:r>
       <w:r>
-        <w:t xml:space="preserve"> Fase3_Reponsief+Tabelle+Webvorm.docx</w:t>
+        <w:t xml:space="preserve"> Hanboek&amp;ProjekVoorkom.docx</w:t>
       </w:r>
       <w:r>
         <w:br/>
@@ -2667,166 +3981,31 @@
         <w:rPr>
           <w:rFonts w:ascii="Calibri" w:hAnsi="Calibri" w:cs="Calibri"/>
         </w:rPr>
+        <w:t xml:space="preserve"> │</w:t>
+      </w:r>
+      <w:r>
         <w:t xml:space="preserve"> </w:t>
       </w:r>
       <w:r>
+        <w:t xml:space="preserve"> </w:t>
+      </w:r>
+      <w:r>
         <w:rPr>
           <w:rFonts w:ascii="Calibri" w:hAnsi="Calibri" w:cs="Calibri"/>
         </w:rPr>
-        <w:t>│</w:t>
-      </w:r>
-      <w:r>
-        <w:t xml:space="preserve"> </w:t>
-      </w:r>
-      <w:r>
-        <w:rPr>
-          <w:rFonts w:ascii="MS Gothic" w:eastAsia="MS Gothic" w:hAnsi="MS Gothic" w:cs="MS Gothic" w:hint="eastAsia"/>
-        </w:rPr>
-        <w:t>├</w:t>
+        <w:t>└──</w:t>
+      </w:r>
+      <w:r>
+        <w:t xml:space="preserve"> KI_media.docx</w:t>
+      </w:r>
+      <w:r>
+        <w:br/>
       </w:r>
       <w:r>
         <w:rPr>
           <w:rFonts w:ascii="Calibri" w:hAnsi="Calibri" w:cs="Calibri"/>
         </w:rPr>
-        <w:t>──</w:t>
-      </w:r>
-      <w:r>
-        <w:t xml:space="preserve"> Fase4_JS+Multimedia.docx</w:t>
-      </w:r>
-      <w:r>
-        <w:br/>
-      </w:r>
-      <w:r>
-        <w:rPr>
-          <w:rFonts w:ascii="Calibri" w:hAnsi="Calibri" w:cs="Calibri"/>
-        </w:rPr>
-        <w:t xml:space="preserve"> </w:t>
-      </w:r>
-      <w:r>
-        <w:rPr>
-          <w:rFonts w:ascii="Calibri" w:hAnsi="Calibri" w:cs="Calibri"/>
-        </w:rPr>
-        <w:t>│</w:t>
-      </w:r>
-      <w:r>
-        <w:t xml:space="preserve"> </w:t>
-      </w:r>
-      <w:r>
-        <w:rPr>
-          <w:rFonts w:ascii="MS Gothic" w:eastAsia="MS Gothic" w:hAnsi="MS Gothic" w:cs="MS Gothic" w:hint="eastAsia"/>
-        </w:rPr>
-        <w:t>├</w:t>
-      </w:r>
-      <w:r>
-        <w:rPr>
-          <w:rFonts w:ascii="Calibri" w:hAnsi="Calibri" w:cs="Calibri"/>
-        </w:rPr>
-        <w:t>──</w:t>
-      </w:r>
-      <w:r>
-        <w:t xml:space="preserve"> Fase5_Databasis+Finale-Webblad.docx</w:t>
-      </w:r>
-      <w:r>
-        <w:br/>
-      </w:r>
-      <w:r>
-        <w:t xml:space="preserve"> </w:t>
-      </w:r>
-      <w:r>
-        <w:t xml:space="preserve">│ </w:t>
-      </w:r>
-      <w:r>
-        <w:rPr>
-          <w:rFonts w:ascii="MS Gothic" w:eastAsia="MS Gothic" w:hAnsi="MS Gothic" w:cs="MS Gothic" w:hint="eastAsia"/>
-        </w:rPr>
-        <w:t>├</w:t>
-      </w:r>
-      <w:r>
-        <w:rPr>
-          <w:rFonts w:ascii="Calibri" w:hAnsi="Calibri" w:cs="Calibri"/>
-        </w:rPr>
-        <w:t>──</w:t>
-      </w:r>
-      <w:r>
-        <w:t xml:space="preserve"> BuiteHanboekCode.docx</w:t>
-      </w:r>
-      <w:r>
-        <w:br/>
-      </w:r>
-      <w:r>
-        <w:rPr>
-          <w:rFonts w:ascii="Calibri" w:hAnsi="Calibri" w:cs="Calibri"/>
-        </w:rPr>
-        <w:t xml:space="preserve"> </w:t>
-      </w:r>
-      <w:r>
-        <w:rPr>
-          <w:rFonts w:ascii="Calibri" w:hAnsi="Calibri" w:cs="Calibri"/>
-        </w:rPr>
-        <w:t>│</w:t>
-      </w:r>
-      <w:r>
-        <w:t xml:space="preserve"> </w:t>
-      </w:r>
-      <w:r>
-        <w:rPr>
-          <w:rFonts w:ascii="MS Gothic" w:eastAsia="MS Gothic" w:hAnsi="MS Gothic" w:cs="MS Gothic" w:hint="eastAsia"/>
-        </w:rPr>
-        <w:t>├</w:t>
-      </w:r>
-      <w:r>
-        <w:rPr>
-          <w:rFonts w:ascii="Calibri" w:hAnsi="Calibri" w:cs="Calibri"/>
-        </w:rPr>
-        <w:t>──</w:t>
-      </w:r>
-      <w:r>
-        <w:t xml:space="preserve"> Hanboek&amp;ProjekVoorkom.docx</w:t>
-      </w:r>
-      <w:r>
-        <w:br/>
-      </w:r>
-      <w:r>
-        <w:rPr>
-          <w:rFonts w:ascii="Calibri" w:hAnsi="Calibri" w:cs="Calibri"/>
-        </w:rPr>
-        <w:t xml:space="preserve"> </w:t>
-      </w:r>
-      <w:r>
-        <w:rPr>
-          <w:rFonts w:ascii="Calibri" w:hAnsi="Calibri" w:cs="Calibri"/>
-        </w:rPr>
-        <w:t>│</w:t>
-      </w:r>
-      <w:r>
-        <w:t xml:space="preserve"> </w:t>
-      </w:r>
-      <w:r>
-        <w:t xml:space="preserve"> </w:t>
-      </w:r>
-      <w:r>
-        <w:rPr>
-          <w:rFonts w:ascii="Calibri" w:hAnsi="Calibri" w:cs="Calibri"/>
-        </w:rPr>
-        <w:t>└──</w:t>
-      </w:r>
-      <w:r>
-        <w:t xml:space="preserve"> KI_media.docx</w:t>
-      </w:r>
-      <w:r>
-        <w:br/>
-      </w:r>
-      <w:r>
-        <w:rPr>
-          <w:rFonts w:ascii="Calibri" w:hAnsi="Calibri" w:cs="Calibri"/>
-        </w:rPr>
-        <w:t xml:space="preserve"> </w:t>
-      </w:r>
-      <w:r>
-        <w:rPr>
-          <w:rFonts w:ascii="Calibri" w:hAnsi="Calibri" w:cs="Calibri"/>
-        </w:rPr>
-        <w:t>│</w:t>
+        <w:t xml:space="preserve"> │</w:t>
       </w:r>
       <w:r>
         <w:br/>
@@ -2938,7 +4117,6 @@
           <w:i/>
           <w:iCs/>
         </w:rPr>
-        <w:lastRenderedPageBreak/>
         <w:t xml:space="preserve">       </w:t>
       </w:r>
       <w:r>
@@ -2946,14 +4124,7 @@
           <w:i/>
           <w:iCs/>
         </w:rPr>
-        <w:t xml:space="preserve"> </w:t>
-      </w:r>
-      <w:r>
-        <w:rPr>
-          <w:i/>
-          <w:iCs/>
-        </w:rPr>
-        <w:t xml:space="preserve">│ </w:t>
+        <w:t xml:space="preserve"> │ </w:t>
       </w:r>
       <w:r>
         <w:rPr>
@@ -2997,7 +4168,20 @@
           <w:i/>
           <w:iCs/>
         </w:rPr>
+        <w:t xml:space="preserve"> │</w:t>
+      </w:r>
+      <w:r>
+        <w:rPr>
+          <w:i/>
+          <w:iCs/>
+        </w:rPr>
         <w:t xml:space="preserve"> </w:t>
+      </w:r>
+      <w:r>
+        <w:rPr>
+          <w:rFonts w:ascii="MS Gothic" w:eastAsia="MS Gothic" w:hAnsi="MS Gothic" w:cs="MS Gothic" w:hint="eastAsia"/>
+        </w:rPr>
+        <w:t>├</w:t>
       </w:r>
       <w:r>
         <w:rPr>
@@ -3005,20 +4189,21 @@
           <w:i/>
           <w:iCs/>
         </w:rPr>
-        <w:t>│</w:t>
+        <w:t>──</w:t>
       </w:r>
       <w:r>
         <w:rPr>
           <w:i/>
           <w:iCs/>
         </w:rPr>
-        <w:t xml:space="preserve"> </w:t>
-      </w:r>
-      <w:r>
-        <w:rPr>
-          <w:rFonts w:ascii="MS Gothic" w:eastAsia="MS Gothic" w:hAnsi="MS Gothic" w:cs="MS Gothic" w:hint="eastAsia"/>
-        </w:rPr>
-        <w:t>├</w:t>
+        <w:t xml:space="preserve"> OorOnsBlad_Skermskoot.png</w:t>
+      </w:r>
+      <w:r>
+        <w:rPr>
+          <w:i/>
+          <w:iCs/>
+        </w:rPr>
+        <w:br/>
       </w:r>
       <w:r>
         <w:rPr>
@@ -3026,21 +4211,7 @@
           <w:i/>
           <w:iCs/>
         </w:rPr>
-        <w:t>──</w:t>
-      </w:r>
-      <w:r>
-        <w:rPr>
-          <w:i/>
-          <w:iCs/>
-        </w:rPr>
-        <w:t xml:space="preserve"> OorOnsBlad_Skermskoot.png</w:t>
-      </w:r>
-      <w:r>
-        <w:rPr>
-          <w:i/>
-          <w:iCs/>
-        </w:rPr>
-        <w:br/>
+        <w:t xml:space="preserve">       </w:t>
       </w:r>
       <w:r>
         <w:rPr>
@@ -3048,7 +4219,7 @@
           <w:i/>
           <w:iCs/>
         </w:rPr>
-        <w:t xml:space="preserve">       </w:t>
+        <w:t xml:space="preserve"> │</w:t>
       </w:r>
       <w:r>
         <w:rPr>
@@ -3060,11 +4231,90 @@
       </w:r>
       <w:r>
         <w:rPr>
+          <w:i/>
+          <w:iCs/>
+        </w:rPr>
+        <w:t xml:space="preserve"> </w:t>
+      </w:r>
+      <w:r>
+        <w:rPr>
           <w:rFonts w:ascii="Calibri" w:hAnsi="Calibri" w:cs="Calibri"/>
           <w:i/>
           <w:iCs/>
         </w:rPr>
-        <w:t>│</w:t>
+        <w:t>└──</w:t>
+      </w:r>
+      <w:r>
+        <w:rPr>
+          <w:i/>
+          <w:iCs/>
+        </w:rPr>
+        <w:t xml:space="preserve"> ProdukteBlad_Skermskoot.png</w:t>
+      </w:r>
+      <w:r>
+        <w:rPr>
+          <w:i/>
+          <w:iCs/>
+        </w:rPr>
+        <w:br/>
+      </w:r>
+      <w:r>
+        <w:rPr>
+          <w:rFonts w:ascii="Calibri" w:hAnsi="Calibri" w:cs="Calibri"/>
+          <w:b/>
+          <w:bCs/>
+        </w:rPr>
+        <w:t xml:space="preserve">        └</w:t>
+      </w:r>
+      <w:r>
+        <w:rPr>
+          <w:rFonts w:ascii="Calibri" w:hAnsi="Calibri" w:cs="Calibri"/>
+          <w:b/>
+          <w:bCs/>
+        </w:rPr>
+        <w:t>──</w:t>
+      </w:r>
+      <w:r>
+        <w:rPr>
+          <w:b/>
+          <w:bCs/>
+        </w:rPr>
+        <w:t xml:space="preserve"> Fase5</w:t>
+      </w:r>
+      <w:r>
+        <w:rPr>
+          <w:b/>
+          <w:bCs/>
+        </w:rPr>
+        <w:t xml:space="preserve"> </w:t>
+      </w:r>
+      <w:r>
+        <w:rPr>
+          <w:b/>
+          <w:bCs/>
+        </w:rPr>
+        <w:t>-</w:t>
+      </w:r>
+      <w:r>
+        <w:rPr>
+          <w:b/>
+          <w:bCs/>
+        </w:rPr>
+        <w:t xml:space="preserve"> </w:t>
+      </w:r>
+      <w:r>
+        <w:rPr>
+          <w:b/>
+          <w:bCs/>
+        </w:rPr>
+        <w:t>FinaleDemo/</w:t>
+      </w:r>
+      <w:r>
+        <w:rPr>
+          <w:b/>
+          <w:bCs/>
+        </w:rPr>
+        <w:br/>
       </w:r>
       <w:r>
         <w:rPr>
@@ -3072,14 +4322,7 @@
           <w:i/>
           <w:iCs/>
         </w:rPr>
-        <w:t xml:space="preserve"> </w:t>
-      </w:r>
-      <w:r>
-        <w:rPr>
-          <w:i/>
-          <w:iCs/>
-        </w:rPr>
-        <w:t xml:space="preserve"> </w:t>
+        <w:t xml:space="preserve">        </w:t>
       </w:r>
       <w:r>
         <w:rPr>
@@ -3087,87 +4330,7 @@
           <w:i/>
           <w:iCs/>
         </w:rPr>
-        <w:t>└──</w:t>
-      </w:r>
-      <w:r>
-        <w:rPr>
-          <w:i/>
-          <w:iCs/>
-        </w:rPr>
-        <w:t xml:space="preserve"> ProdukteBlad_Skermskoot.png</w:t>
-      </w:r>
-      <w:r>
-        <w:rPr>
-          <w:i/>
-          <w:iCs/>
-        </w:rPr>
-        <w:br/>
-      </w:r>
-      <w:r>
-        <w:rPr>
-          <w:rFonts w:ascii="Calibri" w:hAnsi="Calibri" w:cs="Calibri"/>
-          <w:b/>
-          <w:bCs/>
-        </w:rPr>
-        <w:t xml:space="preserve">     </w:t>
-      </w:r>
-      <w:r>
-        <w:rPr>
-          <w:rFonts w:ascii="Calibri" w:hAnsi="Calibri" w:cs="Calibri"/>
-          <w:b/>
-          <w:bCs/>
-        </w:rPr>
-        <w:t xml:space="preserve">   └</w:t>
-      </w:r>
-      <w:r>
-        <w:rPr>
-          <w:rFonts w:ascii="Calibri" w:hAnsi="Calibri" w:cs="Calibri"/>
-          <w:b/>
-          <w:bCs/>
-        </w:rPr>
-        <w:t>──</w:t>
-      </w:r>
-      <w:r>
-        <w:rPr>
-          <w:b/>
-          <w:bCs/>
-        </w:rPr>
-        <w:t xml:space="preserve"> Fase5</w:t>
-      </w:r>
-      <w:r>
-        <w:rPr>
-          <w:b/>
-          <w:bCs/>
-        </w:rPr>
         <w:t xml:space="preserve"> </w:t>
-      </w:r>
-      <w:r>
-        <w:rPr>
-          <w:b/>
-          <w:bCs/>
-        </w:rPr>
-        <w:t>-</w:t>
-      </w:r>
-      <w:r>
-        <w:rPr>
-          <w:b/>
-          <w:bCs/>
-        </w:rPr>
-        <w:t xml:space="preserve"> </w:t>
-      </w:r>
-      <w:r>
-        <w:rPr>
-          <w:b/>
-          <w:bCs/>
-        </w:rPr>
-        <w:t>FinaleDemo/</w:t>
-      </w:r>
-      <w:r>
-        <w:rPr>
-          <w:b/>
-          <w:bCs/>
-        </w:rPr>
-        <w:br/>
       </w:r>
       <w:r>
         <w:rPr>
@@ -3175,7 +4338,32 @@
           <w:i/>
           <w:iCs/>
         </w:rPr>
-        <w:t xml:space="preserve">        </w:t>
+        <w:t xml:space="preserve"> </w:t>
+      </w:r>
+      <w:r>
+        <w:rPr>
+          <w:i/>
+          <w:iCs/>
+        </w:rPr>
+        <w:t xml:space="preserve"> </w:t>
+      </w:r>
+      <w:r>
+        <w:rPr>
+          <w:rFonts w:ascii="MS Gothic" w:eastAsia="MS Gothic" w:hAnsi="MS Gothic" w:cs="MS Gothic" w:hint="eastAsia"/>
+        </w:rPr>
+        <w:t>├</w:t>
+      </w:r>
+      <w:r>
+        <w:rPr>
+          <w:rFonts w:ascii="Calibri" w:hAnsi="Calibri" w:cs="Calibri"/>
+        </w:rPr>
+        <w:t>──</w:t>
+      </w:r>
+      <w:r>
+        <w:t xml:space="preserve"> Rekenaarskerm.mp4</w:t>
+      </w:r>
+      <w:r>
+        <w:br/>
       </w:r>
       <w:r>
         <w:rPr>
@@ -3183,7 +4371,7 @@
           <w:i/>
           <w:iCs/>
         </w:rPr>
-        <w:t xml:space="preserve"> </w:t>
+        <w:t xml:space="preserve">       </w:t>
       </w:r>
       <w:r>
         <w:rPr>
@@ -3195,40 +4383,14 @@
       </w:r>
       <w:r>
         <w:rPr>
-          <w:i/>
-          <w:iCs/>
-        </w:rPr>
-        <w:t xml:space="preserve"> </w:t>
-      </w:r>
-      <w:r>
-        <w:rPr>
-          <w:rFonts w:ascii="MS Gothic" w:eastAsia="MS Gothic" w:hAnsi="MS Gothic" w:cs="MS Gothic" w:hint="eastAsia"/>
-        </w:rPr>
-        <w:t>├</w:t>
-      </w:r>
-      <w:r>
-        <w:rPr>
-          <w:rFonts w:ascii="Calibri" w:hAnsi="Calibri" w:cs="Calibri"/>
-        </w:rPr>
-        <w:t>──</w:t>
-      </w:r>
-      <w:r>
-        <w:t xml:space="preserve"> Rekenaarskerm.mp4</w:t>
-      </w:r>
-      <w:r>
-        <w:br/>
-      </w:r>
-      <w:r>
-        <w:rPr>
           <w:rFonts w:ascii="Calibri" w:hAnsi="Calibri" w:cs="Calibri"/>
           <w:i/>
           <w:iCs/>
         </w:rPr>
-        <w:t xml:space="preserve">       </w:t>
-      </w:r>
-      <w:r>
-        <w:rPr>
-          <w:rFonts w:ascii="Calibri" w:hAnsi="Calibri" w:cs="Calibri"/>
+        <w:t xml:space="preserve">  </w:t>
+      </w:r>
+      <w:r>
+        <w:rPr>
           <w:i/>
           <w:iCs/>
         </w:rPr>
@@ -3236,36 +4398,15 @@
       </w:r>
       <w:r>
         <w:rPr>
+          <w:rFonts w:ascii="MS Gothic" w:eastAsia="MS Gothic" w:hAnsi="MS Gothic" w:cs="MS Gothic" w:hint="eastAsia"/>
+        </w:rPr>
+        <w:t>├</w:t>
+      </w:r>
+      <w:r>
+        <w:rPr>
           <w:rFonts w:ascii="Calibri" w:hAnsi="Calibri" w:cs="Calibri"/>
-          <w:i/>
-          <w:iCs/>
-        </w:rPr>
-        <w:t xml:space="preserve">  </w:t>
-      </w:r>
-      <w:r>
-        <w:rPr>
-          <w:i/>
-          <w:iCs/>
-        </w:rPr>
-        <w:t xml:space="preserve"> </w:t>
-      </w:r>
-      <w:r>
-        <w:rPr>
-          <w:rFonts w:ascii="MS Gothic" w:eastAsia="MS Gothic" w:hAnsi="MS Gothic" w:cs="MS Gothic" w:hint="eastAsia"/>
-        </w:rPr>
-        <w:t>├</w:t>
-      </w:r>
-      <w:r>
-        <w:rPr>
-          <w:rFonts w:ascii="Calibri" w:hAnsi="Calibri" w:cs="Calibri"/>
-        </w:rPr>
-        <w:t>──</w:t>
-      </w:r>
-      <w:r>
-        <w:rPr>
-          <w:rFonts w:ascii="Calibri" w:hAnsi="Calibri" w:cs="Calibri"/>
-        </w:rPr>
-        <w:t xml:space="preserve"> Tabletskerm.mp4</w:t>
+        </w:rPr>
+        <w:t>── Tabletskerm.mp4</w:t>
       </w:r>
       <w:r>
         <w:br/>
@@ -5152,6 +6293,119 @@
     </w:lvl>
   </w:abstractNum>
   <w:abstractNum w:abstractNumId="18" w15:restartNumberingAfterBreak="0">
+    <w:nsid w:val="32AD5E86"/>
+    <w:multiLevelType w:val="hybridMultilevel"/>
+    <w:tmpl w:val="F2FC38AC"/>
+    <w:lvl w:ilvl="0" w:tplc="1C090001">
+      <w:start w:val="1"/>
+      <w:numFmt w:val="bullet"/>
+      <w:lvlText w:val=""/>
+      <w:lvlJc w:val="left"/>
+      <w:pPr>
+        <w:ind w:left="360" w:hanging="360"/>
+      </w:pPr>
+      <w:rPr>
+        <w:rFonts w:ascii="Symbol" w:hAnsi="Symbol" w:hint="default"/>
+      </w:rPr>
+    </w:lvl>
+    <w:lvl w:ilvl="1" w:tplc="1C090003" w:tentative="1">
+      <w:start w:val="1"/>
+      <w:numFmt w:val="bullet"/>
+      <w:lvlText w:val="o"/>
+      <w:lvlJc w:val="left"/>
+      <w:pPr>
+        <w:ind w:left="1080" w:hanging="360"/>
+      </w:pPr>
+      <w:rPr>
+        <w:rFonts w:ascii="Courier New" w:hAnsi="Courier New" w:cs="Courier New" w:hint="default"/>
+      </w:rPr>
+    </w:lvl>
+    <w:lvl w:ilvl="2" w:tplc="1C090005" w:tentative="1">
+      <w:start w:val="1"/>
+      <w:numFmt w:val="bullet"/>
+      <w:lvlText w:val=""/>
+      <w:lvlJc w:val="left"/>
+      <w:pPr>
+        <w:ind w:left="1800" w:hanging="360"/>
+      </w:pPr>
+      <w:rPr>
+        <w:rFonts w:ascii="Wingdings" w:hAnsi="Wingdings" w:hint="default"/>
+      </w:rPr>
+    </w:lvl>
+    <w:lvl w:ilvl="3" w:tplc="1C090001" w:tentative="1">
+      <w:start w:val="1"/>
+      <w:numFmt w:val="bullet"/>
+      <w:lvlText w:val=""/>
+      <w:lvlJc w:val="left"/>
+      <w:pPr>
+        <w:ind w:left="2520" w:hanging="360"/>
+      </w:pPr>
+      <w:rPr>
+        <w:rFonts w:ascii="Symbol" w:hAnsi="Symbol" w:hint="default"/>
+      </w:rPr>
+    </w:lvl>
+    <w:lvl w:ilvl="4" w:tplc="1C090003" w:tentative="1">
+      <w:start w:val="1"/>
+      <w:numFmt w:val="bullet"/>
+      <w:lvlText w:val="o"/>
+      <w:lvlJc w:val="left"/>
+      <w:pPr>
+        <w:ind w:left="3240" w:hanging="360"/>
+      </w:pPr>
+      <w:rPr>
+        <w:rFonts w:ascii="Courier New" w:hAnsi="Courier New" w:cs="Courier New" w:hint="default"/>
+      </w:rPr>
+    </w:lvl>
+    <w:lvl w:ilvl="5" w:tplc="1C090005" w:tentative="1">
+      <w:start w:val="1"/>
+      <w:numFmt w:val="bullet"/>
+      <w:lvlText w:val=""/>
+      <w:lvlJc w:val="left"/>
+      <w:pPr>
+        <w:ind w:left="3960" w:hanging="360"/>
+      </w:pPr>
+      <w:rPr>
+        <w:rFonts w:ascii="Wingdings" w:hAnsi="Wingdings" w:hint="default"/>
+      </w:rPr>
+    </w:lvl>
+    <w:lvl w:ilvl="6" w:tplc="1C090001" w:tentative="1">
+      <w:start w:val="1"/>
+      <w:numFmt w:val="bullet"/>
+      <w:lvlText w:val=""/>
+      <w:lvlJc w:val="left"/>
+      <w:pPr>
+        <w:ind w:left="4680" w:hanging="360"/>
+      </w:pPr>
+      <w:rPr>
+        <w:rFonts w:ascii="Symbol" w:hAnsi="Symbol" w:hint="default"/>
+      </w:rPr>
+    </w:lvl>
+    <w:lvl w:ilvl="7" w:tplc="1C090003" w:tentative="1">
+      <w:start w:val="1"/>
+      <w:numFmt w:val="bullet"/>
+      <w:lvlText w:val="o"/>
+      <w:lvlJc w:val="left"/>
+      <w:pPr>
+        <w:ind w:left="5400" w:hanging="360"/>
+      </w:pPr>
+      <w:rPr>
+        <w:rFonts w:ascii="Courier New" w:hAnsi="Courier New" w:cs="Courier New" w:hint="default"/>
+      </w:rPr>
+    </w:lvl>
+    <w:lvl w:ilvl="8" w:tplc="1C090005" w:tentative="1">
+      <w:start w:val="1"/>
+      <w:numFmt w:val="bullet"/>
+      <w:lvlText w:val=""/>
+      <w:lvlJc w:val="left"/>
+      <w:pPr>
+        <w:ind w:left="6120" w:hanging="360"/>
+      </w:pPr>
+      <w:rPr>
+        <w:rFonts w:ascii="Wingdings" w:hAnsi="Wingdings" w:hint="default"/>
+      </w:rPr>
+    </w:lvl>
+  </w:abstractNum>
+  <w:abstractNum w:abstractNumId="19" w15:restartNumberingAfterBreak="0">
     <w:nsid w:val="344C150D"/>
     <w:multiLevelType w:val="hybridMultilevel"/>
     <w:tmpl w:val="89B2E39A"/>
@@ -5264,7 +6518,7 @@
       </w:rPr>
     </w:lvl>
   </w:abstractNum>
-  <w:abstractNum w:abstractNumId="19" w15:restartNumberingAfterBreak="0">
+  <w:abstractNum w:abstractNumId="20" w15:restartNumberingAfterBreak="0">
     <w:nsid w:val="38C05D67"/>
     <w:multiLevelType w:val="hybridMultilevel"/>
     <w:tmpl w:val="E64453B4"/>
@@ -5350,7 +6604,7 @@
       </w:pPr>
     </w:lvl>
   </w:abstractNum>
-  <w:abstractNum w:abstractNumId="20" w15:restartNumberingAfterBreak="0">
+  <w:abstractNum w:abstractNumId="21" w15:restartNumberingAfterBreak="0">
     <w:nsid w:val="3B15529C"/>
     <w:multiLevelType w:val="hybridMultilevel"/>
     <w:tmpl w:val="E78A3430"/>
@@ -5436,7 +6690,7 @@
       </w:pPr>
     </w:lvl>
   </w:abstractNum>
-  <w:abstractNum w:abstractNumId="21" w15:restartNumberingAfterBreak="0">
+  <w:abstractNum w:abstractNumId="22" w15:restartNumberingAfterBreak="0">
     <w:nsid w:val="3C332BD1"/>
     <w:multiLevelType w:val="multilevel"/>
     <w:tmpl w:val="1C09001F"/>
@@ -5522,7 +6776,7 @@
       </w:pPr>
     </w:lvl>
   </w:abstractNum>
-  <w:abstractNum w:abstractNumId="22" w15:restartNumberingAfterBreak="0">
+  <w:abstractNum w:abstractNumId="23" w15:restartNumberingAfterBreak="0">
     <w:nsid w:val="3D5A69CC"/>
     <w:multiLevelType w:val="hybridMultilevel"/>
     <w:tmpl w:val="29A29BCE"/>
@@ -5608,7 +6862,7 @@
       </w:pPr>
     </w:lvl>
   </w:abstractNum>
-  <w:abstractNum w:abstractNumId="23" w15:restartNumberingAfterBreak="0">
+  <w:abstractNum w:abstractNumId="24" w15:restartNumberingAfterBreak="0">
     <w:nsid w:val="3D691AE2"/>
     <w:multiLevelType w:val="multilevel"/>
     <w:tmpl w:val="3DA67334"/>
@@ -5721,7 +6975,7 @@
       </w:rPr>
     </w:lvl>
   </w:abstractNum>
-  <w:abstractNum w:abstractNumId="24" w15:restartNumberingAfterBreak="0">
+  <w:abstractNum w:abstractNumId="25" w15:restartNumberingAfterBreak="0">
     <w:nsid w:val="3E550233"/>
     <w:multiLevelType w:val="hybridMultilevel"/>
     <w:tmpl w:val="0F022560"/>
@@ -5807,7 +7061,7 @@
       </w:pPr>
     </w:lvl>
   </w:abstractNum>
-  <w:abstractNum w:abstractNumId="25" w15:restartNumberingAfterBreak="0">
+  <w:abstractNum w:abstractNumId="26" w15:restartNumberingAfterBreak="0">
     <w:nsid w:val="3FF60F04"/>
     <w:multiLevelType w:val="hybridMultilevel"/>
     <w:tmpl w:val="6D909AFA"/>
@@ -5920,7 +7174,7 @@
       </w:rPr>
     </w:lvl>
   </w:abstractNum>
-  <w:abstractNum w:abstractNumId="26" w15:restartNumberingAfterBreak="0">
+  <w:abstractNum w:abstractNumId="27" w15:restartNumberingAfterBreak="0">
     <w:nsid w:val="561F2B92"/>
     <w:multiLevelType w:val="hybridMultilevel"/>
     <w:tmpl w:val="DBF86CA2"/>
@@ -6006,7 +7260,7 @@
       </w:pPr>
     </w:lvl>
   </w:abstractNum>
-  <w:abstractNum w:abstractNumId="27" w15:restartNumberingAfterBreak="0">
+  <w:abstractNum w:abstractNumId="28" w15:restartNumberingAfterBreak="0">
     <w:nsid w:val="563F756E"/>
     <w:multiLevelType w:val="multilevel"/>
     <w:tmpl w:val="3DA67334"/>
@@ -6119,7 +7373,7 @@
       </w:rPr>
     </w:lvl>
   </w:abstractNum>
-  <w:abstractNum w:abstractNumId="28" w15:restartNumberingAfterBreak="0">
+  <w:abstractNum w:abstractNumId="29" w15:restartNumberingAfterBreak="0">
     <w:nsid w:val="5708066F"/>
     <w:multiLevelType w:val="hybridMultilevel"/>
     <w:tmpl w:val="9072D53A"/>
@@ -6208,7 +7462,7 @@
       </w:pPr>
     </w:lvl>
   </w:abstractNum>
-  <w:abstractNum w:abstractNumId="29" w15:restartNumberingAfterBreak="0">
+  <w:abstractNum w:abstractNumId="30" w15:restartNumberingAfterBreak="0">
     <w:nsid w:val="57080D91"/>
     <w:multiLevelType w:val="hybridMultilevel"/>
     <w:tmpl w:val="31EE03CC"/>
@@ -6294,7 +7548,7 @@
       </w:pPr>
     </w:lvl>
   </w:abstractNum>
-  <w:abstractNum w:abstractNumId="30" w15:restartNumberingAfterBreak="0">
+  <w:abstractNum w:abstractNumId="31" w15:restartNumberingAfterBreak="0">
     <w:nsid w:val="5D0F47EA"/>
     <w:multiLevelType w:val="hybridMultilevel"/>
     <w:tmpl w:val="27122EBE"/>
@@ -6380,7 +7634,7 @@
       </w:pPr>
     </w:lvl>
   </w:abstractNum>
-  <w:abstractNum w:abstractNumId="31" w15:restartNumberingAfterBreak="0">
+  <w:abstractNum w:abstractNumId="32" w15:restartNumberingAfterBreak="0">
     <w:nsid w:val="60931FEE"/>
     <w:multiLevelType w:val="hybridMultilevel"/>
     <w:tmpl w:val="3CA4BDA4"/>
@@ -6466,7 +7720,7 @@
       </w:pPr>
     </w:lvl>
   </w:abstractNum>
-  <w:abstractNum w:abstractNumId="32" w15:restartNumberingAfterBreak="0">
+  <w:abstractNum w:abstractNumId="33" w15:restartNumberingAfterBreak="0">
     <w:nsid w:val="62675C09"/>
     <w:multiLevelType w:val="multilevel"/>
     <w:tmpl w:val="1CA8D2FC"/>
@@ -6615,7 +7869,7 @@
       </w:rPr>
     </w:lvl>
   </w:abstractNum>
-  <w:abstractNum w:abstractNumId="33" w15:restartNumberingAfterBreak="0">
+  <w:abstractNum w:abstractNumId="34" w15:restartNumberingAfterBreak="0">
     <w:nsid w:val="6BED243A"/>
     <w:multiLevelType w:val="hybridMultilevel"/>
     <w:tmpl w:val="229645E8"/>
@@ -6701,7 +7955,7 @@
       </w:pPr>
     </w:lvl>
   </w:abstractNum>
-  <w:abstractNum w:abstractNumId="34" w15:restartNumberingAfterBreak="0">
+  <w:abstractNum w:abstractNumId="35" w15:restartNumberingAfterBreak="0">
     <w:nsid w:val="6CCB796B"/>
     <w:multiLevelType w:val="hybridMultilevel"/>
     <w:tmpl w:val="C3A06670"/>
@@ -6787,7 +8041,7 @@
       </w:pPr>
     </w:lvl>
   </w:abstractNum>
-  <w:abstractNum w:abstractNumId="35" w15:restartNumberingAfterBreak="0">
+  <w:abstractNum w:abstractNumId="36" w15:restartNumberingAfterBreak="0">
     <w:nsid w:val="71C90D56"/>
     <w:multiLevelType w:val="hybridMultilevel"/>
     <w:tmpl w:val="9EC80408"/>
@@ -6900,7 +8154,7 @@
       </w:rPr>
     </w:lvl>
   </w:abstractNum>
-  <w:abstractNum w:abstractNumId="36" w15:restartNumberingAfterBreak="0">
+  <w:abstractNum w:abstractNumId="37" w15:restartNumberingAfterBreak="0">
     <w:nsid w:val="71E11441"/>
     <w:multiLevelType w:val="hybridMultilevel"/>
     <w:tmpl w:val="55F64AD8"/>
@@ -6986,7 +8240,7 @@
       </w:pPr>
     </w:lvl>
   </w:abstractNum>
-  <w:abstractNum w:abstractNumId="37" w15:restartNumberingAfterBreak="0">
+  <w:abstractNum w:abstractNumId="38" w15:restartNumberingAfterBreak="0">
     <w:nsid w:val="732D6189"/>
     <w:multiLevelType w:val="hybridMultilevel"/>
     <w:tmpl w:val="2216FCD2"/>
@@ -7099,7 +8353,7 @@
       </w:rPr>
     </w:lvl>
   </w:abstractNum>
-  <w:abstractNum w:abstractNumId="38" w15:restartNumberingAfterBreak="0">
+  <w:abstractNum w:abstractNumId="39" w15:restartNumberingAfterBreak="0">
     <w:nsid w:val="74B05C1E"/>
     <w:multiLevelType w:val="hybridMultilevel"/>
     <w:tmpl w:val="70AC0C22"/>
@@ -7212,7 +8466,7 @@
       </w:rPr>
     </w:lvl>
   </w:abstractNum>
-  <w:abstractNum w:abstractNumId="39" w15:restartNumberingAfterBreak="0">
+  <w:abstractNum w:abstractNumId="40" w15:restartNumberingAfterBreak="0">
     <w:nsid w:val="76D76473"/>
     <w:multiLevelType w:val="hybridMultilevel"/>
     <w:tmpl w:val="A8EE3AA6"/>
@@ -7325,7 +8579,7 @@
       </w:rPr>
     </w:lvl>
   </w:abstractNum>
-  <w:abstractNum w:abstractNumId="40" w15:restartNumberingAfterBreak="0">
+  <w:abstractNum w:abstractNumId="41" w15:restartNumberingAfterBreak="0">
     <w:nsid w:val="7C300F4C"/>
     <w:multiLevelType w:val="hybridMultilevel"/>
     <w:tmpl w:val="E78A3430"/>
@@ -7411,7 +8665,7 @@
       </w:pPr>
     </w:lvl>
   </w:abstractNum>
-  <w:abstractNum w:abstractNumId="41" w15:restartNumberingAfterBreak="0">
+  <w:abstractNum w:abstractNumId="42" w15:restartNumberingAfterBreak="0">
     <w:nsid w:val="7CD30BE9"/>
     <w:multiLevelType w:val="multilevel"/>
     <w:tmpl w:val="3DA67334"/>
@@ -7528,10 +8782,10 @@
     <w:abstractNumId w:val="11"/>
   </w:num>
   <w:num w:numId="2" w16cid:durableId="260840514">
-    <w:abstractNumId w:val="20"/>
+    <w:abstractNumId w:val="21"/>
   </w:num>
   <w:num w:numId="3" w16cid:durableId="278685771">
-    <w:abstractNumId w:val="30"/>
+    <w:abstractNumId w:val="31"/>
   </w:num>
   <w:num w:numId="4" w16cid:durableId="262304396">
     <w:abstractNumId w:val="15"/>
@@ -7543,19 +8797,19 @@
     <w:abstractNumId w:val="16"/>
   </w:num>
   <w:num w:numId="7" w16cid:durableId="2041663244">
-    <w:abstractNumId w:val="22"/>
+    <w:abstractNumId w:val="23"/>
   </w:num>
   <w:num w:numId="8" w16cid:durableId="339282339">
+    <w:abstractNumId w:val="37"/>
+  </w:num>
+  <w:num w:numId="9" w16cid:durableId="1612122887">
+    <w:abstractNumId w:val="29"/>
+  </w:num>
+  <w:num w:numId="10" w16cid:durableId="1883788689">
     <w:abstractNumId w:val="36"/>
   </w:num>
-  <w:num w:numId="9" w16cid:durableId="1612122887">
-    <w:abstractNumId w:val="28"/>
-  </w:num>
-  <w:num w:numId="10" w16cid:durableId="1883788689">
-    <w:abstractNumId w:val="35"/>
-  </w:num>
   <w:num w:numId="11" w16cid:durableId="1144927608">
-    <w:abstractNumId w:val="33"/>
+    <w:abstractNumId w:val="34"/>
   </w:num>
   <w:num w:numId="12" w16cid:durableId="641428764">
     <w:abstractNumId w:val="9"/>
@@ -7567,19 +8821,19 @@
     <w:abstractNumId w:val="10"/>
   </w:num>
   <w:num w:numId="15" w16cid:durableId="1537934351">
-    <w:abstractNumId w:val="29"/>
+    <w:abstractNumId w:val="30"/>
   </w:num>
   <w:num w:numId="16" w16cid:durableId="2020303686">
-    <w:abstractNumId w:val="19"/>
+    <w:abstractNumId w:val="20"/>
   </w:num>
   <w:num w:numId="17" w16cid:durableId="1127045434">
-    <w:abstractNumId w:val="24"/>
+    <w:abstractNumId w:val="25"/>
   </w:num>
   <w:num w:numId="18" w16cid:durableId="1451129241">
     <w:abstractNumId w:val="12"/>
   </w:num>
   <w:num w:numId="19" w16cid:durableId="757561609">
-    <w:abstractNumId w:val="26"/>
+    <w:abstractNumId w:val="27"/>
   </w:num>
   <w:num w:numId="20" w16cid:durableId="1934900811">
     <w:abstractNumId w:val="4"/>
@@ -7588,19 +8842,19 @@
     <w:abstractNumId w:val="3"/>
   </w:num>
   <w:num w:numId="22" w16cid:durableId="553547826">
-    <w:abstractNumId w:val="34"/>
+    <w:abstractNumId w:val="35"/>
   </w:num>
   <w:num w:numId="23" w16cid:durableId="2111510421">
     <w:abstractNumId w:val="1"/>
   </w:num>
   <w:num w:numId="24" w16cid:durableId="287056098">
-    <w:abstractNumId w:val="40"/>
+    <w:abstractNumId w:val="41"/>
   </w:num>
   <w:num w:numId="25" w16cid:durableId="449594776">
     <w:abstractNumId w:val="5"/>
   </w:num>
   <w:num w:numId="26" w16cid:durableId="190388603">
-    <w:abstractNumId w:val="21"/>
+    <w:abstractNumId w:val="22"/>
   </w:num>
   <w:num w:numId="27" w16cid:durableId="224222431">
     <w:abstractNumId w:val="6"/>
@@ -7609,22 +8863,22 @@
     <w:abstractNumId w:val="13"/>
   </w:num>
   <w:num w:numId="29" w16cid:durableId="140467374">
-    <w:abstractNumId w:val="41"/>
+    <w:abstractNumId w:val="42"/>
   </w:num>
   <w:num w:numId="30" w16cid:durableId="191843358">
-    <w:abstractNumId w:val="23"/>
+    <w:abstractNumId w:val="24"/>
   </w:num>
   <w:num w:numId="31" w16cid:durableId="1480226956">
-    <w:abstractNumId w:val="27"/>
+    <w:abstractNumId w:val="28"/>
   </w:num>
   <w:num w:numId="32" w16cid:durableId="1719739054">
-    <w:abstractNumId w:val="18"/>
+    <w:abstractNumId w:val="19"/>
   </w:num>
   <w:num w:numId="33" w16cid:durableId="2016808161">
-    <w:abstractNumId w:val="25"/>
+    <w:abstractNumId w:val="26"/>
   </w:num>
   <w:num w:numId="34" w16cid:durableId="1412922212">
-    <w:abstractNumId w:val="38"/>
+    <w:abstractNumId w:val="39"/>
   </w:num>
   <w:num w:numId="35" w16cid:durableId="1433472894">
     <w:abstractNumId w:val="2"/>
@@ -7636,19 +8890,22 @@
     <w:abstractNumId w:val="7"/>
   </w:num>
   <w:num w:numId="38" w16cid:durableId="1251963566">
-    <w:abstractNumId w:val="32"/>
+    <w:abstractNumId w:val="33"/>
   </w:num>
   <w:num w:numId="39" w16cid:durableId="280378992">
     <w:abstractNumId w:val="17"/>
   </w:num>
   <w:num w:numId="40" w16cid:durableId="1562475580">
-    <w:abstractNumId w:val="31"/>
+    <w:abstractNumId w:val="32"/>
   </w:num>
   <w:num w:numId="41" w16cid:durableId="523396999">
-    <w:abstractNumId w:val="39"/>
+    <w:abstractNumId w:val="40"/>
   </w:num>
   <w:num w:numId="42" w16cid:durableId="1350834013">
-    <w:abstractNumId w:val="37"/>
+    <w:abstractNumId w:val="38"/>
+  </w:num>
+  <w:num w:numId="43" w16cid:durableId="844706166">
+    <w:abstractNumId w:val="18"/>
   </w:num>
 </w:numbering>
 </file>

--- a/Fases_Dokumentasie/Fase5_Databasis+Finale-Webblad.docx
+++ b/Fases_Dokumentasie/Fase5_Databasis+Finale-Webblad.docx
@@ -1403,22 +1403,10 @@
         <w:rPr>
           <w:rStyle w:val="CSSKlasreelsChar"/>
         </w:rPr>
-        <w:t>u</w:t>
-      </w:r>
-      <w:r>
-        <w:rPr>
-          <w:rStyle w:val="CSSKlasreelsChar"/>
-        </w:rPr>
-        <w:t>nit</w:t>
-      </w:r>
-      <w:r>
-        <w:t xml:space="preserve"> (</w:t>
-      </w:r>
-      <w:r>
-        <w:t>eenheid naam / totaal</w:t>
-      </w:r>
-      <w:r>
-        <w:t>)</w:t>
+        <w:t>unit</w:t>
+      </w:r>
+      <w:r>
+        <w:t xml:space="preserve"> (eenheid naam / totaal)</w:t>
       </w:r>
     </w:p>
     <w:p>
@@ -1527,7 +1515,7 @@
     <w:p>
       <w:r>
         <w:drawing>
-          <wp:anchor distT="0" distB="0" distL="114300" distR="114300" simplePos="0" relativeHeight="251660800" behindDoc="1" locked="0" layoutInCell="1" allowOverlap="1" wp14:anchorId="709E91FB" wp14:editId="23907E3D">
+          <wp:anchor distT="0" distB="0" distL="114300" distR="114300" simplePos="0" relativeHeight="251660288" behindDoc="1" locked="0" layoutInCell="1" allowOverlap="1" wp14:anchorId="709E91FB" wp14:editId="76954F63">
             <wp:simplePos x="0" y="0"/>
             <wp:positionH relativeFrom="margin">
               <wp:align>center</wp:align>
@@ -1595,9 +1583,6 @@
         </w:drawing>
       </w:r>
       <w:r>
-        <w:rPr>
-          <w:noProof/>
-        </w:rPr>
         <w:pict w14:anchorId="7550556E">
           <v:group id="_x0000_s1038" style="position:absolute;margin-left:-.6pt;margin-top:.6pt;width:449.5pt;height:97.85pt;z-index:-251655680;mso-position-horizontal-relative:text;mso-position-vertical-relative:text" coordorigin="1428,8263" coordsize="8990,1957">
             <v:rect id="_x0000_s1035" style="position:absolute;left:1428;top:8263;width:1474;height:1956;mso-position-horizontal-relative:margin;mso-position-vertical-relative:text;v-text-anchor:middle" fillcolor="black [3213]" stroked="f" strokecolor="black [3213]" strokeweight="1pt">
@@ -3103,7 +3088,6 @@
         <w:t>Kalender</w:t>
       </w:r>
     </w:p>
-    <w:p/>
     <w:p>
       <w:pPr>
         <w:pBdr>
@@ -3126,7 +3110,7 @@
           <w:sz w:val="24"/>
           <w:szCs w:val="24"/>
         </w:rPr>
-        <w:t>CSS</w:t>
+        <w:t>JavaScript</w:t>
       </w:r>
     </w:p>
     <w:p>
@@ -3137,30 +3121,33 @@
           <w:numId w:val="43"/>
         </w:numPr>
       </w:pPr>
-    </w:p>
-    <w:p>
-      <w:pPr>
-        <w:pBdr>
-          <w:top w:val="single" w:sz="6" w:space="1" w:color="E5E5E5"/>
-          <w:bottom w:val="single" w:sz="6" w:space="1" w:color="E5E5E5"/>
-        </w:pBdr>
-        <w:shd w:val="clear" w:color="auto" w:fill="F8F8F8"/>
-        <w:spacing w:after="0"/>
-        <w:rPr>
-          <w:b/>
-          <w:bCs/>
-          <w:sz w:val="24"/>
-          <w:szCs w:val="24"/>
-        </w:rPr>
-      </w:pPr>
-      <w:r>
-        <w:rPr>
-          <w:b/>
-          <w:bCs/>
-          <w:sz w:val="24"/>
-          <w:szCs w:val="24"/>
-        </w:rPr>
-        <w:t>JavaScript</w:t>
+      <w:r>
+        <w:t xml:space="preserve">Ek het ‘n skikking </w:t>
+      </w:r>
+      <w:r>
+        <w:rPr>
+          <w:rStyle w:val="CSSKlasreelsChar"/>
+        </w:rPr>
+        <w:t>(</w:t>
+      </w:r>
+      <w:r>
+        <w:rPr>
+          <w:rFonts w:ascii="Sagona Book" w:hAnsi="Sagona Book"/>
+          <w:color w:val="27467D"/>
+          <w:sz w:val="20"/>
+          <w:szCs w:val="20"/>
+          <w:shd w:val="clear" w:color="auto" w:fill="EFFBFF"/>
+        </w:rPr>
+        <w:t>CALENDAR_EVENTS</w:t>
+      </w:r>
+      <w:r>
+        <w:rPr>
+          <w:rStyle w:val="CSSKlasreelsChar"/>
+        </w:rPr>
+        <w:t>)</w:t>
+      </w:r>
+      <w:r>
+        <w:t xml:space="preserve"> wat datums en besonderhede van gebeurtenisse stoor.</w:t>
       </w:r>
     </w:p>
     <w:p>
@@ -3171,6 +3158,238 @@
           <w:numId w:val="43"/>
         </w:numPr>
       </w:pPr>
+      <w:r>
+        <w:t xml:space="preserve">Ek het ‘n funksie wat die kalender rooster dinamies bou </w:t>
+      </w:r>
+      <w:r>
+        <w:rPr>
+          <w:rStyle w:val="CSSKlasreelsChar"/>
+        </w:rPr>
+        <w:t>(</w:t>
+      </w:r>
+      <w:r>
+        <w:rPr>
+          <w:rFonts w:ascii="Sagona Book" w:hAnsi="Sagona Book"/>
+          <w:color w:val="27467D"/>
+          <w:sz w:val="20"/>
+          <w:szCs w:val="20"/>
+          <w:shd w:val="clear" w:color="auto" w:fill="EFFBFF"/>
+        </w:rPr>
+        <w:t>renderFarmCalendar()</w:t>
+      </w:r>
+      <w:r>
+        <w:rPr>
+          <w:rStyle w:val="CSSKlasreelsChar"/>
+        </w:rPr>
+        <w:t>)</w:t>
+      </w:r>
+      <w:r>
+        <w:t xml:space="preserve"> </w:t>
+      </w:r>
+    </w:p>
+    <w:p>
+      <w:pPr>
+        <w:pStyle w:val="ListParagraph"/>
+        <w:numPr>
+          <w:ilvl w:val="1"/>
+          <w:numId w:val="43"/>
+        </w:numPr>
+      </w:pPr>
+      <w:r>
+        <w:t xml:space="preserve">Hierdie funksie bepaal watter jaar en maand wys </w:t>
+      </w:r>
+      <w:r>
+        <w:rPr>
+          <w:rStyle w:val="CSSKlasreelsChar"/>
+        </w:rPr>
+        <w:t>(</w:t>
+      </w:r>
+      <w:r>
+        <w:rPr>
+          <w:rStyle w:val="CSSKlasreelsChar"/>
+        </w:rPr>
+        <w:t>calendarMonth</w:t>
+      </w:r>
+      <w:r>
+        <w:rPr>
+          <w:rStyle w:val="CSSKlasreelsChar"/>
+        </w:rPr>
+        <w:t>)</w:t>
+      </w:r>
+    </w:p>
+    <w:p>
+      <w:pPr>
+        <w:pStyle w:val="ListParagraph"/>
+        <w:numPr>
+          <w:ilvl w:val="1"/>
+          <w:numId w:val="43"/>
+        </w:numPr>
+      </w:pPr>
+      <w:r>
+        <w:t>Dit bereken die eerste dag van die maand en skep leë selle aan die begin sodat die kalender op ’n Maandag begin.</w:t>
+      </w:r>
+    </w:p>
+    <w:p>
+      <w:pPr>
+        <w:pStyle w:val="ListParagraph"/>
+        <w:numPr>
+          <w:ilvl w:val="1"/>
+          <w:numId w:val="43"/>
+        </w:numPr>
+      </w:pPr>
+      <w:r>
+        <w:t xml:space="preserve">Vir elke dag word daar ’n </w:t>
+      </w:r>
+      <w:r>
+        <w:rPr>
+          <w:rStyle w:val="CSSKlasreelsChar"/>
+        </w:rPr>
+        <w:t>button</w:t>
+      </w:r>
+      <w:r>
+        <w:t xml:space="preserve"> element geskep (DOM-manipulasie).</w:t>
+      </w:r>
+    </w:p>
+    <w:p>
+      <w:pPr>
+        <w:pStyle w:val="ListParagraph"/>
+        <w:numPr>
+          <w:ilvl w:val="1"/>
+          <w:numId w:val="43"/>
+        </w:numPr>
+      </w:pPr>
+      <w:r>
+        <w:t>As daar gebeurtenisse op daardie dag is, kry die sel die klas has-event en ’n klein kolletjie (</w:t>
+      </w:r>
+      <w:r>
+        <w:rPr>
+          <w:rStyle w:val="CSSKlasreelsChar"/>
+        </w:rPr>
+        <w:t>calendar-event-dot</w:t>
+      </w:r>
+      <w:r>
+        <w:t>) om dit visueel uit te lig.</w:t>
+      </w:r>
+    </w:p>
+    <w:p>
+      <w:pPr>
+        <w:pStyle w:val="ListParagraph"/>
+        <w:numPr>
+          <w:ilvl w:val="1"/>
+          <w:numId w:val="43"/>
+        </w:numPr>
+      </w:pPr>
+      <w:r>
+        <w:t>Vandag se datum kry die klas today en die gekose datum kry selected.</w:t>
+      </w:r>
+    </w:p>
+    <w:p>
+      <w:pPr>
+        <w:pStyle w:val="ListParagraph"/>
+        <w:numPr>
+          <w:ilvl w:val="0"/>
+          <w:numId w:val="43"/>
+        </w:numPr>
+      </w:pPr>
+      <w:r>
+        <w:t xml:space="preserve">Wanneer jy op ’n dag klik, word </w:t>
+      </w:r>
+      <w:r>
+        <w:rPr>
+          <w:rStyle w:val="CSSKlasreelsChar"/>
+        </w:rPr>
+        <w:t>selectedCalendarDate</w:t>
+      </w:r>
+      <w:r>
+        <w:t xml:space="preserve"> opgedateer.</w:t>
+      </w:r>
+    </w:p>
+    <w:p>
+      <w:pPr>
+        <w:pStyle w:val="ListParagraph"/>
+        <w:numPr>
+          <w:ilvl w:val="1"/>
+          <w:numId w:val="43"/>
+        </w:numPr>
+      </w:pPr>
+      <w:r>
+        <w:t xml:space="preserve">Die kalender word weer geteken </w:t>
+      </w:r>
+      <w:r>
+        <w:rPr>
+          <w:rStyle w:val="CSSKlasreelsChar"/>
+        </w:rPr>
+        <w:t>(renderFarmCalendar()</w:t>
+      </w:r>
+      <w:r>
+        <w:t>) sodat die geselekteerde dag uitgestaan.</w:t>
+      </w:r>
+    </w:p>
+    <w:p>
+      <w:pPr>
+        <w:pStyle w:val="ListParagraph"/>
+        <w:numPr>
+          <w:ilvl w:val="1"/>
+          <w:numId w:val="43"/>
+        </w:numPr>
+      </w:pPr>
+      <w:r>
+        <w:t xml:space="preserve">Dan word </w:t>
+      </w:r>
+      <w:r>
+        <w:rPr>
+          <w:rStyle w:val="CSSKlasreelsChar"/>
+        </w:rPr>
+        <w:t>renderCalendarEvents()</w:t>
+      </w:r>
+      <w:r>
+        <w:t xml:space="preserve"> geroep om die lys van gebeurtenisse vir daardie spesifieke dag onder die kalender te wys.</w:t>
+      </w:r>
+    </w:p>
+    <w:p>
+      <w:pPr>
+        <w:pStyle w:val="ListParagraph"/>
+        <w:numPr>
+          <w:ilvl w:val="0"/>
+          <w:numId w:val="43"/>
+        </w:numPr>
+      </w:pPr>
+      <w:r>
+        <w:t>Ek het ‘n</w:t>
+      </w:r>
+      <w:r>
+        <w:t xml:space="preserve"> funksie </w:t>
+      </w:r>
+      <w:r>
+        <w:rPr>
+          <w:rStyle w:val="CSSKlasreelsChar"/>
+        </w:rPr>
+        <w:t>(</w:t>
+      </w:r>
+      <w:r>
+        <w:rPr>
+          <w:rStyle w:val="CSSKlasreelsChar"/>
+        </w:rPr>
+        <w:t>renderCalendarEvents()</w:t>
+      </w:r>
+      <w:r>
+        <w:rPr>
+          <w:rStyle w:val="CSSKlasreelsChar"/>
+        </w:rPr>
+        <w:t>)</w:t>
+      </w:r>
+      <w:r>
+        <w:t xml:space="preserve"> wat die </w:t>
+      </w:r>
+      <w:r>
+        <w:t>die gekose datum neem en al die gebeurtenisse vir daardie dag in ’n netjiese lys onder die kalender</w:t>
+      </w:r>
+      <w:r>
+        <w:t xml:space="preserve"> </w:t>
+      </w:r>
+      <w:r>
+        <w:t>wys.</w:t>
+      </w:r>
     </w:p>
     <w:p>
       <w:pPr>
@@ -3668,6 +3887,7 @@
         <w:rPr>
           <w:rFonts w:ascii="MS Gothic" w:eastAsia="MS Gothic" w:hAnsi="MS Gothic" w:cs="MS Gothic" w:hint="eastAsia"/>
         </w:rPr>
+        <w:lastRenderedPageBreak/>
         <w:t>├</w:t>
       </w:r>
       <w:r>
@@ -3927,9 +4147,6 @@
       </w:r>
       <w:r>
         <w:br/>
-      </w:r>
-      <w:r>
-        <w:lastRenderedPageBreak/>
         <w:t xml:space="preserve"> │ </w:t>
       </w:r>
       <w:r>
@@ -6308,7 +6525,7 @@
         <w:rFonts w:ascii="Symbol" w:hAnsi="Symbol" w:hint="default"/>
       </w:rPr>
     </w:lvl>
-    <w:lvl w:ilvl="1" w:tplc="1C090003" w:tentative="1">
+    <w:lvl w:ilvl="1" w:tplc="1C090003">
       <w:start w:val="1"/>
       <w:numFmt w:val="bullet"/>
       <w:lvlText w:val="o"/>

--- a/Fases_Dokumentasie/Fase5_Databasis+Finale-Webblad.docx
+++ b/Fases_Dokumentasie/Fase5_Databasis+Finale-Webblad.docx
@@ -278,7 +278,7 @@
         </w:p>
       </w:sdtContent>
     </w:sdt>
-    <w:bookmarkStart w:id="0" w:name="_Toc228885737" w:displacedByCustomXml="next"/>
+    <w:bookmarkStart w:id="0" w:name="_Toc229576194" w:displacedByCustomXml="next"/>
     <w:sdt>
       <w:sdtPr>
         <w:rPr>
@@ -317,9 +317,10 @@
             </w:tabs>
             <w:rPr>
               <w:rFonts w:eastAsiaTheme="minorEastAsia"/>
+              <w:noProof/>
               <w:sz w:val="24"/>
               <w:szCs w:val="24"/>
-              <w:lang w:eastAsia="en-ZA"/>
+              <w:lang w:val="en-ZA" w:eastAsia="en-ZA"/>
             </w:rPr>
           </w:pPr>
           <w:r>
@@ -331,50 +332,58 @@
           <w:r>
             <w:fldChar w:fldCharType="separate"/>
           </w:r>
-          <w:hyperlink w:anchor="_Toc228885737" w:history="1">
+          <w:hyperlink w:anchor="_Toc229576194" w:history="1">
             <w:r>
               <w:rPr>
                 <w:rStyle w:val="Hyperlink"/>
+                <w:noProof/>
               </w:rPr>
               <w:t>Inhoudsopgawe</w:t>
             </w:r>
             <w:r>
               <w:rPr>
+                <w:noProof/>
                 <w:webHidden/>
               </w:rPr>
               <w:tab/>
             </w:r>
             <w:r>
               <w:rPr>
+                <w:noProof/>
                 <w:webHidden/>
               </w:rPr>
               <w:fldChar w:fldCharType="begin"/>
             </w:r>
             <w:r>
               <w:rPr>
+                <w:noProof/>
                 <w:webHidden/>
               </w:rPr>
-              <w:instrText xml:space="preserve"> PAGEREF _Toc228885737 \h </w:instrText>
+              <w:instrText xml:space="preserve"> PAGEREF _Toc229576194 \h </w:instrText>
             </w:r>
             <w:r>
               <w:rPr>
+                <w:noProof/>
                 <w:webHidden/>
               </w:rPr>
             </w:r>
             <w:r>
               <w:rPr>
+                <w:noProof/>
                 <w:webHidden/>
               </w:rPr>
               <w:fldChar w:fldCharType="separate"/>
             </w:r>
             <w:r>
               <w:rPr>
+                <w:noProof/>
                 <w:webHidden/>
               </w:rPr>
               <w:t>1</w:t>
             </w:r>
             <w:r>
               <w:rPr>
+                <w:noProof/>
                 <w:webHidden/>
               </w:rPr>
               <w:fldChar w:fldCharType="end"/>
@@ -389,57 +398,66 @@
             </w:tabs>
             <w:rPr>
               <w:rFonts w:eastAsiaTheme="minorEastAsia"/>
+              <w:noProof/>
               <w:sz w:val="24"/>
               <w:szCs w:val="24"/>
-              <w:lang w:eastAsia="en-ZA"/>
+              <w:lang w:val="en-ZA" w:eastAsia="en-ZA"/>
             </w:rPr>
           </w:pPr>
-          <w:hyperlink w:anchor="_Toc228885738" w:history="1">
+          <w:hyperlink w:anchor="_Toc229576195" w:history="1">
             <w:r>
               <w:rPr>
                 <w:rStyle w:val="Hyperlink"/>
                 <w:b/>
                 <w:bCs/>
+                <w:noProof/>
               </w:rPr>
               <w:t>Fase 5: Databasis en Finale Webtuiste</w:t>
             </w:r>
             <w:r>
               <w:rPr>
+                <w:noProof/>
                 <w:webHidden/>
               </w:rPr>
               <w:tab/>
             </w:r>
             <w:r>
               <w:rPr>
+                <w:noProof/>
                 <w:webHidden/>
               </w:rPr>
               <w:fldChar w:fldCharType="begin"/>
             </w:r>
             <w:r>
               <w:rPr>
+                <w:noProof/>
                 <w:webHidden/>
               </w:rPr>
-              <w:instrText xml:space="preserve"> PAGEREF _Toc228885738 \h </w:instrText>
+              <w:instrText xml:space="preserve"> PAGEREF _Toc229576195 \h </w:instrText>
             </w:r>
             <w:r>
               <w:rPr>
+                <w:noProof/>
                 <w:webHidden/>
               </w:rPr>
             </w:r>
             <w:r>
               <w:rPr>
+                <w:noProof/>
                 <w:webHidden/>
               </w:rPr>
               <w:fldChar w:fldCharType="separate"/>
             </w:r>
             <w:r>
               <w:rPr>
+                <w:noProof/>
                 <w:webHidden/>
               </w:rPr>
               <w:t>2</w:t>
             </w:r>
             <w:r>
               <w:rPr>
+                <w:noProof/>
                 <w:webHidden/>
               </w:rPr>
               <w:fldChar w:fldCharType="end"/>
@@ -454,55 +472,66 @@
             </w:tabs>
             <w:rPr>
               <w:rFonts w:eastAsiaTheme="minorEastAsia"/>
+              <w:noProof/>
               <w:sz w:val="24"/>
               <w:szCs w:val="24"/>
-              <w:lang w:eastAsia="en-ZA"/>
+              <w:lang w:val="en-ZA" w:eastAsia="en-ZA"/>
             </w:rPr>
           </w:pPr>
-          <w:hyperlink w:anchor="_Toc228885739" w:history="1">
+          <w:hyperlink w:anchor="_Toc229576196" w:history="1">
             <w:r>
               <w:rPr>
                 <w:rStyle w:val="Hyperlink"/>
+                <w:b/>
+                <w:bCs/>
+                <w:noProof/>
               </w:rPr>
               <w:t>Inleiding en doel</w:t>
             </w:r>
             <w:r>
               <w:rPr>
+                <w:noProof/>
                 <w:webHidden/>
               </w:rPr>
               <w:tab/>
             </w:r>
             <w:r>
               <w:rPr>
+                <w:noProof/>
                 <w:webHidden/>
               </w:rPr>
               <w:fldChar w:fldCharType="begin"/>
             </w:r>
             <w:r>
               <w:rPr>
+                <w:noProof/>
                 <w:webHidden/>
               </w:rPr>
-              <w:instrText xml:space="preserve"> PAGEREF _Toc228885739 \h </w:instrText>
+              <w:instrText xml:space="preserve"> PAGEREF _Toc229576196 \h </w:instrText>
             </w:r>
             <w:r>
               <w:rPr>
+                <w:noProof/>
                 <w:webHidden/>
               </w:rPr>
             </w:r>
             <w:r>
               <w:rPr>
+                <w:noProof/>
                 <w:webHidden/>
               </w:rPr>
               <w:fldChar w:fldCharType="separate"/>
             </w:r>
             <w:r>
               <w:rPr>
+                <w:noProof/>
                 <w:webHidden/>
               </w:rPr>
               <w:t>2</w:t>
             </w:r>
             <w:r>
               <w:rPr>
+                <w:noProof/>
                 <w:webHidden/>
               </w:rPr>
               <w:fldChar w:fldCharType="end"/>
@@ -517,55 +546,66 @@
             </w:tabs>
             <w:rPr>
               <w:rFonts w:eastAsiaTheme="minorEastAsia"/>
+              <w:noProof/>
               <w:sz w:val="24"/>
               <w:szCs w:val="24"/>
-              <w:lang w:eastAsia="en-ZA"/>
+              <w:lang w:val="en-ZA" w:eastAsia="en-ZA"/>
             </w:rPr>
           </w:pPr>
-          <w:hyperlink w:anchor="_Toc228885740" w:history="1">
+          <w:hyperlink w:anchor="_Toc229576197" w:history="1">
             <w:r>
               <w:rPr>
                 <w:rStyle w:val="Hyperlink"/>
+                <w:b/>
+                <w:bCs/>
+                <w:noProof/>
               </w:rPr>
               <w:t>Databasis struktuur</w:t>
             </w:r>
             <w:r>
               <w:rPr>
+                <w:noProof/>
                 <w:webHidden/>
               </w:rPr>
               <w:tab/>
             </w:r>
             <w:r>
               <w:rPr>
+                <w:noProof/>
                 <w:webHidden/>
               </w:rPr>
               <w:fldChar w:fldCharType="begin"/>
             </w:r>
             <w:r>
               <w:rPr>
+                <w:noProof/>
                 <w:webHidden/>
               </w:rPr>
-              <w:instrText xml:space="preserve"> PAGEREF _Toc228885740 \h </w:instrText>
+              <w:instrText xml:space="preserve"> PAGEREF _Toc229576197 \h </w:instrText>
             </w:r>
             <w:r>
               <w:rPr>
+                <w:noProof/>
                 <w:webHidden/>
               </w:rPr>
             </w:r>
             <w:r>
               <w:rPr>
+                <w:noProof/>
                 <w:webHidden/>
               </w:rPr>
               <w:fldChar w:fldCharType="separate"/>
             </w:r>
             <w:r>
               <w:rPr>
+                <w:noProof/>
                 <w:webHidden/>
               </w:rPr>
               <w:t>3</w:t>
             </w:r>
             <w:r>
               <w:rPr>
+                <w:noProof/>
                 <w:webHidden/>
               </w:rPr>
               <w:fldChar w:fldCharType="end"/>
@@ -580,55 +620,64 @@
             </w:tabs>
             <w:rPr>
               <w:rFonts w:eastAsiaTheme="minorEastAsia"/>
+              <w:noProof/>
               <w:sz w:val="24"/>
               <w:szCs w:val="24"/>
-              <w:lang w:eastAsia="en-ZA"/>
+              <w:lang w:val="en-ZA" w:eastAsia="en-ZA"/>
             </w:rPr>
           </w:pPr>
-          <w:hyperlink w:anchor="_Toc228885741" w:history="1">
+          <w:hyperlink w:anchor="_Toc229576198" w:history="1">
             <w:r>
               <w:rPr>
                 <w:rStyle w:val="Hyperlink"/>
+                <w:noProof/>
               </w:rPr>
               <w:t>Tabelle gebruik</w:t>
             </w:r>
             <w:r>
               <w:rPr>
+                <w:noProof/>
                 <w:webHidden/>
               </w:rPr>
               <w:tab/>
             </w:r>
             <w:r>
               <w:rPr>
+                <w:noProof/>
                 <w:webHidden/>
               </w:rPr>
               <w:fldChar w:fldCharType="begin"/>
             </w:r>
             <w:r>
               <w:rPr>
+                <w:noProof/>
                 <w:webHidden/>
               </w:rPr>
-              <w:instrText xml:space="preserve"> PAGEREF _Toc228885741 \h </w:instrText>
+              <w:instrText xml:space="preserve"> PAGEREF _Toc229576198 \h </w:instrText>
             </w:r>
             <w:r>
               <w:rPr>
+                <w:noProof/>
                 <w:webHidden/>
               </w:rPr>
             </w:r>
             <w:r>
               <w:rPr>
+                <w:noProof/>
                 <w:webHidden/>
               </w:rPr>
               <w:fldChar w:fldCharType="separate"/>
             </w:r>
             <w:r>
               <w:rPr>
+                <w:noProof/>
                 <w:webHidden/>
               </w:rPr>
               <w:t>3</w:t>
             </w:r>
             <w:r>
               <w:rPr>
+                <w:noProof/>
                 <w:webHidden/>
               </w:rPr>
               <w:fldChar w:fldCharType="end"/>
@@ -643,55 +692,64 @@
             </w:tabs>
             <w:rPr>
               <w:rFonts w:eastAsiaTheme="minorEastAsia"/>
+              <w:noProof/>
               <w:sz w:val="24"/>
               <w:szCs w:val="24"/>
-              <w:lang w:eastAsia="en-ZA"/>
+              <w:lang w:val="en-ZA" w:eastAsia="en-ZA"/>
             </w:rPr>
           </w:pPr>
-          <w:hyperlink w:anchor="_Toc228885742" w:history="1">
+          <w:hyperlink w:anchor="_Toc229576199" w:history="1">
             <w:r>
               <w:rPr>
                 <w:rStyle w:val="Hyperlink"/>
+                <w:noProof/>
               </w:rPr>
               <w:t>CRUD implimentasie</w:t>
             </w:r>
             <w:r>
               <w:rPr>
+                <w:noProof/>
                 <w:webHidden/>
               </w:rPr>
               <w:tab/>
             </w:r>
             <w:r>
               <w:rPr>
+                <w:noProof/>
                 <w:webHidden/>
               </w:rPr>
               <w:fldChar w:fldCharType="begin"/>
             </w:r>
             <w:r>
               <w:rPr>
+                <w:noProof/>
                 <w:webHidden/>
               </w:rPr>
-              <w:instrText xml:space="preserve"> PAGEREF _Toc228885742 \h </w:instrText>
+              <w:instrText xml:space="preserve"> PAGEREF _Toc229576199 \h </w:instrText>
             </w:r>
             <w:r>
               <w:rPr>
+                <w:noProof/>
                 <w:webHidden/>
               </w:rPr>
             </w:r>
             <w:r>
               <w:rPr>
+                <w:noProof/>
                 <w:webHidden/>
               </w:rPr>
               <w:fldChar w:fldCharType="separate"/>
             </w:r>
             <w:r>
               <w:rPr>
+                <w:noProof/>
                 <w:webHidden/>
               </w:rPr>
-              <w:t>3</w:t>
+              <w:t>4</w:t>
             </w:r>
             <w:r>
               <w:rPr>
+                <w:noProof/>
                 <w:webHidden/>
               </w:rPr>
               <w:fldChar w:fldCharType="end"/>
@@ -706,55 +764,214 @@
             </w:tabs>
             <w:rPr>
               <w:rFonts w:eastAsiaTheme="minorEastAsia"/>
+              <w:noProof/>
               <w:sz w:val="24"/>
               <w:szCs w:val="24"/>
-              <w:lang w:eastAsia="en-ZA"/>
+              <w:lang w:val="en-ZA" w:eastAsia="en-ZA"/>
             </w:rPr>
           </w:pPr>
-          <w:hyperlink w:anchor="_Toc228885743" w:history="1">
+          <w:hyperlink w:anchor="_Toc229576200" w:history="1">
             <w:r>
               <w:rPr>
                 <w:rStyle w:val="Hyperlink"/>
+                <w:b/>
+                <w:bCs/>
+                <w:noProof/>
               </w:rPr>
-              <w:t>Fotos / Video</w:t>
+              <w:t>Kalender</w:t>
             </w:r>
             <w:r>
               <w:rPr>
+                <w:noProof/>
                 <w:webHidden/>
               </w:rPr>
               <w:tab/>
             </w:r>
             <w:r>
               <w:rPr>
+                <w:noProof/>
                 <w:webHidden/>
               </w:rPr>
               <w:fldChar w:fldCharType="begin"/>
             </w:r>
             <w:r>
               <w:rPr>
+                <w:noProof/>
                 <w:webHidden/>
               </w:rPr>
-              <w:instrText xml:space="preserve"> PAGEREF _Toc228885743 \h </w:instrText>
+              <w:instrText xml:space="preserve"> PAGEREF _Toc229576200 \h </w:instrText>
             </w:r>
             <w:r>
               <w:rPr>
+                <w:noProof/>
                 <w:webHidden/>
               </w:rPr>
             </w:r>
             <w:r>
               <w:rPr>
+                <w:noProof/>
                 <w:webHidden/>
               </w:rPr>
               <w:fldChar w:fldCharType="separate"/>
             </w:r>
             <w:r>
               <w:rPr>
+                <w:noProof/>
                 <w:webHidden/>
               </w:rPr>
-              <w:t>4</w:t>
+              <w:t>5</w:t>
             </w:r>
             <w:r>
               <w:rPr>
+                <w:noProof/>
+                <w:webHidden/>
+              </w:rPr>
+              <w:fldChar w:fldCharType="end"/>
+            </w:r>
+          </w:hyperlink>
+        </w:p>
+        <w:p>
+          <w:pPr>
+            <w:pStyle w:val="TOC2"/>
+            <w:tabs>
+              <w:tab w:val="right" w:leader="dot" w:pos="9016"/>
+            </w:tabs>
+            <w:rPr>
+              <w:rFonts w:eastAsiaTheme="minorEastAsia"/>
+              <w:noProof/>
+              <w:sz w:val="24"/>
+              <w:szCs w:val="24"/>
+              <w:lang w:val="en-ZA" w:eastAsia="en-ZA"/>
+            </w:rPr>
+          </w:pPr>
+          <w:hyperlink w:anchor="_Toc229576201" w:history="1">
+            <w:r>
+              <w:rPr>
+                <w:rStyle w:val="Hyperlink"/>
+                <w:b/>
+                <w:bCs/>
+                <w:noProof/>
+              </w:rPr>
+              <w:t>Demo Video’s</w:t>
+            </w:r>
+            <w:r>
+              <w:rPr>
+                <w:noProof/>
+                <w:webHidden/>
+              </w:rPr>
+              <w:tab/>
+            </w:r>
+            <w:r>
+              <w:rPr>
+                <w:noProof/>
+                <w:webHidden/>
+              </w:rPr>
+              <w:fldChar w:fldCharType="begin"/>
+            </w:r>
+            <w:r>
+              <w:rPr>
+                <w:noProof/>
+                <w:webHidden/>
+              </w:rPr>
+              <w:instrText xml:space="preserve"> PAGEREF _Toc229576201 \h </w:instrText>
+            </w:r>
+            <w:r>
+              <w:rPr>
+                <w:noProof/>
+                <w:webHidden/>
+              </w:rPr>
+            </w:r>
+            <w:r>
+              <w:rPr>
+                <w:noProof/>
+                <w:webHidden/>
+              </w:rPr>
+              <w:fldChar w:fldCharType="separate"/>
+            </w:r>
+            <w:r>
+              <w:rPr>
+                <w:noProof/>
+                <w:webHidden/>
+              </w:rPr>
+              <w:t>5</w:t>
+            </w:r>
+            <w:r>
+              <w:rPr>
+                <w:noProof/>
+                <w:webHidden/>
+              </w:rPr>
+              <w:fldChar w:fldCharType="end"/>
+            </w:r>
+          </w:hyperlink>
+        </w:p>
+        <w:p>
+          <w:pPr>
+            <w:pStyle w:val="TOC2"/>
+            <w:tabs>
+              <w:tab w:val="right" w:leader="dot" w:pos="9016"/>
+            </w:tabs>
+            <w:rPr>
+              <w:rFonts w:eastAsiaTheme="minorEastAsia"/>
+              <w:noProof/>
+              <w:sz w:val="24"/>
+              <w:szCs w:val="24"/>
+              <w:lang w:val="en-ZA" w:eastAsia="en-ZA"/>
+            </w:rPr>
+          </w:pPr>
+          <w:hyperlink w:anchor="_Toc229576202" w:history="1">
+            <w:r>
+              <w:rPr>
+                <w:rStyle w:val="Hyperlink"/>
+                <w:b/>
+                <w:bCs/>
+                <w:noProof/>
+              </w:rPr>
+              <w:t>Databasis struktuur</w:t>
+            </w:r>
+            <w:r>
+              <w:rPr>
+                <w:noProof/>
+                <w:webHidden/>
+              </w:rPr>
+              <w:tab/>
+            </w:r>
+            <w:r>
+              <w:rPr>
+                <w:noProof/>
+                <w:webHidden/>
+              </w:rPr>
+              <w:fldChar w:fldCharType="begin"/>
+            </w:r>
+            <w:r>
+              <w:rPr>
+                <w:noProof/>
+                <w:webHidden/>
+              </w:rPr>
+              <w:instrText xml:space="preserve"> PAGEREF _Toc229576202 \h </w:instrText>
+            </w:r>
+            <w:r>
+              <w:rPr>
+                <w:noProof/>
+                <w:webHidden/>
+              </w:rPr>
+            </w:r>
+            <w:r>
+              <w:rPr>
+                <w:noProof/>
+                <w:webHidden/>
+              </w:rPr>
+              <w:fldChar w:fldCharType="separate"/>
+            </w:r>
+            <w:r>
+              <w:rPr>
+                <w:noProof/>
+                <w:webHidden/>
+              </w:rPr>
+              <w:t>6</w:t>
+            </w:r>
+            <w:r>
+              <w:rPr>
+                <w:noProof/>
                 <w:webHidden/>
               </w:rPr>
               <w:fldChar w:fldCharType="end"/>
@@ -772,50 +989,60 @@
               <w:bCs/>
             </w:rPr>
           </w:pPr>
-          <w:hyperlink w:anchor="_Toc228885744" w:history="1">
+          <w:hyperlink w:anchor="_Toc229576203" w:history="1">
             <w:r>
               <w:rPr>
                 <w:rStyle w:val="Hyperlink"/>
+                <w:b/>
+                <w:bCs/>
+                <w:noProof/>
               </w:rPr>
               <w:t>Leergidsstruktuur (65 leers)</w:t>
             </w:r>
             <w:r>
               <w:rPr>
+                <w:noProof/>
                 <w:webHidden/>
               </w:rPr>
               <w:tab/>
             </w:r>
             <w:r>
               <w:rPr>
+                <w:noProof/>
                 <w:webHidden/>
               </w:rPr>
               <w:fldChar w:fldCharType="begin"/>
             </w:r>
             <w:r>
               <w:rPr>
+                <w:noProof/>
                 <w:webHidden/>
               </w:rPr>
-              <w:instrText xml:space="preserve"> PAGEREF _Toc228885744 \h </w:instrText>
+              <w:instrText xml:space="preserve"> PAGEREF _Toc229576203 \h </w:instrText>
             </w:r>
             <w:r>
               <w:rPr>
+                <w:noProof/>
                 <w:webHidden/>
               </w:rPr>
             </w:r>
             <w:r>
               <w:rPr>
+                <w:noProof/>
                 <w:webHidden/>
               </w:rPr>
               <w:fldChar w:fldCharType="separate"/>
             </w:r>
             <w:r>
               <w:rPr>
+                <w:noProof/>
                 <w:webHidden/>
               </w:rPr>
-              <w:t>4</w:t>
+              <w:t>6</w:t>
             </w:r>
             <w:r>
               <w:rPr>
+                <w:noProof/>
                 <w:webHidden/>
               </w:rPr>
               <w:fldChar w:fldCharType="end"/>
@@ -854,7 +1081,7 @@
           <w:bCs/>
         </w:rPr>
       </w:pPr>
-      <w:bookmarkStart w:id="2" w:name="_Toc228885738"/>
+      <w:bookmarkStart w:id="2" w:name="_Toc229576195"/>
       <w:r>
         <w:rPr>
           <w:b/>
@@ -997,7 +1224,7 @@
           <w:bCs/>
         </w:rPr>
       </w:pPr>
-      <w:bookmarkStart w:id="3" w:name="_Toc228885739"/>
+      <w:bookmarkStart w:id="3" w:name="_Toc229576196"/>
       <w:r>
         <w:rPr>
           <w:b/>
@@ -1078,7 +1305,7 @@
           <w:bCs/>
         </w:rPr>
       </w:pPr>
-      <w:bookmarkStart w:id="5" w:name="_Toc228885740"/>
+      <w:bookmarkStart w:id="5" w:name="_Toc229576197"/>
       <w:r>
         <w:rPr>
           <w:b/>
@@ -1148,10 +1375,7 @@
         <w:t xml:space="preserve">Ek het ‘n logboek wat alle veranderinge </w:t>
       </w:r>
       <w:r>
-        <w:t>(enige CRUD funksies)</w:t>
-      </w:r>
-      <w:r>
-        <w:t xml:space="preserve"> </w:t>
+        <w:t xml:space="preserve">(enige CRUD funksies) </w:t>
       </w:r>
       <w:r>
         <w:t xml:space="preserve">aan die databasis wys </w:t>
@@ -1198,7 +1422,7 @@
         <w:pStyle w:val="Heading3"/>
         <w:shd w:val="clear" w:color="auto" w:fill="DEEAF6" w:themeFill="accent5" w:themeFillTint="33"/>
       </w:pPr>
-      <w:bookmarkStart w:id="6" w:name="_Toc228885741"/>
+      <w:bookmarkStart w:id="6" w:name="_Toc229576198"/>
       <w:r>
         <w:t>Tabelle gebruik</w:t>
       </w:r>
@@ -1444,10 +1668,7 @@
         <w:t>Herbestel punt met verstekwaarde van 5</w:t>
       </w:r>
       <w:r>
-        <w:t xml:space="preserve"> </w:t>
-      </w:r>
-      <w:r>
-        <w:t>en moet groter of gelyk aan 0 wees</w:t>
+        <w:t xml:space="preserve"> en moet groter of gelyk aan 0 wees</w:t>
       </w:r>
       <w:r>
         <w:t>.</w:t>
@@ -1503,10 +1724,7 @@
         <w:t xml:space="preserve"> </w:t>
       </w:r>
       <w:r>
-        <w:t>geskryf</w:t>
-      </w:r>
-      <w:r>
-        <w:t xml:space="preserve"> soos hieronder gesien</w:t>
+        <w:t>geskryf soos hieronder gesien</w:t>
       </w:r>
       <w:r>
         <w:t>.</w:t>
@@ -1514,6 +1732,9 @@
     </w:p>
     <w:p>
       <w:r>
+        <w:rPr>
+          <w:noProof/>
+        </w:rPr>
         <w:drawing>
           <wp:anchor distT="0" distB="0" distL="114300" distR="114300" simplePos="0" relativeHeight="251660288" behindDoc="1" locked="0" layoutInCell="1" allowOverlap="1" wp14:anchorId="709E91FB" wp14:editId="76954F63">
             <wp:simplePos x="0" y="0"/>
@@ -1886,21 +2107,7 @@
           <w:b/>
           <w:bCs/>
         </w:rPr>
-        <w:t xml:space="preserve">Tabel </w:t>
-      </w:r>
-      <w:r>
-        <w:rPr>
-          <w:b/>
-          <w:bCs/>
-        </w:rPr>
-        <w:t>3</w:t>
-      </w:r>
-      <w:r>
-        <w:rPr>
-          <w:b/>
-          <w:bCs/>
-        </w:rPr>
-        <w:t>: GEBRUIKER</w:t>
+        <w:t>Tabel 3: GEBRUIKER</w:t>
       </w:r>
     </w:p>
     <w:p>
@@ -2087,21 +2294,7 @@
           <w:b/>
           <w:bCs/>
         </w:rPr>
-        <w:t xml:space="preserve">Tabel </w:t>
-      </w:r>
-      <w:r>
-        <w:rPr>
-          <w:b/>
-          <w:bCs/>
-        </w:rPr>
-        <w:t>4</w:t>
-      </w:r>
-      <w:r>
-        <w:rPr>
-          <w:b/>
-          <w:bCs/>
-        </w:rPr>
-        <w:t>: MANDJIE_ITEM</w:t>
+        <w:t>Tabel 4: MANDJIE_ITEM</w:t>
       </w:r>
     </w:p>
     <w:p>
@@ -2341,21 +2534,7 @@
           <w:b/>
           <w:bCs/>
         </w:rPr>
-        <w:t xml:space="preserve">Tabel </w:t>
-      </w:r>
-      <w:r>
-        <w:rPr>
-          <w:b/>
-          <w:bCs/>
-        </w:rPr>
-        <w:t>5</w:t>
-      </w:r>
-      <w:r>
-        <w:rPr>
-          <w:b/>
-          <w:bCs/>
-        </w:rPr>
-        <w:t>: BESTELLING</w:t>
+        <w:t>Tabel 5: BESTELLING</w:t>
       </w:r>
     </w:p>
     <w:p>
@@ -2378,10 +2557,7 @@
         <w:t>GEBRUIKER</w:t>
       </w:r>
       <w:r>
-        <w:t xml:space="preserve"> tabel vir die stoor van elke gebruiker se</w:t>
-      </w:r>
-      <w:r>
-        <w:t xml:space="preserve"> bestellings</w:t>
+        <w:t xml:space="preserve"> tabel vir die stoor van elke gebruiker se bestellings</w:t>
       </w:r>
       <w:r>
         <w:t>.</w:t>
@@ -2590,21 +2766,7 @@
           <w:b/>
           <w:bCs/>
         </w:rPr>
-        <w:t xml:space="preserve">Tabel </w:t>
-      </w:r>
-      <w:r>
-        <w:rPr>
-          <w:b/>
-          <w:bCs/>
-        </w:rPr>
-        <w:t>6</w:t>
-      </w:r>
-      <w:r>
-        <w:rPr>
-          <w:b/>
-          <w:bCs/>
-        </w:rPr>
-        <w:t>: BESTELLING_ITEM</w:t>
+        <w:t>Tabel 6: BESTELLING_ITEM</w:t>
       </w:r>
     </w:p>
     <w:p>
@@ -2628,10 +2790,7 @@
         <w:t>BESTELLING</w:t>
       </w:r>
       <w:r>
-        <w:t xml:space="preserve"> tabel</w:t>
-      </w:r>
-      <w:r>
-        <w:t xml:space="preserve"> vir elke item en hul besonderhede in ‘n besteling</w:t>
+        <w:t xml:space="preserve"> tabel vir elke item en hul besonderhede in ‘n besteling</w:t>
       </w:r>
       <w:r>
         <w:t>.</w:t>
@@ -2823,7 +2982,7 @@
         <w:pStyle w:val="Heading3"/>
         <w:shd w:val="clear" w:color="auto" w:fill="DEEAF6" w:themeFill="accent5" w:themeFillTint="33"/>
       </w:pPr>
-      <w:bookmarkStart w:id="7" w:name="_Toc228885742"/>
+      <w:bookmarkStart w:id="7" w:name="_Toc229576199"/>
       <w:r>
         <w:t>CRUD implimentasie</w:t>
       </w:r>
@@ -3079,6 +3238,7 @@
           <w:bCs/>
         </w:rPr>
       </w:pPr>
+      <w:bookmarkStart w:id="8" w:name="_Toc229576200"/>
       <w:r>
         <w:rPr>
           <w:b/>
@@ -3087,6 +3247,7 @@
         <w:lastRenderedPageBreak/>
         <w:t>Kalender</w:t>
       </w:r>
+      <w:bookmarkEnd w:id="8"/>
     </w:p>
     <w:p>
       <w:pPr>
@@ -3382,13 +3543,7 @@
         <w:t xml:space="preserve"> wat die </w:t>
       </w:r>
       <w:r>
-        <w:t>die gekose datum neem en al die gebeurtenisse vir daardie dag in ’n netjiese lys onder die kalender</w:t>
-      </w:r>
-      <w:r>
-        <w:t xml:space="preserve"> </w:t>
-      </w:r>
-      <w:r>
-        <w:t>wys.</w:t>
+        <w:t>die gekose datum neem en al die gebeurtenisse vir daardie dag in ’n netjiese lys onder die kalender wys.</w:t>
       </w:r>
     </w:p>
     <w:p>
@@ -3402,8 +3557,8 @@
           <w:bCs/>
         </w:rPr>
       </w:pPr>
-      <w:bookmarkStart w:id="8" w:name="_Toc221612750"/>
-      <w:bookmarkStart w:id="9" w:name="_Toc228885743"/>
+      <w:bookmarkStart w:id="9" w:name="_Toc221612750"/>
+      <w:bookmarkStart w:id="10" w:name="_Toc229576201"/>
       <w:r>
         <w:rPr>
           <w:b/>
@@ -3418,7 +3573,6 @@
         </w:rPr>
         <w:t>Video</w:t>
       </w:r>
-      <w:bookmarkEnd w:id="8"/>
       <w:bookmarkEnd w:id="9"/>
       <w:r>
         <w:rPr>
@@ -3427,6 +3581,7 @@
         </w:rPr>
         <w:t>’s</w:t>
       </w:r>
+      <w:bookmarkEnd w:id="10"/>
     </w:p>
     <w:p>
       <w:pPr>
@@ -3628,11 +3783,6 @@
     </w:p>
     <w:p>
       <w:pPr>
-        <w:spacing w:after="0"/>
-      </w:pPr>
-    </w:p>
-    <w:p>
-      <w:pPr>
         <w:pStyle w:val="Heading2"/>
         <w:shd w:val="clear" w:color="auto" w:fill="BDD6EE" w:themeFill="accent5" w:themeFillTint="66"/>
         <w:spacing w:after="240"/>
@@ -3642,29 +3792,111 @@
           <w:bCs/>
         </w:rPr>
       </w:pPr>
-      <w:bookmarkStart w:id="10" w:name="_Toc228885744"/>
+      <w:bookmarkStart w:id="11" w:name="_Toc229576202"/>
       <w:r>
         <w:rPr>
           <w:b/>
           <w:bCs/>
         </w:rPr>
-        <w:t>Leergidsstruktuur (65 leers)</w:t>
-      </w:r>
-      <w:bookmarkEnd w:id="10"/>
+        <w:lastRenderedPageBreak/>
+        <w:t>Databasis struktuur</w:t>
+      </w:r>
+      <w:bookmarkEnd w:id="11"/>
     </w:p>
     <w:p>
       <w:r>
         <w:rPr>
+          <w:noProof/>
+        </w:rPr>
+        <w:drawing>
+          <wp:inline distT="0" distB="0" distL="0" distR="0" wp14:anchorId="60436859" wp14:editId="5A9ABBD4">
+            <wp:extent cx="5216837" cy="5093335"/>
+            <wp:effectExtent l="0" t="0" r="0" b="0"/>
+            <wp:docPr id="1610387045" name="Picture 1"/>
+            <wp:cNvGraphicFramePr>
+              <a:graphicFrameLocks xmlns:a="http://schemas.openxmlformats.org/drawingml/2006/main" noChangeAspect="1"/>
+            </wp:cNvGraphicFramePr>
+            <a:graphic xmlns:a="http://schemas.openxmlformats.org/drawingml/2006/main">
+              <a:graphicData uri="http://schemas.openxmlformats.org/drawingml/2006/picture">
+                <pic:pic xmlns:pic="http://schemas.openxmlformats.org/drawingml/2006/picture">
+                  <pic:nvPicPr>
+                    <pic:cNvPr id="0" name="Picture 16"/>
+                    <pic:cNvPicPr>
+                      <a:picLocks noChangeAspect="1" noChangeArrowheads="1"/>
+                    </pic:cNvPicPr>
+                  </pic:nvPicPr>
+                  <pic:blipFill rotWithShape="1">
+                    <a:blip r:embed="rId14" cstate="print">
+                      <a:extLst>
+                        <a:ext uri="{28A0092B-C50C-407E-A947-70E740481C1C}">
+                          <a14:useLocalDpi xmlns:a14="http://schemas.microsoft.com/office/drawing/2010/main" val="0"/>
+                        </a:ext>
+                      </a:extLst>
+                    </a:blip>
+                    <a:srcRect l="2378" t="2291" r="2623" b="2782"/>
+                    <a:stretch>
+                      <a:fillRect/>
+                    </a:stretch>
+                  </pic:blipFill>
+                  <pic:spPr bwMode="auto">
+                    <a:xfrm>
+                      <a:off x="0" y="0"/>
+                      <a:ext cx="5216837" cy="5093335"/>
+                    </a:xfrm>
+                    <a:prstGeom prst="rect">
+                      <a:avLst/>
+                    </a:prstGeom>
+                    <a:noFill/>
+                    <a:ln>
+                      <a:noFill/>
+                    </a:ln>
+                    <a:extLst>
+                      <a:ext uri="{53640926-AAD7-44D8-BBD7-CCE9431645EC}">
+                        <a14:shadowObscured xmlns:a14="http://schemas.microsoft.com/office/drawing/2010/main"/>
+                      </a:ext>
+                    </a:extLst>
+                  </pic:spPr>
+                </pic:pic>
+              </a:graphicData>
+            </a:graphic>
+          </wp:inline>
+        </w:drawing>
+      </w:r>
+    </w:p>
+    <w:p>
+      <w:pPr>
+        <w:pStyle w:val="Heading2"/>
+        <w:shd w:val="clear" w:color="auto" w:fill="BDD6EE" w:themeFill="accent5" w:themeFillTint="66"/>
+        <w:spacing w:after="240"/>
+        <w:jc w:val="center"/>
+        <w:rPr>
           <w:b/>
           <w:bCs/>
         </w:rPr>
-        <w:t>Skaapboerdery/</w:t>
-      </w:r>
+      </w:pPr>
+      <w:bookmarkStart w:id="12" w:name="_Toc229576203"/>
       <w:r>
         <w:rPr>
           <w:b/>
           <w:bCs/>
         </w:rPr>
+        <w:t>Leergidsstruktuur (65 leers)</w:t>
+      </w:r>
+      <w:bookmarkEnd w:id="12"/>
+    </w:p>
+    <w:p>
+      <w:r>
+        <w:rPr>
+          <w:b/>
+          <w:bCs/>
+        </w:rPr>
+        <w:t>Skaapboerdery/</w:t>
+      </w:r>
+      <w:r>
+        <w:rPr>
+          <w:b/>
+          <w:bCs/>
+        </w:rPr>
         <w:br/>
       </w:r>
       <w:r>
@@ -3887,7 +4119,6 @@
         <w:rPr>
           <w:rFonts w:ascii="MS Gothic" w:eastAsia="MS Gothic" w:hAnsi="MS Gothic" w:cs="MS Gothic" w:hint="eastAsia"/>
         </w:rPr>
-        <w:lastRenderedPageBreak/>
         <w:t>├</w:t>
       </w:r>
       <w:r>
@@ -3917,6 +4148,7 @@
           <w:b/>
           <w:bCs/>
         </w:rPr>
+        <w:lastRenderedPageBreak/>
         <w:t>├</w:t>
       </w:r>
       <w:r>
@@ -9643,6 +9875,7 @@
   <w:style w:type="character" w:default="1" w:styleId="DefaultParagraphFont">
     <w:name w:val="Default Paragraph Font"/>
     <w:uiPriority w:val="1"/>
+    <w:semiHidden/>
     <w:unhideWhenUsed/>
   </w:style>
   <w:style w:type="table" w:default="1" w:styleId="TableNormal">
